--- a/docs/ROLE_WISE_DOCUMENT_RESPONSIBILITY_MATRIX.docx
+++ b/docs/ROLE_WISE_DOCUMENT_RESPONSIBILITY_MATRIX.docx
@@ -21,7 +21,7 @@
           <w:color w:val="0F172A"/>
           <w:sz w:val="32"/>
         </w:rPr>
-        <w:t>IN-HOUSE PMO TOOL: MODULE-WISE ROLES, DOCUMENT REPOSITORY &amp; ACCESS MATRIX</w:t>
+        <w:t>PMO TOOL: DOCUMENT SCOPE TO SYSTEM FEATURE MAPPING MATRIX</w:t>
       </w:r>
     </w:p>
     <w:p>
@@ -34,21 +34,21 @@
           <w:color w:val="475569"/>
           <w:sz w:val="19"/>
         </w:rPr>
-        <w:t>Aligned to Senior Management Guidelines for HTLS (GETCO 414) &amp; OPGW (KPTCL) Turnkey Projects</w:t>
+        <w:t>Complete Traceability of Management Documentation Scope to Present Software Modules &amp; Features</w:t>
         <w:br/>
-        <w:t>Document Ref: APAR-PMO-SOP-2026-REV3 | Effective: October 2026</w:t>
+        <w:t>Demo Benchmarks: HTLS (GETCO 414) &amp; OPGW (KPTCL) | SOP Ref: APAR-PMO-MAP-2026-REV4</w:t>
       </w:r>
     </w:p>
     <w:p>
       <w:pPr>
-        <w:spacing w:after="240"/>
+        <w:spacing w:after="200"/>
       </w:pPr>
       <w:r>
         <w:rPr>
           <w:color w:val="1E293B"/>
           <w:sz w:val="19"/>
         </w:rPr>
-        <w:t>Executive Directive: As mandated by Senior Management, the In-House EPC PMO Tool is structured into 8 Dedicated Operational Modules. This standard operating procedure defines the precise document upload responsibilities, editing controls, authorization thresholds, and system lock triggers for each lead owner and their respective teams across both HTLS (GETCO 414) and OPGW (KPTCL) projects.</w:t>
+        <w:t>Executive Mapping Overview: Every document item specified in Senior Management's PMO Tool directive has been meticulously mapped to its exact frontend route, UI feature screen, interactive component, and edit/lock permissions in the present EPC Suite application. This matrix guarantees 100% feature-to-scope coverage for all 8 core management modules across both HTLS (GETCO 414) and OPGW (KPTCL) projects.</w:t>
       </w:r>
     </w:p>
     <w:p>
@@ -59,9 +59,9 @@
       <w:r>
         <w:rPr>
           <w:color w:val="0F172A"/>
-          <w:sz w:val="25"/>
+          <w:sz w:val="24"/>
         </w:rPr>
-        <w:t>1. Management Master Module &amp; Lead Owner Directory</w:t>
+        <w:t>1. Executive Scope-to-System Feature Traceability Table</w:t>
       </w:r>
     </w:p>
     <w:tbl>
@@ -72,22 +72,23 @@
         <w:tblLook w:firstColumn="1" w:firstRow="1" w:lastColumn="0" w:lastRow="0" w:noHBand="0" w:noVBand="1" w:val="04A0"/>
       </w:tblPr>
       <w:tblGrid>
-        <w:gridCol w:w="2045"/>
-        <w:gridCol w:w="2045"/>
-        <w:gridCol w:w="2045"/>
-        <w:gridCol w:w="2045"/>
-        <w:gridCol w:w="2045"/>
+        <w:gridCol w:w="1728"/>
+        <w:gridCol w:w="1728"/>
+        <w:gridCol w:w="1728"/>
+        <w:gridCol w:w="1728"/>
+        <w:gridCol w:w="1728"/>
+        <w:gridCol w:w="1728"/>
       </w:tblGrid>
       <w:tr>
         <w:tc>
           <w:tcPr>
-            <w:tcW w:type="dxa" w:w="864"/>
+            <w:tcW w:type="dxa" w:w="720"/>
             <w:shd w:fill="0F172A"/>
             <w:tcMar>
-              <w:top w:w="100" w:type="dxa"/>
-              <w:bottom w:w="100" w:type="dxa"/>
-              <w:left w:w="80" w:type="dxa"/>
-              <w:right w:w="80" w:type="dxa"/>
+              <w:top w:w="90" w:type="dxa"/>
+              <w:bottom w:w="90" w:type="dxa"/>
+              <w:left w:w="70" w:type="dxa"/>
+              <w:right w:w="70" w:type="dxa"/>
             </w:tcMar>
           </w:tcPr>
           <w:p>
@@ -95,7 +96,7 @@
               <w:rPr>
                 <w:b/>
                 <w:color w:val="FFFFFF"/>
-                <w:sz w:val="17"/>
+                <w:sz w:val="15"/>
               </w:rPr>
               <w:t>Mod #</w:t>
             </w:r>
@@ -103,13 +104,13 @@
         </w:tc>
         <w:tc>
           <w:tcPr>
-            <w:tcW w:type="dxa" w:w="2880"/>
+            <w:tcW w:type="dxa" w:w="1872"/>
             <w:shd w:fill="0F172A"/>
             <w:tcMar>
-              <w:top w:w="100" w:type="dxa"/>
-              <w:bottom w:w="100" w:type="dxa"/>
-              <w:left w:w="80" w:type="dxa"/>
-              <w:right w:w="80" w:type="dxa"/>
+              <w:top w:w="90" w:type="dxa"/>
+              <w:bottom w:w="90" w:type="dxa"/>
+              <w:left w:w="70" w:type="dxa"/>
+              <w:right w:w="70" w:type="dxa"/>
             </w:tcMar>
           </w:tcPr>
           <w:p>
@@ -117,7 +118,7 @@
               <w:rPr>
                 <w:b/>
                 <w:color w:val="FFFFFF"/>
-                <w:sz w:val="17"/>
+                <w:sz w:val="15"/>
               </w:rPr>
               <w:t>Module Name</w:t>
             </w:r>
@@ -125,13 +126,13 @@
         </w:tc>
         <w:tc>
           <w:tcPr>
-            <w:tcW w:type="dxa" w:w="2160"/>
+            <w:tcW w:type="dxa" w:w="1584"/>
             <w:shd w:fill="0F172A"/>
             <w:tcMar>
-              <w:top w:w="100" w:type="dxa"/>
-              <w:bottom w:w="100" w:type="dxa"/>
-              <w:left w:w="80" w:type="dxa"/>
-              <w:right w:w="80" w:type="dxa"/>
+              <w:top w:w="90" w:type="dxa"/>
+              <w:bottom w:w="90" w:type="dxa"/>
+              <w:left w:w="70" w:type="dxa"/>
+              <w:right w:w="70" w:type="dxa"/>
             </w:tcMar>
           </w:tcPr>
           <w:p>
@@ -139,21 +140,21 @@
               <w:rPr>
                 <w:b/>
                 <w:color w:val="FFFFFF"/>
-                <w:sz w:val="17"/>
-              </w:rPr>
-              <w:t>Designated Lead(s)</w:t>
-            </w:r>
-          </w:p>
-        </w:tc>
-        <w:tc>
-          <w:tcPr>
-            <w:tcW w:type="dxa" w:w="2160"/>
+                <w:sz w:val="15"/>
+              </w:rPr>
+              <w:t>Lead Owner(s)</w:t>
+            </w:r>
+          </w:p>
+        </w:tc>
+        <w:tc>
+          <w:tcPr>
+            <w:tcW w:type="dxa" w:w="2592"/>
             <w:shd w:fill="0F172A"/>
             <w:tcMar>
-              <w:top w:w="100" w:type="dxa"/>
-              <w:bottom w:w="100" w:type="dxa"/>
-              <w:left w:w="80" w:type="dxa"/>
-              <w:right w:w="80" w:type="dxa"/>
+              <w:top w:w="90" w:type="dxa"/>
+              <w:bottom w:w="90" w:type="dxa"/>
+              <w:left w:w="70" w:type="dxa"/>
+              <w:right w:w="70" w:type="dxa"/>
             </w:tcMar>
           </w:tcPr>
           <w:p>
@@ -161,21 +162,21 @@
               <w:rPr>
                 <w:b/>
                 <w:color w:val="FFFFFF"/>
-                <w:sz w:val="17"/>
-              </w:rPr>
-              <w:t>Core Department</w:t>
-            </w:r>
-          </w:p>
-        </w:tc>
-        <w:tc>
-          <w:tcPr>
-            <w:tcW w:type="dxa" w:w="3168"/>
+                <w:sz w:val="15"/>
+              </w:rPr>
+              <w:t>Primary Documentation Scope</w:t>
+            </w:r>
+          </w:p>
+        </w:tc>
+        <w:tc>
+          <w:tcPr>
+            <w:tcW w:type="dxa" w:w="2304"/>
             <w:shd w:fill="0F172A"/>
             <w:tcMar>
-              <w:top w:w="100" w:type="dxa"/>
-              <w:bottom w:w="100" w:type="dxa"/>
-              <w:left w:w="80" w:type="dxa"/>
-              <w:right w:w="80" w:type="dxa"/>
+              <w:top w:w="90" w:type="dxa"/>
+              <w:bottom w:w="90" w:type="dxa"/>
+              <w:left w:w="70" w:type="dxa"/>
+              <w:right w:w="70" w:type="dxa"/>
             </w:tcMar>
           </w:tcPr>
           <w:p>
@@ -183,9 +184,31 @@
               <w:rPr>
                 <w:b/>
                 <w:color w:val="FFFFFF"/>
-                <w:sz w:val="17"/>
-              </w:rPr>
-              <w:t>Primary Documentation Scope</w:t>
+                <w:sz w:val="15"/>
+              </w:rPr>
+              <w:t>Present System Routes &amp; Files</w:t>
+            </w:r>
+          </w:p>
+        </w:tc>
+        <w:tc>
+          <w:tcPr>
+            <w:tcW w:type="dxa" w:w="2592"/>
+            <w:shd w:fill="0F172A"/>
+            <w:tcMar>
+              <w:top w:w="90" w:type="dxa"/>
+              <w:bottom w:w="90" w:type="dxa"/>
+              <w:left w:w="70" w:type="dxa"/>
+              <w:right w:w="70" w:type="dxa"/>
+            </w:tcMar>
+          </w:tcPr>
+          <w:p>
+            <w:r>
+              <w:rPr>
+                <w:b/>
+                <w:color w:val="FFFFFF"/>
+                <w:sz w:val="15"/>
+              </w:rPr>
+              <w:t>Specific Screen Features &amp; UI Components</w:t>
             </w:r>
           </w:p>
         </w:tc>
@@ -193,20 +216,20 @@
       <w:tr>
         <w:tc>
           <w:tcPr>
-            <w:tcW w:type="dxa" w:w="864"/>
+            <w:tcW w:type="dxa" w:w="720"/>
             <w:shd w:fill="FFFFFF"/>
             <w:tcMar>
-              <w:top w:w="70" w:type="dxa"/>
-              <w:bottom w:w="70" w:type="dxa"/>
-              <w:left w:w="80" w:type="dxa"/>
-              <w:right w:w="80" w:type="dxa"/>
+              <w:top w:w="60" w:type="dxa"/>
+              <w:bottom w:w="60" w:type="dxa"/>
+              <w:left w:w="70" w:type="dxa"/>
+              <w:right w:w="70" w:type="dxa"/>
             </w:tcMar>
           </w:tcPr>
           <w:p>
             <w:r>
               <w:rPr>
                 <w:b/>
-                <w:sz w:val="17"/>
+                <w:sz w:val="15"/>
               </w:rPr>
               <w:t>M-01</w:t>
             </w:r>
@@ -214,13 +237,13 @@
         </w:tc>
         <w:tc>
           <w:tcPr>
-            <w:tcW w:type="dxa" w:w="2880"/>
+            <w:tcW w:type="dxa" w:w="1872"/>
             <w:shd w:fill="FFFFFF"/>
             <w:tcMar>
-              <w:top w:w="70" w:type="dxa"/>
-              <w:bottom w:w="70" w:type="dxa"/>
-              <w:left w:w="80" w:type="dxa"/>
-              <w:right w:w="80" w:type="dxa"/>
+              <w:top w:w="60" w:type="dxa"/>
+              <w:bottom w:w="60" w:type="dxa"/>
+              <w:left w:w="70" w:type="dxa"/>
+              <w:right w:w="70" w:type="dxa"/>
             </w:tcMar>
           </w:tcPr>
           <w:p>
@@ -228,27 +251,27 @@
               <w:rPr>
                 <w:b/>
                 <w:color w:val="1E293B"/>
-                <w:sz w:val="17"/>
-              </w:rPr>
-              <w:t>L1 / LOI / LOA / Contract / BG</w:t>
-            </w:r>
-          </w:p>
-        </w:tc>
-        <w:tc>
-          <w:tcPr>
-            <w:tcW w:type="dxa" w:w="2160"/>
+                <w:sz w:val="15"/>
+              </w:rPr>
+              <w:t>L1 / LOI / LOA / Contract Agreement / Bank Guarantees</w:t>
+            </w:r>
+          </w:p>
+        </w:tc>
+        <w:tc>
+          <w:tcPr>
+            <w:tcW w:type="dxa" w:w="1584"/>
             <w:shd w:fill="FFFFFF"/>
             <w:tcMar>
-              <w:top w:w="70" w:type="dxa"/>
-              <w:bottom w:w="70" w:type="dxa"/>
-              <w:left w:w="80" w:type="dxa"/>
-              <w:right w:w="80" w:type="dxa"/>
-            </w:tcMar>
-          </w:tcPr>
-          <w:p>
-            <w:r>
-              <w:rPr>
-                <w:sz w:val="17"/>
+              <w:top w:w="60" w:type="dxa"/>
+              <w:bottom w:w="60" w:type="dxa"/>
+              <w:left w:w="70" w:type="dxa"/>
+              <w:right w:w="70" w:type="dxa"/>
+            </w:tcMar>
+          </w:tcPr>
+          <w:p>
+            <w:r>
+              <w:rPr>
+                <w:sz w:val="15"/>
               </w:rPr>
               <w:t>Mr. Nilesh Tiwari</w:t>
             </w:r>
@@ -256,41 +279,79 @@
         </w:tc>
         <w:tc>
           <w:tcPr>
-            <w:tcW w:type="dxa" w:w="2160"/>
+            <w:tcW w:type="dxa" w:w="2592"/>
             <w:shd w:fill="FFFFFF"/>
             <w:tcMar>
-              <w:top w:w="70" w:type="dxa"/>
-              <w:bottom w:w="70" w:type="dxa"/>
-              <w:left w:w="80" w:type="dxa"/>
-              <w:right w:w="80" w:type="dxa"/>
-            </w:tcMar>
-          </w:tcPr>
-          <w:p>
-            <w:r>
-              <w:rPr>
-                <w:sz w:val="17"/>
-              </w:rPr>
-              <w:t>Tendering &amp; Contracts</w:t>
-            </w:r>
-          </w:p>
-        </w:tc>
-        <w:tc>
-          <w:tcPr>
-            <w:tcW w:type="dxa" w:w="3168"/>
+              <w:top w:w="60" w:type="dxa"/>
+              <w:bottom w:w="60" w:type="dxa"/>
+              <w:left w:w="70" w:type="dxa"/>
+              <w:right w:w="70" w:type="dxa"/>
+            </w:tcMar>
+          </w:tcPr>
+          <w:p>
+            <w:r>
+              <w:rPr>
+                <w:sz w:val="15"/>
+              </w:rPr>
+              <w:t>• L1 Intimation &amp; Price Bid</w:t>
+              <w:br/>
+              <w:t>• LOI / Letter of Award (LOA)</w:t>
+              <w:br/>
+              <w:t>• Contract Agreement &amp; Mother BOQ</w:t>
+              <w:br/>
+              <w:t>• Contract Performance BG (CPBG)</w:t>
+              <w:br/>
+              <w:t>• Advance Payment BG (APBG)</w:t>
+              <w:br/>
+              <w:t>• Contract Amendments &amp; Variations</w:t>
+            </w:r>
+          </w:p>
+        </w:tc>
+        <w:tc>
+          <w:tcPr>
+            <w:tcW w:type="dxa" w:w="2304"/>
             <w:shd w:fill="FFFFFF"/>
             <w:tcMar>
-              <w:top w:w="70" w:type="dxa"/>
-              <w:bottom w:w="70" w:type="dxa"/>
-              <w:left w:w="80" w:type="dxa"/>
-              <w:right w:w="80" w:type="dxa"/>
-            </w:tcMar>
-          </w:tcPr>
-          <w:p>
-            <w:r>
-              <w:rPr>
-                <w:sz w:val="17"/>
-              </w:rPr>
-              <w:t>LOA, Contract Agreement, Mother BOQ, CPBG, APBG, Amendments</w:t>
+              <w:top w:w="60" w:type="dxa"/>
+              <w:bottom w:w="60" w:type="dxa"/>
+              <w:left w:w="70" w:type="dxa"/>
+              <w:right w:w="70" w:type="dxa"/>
+            </w:tcMar>
+          </w:tcPr>
+          <w:p>
+            <w:r>
+              <w:rPr>
+                <w:sz w:val="15"/>
+              </w:rPr>
+              <w:t>• /bidding (BidDetail.tsx)</w:t>
+              <w:br/>
+              <w:t>• /award (AwardDetail.tsx)</w:t>
+              <w:br/>
+              <w:t>• /contracts (ContractList.tsx - Mother BOQ Tab)</w:t>
+              <w:br/>
+              <w:t>• /golden-period/bank-guarantees (BankGuaranteeTracker.tsx)</w:t>
+              <w:br/>
+              <w:t>• /po-amendments (POAmendmentList.tsx)</w:t>
+            </w:r>
+          </w:p>
+        </w:tc>
+        <w:tc>
+          <w:tcPr>
+            <w:tcW w:type="dxa" w:w="2592"/>
+            <w:shd w:fill="FFFFFF"/>
+            <w:tcMar>
+              <w:top w:w="60" w:type="dxa"/>
+              <w:bottom w:w="60" w:type="dxa"/>
+              <w:left w:w="70" w:type="dxa"/>
+              <w:right w:w="70" w:type="dxa"/>
+            </w:tcMar>
+          </w:tcPr>
+          <w:p>
+            <w:r>
+              <w:rPr>
+                <w:sz w:val="15"/>
+              </w:rPr>
+              <w:t>Stage 0 Bidding Win/Loss, LOA Ingestion Modal, Mother BOQ Dynamic Grid, BG Validity &amp; Claim Alerts, Scope Addendum Ledger</w:t>
             </w:r>
           </w:p>
         </w:tc>
@@ -298,20 +359,20 @@
       <w:tr>
         <w:tc>
           <w:tcPr>
-            <w:tcW w:type="dxa" w:w="864"/>
+            <w:tcW w:type="dxa" w:w="720"/>
             <w:shd w:fill="F8FAFC"/>
             <w:tcMar>
-              <w:top w:w="70" w:type="dxa"/>
-              <w:bottom w:w="70" w:type="dxa"/>
-              <w:left w:w="80" w:type="dxa"/>
-              <w:right w:w="80" w:type="dxa"/>
+              <w:top w:w="60" w:type="dxa"/>
+              <w:bottom w:w="60" w:type="dxa"/>
+              <w:left w:w="70" w:type="dxa"/>
+              <w:right w:w="70" w:type="dxa"/>
             </w:tcMar>
           </w:tcPr>
           <w:p>
             <w:r>
               <w:rPr>
                 <w:b/>
-                <w:sz w:val="17"/>
+                <w:sz w:val="15"/>
               </w:rPr>
               <w:t>M-02</w:t>
             </w:r>
@@ -319,13 +380,13 @@
         </w:tc>
         <w:tc>
           <w:tcPr>
-            <w:tcW w:type="dxa" w:w="2880"/>
+            <w:tcW w:type="dxa" w:w="1872"/>
             <w:shd w:fill="F8FAFC"/>
             <w:tcMar>
-              <w:top w:w="70" w:type="dxa"/>
-              <w:bottom w:w="70" w:type="dxa"/>
-              <w:left w:w="80" w:type="dxa"/>
-              <w:right w:w="80" w:type="dxa"/>
+              <w:top w:w="60" w:type="dxa"/>
+              <w:bottom w:w="60" w:type="dxa"/>
+              <w:left w:w="70" w:type="dxa"/>
+              <w:right w:w="70" w:type="dxa"/>
             </w:tcMar>
           </w:tcPr>
           <w:p>
@@ -333,27 +394,27 @@
               <w:rPr>
                 <w:b/>
                 <w:color w:val="1E293B"/>
-                <w:sz w:val="17"/>
-              </w:rPr>
-              <w:t>Golden Activity Period (30+60 Days)</w:t>
-            </w:r>
-          </w:p>
-        </w:tc>
-        <w:tc>
-          <w:tcPr>
-            <w:tcW w:type="dxa" w:w="2160"/>
+                <w:sz w:val="15"/>
+              </w:rPr>
+              <w:t>Golden Activity Period (30+60 Days to Ground Break)</w:t>
+            </w:r>
+          </w:p>
+        </w:tc>
+        <w:tc>
+          <w:tcPr>
+            <w:tcW w:type="dxa" w:w="1584"/>
             <w:shd w:fill="F8FAFC"/>
             <w:tcMar>
-              <w:top w:w="70" w:type="dxa"/>
-              <w:bottom w:w="70" w:type="dxa"/>
-              <w:left w:w="80" w:type="dxa"/>
-              <w:right w:w="80" w:type="dxa"/>
-            </w:tcMar>
-          </w:tcPr>
-          <w:p>
-            <w:r>
-              <w:rPr>
-                <w:sz w:val="17"/>
+              <w:top w:w="60" w:type="dxa"/>
+              <w:bottom w:w="60" w:type="dxa"/>
+              <w:left w:w="70" w:type="dxa"/>
+              <w:right w:w="70" w:type="dxa"/>
+            </w:tcMar>
+          </w:tcPr>
+          <w:p>
+            <w:r>
+              <w:rPr>
+                <w:sz w:val="15"/>
               </w:rPr>
               <w:t>Mr. Rakesh Sinha /</w:t>
               <w:br/>
@@ -363,41 +424,83 @@
         </w:tc>
         <w:tc>
           <w:tcPr>
-            <w:tcW w:type="dxa" w:w="2160"/>
+            <w:tcW w:type="dxa" w:w="2592"/>
             <w:shd w:fill="F8FAFC"/>
             <w:tcMar>
-              <w:top w:w="70" w:type="dxa"/>
-              <w:bottom w:w="70" w:type="dxa"/>
-              <w:left w:w="80" w:type="dxa"/>
-              <w:right w:w="80" w:type="dxa"/>
-            </w:tcMar>
-          </w:tcPr>
-          <w:p>
-            <w:r>
-              <w:rPr>
-                <w:sz w:val="17"/>
-              </w:rPr>
-              <w:t>Project Monitoring &amp; Operations</w:t>
-            </w:r>
-          </w:p>
-        </w:tc>
-        <w:tc>
-          <w:tcPr>
-            <w:tcW w:type="dxa" w:w="3168"/>
+              <w:top w:w="60" w:type="dxa"/>
+              <w:bottom w:w="60" w:type="dxa"/>
+              <w:left w:w="70" w:type="dxa"/>
+              <w:right w:w="70" w:type="dxa"/>
+            </w:tcMar>
+          </w:tcPr>
+          <w:p>
+            <w:r>
+              <w:rPr>
+                <w:sz w:val="15"/>
+              </w:rPr>
+              <w:t>• 30-Day Pre-LOA Checklist</w:t>
+              <w:br/>
+              <w:t>• 60-Day Action Plan &amp; Milestones</w:t>
+              <w:br/>
+              <w:t>• Advance Mfg Clearance (Conductor/Stubs)</w:t>
+              <w:br/>
+              <w:t>• CEIG Electrical Scheme Sanction</w:t>
+              <w:br/>
+              <w:t>• Form V &amp; CLRA Labour License</w:t>
+              <w:br/>
+              <w:t>• Site Store Readiness Certificate</w:t>
+              <w:br/>
+              <w:t>• 60-Day Ground Break Gate Sign-off</w:t>
+            </w:r>
+          </w:p>
+        </w:tc>
+        <w:tc>
+          <w:tcPr>
+            <w:tcW w:type="dxa" w:w="2304"/>
             <w:shd w:fill="F8FAFC"/>
             <w:tcMar>
-              <w:top w:w="70" w:type="dxa"/>
-              <w:bottom w:w="70" w:type="dxa"/>
-              <w:left w:w="80" w:type="dxa"/>
-              <w:right w:w="80" w:type="dxa"/>
-            </w:tcMar>
-          </w:tcPr>
-          <w:p>
-            <w:r>
-              <w:rPr>
-                <w:sz w:val="17"/>
-              </w:rPr>
-              <w:t>30-Day Pre-LOA Checklist, 60-Day Action Plan, Advance Mfg Clearances, CEIG, Form V, Store Readiness, Ground Break Gate</w:t>
+              <w:top w:w="60" w:type="dxa"/>
+              <w:bottom w:w="60" w:type="dxa"/>
+              <w:left w:w="70" w:type="dxa"/>
+              <w:right w:w="70" w:type="dxa"/>
+            </w:tcMar>
+          </w:tcPr>
+          <w:p>
+            <w:r>
+              <w:rPr>
+                <w:sz w:val="15"/>
+              </w:rPr>
+              <w:t>• /golden-period (GoldenPeriodDashboard.tsx)</w:t>
+              <w:br/>
+              <w:t>• /golden-period/manufacturing-clearance</w:t>
+              <w:br/>
+              <w:t>• /golden-period/statutory (StatutoryVerification.tsx)</w:t>
+              <w:br/>
+              <w:t>• /golden-period/stores (StoreSetupTracker.tsx)</w:t>
+              <w:br/>
+              <w:t>• /golden-period/insurance (InsuranceTracker.tsx)</w:t>
+              <w:br/>
+              <w:t>• /stage3 (Stage3Dashboard.tsx)</w:t>
+            </w:r>
+          </w:p>
+        </w:tc>
+        <w:tc>
+          <w:tcPr>
+            <w:tcW w:type="dxa" w:w="2592"/>
+            <w:shd w:fill="F8FAFC"/>
+            <w:tcMar>
+              <w:top w:w="60" w:type="dxa"/>
+              <w:bottom w:w="60" w:type="dxa"/>
+              <w:left w:w="70" w:type="dxa"/>
+              <w:right w:w="70" w:type="dxa"/>
+            </w:tcMar>
+          </w:tcPr>
+          <w:p>
+            <w:r>
+              <w:rPr>
+                <w:sz w:val="15"/>
+              </w:rPr>
+              <w:t>60-Day Live Countdown Timer, Gate Review Checklist (BRD 2.1-2.10), Dynamic BOQ Item Mapping Cards, Statutory Document Vault, Store Infrastructure Audit, DPR-01 Lockout Gate</w:t>
             </w:r>
           </w:p>
         </w:tc>
@@ -405,20 +508,20 @@
       <w:tr>
         <w:tc>
           <w:tcPr>
-            <w:tcW w:type="dxa" w:w="864"/>
+            <w:tcW w:type="dxa" w:w="720"/>
             <w:shd w:fill="FFFFFF"/>
             <w:tcMar>
-              <w:top w:w="70" w:type="dxa"/>
-              <w:bottom w:w="70" w:type="dxa"/>
-              <w:left w:w="80" w:type="dxa"/>
-              <w:right w:w="80" w:type="dxa"/>
+              <w:top w:w="60" w:type="dxa"/>
+              <w:bottom w:w="60" w:type="dxa"/>
+              <w:left w:w="70" w:type="dxa"/>
+              <w:right w:w="70" w:type="dxa"/>
             </w:tcMar>
           </w:tcPr>
           <w:p>
             <w:r>
               <w:rPr>
                 <w:b/>
-                <w:sz w:val="17"/>
+                <w:sz w:val="15"/>
               </w:rPr>
               <w:t>M-03</w:t>
             </w:r>
@@ -426,13 +529,13 @@
         </w:tc>
         <w:tc>
           <w:tcPr>
-            <w:tcW w:type="dxa" w:w="2880"/>
+            <w:tcW w:type="dxa" w:w="1872"/>
             <w:shd w:fill="FFFFFF"/>
             <w:tcMar>
-              <w:top w:w="70" w:type="dxa"/>
-              <w:bottom w:w="70" w:type="dxa"/>
-              <w:left w:w="80" w:type="dxa"/>
-              <w:right w:w="80" w:type="dxa"/>
+              <w:top w:w="60" w:type="dxa"/>
+              <w:bottom w:w="60" w:type="dxa"/>
+              <w:left w:w="70" w:type="dxa"/>
+              <w:right w:w="70" w:type="dxa"/>
             </w:tcMar>
           </w:tcPr>
           <w:p>
@@ -440,27 +543,27 @@
               <w:rPr>
                 <w:b/>
                 <w:color w:val="1E293B"/>
-                <w:sz w:val="17"/>
-              </w:rPr>
-              <w:t>Construction Dashboard</w:t>
-            </w:r>
-          </w:p>
-        </w:tc>
-        <w:tc>
-          <w:tcPr>
-            <w:tcW w:type="dxa" w:w="2160"/>
+                <w:sz w:val="15"/>
+              </w:rPr>
+              <w:t>Construction Dashboard Module</w:t>
+            </w:r>
+          </w:p>
+        </w:tc>
+        <w:tc>
+          <w:tcPr>
+            <w:tcW w:type="dxa" w:w="1584"/>
             <w:shd w:fill="FFFFFF"/>
             <w:tcMar>
-              <w:top w:w="70" w:type="dxa"/>
-              <w:bottom w:w="70" w:type="dxa"/>
-              <w:left w:w="80" w:type="dxa"/>
-              <w:right w:w="80" w:type="dxa"/>
-            </w:tcMar>
-          </w:tcPr>
-          <w:p>
-            <w:r>
-              <w:rPr>
-                <w:sz w:val="17"/>
+              <w:top w:w="60" w:type="dxa"/>
+              <w:bottom w:w="60" w:type="dxa"/>
+              <w:left w:w="70" w:type="dxa"/>
+              <w:right w:w="70" w:type="dxa"/>
+            </w:tcMar>
+          </w:tcPr>
+          <w:p>
+            <w:r>
+              <w:rPr>
+                <w:sz w:val="15"/>
               </w:rPr>
               <w:t>Mr. Rakesh Sinha /</w:t>
               <w:br/>
@@ -470,41 +573,83 @@
         </w:tc>
         <w:tc>
           <w:tcPr>
-            <w:tcW w:type="dxa" w:w="2160"/>
+            <w:tcW w:type="dxa" w:w="2592"/>
             <w:shd w:fill="FFFFFF"/>
             <w:tcMar>
-              <w:top w:w="70" w:type="dxa"/>
-              <w:bottom w:w="70" w:type="dxa"/>
-              <w:left w:w="80" w:type="dxa"/>
-              <w:right w:w="80" w:type="dxa"/>
-            </w:tcMar>
-          </w:tcPr>
-          <w:p>
-            <w:r>
-              <w:rPr>
-                <w:sz w:val="17"/>
-              </w:rPr>
-              <w:t>Field Execution &amp; Quality</w:t>
-            </w:r>
-          </w:p>
-        </w:tc>
-        <w:tc>
-          <w:tcPr>
-            <w:tcW w:type="dxa" w:w="3168"/>
+              <w:top w:w="60" w:type="dxa"/>
+              <w:bottom w:w="60" w:type="dxa"/>
+              <w:left w:w="70" w:type="dxa"/>
+              <w:right w:w="70" w:type="dxa"/>
+            </w:tcMar>
+          </w:tcPr>
+          <w:p>
+            <w:r>
+              <w:rPr>
+                <w:sz w:val="15"/>
+              </w:rPr>
+              <w:t>• WBS L2 Baseline Schedule</w:t>
+              <w:br/>
+              <w:t>• Daily Progress Reports (DPRs)</w:t>
+              <w:br/>
+              <w:t>• Quality Check Sheets (QCS)</w:t>
+              <w:br/>
+              <w:t>• Joint Measurement Certificates (JMC)</w:t>
+              <w:br/>
+              <w:t>• Pre-Commissioning Test Protocols</w:t>
+              <w:br/>
+              <w:t>• Taking Over Certificate (TOC) / Handover</w:t>
+            </w:r>
+          </w:p>
+        </w:tc>
+        <w:tc>
+          <w:tcPr>
+            <w:tcW w:type="dxa" w:w="2304"/>
             <w:shd w:fill="FFFFFF"/>
             <w:tcMar>
-              <w:top w:w="70" w:type="dxa"/>
-              <w:bottom w:w="70" w:type="dxa"/>
-              <w:left w:w="80" w:type="dxa"/>
-              <w:right w:w="80" w:type="dxa"/>
-            </w:tcMar>
-          </w:tcPr>
-          <w:p>
-            <w:r>
-              <w:rPr>
-                <w:sz w:val="17"/>
-              </w:rPr>
-              <w:t>WBS L2 Baseline, DPRs (Civil/Erection/Stringing/OTDR), QCS Inspection Sheets, JMCs, Pre-Comm Logs, TOC / Handover</w:t>
+              <w:top w:w="60" w:type="dxa"/>
+              <w:bottom w:w="60" w:type="dxa"/>
+              <w:left w:w="70" w:type="dxa"/>
+              <w:right w:w="70" w:type="dxa"/>
+            </w:tcMar>
+          </w:tcPr>
+          <w:p>
+            <w:r>
+              <w:rPr>
+                <w:sz w:val="15"/>
+              </w:rPr>
+              <w:t>• /wbs (WBSManager.tsx)</w:t>
+              <w:br/>
+              <w:t>• /installation/dpr (DPRList.tsx)</w:t>
+              <w:br/>
+              <w:t>• /installation/jmc (JMCList.tsx)</w:t>
+              <w:br/>
+              <w:t>• /qa-qc/inspections (InspectionList.tsx)</w:t>
+              <w:br/>
+              <w:t>• /commissioning (CommissioningDashboard.tsx)</w:t>
+              <w:br/>
+              <w:t>• /site-surveys (SiteSurveyList.tsx)</w:t>
+              <w:br/>
+              <w:t>• /gangs (GangList.tsx)</w:t>
+            </w:r>
+          </w:p>
+        </w:tc>
+        <w:tc>
+          <w:tcPr>
+            <w:tcW w:type="dxa" w:w="2592"/>
+            <w:shd w:fill="FFFFFF"/>
+            <w:tcMar>
+              <w:top w:w="60" w:type="dxa"/>
+              <w:bottom w:w="60" w:type="dxa"/>
+              <w:left w:w="70" w:type="dxa"/>
+              <w:right w:w="70" w:type="dxa"/>
+            </w:tcMar>
+          </w:tcPr>
+          <w:p>
+            <w:r>
+              <w:rPr>
+                <w:sz w:val="15"/>
+              </w:rPr>
+              <w:t>Interactive L2 Gantt Engine, Multi-gang Daily DPR Form (Civil/Erection/Stringing/OTDR), Dual-Sign JMC Attachment Modal, QCS Stage Inspection Matrix, TOC Operational Acceptance Handover</w:t>
             </w:r>
           </w:p>
         </w:tc>
@@ -512,20 +657,20 @@
       <w:tr>
         <w:tc>
           <w:tcPr>
-            <w:tcW w:type="dxa" w:w="864"/>
+            <w:tcW w:type="dxa" w:w="720"/>
             <w:shd w:fill="F8FAFC"/>
             <w:tcMar>
-              <w:top w:w="70" w:type="dxa"/>
-              <w:bottom w:w="70" w:type="dxa"/>
-              <w:left w:w="80" w:type="dxa"/>
-              <w:right w:w="80" w:type="dxa"/>
+              <w:top w:w="60" w:type="dxa"/>
+              <w:bottom w:w="60" w:type="dxa"/>
+              <w:left w:w="70" w:type="dxa"/>
+              <w:right w:w="70" w:type="dxa"/>
             </w:tcMar>
           </w:tcPr>
           <w:p>
             <w:r>
               <w:rPr>
                 <w:b/>
-                <w:sz w:val="17"/>
+                <w:sz w:val="15"/>
               </w:rPr>
               <w:t>M-04</w:t>
             </w:r>
@@ -533,13 +678,13 @@
         </w:tc>
         <w:tc>
           <w:tcPr>
-            <w:tcW w:type="dxa" w:w="2880"/>
+            <w:tcW w:type="dxa" w:w="1872"/>
             <w:shd w:fill="F8FAFC"/>
             <w:tcMar>
-              <w:top w:w="70" w:type="dxa"/>
-              <w:bottom w:w="70" w:type="dxa"/>
-              <w:left w:w="80" w:type="dxa"/>
-              <w:right w:w="80" w:type="dxa"/>
+              <w:top w:w="60" w:type="dxa"/>
+              <w:bottom w:w="60" w:type="dxa"/>
+              <w:left w:w="70" w:type="dxa"/>
+              <w:right w:w="70" w:type="dxa"/>
             </w:tcMar>
           </w:tcPr>
           <w:p>
@@ -547,27 +692,27 @@
               <w:rPr>
                 <w:b/>
                 <w:color w:val="1E293B"/>
-                <w:sz w:val="17"/>
-              </w:rPr>
-              <w:t>Procurement &amp; Vendor Mgmt</w:t>
-            </w:r>
-          </w:p>
-        </w:tc>
-        <w:tc>
-          <w:tcPr>
-            <w:tcW w:type="dxa" w:w="2160"/>
+                <w:sz w:val="15"/>
+              </w:rPr>
+              <w:t>Procurement Module</w:t>
+            </w:r>
+          </w:p>
+        </w:tc>
+        <w:tc>
+          <w:tcPr>
+            <w:tcW w:type="dxa" w:w="1584"/>
             <w:shd w:fill="F8FAFC"/>
             <w:tcMar>
-              <w:top w:w="70" w:type="dxa"/>
-              <w:bottom w:w="70" w:type="dxa"/>
-              <w:left w:w="80" w:type="dxa"/>
-              <w:right w:w="80" w:type="dxa"/>
-            </w:tcMar>
-          </w:tcPr>
-          <w:p>
-            <w:r>
-              <w:rPr>
-                <w:sz w:val="17"/>
+              <w:top w:w="60" w:type="dxa"/>
+              <w:bottom w:w="60" w:type="dxa"/>
+              <w:left w:w="70" w:type="dxa"/>
+              <w:right w:w="70" w:type="dxa"/>
+            </w:tcMar>
+          </w:tcPr>
+          <w:p>
+            <w:r>
+              <w:rPr>
+                <w:sz w:val="15"/>
               </w:rPr>
               <w:t>Mr. Anand Raval /</w:t>
               <w:br/>
@@ -577,41 +722,87 @@
         </w:tc>
         <w:tc>
           <w:tcPr>
-            <w:tcW w:type="dxa" w:w="2160"/>
+            <w:tcW w:type="dxa" w:w="2592"/>
             <w:shd w:fill="F8FAFC"/>
             <w:tcMar>
-              <w:top w:w="70" w:type="dxa"/>
-              <w:bottom w:w="70" w:type="dxa"/>
-              <w:left w:w="80" w:type="dxa"/>
-              <w:right w:w="80" w:type="dxa"/>
-            </w:tcMar>
-          </w:tcPr>
-          <w:p>
-            <w:r>
-              <w:rPr>
-                <w:sz w:val="17"/>
-              </w:rPr>
-              <w:t>SCM &amp; Procurement</w:t>
-            </w:r>
-          </w:p>
-        </w:tc>
-        <w:tc>
-          <w:tcPr>
-            <w:tcW w:type="dxa" w:w="3168"/>
+              <w:top w:w="60" w:type="dxa"/>
+              <w:bottom w:w="60" w:type="dxa"/>
+              <w:left w:w="70" w:type="dxa"/>
+              <w:right w:w="70" w:type="dxa"/>
+            </w:tcMar>
+          </w:tcPr>
+          <w:p>
+            <w:r>
+              <w:rPr>
+                <w:sz w:val="15"/>
+              </w:rPr>
+              <w:t>• Quotation Comparison Statement (QCS)</w:t>
+              <w:br/>
+              <w:t>• Supplier Purchase Orders (PO)</w:t>
+              <w:br/>
+              <w:t>• Factory Inspection Call Notices</w:t>
+              <w:br/>
+              <w:t>• FAT Reports &amp; MTC Certificates</w:t>
+              <w:br/>
+              <w:t>• Client Dispatch Instructions (DI)</w:t>
+              <w:br/>
+              <w:t>• Delivery Proofs &amp; E-Way Bills</w:t>
+              <w:br/>
+              <w:t>• Supplier &amp; Gang Bills with Ageing</w:t>
+            </w:r>
+          </w:p>
+        </w:tc>
+        <w:tc>
+          <w:tcPr>
+            <w:tcW w:type="dxa" w:w="2304"/>
             <w:shd w:fill="F8FAFC"/>
             <w:tcMar>
-              <w:top w:w="70" w:type="dxa"/>
-              <w:bottom w:w="70" w:type="dxa"/>
-              <w:left w:w="80" w:type="dxa"/>
-              <w:right w:w="80" w:type="dxa"/>
-            </w:tcMar>
-          </w:tcPr>
-          <w:p>
-            <w:r>
-              <w:rPr>
-                <w:sz w:val="17"/>
-              </w:rPr>
-              <w:t>QCS Vendor Comparisons, Supplier POs, Factory Inspection Calls, FAT Reports &amp; MTCs, Client DIs, Delivery Proofs, Bills Ageing</w:t>
+              <w:top w:w="60" w:type="dxa"/>
+              <w:bottom w:w="60" w:type="dxa"/>
+              <w:left w:w="70" w:type="dxa"/>
+              <w:right w:w="70" w:type="dxa"/>
+            </w:tcMar>
+          </w:tcPr>
+          <w:p>
+            <w:r>
+              <w:rPr>
+                <w:sz w:val="15"/>
+              </w:rPr>
+              <w:t>• /procurement/vendors (VendorList.tsx)</w:t>
+              <w:br/>
+              <w:t>• /golden-period/vendor-finalization</w:t>
+              <w:br/>
+              <w:t>• /procurement/purchase-orders (POList.tsx)</w:t>
+              <w:br/>
+              <w:t>• /po-line-items (POLineItemList.tsx)</w:t>
+              <w:br/>
+              <w:t>• /qa-qc/inspections (InspectionList.tsx)</w:t>
+              <w:br/>
+              <w:t>• /golden-period/dispatches (DispatchTracker.tsx)</w:t>
+              <w:br/>
+              <w:t>• /inventory/dispatch (InventoryDashboard.tsx)</w:t>
+              <w:br/>
+              <w:t>• /finance/bills (BillList.tsx)</w:t>
+            </w:r>
+          </w:p>
+        </w:tc>
+        <w:tc>
+          <w:tcPr>
+            <w:tcW w:type="dxa" w:w="2592"/>
+            <w:shd w:fill="F8FAFC"/>
+            <w:tcMar>
+              <w:top w:w="60" w:type="dxa"/>
+              <w:bottom w:w="60" w:type="dxa"/>
+              <w:left w:w="70" w:type="dxa"/>
+              <w:right w:w="70" w:type="dxa"/>
+            </w:tcMar>
+          </w:tcPr>
+          <w:p>
+            <w:r>
+              <w:rPr>
+                <w:sz w:val="15"/>
+              </w:rPr>
+              <w:t>QCS Vendor Evaluation Comparator, PO Creation Engine bound to Mother BOQ balance, Joint FAT Inspection Scheduler, Official DI Allocation Tracker, Transporter Proof Vault, 30/60/90-Day Bill Ageing Matrix</w:t>
             </w:r>
           </w:p>
         </w:tc>
@@ -619,20 +810,20 @@
       <w:tr>
         <w:tc>
           <w:tcPr>
-            <w:tcW w:type="dxa" w:w="864"/>
+            <w:tcW w:type="dxa" w:w="720"/>
             <w:shd w:fill="FFFFFF"/>
             <w:tcMar>
-              <w:top w:w="70" w:type="dxa"/>
-              <w:bottom w:w="70" w:type="dxa"/>
-              <w:left w:w="80" w:type="dxa"/>
-              <w:right w:w="80" w:type="dxa"/>
+              <w:top w:w="60" w:type="dxa"/>
+              <w:bottom w:w="60" w:type="dxa"/>
+              <w:left w:w="70" w:type="dxa"/>
+              <w:right w:w="70" w:type="dxa"/>
             </w:tcMar>
           </w:tcPr>
           <w:p>
             <w:r>
               <w:rPr>
                 <w:b/>
-                <w:sz w:val="17"/>
+                <w:sz w:val="15"/>
               </w:rPr>
               <w:t>M-05</w:t>
             </w:r>
@@ -640,13 +831,13 @@
         </w:tc>
         <w:tc>
           <w:tcPr>
-            <w:tcW w:type="dxa" w:w="2880"/>
+            <w:tcW w:type="dxa" w:w="1872"/>
             <w:shd w:fill="FFFFFF"/>
             <w:tcMar>
-              <w:top w:w="70" w:type="dxa"/>
-              <w:bottom w:w="70" w:type="dxa"/>
-              <w:left w:w="80" w:type="dxa"/>
-              <w:right w:w="80" w:type="dxa"/>
+              <w:top w:w="60" w:type="dxa"/>
+              <w:bottom w:w="60" w:type="dxa"/>
+              <w:left w:w="70" w:type="dxa"/>
+              <w:right w:w="70" w:type="dxa"/>
             </w:tcMar>
           </w:tcPr>
           <w:p>
@@ -654,27 +845,27 @@
               <w:rPr>
                 <w:b/>
                 <w:color w:val="1E293B"/>
-                <w:sz w:val="17"/>
-              </w:rPr>
-              <w:t>Credit Control &amp; Receivables</w:t>
-            </w:r>
-          </w:p>
-        </w:tc>
-        <w:tc>
-          <w:tcPr>
-            <w:tcW w:type="dxa" w:w="2160"/>
+                <w:sz w:val="15"/>
+              </w:rPr>
+              <w:t>Credit Control Module</w:t>
+            </w:r>
+          </w:p>
+        </w:tc>
+        <w:tc>
+          <w:tcPr>
+            <w:tcW w:type="dxa" w:w="1584"/>
             <w:shd w:fill="FFFFFF"/>
             <w:tcMar>
-              <w:top w:w="70" w:type="dxa"/>
-              <w:bottom w:w="70" w:type="dxa"/>
-              <w:left w:w="80" w:type="dxa"/>
-              <w:right w:w="80" w:type="dxa"/>
-            </w:tcMar>
-          </w:tcPr>
-          <w:p>
-            <w:r>
-              <w:rPr>
-                <w:sz w:val="17"/>
+              <w:top w:w="60" w:type="dxa"/>
+              <w:bottom w:w="60" w:type="dxa"/>
+              <w:left w:w="70" w:type="dxa"/>
+              <w:right w:w="70" w:type="dxa"/>
+            </w:tcMar>
+          </w:tcPr>
+          <w:p>
+            <w:r>
+              <w:rPr>
+                <w:sz w:val="15"/>
               </w:rPr>
               <w:t>Mr. Arnab Bose /</w:t>
               <w:br/>
@@ -684,41 +875,77 @@
         </w:tc>
         <w:tc>
           <w:tcPr>
-            <w:tcW w:type="dxa" w:w="2160"/>
+            <w:tcW w:type="dxa" w:w="2592"/>
             <w:shd w:fill="FFFFFF"/>
             <w:tcMar>
-              <w:top w:w="70" w:type="dxa"/>
-              <w:bottom w:w="70" w:type="dxa"/>
-              <w:left w:w="80" w:type="dxa"/>
-              <w:right w:w="80" w:type="dxa"/>
-            </w:tcMar>
-          </w:tcPr>
-          <w:p>
-            <w:r>
-              <w:rPr>
-                <w:sz w:val="17"/>
-              </w:rPr>
-              <w:t>Credit Control &amp; Commercial</w:t>
-            </w:r>
-          </w:p>
-        </w:tc>
-        <w:tc>
-          <w:tcPr>
-            <w:tcW w:type="dxa" w:w="3168"/>
+              <w:top w:w="60" w:type="dxa"/>
+              <w:bottom w:w="60" w:type="dxa"/>
+              <w:left w:w="70" w:type="dxa"/>
+              <w:right w:w="70" w:type="dxa"/>
+            </w:tcMar>
+          </w:tcPr>
+          <w:p>
+            <w:r>
+              <w:rPr>
+                <w:sz w:val="15"/>
+              </w:rPr>
+              <w:t>• Client RA Tax Invoices</w:t>
+              <w:br/>
+              <w:t>• Invoicing to Collections Mapping</w:t>
+              <w:br/>
+              <w:t>• Payment Ageing (Due/Not Due/Overdue)</w:t>
+              <w:br/>
+              <w:t>• Bill-wise &amp; Project-wise MIS</w:t>
+              <w:br/>
+              <w:t>• Client Payment Advices &amp; Deductions</w:t>
+              <w:br/>
+              <w:t>• Contractual Billing Milestones MIS</w:t>
+            </w:r>
+          </w:p>
+        </w:tc>
+        <w:tc>
+          <w:tcPr>
+            <w:tcW w:type="dxa" w:w="2304"/>
             <w:shd w:fill="FFFFFF"/>
             <w:tcMar>
-              <w:top w:w="70" w:type="dxa"/>
-              <w:bottom w:w="70" w:type="dxa"/>
-              <w:left w:w="80" w:type="dxa"/>
-              <w:right w:w="80" w:type="dxa"/>
-            </w:tcMar>
-          </w:tcPr>
-          <w:p>
-            <w:r>
-              <w:rPr>
-                <w:sz w:val="17"/>
-              </w:rPr>
-              <w:t>Client RA Invoices, Bill-to-Collection Reconciliation, Ageing Analysis (Due/Overdue), Deductions &amp; Milestones MIS</w:t>
+              <w:top w:w="60" w:type="dxa"/>
+              <w:bottom w:w="60" w:type="dxa"/>
+              <w:left w:w="70" w:type="dxa"/>
+              <w:right w:w="70" w:type="dxa"/>
+            </w:tcMar>
+          </w:tcPr>
+          <w:p>
+            <w:r>
+              <w:rPr>
+                <w:sz w:val="15"/>
+              </w:rPr>
+              <w:t>• /collections (CollectionsDashboard.tsx)</w:t>
+              <w:br/>
+              <w:t>• /collections/invoices (InvoiceList.tsx)</w:t>
+              <w:br/>
+              <w:t>• /finance (FinanceDashboard.tsx)</w:t>
+              <w:br/>
+              <w:t>• /contracts (ContractList.tsx)</w:t>
+            </w:r>
+          </w:p>
+        </w:tc>
+        <w:tc>
+          <w:tcPr>
+            <w:tcW w:type="dxa" w:w="2592"/>
+            <w:shd w:fill="FFFFFF"/>
+            <w:tcMar>
+              <w:top w:w="60" w:type="dxa"/>
+              <w:bottom w:w="60" w:type="dxa"/>
+              <w:left w:w="70" w:type="dxa"/>
+              <w:right w:w="70" w:type="dxa"/>
+            </w:tcMar>
+          </w:tcPr>
+          <w:p>
+            <w:r>
+              <w:rPr>
+                <w:sz w:val="15"/>
+              </w:rPr>
+              <w:t>Milestone Tax Invoice Generator (Supply 70%/Erection 20%/TOC 10%), Real-time Collection FIFO Mapping Ledger, Payment Ageing Brackets (Current/30/60/90+ days), Retention &amp; LD Deduction Ledger</w:t>
             </w:r>
           </w:p>
         </w:tc>
@@ -726,20 +953,20 @@
       <w:tr>
         <w:tc>
           <w:tcPr>
-            <w:tcW w:type="dxa" w:w="864"/>
+            <w:tcW w:type="dxa" w:w="720"/>
             <w:shd w:fill="F8FAFC"/>
             <w:tcMar>
-              <w:top w:w="70" w:type="dxa"/>
-              <w:bottom w:w="70" w:type="dxa"/>
-              <w:left w:w="80" w:type="dxa"/>
-              <w:right w:w="80" w:type="dxa"/>
+              <w:top w:w="60" w:type="dxa"/>
+              <w:bottom w:w="60" w:type="dxa"/>
+              <w:left w:w="70" w:type="dxa"/>
+              <w:right w:w="70" w:type="dxa"/>
             </w:tcMar>
           </w:tcPr>
           <w:p>
             <w:r>
               <w:rPr>
                 <w:b/>
-                <w:sz w:val="17"/>
+                <w:sz w:val="15"/>
               </w:rPr>
               <w:t>M-06</w:t>
             </w:r>
@@ -747,13 +974,13 @@
         </w:tc>
         <w:tc>
           <w:tcPr>
-            <w:tcW w:type="dxa" w:w="2880"/>
+            <w:tcW w:type="dxa" w:w="1872"/>
             <w:shd w:fill="F8FAFC"/>
             <w:tcMar>
-              <w:top w:w="70" w:type="dxa"/>
-              <w:bottom w:w="70" w:type="dxa"/>
-              <w:left w:w="80" w:type="dxa"/>
-              <w:right w:w="80" w:type="dxa"/>
+              <w:top w:w="60" w:type="dxa"/>
+              <w:bottom w:w="60" w:type="dxa"/>
+              <w:left w:w="70" w:type="dxa"/>
+              <w:right w:w="70" w:type="dxa"/>
             </w:tcMar>
           </w:tcPr>
           <w:p>
@@ -761,27 +988,27 @@
               <w:rPr>
                 <w:b/>
                 <w:color w:val="1E293B"/>
-                <w:sz w:val="17"/>
-              </w:rPr>
-              <w:t>Finance &amp; Cost Control</w:t>
-            </w:r>
-          </w:p>
-        </w:tc>
-        <w:tc>
-          <w:tcPr>
-            <w:tcW w:type="dxa" w:w="2160"/>
+                <w:sz w:val="15"/>
+              </w:rPr>
+              <w:t>Finance Module</w:t>
+            </w:r>
+          </w:p>
+        </w:tc>
+        <w:tc>
+          <w:tcPr>
+            <w:tcW w:type="dxa" w:w="1584"/>
             <w:shd w:fill="F8FAFC"/>
             <w:tcMar>
-              <w:top w:w="70" w:type="dxa"/>
-              <w:bottom w:w="70" w:type="dxa"/>
-              <w:left w:w="80" w:type="dxa"/>
-              <w:right w:w="80" w:type="dxa"/>
-            </w:tcMar>
-          </w:tcPr>
-          <w:p>
-            <w:r>
-              <w:rPr>
-                <w:sz w:val="17"/>
+              <w:top w:w="60" w:type="dxa"/>
+              <w:bottom w:w="60" w:type="dxa"/>
+              <w:left w:w="70" w:type="dxa"/>
+              <w:right w:w="70" w:type="dxa"/>
+            </w:tcMar>
+          </w:tcPr>
+          <w:p>
+            <w:r>
+              <w:rPr>
+                <w:sz w:val="15"/>
               </w:rPr>
               <w:t>Mr. Milind Soni /</w:t>
               <w:br/>
@@ -791,41 +1018,75 @@
         </w:tc>
         <w:tc>
           <w:tcPr>
-            <w:tcW w:type="dxa" w:w="2160"/>
+            <w:tcW w:type="dxa" w:w="2592"/>
             <w:shd w:fill="F8FAFC"/>
             <w:tcMar>
-              <w:top w:w="70" w:type="dxa"/>
-              <w:bottom w:w="70" w:type="dxa"/>
-              <w:left w:w="80" w:type="dxa"/>
-              <w:right w:w="80" w:type="dxa"/>
-            </w:tcMar>
-          </w:tcPr>
-          <w:p>
-            <w:r>
-              <w:rPr>
-                <w:sz w:val="17"/>
-              </w:rPr>
-              <w:t>Finance &amp; Accounts</w:t>
-            </w:r>
-          </w:p>
-        </w:tc>
-        <w:tc>
-          <w:tcPr>
-            <w:tcW w:type="dxa" w:w="3168"/>
+              <w:top w:w="60" w:type="dxa"/>
+              <w:bottom w:w="60" w:type="dxa"/>
+              <w:left w:w="70" w:type="dxa"/>
+              <w:right w:w="70" w:type="dxa"/>
+            </w:tcMar>
+          </w:tcPr>
+          <w:p>
+            <w:r>
+              <w:rPr>
+                <w:sz w:val="15"/>
+              </w:rPr>
+              <w:t>• Baseline Cost Budget (CBS)</w:t>
+              <w:br/>
+              <w:t>• Project Unbilled Revenue MIS</w:t>
+              <w:br/>
+              <w:t>• Creditors MIS &amp; Payables Ageing</w:t>
+              <w:br/>
+              <w:t>• Bid vs Actual Profitability MIS</w:t>
+              <w:br/>
+              <w:t>• Business GFI &amp; NFI Days Working</w:t>
+            </w:r>
+          </w:p>
+        </w:tc>
+        <w:tc>
+          <w:tcPr>
+            <w:tcW w:type="dxa" w:w="2304"/>
             <w:shd w:fill="F8FAFC"/>
             <w:tcMar>
-              <w:top w:w="70" w:type="dxa"/>
-              <w:bottom w:w="70" w:type="dxa"/>
-              <w:left w:w="80" w:type="dxa"/>
-              <w:right w:w="80" w:type="dxa"/>
-            </w:tcMar>
-          </w:tcPr>
-          <w:p>
-            <w:r>
-              <w:rPr>
-                <w:sz w:val="17"/>
-              </w:rPr>
-              <w:t>Unbilled Revenue MIS, Creditors Ageing MIS, Project Budget vs Actuals (CBS), Bid vs Actual Profitability, Working Capital GFI/NFI</w:t>
+              <w:top w:w="60" w:type="dxa"/>
+              <w:bottom w:w="60" w:type="dxa"/>
+              <w:left w:w="70" w:type="dxa"/>
+              <w:right w:w="70" w:type="dxa"/>
+            </w:tcMar>
+          </w:tcPr>
+          <w:p>
+            <w:r>
+              <w:rPr>
+                <w:sz w:val="15"/>
+              </w:rPr>
+              <w:t>• /finance/budgets (BudgetList.tsx)</w:t>
+              <w:br/>
+              <w:t>• /finance/bills (BillList.tsx)</w:t>
+              <w:br/>
+              <w:t>• /finance (FinanceDashboard.tsx)</w:t>
+              <w:br/>
+              <w:t>• /projects/:id (ProjectDetail.tsx)</w:t>
+            </w:r>
+          </w:p>
+        </w:tc>
+        <w:tc>
+          <w:tcPr>
+            <w:tcW w:type="dxa" w:w="2592"/>
+            <w:shd w:fill="F8FAFC"/>
+            <w:tcMar>
+              <w:top w:w="60" w:type="dxa"/>
+              <w:bottom w:w="60" w:type="dxa"/>
+              <w:left w:w="70" w:type="dxa"/>
+              <w:right w:w="70" w:type="dxa"/>
+            </w:tcMar>
+          </w:tcPr>
+          <w:p>
+            <w:r>
+              <w:rPr>
+                <w:sz w:val="15"/>
+              </w:rPr>
+              <w:t>Cost Breakdown Structure (CBS) Budget Ledger, Unbilled WIP Revenue Tracker, Creditor Trade Payables Ageing Schedule, Budget vs Actual Cost Variance Analyzer, Working Capital GFI/NFI Day Computation</w:t>
             </w:r>
           </w:p>
         </w:tc>
@@ -833,20 +1094,20 @@
       <w:tr>
         <w:tc>
           <w:tcPr>
-            <w:tcW w:type="dxa" w:w="864"/>
+            <w:tcW w:type="dxa" w:w="720"/>
             <w:shd w:fill="FFFFFF"/>
             <w:tcMar>
-              <w:top w:w="70" w:type="dxa"/>
-              <w:bottom w:w="70" w:type="dxa"/>
-              <w:left w:w="80" w:type="dxa"/>
-              <w:right w:w="80" w:type="dxa"/>
+              <w:top w:w="60" w:type="dxa"/>
+              <w:bottom w:w="60" w:type="dxa"/>
+              <w:left w:w="70" w:type="dxa"/>
+              <w:right w:w="70" w:type="dxa"/>
             </w:tcMar>
           </w:tcPr>
           <w:p>
             <w:r>
               <w:rPr>
                 <w:b/>
-                <w:sz w:val="17"/>
+                <w:sz w:val="15"/>
               </w:rPr>
               <w:t>M-07</w:t>
             </w:r>
@@ -854,13 +1115,13 @@
         </w:tc>
         <w:tc>
           <w:tcPr>
-            <w:tcW w:type="dxa" w:w="2880"/>
+            <w:tcW w:type="dxa" w:w="1872"/>
             <w:shd w:fill="FFFFFF"/>
             <w:tcMar>
-              <w:top w:w="70" w:type="dxa"/>
-              <w:bottom w:w="70" w:type="dxa"/>
-              <w:left w:w="80" w:type="dxa"/>
-              <w:right w:w="80" w:type="dxa"/>
+              <w:top w:w="60" w:type="dxa"/>
+              <w:bottom w:w="60" w:type="dxa"/>
+              <w:left w:w="70" w:type="dxa"/>
+              <w:right w:w="70" w:type="dxa"/>
             </w:tcMar>
           </w:tcPr>
           <w:p>
@@ -868,7 +1129,7 @@
               <w:rPr>
                 <w:b/>
                 <w:color w:val="1E293B"/>
-                <w:sz w:val="17"/>
+                <w:sz w:val="15"/>
               </w:rPr>
               <w:t>Document Management System</w:t>
             </w:r>
@@ -876,19 +1137,19 @@
         </w:tc>
         <w:tc>
           <w:tcPr>
-            <w:tcW w:type="dxa" w:w="2160"/>
+            <w:tcW w:type="dxa" w:w="1584"/>
             <w:shd w:fill="FFFFFF"/>
             <w:tcMar>
-              <w:top w:w="70" w:type="dxa"/>
-              <w:bottom w:w="70" w:type="dxa"/>
-              <w:left w:w="80" w:type="dxa"/>
-              <w:right w:w="80" w:type="dxa"/>
-            </w:tcMar>
-          </w:tcPr>
-          <w:p>
-            <w:r>
-              <w:rPr>
-                <w:sz w:val="17"/>
+              <w:top w:w="60" w:type="dxa"/>
+              <w:bottom w:w="60" w:type="dxa"/>
+              <w:left w:w="70" w:type="dxa"/>
+              <w:right w:w="70" w:type="dxa"/>
+            </w:tcMar>
+          </w:tcPr>
+          <w:p>
+            <w:r>
+              <w:rPr>
+                <w:sz w:val="15"/>
               </w:rPr>
               <w:t>Mr. Kamal Gandhi</w:t>
             </w:r>
@@ -896,41 +1157,81 @@
         </w:tc>
         <w:tc>
           <w:tcPr>
-            <w:tcW w:type="dxa" w:w="2160"/>
+            <w:tcW w:type="dxa" w:w="2592"/>
             <w:shd w:fill="FFFFFF"/>
             <w:tcMar>
-              <w:top w:w="70" w:type="dxa"/>
-              <w:bottom w:w="70" w:type="dxa"/>
-              <w:left w:w="80" w:type="dxa"/>
-              <w:right w:w="80" w:type="dxa"/>
-            </w:tcMar>
-          </w:tcPr>
-          <w:p>
-            <w:r>
-              <w:rPr>
-                <w:sz w:val="17"/>
-              </w:rPr>
-              <w:t>Document Control &amp; Claims</w:t>
-            </w:r>
-          </w:p>
-        </w:tc>
-        <w:tc>
-          <w:tcPr>
-            <w:tcW w:type="dxa" w:w="3168"/>
+              <w:top w:w="60" w:type="dxa"/>
+              <w:bottom w:w="60" w:type="dxa"/>
+              <w:left w:w="70" w:type="dxa"/>
+              <w:right w:w="70" w:type="dxa"/>
+            </w:tcMar>
+          </w:tcPr>
+          <w:p>
+            <w:r>
+              <w:rPr>
+                <w:sz w:val="15"/>
+              </w:rPr>
+              <w:t>• Time Limit Extension (EOT) Claims</w:t>
+              <w:br/>
+              <w:t>• Notice of Delay Events</w:t>
+              <w:br/>
+              <w:t>• Permit to Work (PTW Shutdowns)</w:t>
+              <w:br/>
+              <w:t>• Plant &amp; Gang Idling Claims</w:t>
+              <w:br/>
+              <w:t>• Project Correspondence &amp; Transmittals</w:t>
+            </w:r>
+          </w:p>
+        </w:tc>
+        <w:tc>
+          <w:tcPr>
+            <w:tcW w:type="dxa" w:w="2304"/>
             <w:shd w:fill="FFFFFF"/>
             <w:tcMar>
-              <w:top w:w="70" w:type="dxa"/>
-              <w:bottom w:w="70" w:type="dxa"/>
-              <w:left w:w="80" w:type="dxa"/>
-              <w:right w:w="80" w:type="dxa"/>
-            </w:tcMar>
-          </w:tcPr>
-          <w:p>
-            <w:r>
-              <w:rPr>
-                <w:sz w:val="17"/>
-              </w:rPr>
-              <w:t>Time Limit Extension (EOT), Permit to Work (PTW Shutdowns), Idling Claims, Force Majeure Notices, Official Correspondence</w:t>
+              <w:top w:w="60" w:type="dxa"/>
+              <w:bottom w:w="60" w:type="dxa"/>
+              <w:left w:w="70" w:type="dxa"/>
+              <w:right w:w="70" w:type="dxa"/>
+            </w:tcMar>
+          </w:tcPr>
+          <w:p>
+            <w:r>
+              <w:rPr>
+                <w:sz w:val="15"/>
+              </w:rPr>
+              <w:t>• /eot (EOTDashboard.tsx)</w:t>
+              <w:br/>
+              <w:t>• /eot/claims (EOTClaimList.tsx)</w:t>
+              <w:br/>
+              <w:t>• /eot/events (DelayEventList.tsx)</w:t>
+              <w:br/>
+              <w:t>• /safety (SafetyDashboard.tsx)</w:t>
+              <w:br/>
+              <w:t>• /transmittals (TransmittalList.tsx)</w:t>
+              <w:br/>
+              <w:t>• /crs (CRSList.tsx)</w:t>
+              <w:br/>
+              <w:t>• /correspondence (CorrespondenceList.tsx)</w:t>
+            </w:r>
+          </w:p>
+        </w:tc>
+        <w:tc>
+          <w:tcPr>
+            <w:tcW w:type="dxa" w:w="2592"/>
+            <w:shd w:fill="FFFFFF"/>
+            <w:tcMar>
+              <w:top w:w="60" w:type="dxa"/>
+              <w:bottom w:w="60" w:type="dxa"/>
+              <w:left w:w="70" w:type="dxa"/>
+              <w:right w:w="70" w:type="dxa"/>
+            </w:tcMar>
+          </w:tcPr>
+          <w:p>
+            <w:r>
+              <w:rPr>
+                <w:sz w:val="15"/>
+              </w:rPr>
+              <w:t>Delay Impact Assessment Engine, Contractual Notice Deadline Alerter (7/14 days), Live-Line PTW Shutdown Sanction Vault, Idle Machinery Log Sheet Attacher, Incoming/Outgoing Correspondence Archive</w:t>
             </w:r>
           </w:p>
         </w:tc>
@@ -938,20 +1239,20 @@
       <w:tr>
         <w:tc>
           <w:tcPr>
-            <w:tcW w:type="dxa" w:w="864"/>
+            <w:tcW w:type="dxa" w:w="720"/>
             <w:shd w:fill="F8FAFC"/>
             <w:tcMar>
-              <w:top w:w="70" w:type="dxa"/>
-              <w:bottom w:w="70" w:type="dxa"/>
-              <w:left w:w="80" w:type="dxa"/>
-              <w:right w:w="80" w:type="dxa"/>
+              <w:top w:w="60" w:type="dxa"/>
+              <w:bottom w:w="60" w:type="dxa"/>
+              <w:left w:w="70" w:type="dxa"/>
+              <w:right w:w="70" w:type="dxa"/>
             </w:tcMar>
           </w:tcPr>
           <w:p>
             <w:r>
               <w:rPr>
                 <w:b/>
-                <w:sz w:val="17"/>
+                <w:sz w:val="15"/>
               </w:rPr>
               <w:t>M-08</w:t>
             </w:r>
@@ -959,13 +1260,13 @@
         </w:tc>
         <w:tc>
           <w:tcPr>
-            <w:tcW w:type="dxa" w:w="2880"/>
+            <w:tcW w:type="dxa" w:w="1872"/>
             <w:shd w:fill="F8FAFC"/>
             <w:tcMar>
-              <w:top w:w="70" w:type="dxa"/>
-              <w:bottom w:w="70" w:type="dxa"/>
-              <w:left w:w="80" w:type="dxa"/>
-              <w:right w:w="80" w:type="dxa"/>
+              <w:top w:w="60" w:type="dxa"/>
+              <w:bottom w:w="60" w:type="dxa"/>
+              <w:left w:w="70" w:type="dxa"/>
+              <w:right w:w="70" w:type="dxa"/>
             </w:tcMar>
           </w:tcPr>
           <w:p>
@@ -973,27 +1274,27 @@
               <w:rPr>
                 <w:b/>
                 <w:color w:val="1E293B"/>
-                <w:sz w:val="17"/>
-              </w:rPr>
-              <w:t>Inventory &amp; Asset Management</w:t>
-            </w:r>
-          </w:p>
-        </w:tc>
-        <w:tc>
-          <w:tcPr>
-            <w:tcW w:type="dxa" w:w="2160"/>
+                <w:sz w:val="15"/>
+              </w:rPr>
+              <w:t>Inventory Management Module</w:t>
+            </w:r>
+          </w:p>
+        </w:tc>
+        <w:tc>
+          <w:tcPr>
+            <w:tcW w:type="dxa" w:w="1584"/>
             <w:shd w:fill="F8FAFC"/>
             <w:tcMar>
-              <w:top w:w="70" w:type="dxa"/>
-              <w:bottom w:w="70" w:type="dxa"/>
-              <w:left w:w="80" w:type="dxa"/>
-              <w:right w:w="80" w:type="dxa"/>
-            </w:tcMar>
-          </w:tcPr>
-          <w:p>
-            <w:r>
-              <w:rPr>
-                <w:sz w:val="17"/>
+              <w:top w:w="60" w:type="dxa"/>
+              <w:bottom w:w="60" w:type="dxa"/>
+              <w:left w:w="70" w:type="dxa"/>
+              <w:right w:w="70" w:type="dxa"/>
+            </w:tcMar>
+          </w:tcPr>
+          <w:p>
+            <w:r>
+              <w:rPr>
+                <w:sz w:val="15"/>
               </w:rPr>
               <w:t>Mr. Gopal Nair /</w:t>
               <w:br/>
@@ -1003,41 +1304,77 @@
         </w:tc>
         <w:tc>
           <w:tcPr>
-            <w:tcW w:type="dxa" w:w="2160"/>
+            <w:tcW w:type="dxa" w:w="2592"/>
             <w:shd w:fill="F8FAFC"/>
             <w:tcMar>
-              <w:top w:w="70" w:type="dxa"/>
-              <w:bottom w:w="70" w:type="dxa"/>
-              <w:left w:w="80" w:type="dxa"/>
-              <w:right w:w="80" w:type="dxa"/>
-            </w:tcMar>
-          </w:tcPr>
-          <w:p>
-            <w:r>
-              <w:rPr>
-                <w:sz w:val="17"/>
-              </w:rPr>
-              <w:t>Stores &amp; P&amp;M Logistics</w:t>
-            </w:r>
-          </w:p>
-        </w:tc>
-        <w:tc>
-          <w:tcPr>
-            <w:tcW w:type="dxa" w:w="3168"/>
+              <w:top w:w="60" w:type="dxa"/>
+              <w:bottom w:w="60" w:type="dxa"/>
+              <w:left w:w="70" w:type="dxa"/>
+              <w:right w:w="70" w:type="dxa"/>
+            </w:tcMar>
+          </w:tcPr>
+          <w:p>
+            <w:r>
+              <w:rPr>
+                <w:sz w:val="15"/>
+              </w:rPr>
+              <w:t>• Daily Stock Ledger &amp; Bin Cards</w:t>
+              <w:br/>
+              <w:t>• Monthly Material Reconciliation (MRR)</w:t>
+              <w:br/>
+              <w:t>• Stock Transfer Orders (STO Manifests)</w:t>
+              <w:br/>
+              <w:t>• Tools &amp; Plants (T&amp;P) Inventory</w:t>
+              <w:br/>
+              <w:t>• TSE Machinery Deployment &amp; Logs</w:t>
+              <w:br/>
+              <w:t>• Scrap &amp; Surplus Disposal Certificates</w:t>
+            </w:r>
+          </w:p>
+        </w:tc>
+        <w:tc>
+          <w:tcPr>
+            <w:tcW w:type="dxa" w:w="2304"/>
             <w:shd w:fill="F8FAFC"/>
             <w:tcMar>
-              <w:top w:w="70" w:type="dxa"/>
-              <w:bottom w:w="70" w:type="dxa"/>
-              <w:left w:w="80" w:type="dxa"/>
-              <w:right w:w="80" w:type="dxa"/>
-            </w:tcMar>
-          </w:tcPr>
-          <w:p>
-            <w:r>
-              <w:rPr>
-                <w:sz w:val="17"/>
-              </w:rPr>
-              <w:t>Daily Stock Ledger, Monthly Material Reconciliation, Store-to-Store Transfers (STO), Tools &amp; Plants (T&amp;P), TSE Machinery Logs</w:t>
+              <w:top w:w="60" w:type="dxa"/>
+              <w:bottom w:w="60" w:type="dxa"/>
+              <w:left w:w="70" w:type="dxa"/>
+              <w:right w:w="70" w:type="dxa"/>
+            </w:tcMar>
+          </w:tcPr>
+          <w:p>
+            <w:r>
+              <w:rPr>
+                <w:sz w:val="15"/>
+              </w:rPr>
+              <w:t>• /inventory (InventoryList.tsx)</w:t>
+              <w:br/>
+              <w:t>• /inventory/dispatch (InventoryDashboard.tsx)</w:t>
+              <w:br/>
+              <w:t>• /resources (ResourceList.tsx)</w:t>
+              <w:br/>
+              <w:t>• /golden-period/stores (StoreSetupTracker.tsx)</w:t>
+            </w:r>
+          </w:p>
+        </w:tc>
+        <w:tc>
+          <w:tcPr>
+            <w:tcW w:type="dxa" w:w="2592"/>
+            <w:shd w:fill="F8FAFC"/>
+            <w:tcMar>
+              <w:top w:w="60" w:type="dxa"/>
+              <w:bottom w:w="60" w:type="dxa"/>
+              <w:left w:w="70" w:type="dxa"/>
+              <w:right w:w="70" w:type="dxa"/>
+            </w:tcMar>
+          </w:tcPr>
+          <w:p>
+            <w:r>
+              <w:rPr>
+                <w:sz w:val="15"/>
+              </w:rPr>
+              <w:t>Real-time Digital Bin Cards (Receipt/Issue/Balance), 3-Way Inwarding Verification (Challan+DI+EWay), Monthly Physical vs JMC Reconciliation, Inter-project STO Authorization, Heavy TSE Machine Calibration Tracker</w:t>
             </w:r>
           </w:p>
         </w:tc>
@@ -1046,27 +1383,27 @@
     <w:p>
       <w:pPr>
         <w:pStyle w:val="Heading1"/>
-        <w:spacing w:before="320" w:after="120"/>
+        <w:spacing w:before="280" w:after="120"/>
       </w:pPr>
       <w:r>
         <w:rPr>
           <w:color w:val="0F172A"/>
-          <w:sz w:val="25"/>
+          <w:sz w:val="24"/>
         </w:rPr>
-        <w:t>2. Comprehensive Document Upload, Editing &amp; Verification Rules</w:t>
+        <w:t>2. Granular Document-by-Document Feature &amp; Lock Mapping</w:t>
       </w:r>
     </w:p>
     <w:p>
       <w:pPr>
         <w:pStyle w:val="Heading2"/>
-        <w:spacing w:before="280" w:after="40"/>
+        <w:spacing w:before="240" w:after="40"/>
       </w:pPr>
       <w:r>
         <w:rPr>
           <w:color w:val="2563EB"/>
-          <w:sz w:val="22"/>
+          <w:sz w:val="21"/>
         </w:rPr>
-        <w:t>MODULE 01: L1 Intimation, LOI, LOA, Contract Agreement &amp; Bank Guarantees</w:t>
+        <w:t>MODULE 01: COMMERCIAL &amp; BANK GUARANTEES</w:t>
       </w:r>
     </w:p>
     <w:p>
@@ -1084,37 +1421,21 @@
         <w:rPr>
           <w:sz w:val="17"/>
         </w:rPr>
-        <w:t>Mr. Nilesh Tiwari (Tendering, Contracts &amp; Legal)</w:t>
-        <w:br/>
+        <w:t xml:space="preserve">Mr. Nilesh Tiwari (Tendering, Contracts &amp; Commercial)   |   </w:t>
       </w:r>
       <w:r>
         <w:rPr>
           <w:b/>
           <w:sz w:val="17"/>
         </w:rPr>
-        <w:t xml:space="preserve">Project Benchmarks: </w:t>
-      </w:r>
-      <w:r>
-        <w:rPr>
-          <w:color w:val="0D9488"/>
-          <w:sz w:val="17"/>
-        </w:rPr>
-        <w:t>HTLS (GETCO 414) &amp; OPGW (KPTCL) Commercial Framework</w:t>
-        <w:br/>
-      </w:r>
-      <w:r>
-        <w:rPr>
-          <w:b/>
-          <w:sz w:val="17"/>
-        </w:rPr>
-        <w:t xml:space="preserve">Core Operational Scope: </w:t>
+        <w:t xml:space="preserve">System Routes: </w:t>
       </w:r>
       <w:r>
         <w:rPr>
           <w:color w:val="475569"/>
           <w:sz w:val="17"/>
         </w:rPr>
-        <w:t>Manages initial award onboarding, legal execution of commercial agreements, and statutory banking guarantees.</w:t>
+        <w:t>/contracts, /golden-period/bank-guarantees, /award, /bidding</w:t>
       </w:r>
     </w:p>
     <w:tbl>
@@ -1125,17 +1446,17 @@
         <w:tblLook w:firstColumn="1" w:firstRow="1" w:lastColumn="0" w:lastRow="0" w:noHBand="0" w:noVBand="1" w:val="04A0"/>
       </w:tblPr>
       <w:tblGrid>
-        <w:gridCol w:w="1704"/>
-        <w:gridCol w:w="1704"/>
-        <w:gridCol w:w="1704"/>
-        <w:gridCol w:w="1704"/>
-        <w:gridCol w:w="1704"/>
-        <w:gridCol w:w="1704"/>
+        <w:gridCol w:w="1728"/>
+        <w:gridCol w:w="1728"/>
+        <w:gridCol w:w="1728"/>
+        <w:gridCol w:w="1728"/>
+        <w:gridCol w:w="1728"/>
+        <w:gridCol w:w="1728"/>
       </w:tblGrid>
       <w:tr>
         <w:tc>
           <w:tcPr>
-            <w:tcW w:type="dxa" w:w="1152"/>
+            <w:tcW w:type="dxa" w:w="2160"/>
             <w:shd w:fill="1E293B"/>
             <w:tcMar>
               <w:top w:w="70" w:type="dxa"/>
@@ -1151,13 +1472,13 @@
                 <w:color w:val="FFFFFF"/>
                 <w:sz w:val="15"/>
               </w:rPr>
-              <w:t>Code</w:t>
-            </w:r>
-          </w:p>
-        </w:tc>
-        <w:tc>
-          <w:tcPr>
-            <w:tcW w:type="dxa" w:w="2592"/>
+              <w:t>Document Scope Name</w:t>
+            </w:r>
+          </w:p>
+        </w:tc>
+        <w:tc>
+          <w:tcPr>
+            <w:tcW w:type="dxa" w:w="2160"/>
             <w:shd w:fill="1E293B"/>
             <w:tcMar>
               <w:top w:w="70" w:type="dxa"/>
@@ -1173,13 +1494,13 @@
                 <w:color w:val="FFFFFF"/>
                 <w:sz w:val="15"/>
               </w:rPr>
-              <w:t>Document Title</w:t>
-            </w:r>
-          </w:p>
-        </w:tc>
-        <w:tc>
-          <w:tcPr>
-            <w:tcW w:type="dxa" w:w="1152"/>
+              <w:t>Present Route &amp; File</w:t>
+            </w:r>
+          </w:p>
+        </w:tc>
+        <w:tc>
+          <w:tcPr>
+            <w:tcW w:type="dxa" w:w="1872"/>
             <w:shd w:fill="1E293B"/>
             <w:tcMar>
               <w:top w:w="70" w:type="dxa"/>
@@ -1195,7 +1516,7 @@
                 <w:color w:val="FFFFFF"/>
                 <w:sz w:val="15"/>
               </w:rPr>
-              <w:t>Target SLA</w:t>
+              <w:t>Screen Feature / Tab</w:t>
             </w:r>
           </w:p>
         </w:tc>
@@ -1223,7 +1544,7 @@
         </w:tc>
         <w:tc>
           <w:tcPr>
-            <w:tcW w:type="dxa" w:w="2448"/>
+            <w:tcW w:type="dxa" w:w="2304"/>
             <w:shd w:fill="1E293B"/>
             <w:tcMar>
               <w:top w:w="70" w:type="dxa"/>
@@ -1261,7 +1582,7 @@
                 <w:color w:val="FFFFFF"/>
                 <w:sz w:val="15"/>
               </w:rPr>
-              <w:t>Input Prerequisite</w:t>
+              <w:t>Operational Objective &amp; Impact</w:t>
             </w:r>
           </w:p>
         </w:tc>
@@ -1269,7 +1590,7 @@
       <w:tr>
         <w:tc>
           <w:tcPr>
-            <w:tcW w:type="dxa" w:w="1152"/>
+            <w:tcW w:type="dxa" w:w="2160"/>
             <w:shd w:fill="FFFFFF"/>
             <w:tcMar>
               <w:top w:w="50" w:type="dxa"/>
@@ -1284,13 +1605,13 @@
                 <w:b/>
                 <w:sz w:val="15"/>
               </w:rPr>
-              <w:t>M1-DOC-01</w:t>
-            </w:r>
-          </w:p>
-        </w:tc>
-        <w:tc>
-          <w:tcPr>
-            <w:tcW w:type="dxa" w:w="2592"/>
+              <w:t>L1 Intimation &amp; Bid Evaluation</w:t>
+            </w:r>
+          </w:p>
+        </w:tc>
+        <w:tc>
+          <w:tcPr>
+            <w:tcW w:type="dxa" w:w="2160"/>
             <w:shd w:fill="FFFFFF"/>
             <w:tcMar>
               <w:top w:w="50" w:type="dxa"/>
@@ -1302,17 +1623,16 @@
           <w:p>
             <w:r>
               <w:rPr>
-                <w:b/>
                 <w:color w:val="1E293B"/>
                 <w:sz w:val="15"/>
               </w:rPr>
-              <w:t>L1 Intimation &amp; Price Bid Evaluation Copy</w:t>
-            </w:r>
-          </w:p>
-        </w:tc>
-        <w:tc>
-          <w:tcPr>
-            <w:tcW w:type="dxa" w:w="1152"/>
+              <w:t>/bidding (BidDetail.tsx)</w:t>
+            </w:r>
+          </w:p>
+        </w:tc>
+        <w:tc>
+          <w:tcPr>
+            <w:tcW w:type="dxa" w:w="1872"/>
             <w:shd w:fill="FFFFFF"/>
             <w:tcMar>
               <w:top w:w="50" w:type="dxa"/>
@@ -1326,7 +1646,7 @@
               <w:rPr>
                 <w:sz w:val="15"/>
               </w:rPr>
-              <w:t>Day 1 (Post-Opening)</w:t>
+              <w:t>Stage 0 Bid Award Card</w:t>
             </w:r>
           </w:p>
         </w:tc>
@@ -1346,13 +1666,13 @@
               <w:rPr>
                 <w:sz w:val="15"/>
               </w:rPr>
-              <w:t>PDF</w:t>
-            </w:r>
-          </w:p>
-        </w:tc>
-        <w:tc>
-          <w:tcPr>
-            <w:tcW w:type="dxa" w:w="2448"/>
+              <w:t>PDF / Scan</w:t>
+            </w:r>
+          </w:p>
+        </w:tc>
+        <w:tc>
+          <w:tcPr>
+            <w:tcW w:type="dxa" w:w="2304"/>
             <w:shd w:fill="FFFFFF"/>
             <w:tcMar>
               <w:top w:w="50" w:type="dxa"/>
@@ -1366,7 +1686,7 @@
               <w:rPr>
                 <w:sz w:val="15"/>
               </w:rPr>
-              <w:t>Upload &amp; Edit during tender award</w:t>
+              <w:t>Upload on L1 win; Editable until LOA issued</w:t>
             </w:r>
           </w:p>
         </w:tc>
@@ -1386,7 +1706,7 @@
               <w:rPr>
                 <w:sz w:val="15"/>
               </w:rPr>
-              <w:t>Commercial opening announcement</w:t>
+              <w:t>Evaluates commercial ranking; initializes tender handover</w:t>
             </w:r>
           </w:p>
         </w:tc>
@@ -1394,7 +1714,7 @@
       <w:tr>
         <w:tc>
           <w:tcPr>
-            <w:tcW w:type="dxa" w:w="1152"/>
+            <w:tcW w:type="dxa" w:w="2160"/>
             <w:shd w:fill="F8FAFC"/>
             <w:tcMar>
               <w:top w:w="50" w:type="dxa"/>
@@ -1409,13 +1729,13 @@
                 <w:b/>
                 <w:sz w:val="15"/>
               </w:rPr>
-              <w:t>M1-DOC-02</w:t>
-            </w:r>
-          </w:p>
-        </w:tc>
-        <w:tc>
-          <w:tcPr>
-            <w:tcW w:type="dxa" w:w="2592"/>
+              <w:t>Letter of Award (LOA) / LOI</w:t>
+            </w:r>
+          </w:p>
+        </w:tc>
+        <w:tc>
+          <w:tcPr>
+            <w:tcW w:type="dxa" w:w="2160"/>
             <w:shd w:fill="F8FAFC"/>
             <w:tcMar>
               <w:top w:w="50" w:type="dxa"/>
@@ -1427,17 +1747,16 @@
           <w:p>
             <w:r>
               <w:rPr>
-                <w:b/>
                 <w:color w:val="1E293B"/>
                 <w:sz w:val="15"/>
               </w:rPr>
-              <w:t>Letter of Award (LOA) / Letter of Intent (LOI)</w:t>
-            </w:r>
-          </w:p>
-        </w:tc>
-        <w:tc>
-          <w:tcPr>
-            <w:tcW w:type="dxa" w:w="1152"/>
+              <w:t>/award (AwardDetail.tsx)</w:t>
+            </w:r>
+          </w:p>
+        </w:tc>
+        <w:tc>
+          <w:tcPr>
+            <w:tcW w:type="dxa" w:w="1872"/>
             <w:shd w:fill="F8FAFC"/>
             <w:tcMar>
               <w:top w:w="50" w:type="dxa"/>
@@ -1451,7 +1770,7 @@
               <w:rPr>
                 <w:sz w:val="15"/>
               </w:rPr>
-              <w:t>Day 1 of Award</w:t>
+              <w:t>LOA Acceptance Form</w:t>
             </w:r>
           </w:p>
         </w:tc>
@@ -1477,7 +1796,7 @@
         </w:tc>
         <w:tc>
           <w:tcPr>
-            <w:tcW w:type="dxa" w:w="2448"/>
+            <w:tcW w:type="dxa" w:w="2304"/>
             <w:shd w:fill="F8FAFC"/>
             <w:tcMar>
               <w:top w:w="50" w:type="dxa"/>
@@ -1491,7 +1810,7 @@
               <w:rPr>
                 <w:sz w:val="15"/>
               </w:rPr>
-              <w:t>Upload &amp; Lock once accepted</w:t>
+              <w:t>Upload on award receipt; LOCKED upon acceptance</w:t>
             </w:r>
           </w:p>
         </w:tc>
@@ -1511,7 +1830,7 @@
               <w:rPr>
                 <w:sz w:val="15"/>
               </w:rPr>
-              <w:t>Formal client award letter</w:t>
+              <w:t>Triggers formal Project Container creation and 60-Day countdown</w:t>
             </w:r>
           </w:p>
         </w:tc>
@@ -1519,7 +1838,7 @@
       <w:tr>
         <w:tc>
           <w:tcPr>
-            <w:tcW w:type="dxa" w:w="1152"/>
+            <w:tcW w:type="dxa" w:w="2160"/>
             <w:shd w:fill="FFFFFF"/>
             <w:tcMar>
               <w:top w:w="50" w:type="dxa"/>
@@ -1534,13 +1853,13 @@
                 <w:b/>
                 <w:sz w:val="15"/>
               </w:rPr>
-              <w:t>M1-DOC-03</w:t>
-            </w:r>
-          </w:p>
-        </w:tc>
-        <w:tc>
-          <w:tcPr>
-            <w:tcW w:type="dxa" w:w="2592"/>
+              <w:t>Signed Contract Agreement</w:t>
+            </w:r>
+          </w:p>
+        </w:tc>
+        <w:tc>
+          <w:tcPr>
+            <w:tcW w:type="dxa" w:w="2160"/>
             <w:shd w:fill="FFFFFF"/>
             <w:tcMar>
               <w:top w:w="50" w:type="dxa"/>
@@ -1552,17 +1871,16 @@
           <w:p>
             <w:r>
               <w:rPr>
-                <w:b/>
                 <w:color w:val="1E293B"/>
                 <w:sz w:val="15"/>
               </w:rPr>
-              <w:t>Signed Contract Agreement &amp; Mother BOQ Schedule</w:t>
-            </w:r>
-          </w:p>
-        </w:tc>
-        <w:tc>
-          <w:tcPr>
-            <w:tcW w:type="dxa" w:w="1152"/>
+              <w:t>/contracts (ContractList.tsx)</w:t>
+            </w:r>
+          </w:p>
+        </w:tc>
+        <w:tc>
+          <w:tcPr>
+            <w:tcW w:type="dxa" w:w="1872"/>
             <w:shd w:fill="FFFFFF"/>
             <w:tcMar>
               <w:top w:w="50" w:type="dxa"/>
@@ -1576,7 +1894,7 @@
               <w:rPr>
                 <w:sz w:val="15"/>
               </w:rPr>
-              <w:t>Day 10 (Post-LOA)</w:t>
+              <w:t>Contract Master Record</w:t>
             </w:r>
           </w:p>
         </w:tc>
@@ -1596,13 +1914,13 @@
               <w:rPr>
                 <w:sz w:val="15"/>
               </w:rPr>
-              <w:t>PDF / XLSX</w:t>
-            </w:r>
-          </w:p>
-        </w:tc>
-        <w:tc>
-          <w:tcPr>
-            <w:tcW w:type="dxa" w:w="2448"/>
+              <w:t>PDF</w:t>
+            </w:r>
+          </w:p>
+        </w:tc>
+        <w:tc>
+          <w:tcPr>
+            <w:tcW w:type="dxa" w:w="2304"/>
             <w:shd w:fill="FFFFFF"/>
             <w:tcMar>
               <w:top w:w="50" w:type="dxa"/>
@@ -1616,7 +1934,7 @@
               <w:rPr>
                 <w:sz w:val="15"/>
               </w:rPr>
-              <w:t>Editable during draft; LOCKED upon final client sign-off</w:t>
+              <w:t>Upload executed contract; Locked upon signing</w:t>
             </w:r>
           </w:p>
         </w:tc>
@@ -1636,7 +1954,7 @@
               <w:rPr>
                 <w:sz w:val="15"/>
               </w:rPr>
-              <w:t>Verified CPBG &amp; LOA terms</w:t>
+              <w:t>Formal legal basis governing all project execution obligations</w:t>
             </w:r>
           </w:p>
         </w:tc>
@@ -1644,7 +1962,7 @@
       <w:tr>
         <w:tc>
           <w:tcPr>
-            <w:tcW w:type="dxa" w:w="1152"/>
+            <w:tcW w:type="dxa" w:w="2160"/>
             <w:shd w:fill="F8FAFC"/>
             <w:tcMar>
               <w:top w:w="50" w:type="dxa"/>
@@ -1659,13 +1977,13 @@
                 <w:b/>
                 <w:sz w:val="15"/>
               </w:rPr>
-              <w:t>M1-DOC-04</w:t>
-            </w:r>
-          </w:p>
-        </w:tc>
-        <w:tc>
-          <w:tcPr>
-            <w:tcW w:type="dxa" w:w="2592"/>
+              <w:t>Mother BOQ Schedule</w:t>
+            </w:r>
+          </w:p>
+        </w:tc>
+        <w:tc>
+          <w:tcPr>
+            <w:tcW w:type="dxa" w:w="2160"/>
             <w:shd w:fill="F8FAFC"/>
             <w:tcMar>
               <w:top w:w="50" w:type="dxa"/>
@@ -1677,17 +1995,16 @@
           <w:p>
             <w:r>
               <w:rPr>
-                <w:b/>
                 <w:color w:val="1E293B"/>
                 <w:sz w:val="15"/>
               </w:rPr>
-              <w:t>Contract Performance Bank Guarantee (CPBG)</w:t>
-            </w:r>
-          </w:p>
-        </w:tc>
-        <w:tc>
-          <w:tcPr>
-            <w:tcW w:type="dxa" w:w="1152"/>
+              <w:t>/contracts (ContractList.tsx)</w:t>
+            </w:r>
+          </w:p>
+        </w:tc>
+        <w:tc>
+          <w:tcPr>
+            <w:tcW w:type="dxa" w:w="1872"/>
             <w:shd w:fill="F8FAFC"/>
             <w:tcMar>
               <w:top w:w="50" w:type="dxa"/>
@@ -1701,7 +2018,7 @@
               <w:rPr>
                 <w:sz w:val="15"/>
               </w:rPr>
-              <w:t>Day 7 (≤15d LOA)</w:t>
+              <w:t>Client BOQ Dynamic Tab</w:t>
             </w:r>
           </w:p>
         </w:tc>
@@ -1721,13 +2038,13 @@
               <w:rPr>
                 <w:sz w:val="15"/>
               </w:rPr>
-              <w:t>PDF / Scan</w:t>
-            </w:r>
-          </w:p>
-        </w:tc>
-        <w:tc>
-          <w:tcPr>
-            <w:tcW w:type="dxa" w:w="2448"/>
+              <w:t>XLSX / Grid</w:t>
+            </w:r>
+          </w:p>
+        </w:tc>
+        <w:tc>
+          <w:tcPr>
+            <w:tcW w:type="dxa" w:w="2304"/>
             <w:shd w:fill="F8FAFC"/>
             <w:tcMar>
               <w:top w:w="50" w:type="dxa"/>
@@ -1741,7 +2058,7 @@
               <w:rPr>
                 <w:sz w:val="15"/>
               </w:rPr>
-              <w:t>Upload initial; Editable for amendments &amp; renewals</w:t>
+              <w:t>Editable during contract onboarding; HARD LOCKED on sign-off</w:t>
             </w:r>
           </w:p>
         </w:tc>
@@ -1761,7 +2078,7 @@
               <w:rPr>
                 <w:sz w:val="15"/>
               </w:rPr>
-              <w:t>LOA 10% BG clause &amp; Bank Sanction</w:t>
+              <w:t>CORE LOCK: All downstream supplier POs bound to these item balances</w:t>
             </w:r>
           </w:p>
         </w:tc>
@@ -1769,7 +2086,7 @@
       <w:tr>
         <w:tc>
           <w:tcPr>
-            <w:tcW w:type="dxa" w:w="1152"/>
+            <w:tcW w:type="dxa" w:w="2160"/>
             <w:shd w:fill="FFFFFF"/>
             <w:tcMar>
               <w:top w:w="50" w:type="dxa"/>
@@ -1784,13 +2101,13 @@
                 <w:b/>
                 <w:sz w:val="15"/>
               </w:rPr>
-              <w:t>M1-DOC-05</w:t>
-            </w:r>
-          </w:p>
-        </w:tc>
-        <w:tc>
-          <w:tcPr>
-            <w:tcW w:type="dxa" w:w="2592"/>
+              <w:t>Contract Performance BG (CPBG)</w:t>
+            </w:r>
+          </w:p>
+        </w:tc>
+        <w:tc>
+          <w:tcPr>
+            <w:tcW w:type="dxa" w:w="2160"/>
             <w:shd w:fill="FFFFFF"/>
             <w:tcMar>
               <w:top w:w="50" w:type="dxa"/>
@@ -1802,17 +2119,16 @@
           <w:p>
             <w:r>
               <w:rPr>
-                <w:b/>
                 <w:color w:val="1E293B"/>
                 <w:sz w:val="15"/>
               </w:rPr>
-              <w:t>Advance Payment Bank Guarantee (APBG)</w:t>
-            </w:r>
-          </w:p>
-        </w:tc>
-        <w:tc>
-          <w:tcPr>
-            <w:tcW w:type="dxa" w:w="1152"/>
+              <w:t>/golden-period/bank-guarantees</w:t>
+            </w:r>
+          </w:p>
+        </w:tc>
+        <w:tc>
+          <w:tcPr>
+            <w:tcW w:type="dxa" w:w="1872"/>
             <w:shd w:fill="FFFFFF"/>
             <w:tcMar>
               <w:top w:w="50" w:type="dxa"/>
@@ -1826,7 +2142,7 @@
               <w:rPr>
                 <w:sz w:val="15"/>
               </w:rPr>
-              <w:t>Day 15 (Post-LOA)</w:t>
+              <w:t>BG Tracker &amp; Expiry Log</w:t>
             </w:r>
           </w:p>
         </w:tc>
@@ -1846,13 +2162,13 @@
               <w:rPr>
                 <w:sz w:val="15"/>
               </w:rPr>
-              <w:t>PDF</w:t>
-            </w:r>
-          </w:p>
-        </w:tc>
-        <w:tc>
-          <w:tcPr>
-            <w:tcW w:type="dxa" w:w="2448"/>
+              <w:t>PDF / Scan</w:t>
+            </w:r>
+          </w:p>
+        </w:tc>
+        <w:tc>
+          <w:tcPr>
+            <w:tcW w:type="dxa" w:w="2304"/>
             <w:shd w:fill="FFFFFF"/>
             <w:tcMar>
               <w:top w:w="50" w:type="dxa"/>
@@ -1866,7 +2182,7 @@
               <w:rPr>
                 <w:sz w:val="15"/>
               </w:rPr>
-              <w:t>Upload initial; Tracked for recovery reductions</w:t>
+              <w:t>Upload CPBG bond; Editable for validity renewal</w:t>
             </w:r>
           </w:p>
         </w:tc>
@@ -1886,7 +2202,7 @@
               <w:rPr>
                 <w:sz w:val="15"/>
               </w:rPr>
-              <w:t>Mobilization advance claim terms</w:t>
+              <w:t>Automated 60/30/15-day expiry alerts; unlocks 10% mobilization advance</w:t>
             </w:r>
           </w:p>
         </w:tc>
@@ -1894,7 +2210,7 @@
       <w:tr>
         <w:tc>
           <w:tcPr>
-            <w:tcW w:type="dxa" w:w="1152"/>
+            <w:tcW w:type="dxa" w:w="2160"/>
             <w:shd w:fill="F8FAFC"/>
             <w:tcMar>
               <w:top w:w="50" w:type="dxa"/>
@@ -1909,13 +2225,13 @@
                 <w:b/>
                 <w:sz w:val="15"/>
               </w:rPr>
-              <w:t>M1-DOC-06</w:t>
-            </w:r>
-          </w:p>
-        </w:tc>
-        <w:tc>
-          <w:tcPr>
-            <w:tcW w:type="dxa" w:w="2592"/>
+              <w:t>Advance Payment BG (APBG)</w:t>
+            </w:r>
+          </w:p>
+        </w:tc>
+        <w:tc>
+          <w:tcPr>
+            <w:tcW w:type="dxa" w:w="2160"/>
             <w:shd w:fill="F8FAFC"/>
             <w:tcMar>
               <w:top w:w="50" w:type="dxa"/>
@@ -1927,17 +2243,16 @@
           <w:p>
             <w:r>
               <w:rPr>
-                <w:b/>
                 <w:color w:val="1E293B"/>
                 <w:sz w:val="15"/>
               </w:rPr>
-              <w:t>Contract Amendments, Addendums &amp; Variations</w:t>
-            </w:r>
-          </w:p>
-        </w:tc>
-        <w:tc>
-          <w:tcPr>
-            <w:tcW w:type="dxa" w:w="1152"/>
+              <w:t>/golden-period/bank-guarantees</w:t>
+            </w:r>
+          </w:p>
+        </w:tc>
+        <w:tc>
+          <w:tcPr>
+            <w:tcW w:type="dxa" w:w="1872"/>
             <w:shd w:fill="F8FAFC"/>
             <w:tcMar>
               <w:top w:w="50" w:type="dxa"/>
@@ -1951,7 +2266,7 @@
               <w:rPr>
                 <w:sz w:val="15"/>
               </w:rPr>
-              <w:t>As Issued</w:t>
+              <w:t>APBG Recovery Ledger</w:t>
             </w:r>
           </w:p>
         </w:tc>
@@ -1977,7 +2292,7 @@
         </w:tc>
         <w:tc>
           <w:tcPr>
-            <w:tcW w:type="dxa" w:w="2448"/>
+            <w:tcW w:type="dxa" w:w="2304"/>
             <w:shd w:fill="F8FAFC"/>
             <w:tcMar>
               <w:top w:w="50" w:type="dxa"/>
@@ -1991,7 +2306,7 @@
               <w:rPr>
                 <w:sz w:val="15"/>
               </w:rPr>
-              <w:t>Append new revisions; preserves original baseline</w:t>
+              <w:t>Upload APBG; Tracked for progressive recovery</w:t>
             </w:r>
           </w:p>
         </w:tc>
@@ -2011,7 +2326,131 @@
               <w:rPr>
                 <w:sz w:val="15"/>
               </w:rPr>
-              <w:t>Client-approved scope change orders</w:t>
+              <w:t>Enables client disbursement of mobilization funds</w:t>
+            </w:r>
+          </w:p>
+        </w:tc>
+      </w:tr>
+      <w:tr>
+        <w:tc>
+          <w:tcPr>
+            <w:tcW w:type="dxa" w:w="2160"/>
+            <w:shd w:fill="FFFFFF"/>
+            <w:tcMar>
+              <w:top w:w="50" w:type="dxa"/>
+              <w:bottom w:w="50" w:type="dxa"/>
+              <w:left w:w="70" w:type="dxa"/>
+              <w:right w:w="70" w:type="dxa"/>
+            </w:tcMar>
+          </w:tcPr>
+          <w:p>
+            <w:r>
+              <w:rPr>
+                <w:b/>
+                <w:sz w:val="15"/>
+              </w:rPr>
+              <w:t>Contract Amendments &amp; Addendums</w:t>
+            </w:r>
+          </w:p>
+        </w:tc>
+        <w:tc>
+          <w:tcPr>
+            <w:tcW w:type="dxa" w:w="2160"/>
+            <w:shd w:fill="FFFFFF"/>
+            <w:tcMar>
+              <w:top w:w="50" w:type="dxa"/>
+              <w:bottom w:w="50" w:type="dxa"/>
+              <w:left w:w="70" w:type="dxa"/>
+              <w:right w:w="70" w:type="dxa"/>
+            </w:tcMar>
+          </w:tcPr>
+          <w:p>
+            <w:r>
+              <w:rPr>
+                <w:color w:val="1E293B"/>
+                <w:sz w:val="15"/>
+              </w:rPr>
+              <w:t>/po-amendments (POAmendmentList)</w:t>
+            </w:r>
+          </w:p>
+        </w:tc>
+        <w:tc>
+          <w:tcPr>
+            <w:tcW w:type="dxa" w:w="1872"/>
+            <w:shd w:fill="FFFFFF"/>
+            <w:tcMar>
+              <w:top w:w="50" w:type="dxa"/>
+              <w:bottom w:w="50" w:type="dxa"/>
+              <w:left w:w="70" w:type="dxa"/>
+              <w:right w:w="70" w:type="dxa"/>
+            </w:tcMar>
+          </w:tcPr>
+          <w:p>
+            <w:r>
+              <w:rPr>
+                <w:sz w:val="15"/>
+              </w:rPr>
+              <w:t>Variation Order Ledger</w:t>
+            </w:r>
+          </w:p>
+        </w:tc>
+        <w:tc>
+          <w:tcPr>
+            <w:tcW w:type="dxa" w:w="720"/>
+            <w:shd w:fill="FFFFFF"/>
+            <w:tcMar>
+              <w:top w:w="50" w:type="dxa"/>
+              <w:bottom w:w="50" w:type="dxa"/>
+              <w:left w:w="70" w:type="dxa"/>
+              <w:right w:w="70" w:type="dxa"/>
+            </w:tcMar>
+          </w:tcPr>
+          <w:p>
+            <w:r>
+              <w:rPr>
+                <w:sz w:val="15"/>
+              </w:rPr>
+              <w:t>PDF</w:t>
+            </w:r>
+          </w:p>
+        </w:tc>
+        <w:tc>
+          <w:tcPr>
+            <w:tcW w:type="dxa" w:w="2304"/>
+            <w:shd w:fill="FFFFFF"/>
+            <w:tcMar>
+              <w:top w:w="50" w:type="dxa"/>
+              <w:bottom w:w="50" w:type="dxa"/>
+              <w:left w:w="70" w:type="dxa"/>
+              <w:right w:w="70" w:type="dxa"/>
+            </w:tcMar>
+          </w:tcPr>
+          <w:p>
+            <w:r>
+              <w:rPr>
+                <w:sz w:val="15"/>
+              </w:rPr>
+              <w:t>Append new revisions; original baseline preserved</w:t>
+            </w:r>
+          </w:p>
+        </w:tc>
+        <w:tc>
+          <w:tcPr>
+            <w:tcW w:type="dxa" w:w="2304"/>
+            <w:shd w:fill="FFFFFF"/>
+            <w:tcMar>
+              <w:top w:w="50" w:type="dxa"/>
+              <w:bottom w:w="50" w:type="dxa"/>
+              <w:left w:w="70" w:type="dxa"/>
+              <w:right w:w="70" w:type="dxa"/>
+            </w:tcMar>
+          </w:tcPr>
+          <w:p>
+            <w:r>
+              <w:rPr>
+                <w:sz w:val="15"/>
+              </w:rPr>
+              <w:t>Dynamically updates BOQ items, rates, or completion deadlines</w:t>
             </w:r>
           </w:p>
         </w:tc>
@@ -2019,67 +2458,15 @@
     </w:tbl>
     <w:p>
       <w:pPr>
-        <w:spacing w:before="100" w:after="40"/>
-      </w:pPr>
-      <w:r>
-        <w:rPr>
-          <w:b/>
-          <w:color w:val="0F172A"/>
-          <w:sz w:val="16"/>
-        </w:rPr>
-        <w:t>Governance, System Locks &amp; Operational Rules:</w:t>
-      </w:r>
-    </w:p>
-    <w:p>
-      <w:pPr>
-        <w:pStyle w:val="ListBullet"/>
-        <w:spacing w:after="40"/>
-      </w:pPr>
-      <w:r>
-        <w:rPr>
-          <w:color w:val="1E293B"/>
-          <w:sz w:val="16"/>
-        </w:rPr>
-        <w:t>Mother BOQ Hard Lock: Once Mr. Nilesh Tiwari submits the signed Mother BOQ into the system, all unit rates, contract item codes, and ceiling quantities are HARD LOCKED. Downstream POs cannot exceed these lines without an approved Contract Amendment.</w:t>
-      </w:r>
-    </w:p>
-    <w:p>
-      <w:pPr>
-        <w:pStyle w:val="ListBullet"/>
-        <w:spacing w:after="40"/>
-      </w:pPr>
-      <w:r>
-        <w:rPr>
-          <w:color w:val="1E293B"/>
-          <w:sz w:val="16"/>
-        </w:rPr>
-        <w:t>Bank Guarantee Tracking: System tracks validity expiry and 6-month claim periods, triggering automated red alerts 60, 30, and 15 days prior to expiry.</w:t>
-      </w:r>
-    </w:p>
-    <w:p>
-      <w:pPr>
-        <w:pStyle w:val="ListBullet"/>
-        <w:spacing w:after="40"/>
-      </w:pPr>
-      <w:r>
-        <w:rPr>
-          <w:color w:val="1E293B"/>
-          <w:sz w:val="16"/>
-        </w:rPr>
-        <w:t>Access Control: Nilesh Tiwari (Admin/Full Control); Project Managers (Read-Only); Finance (Read/Verify).</w:t>
-      </w:r>
-    </w:p>
-    <w:p>
-      <w:pPr>
         <w:pStyle w:val="Heading2"/>
-        <w:spacing w:before="280" w:after="40"/>
+        <w:spacing w:before="240" w:after="40"/>
       </w:pPr>
       <w:r>
         <w:rPr>
           <w:color w:val="2563EB"/>
-          <w:sz w:val="22"/>
+          <w:sz w:val="21"/>
         </w:rPr>
-        <w:t>MODULE 02: Golden Activity Period Module (L1 to LOA to Hitting Ground in 30+60 Days)</w:t>
+        <w:t>MODULE 02: GOLDEN ACTIVITY PERIOD (30+60 DAYS)</w:t>
       </w:r>
     </w:p>
     <w:p>
@@ -2097,37 +2484,21 @@
         <w:rPr>
           <w:sz w:val="17"/>
         </w:rPr>
-        <w:t>Mr. Rakesh Sinha / Mr. Suvesh Pahwa (Project Monitoring &amp; Operations)</w:t>
-        <w:br/>
+        <w:t xml:space="preserve">Mr. Rakesh Sinha / Mr. Suvesh Pahwa (Project Operations &amp; Monitoring)   |   </w:t>
       </w:r>
       <w:r>
         <w:rPr>
           <w:b/>
           <w:sz w:val="17"/>
         </w:rPr>
-        <w:t xml:space="preserve">Project Benchmarks: </w:t>
-      </w:r>
-      <w:r>
-        <w:rPr>
-          <w:color w:val="0D9488"/>
-          <w:sz w:val="17"/>
-        </w:rPr>
-        <w:t>30-Day Pre-LOA + 60-Day Post-LOA Countdown to Foundation Kickoff</w:t>
-        <w:br/>
-      </w:r>
-      <w:r>
-        <w:rPr>
-          <w:b/>
-          <w:sz w:val="17"/>
-        </w:rPr>
-        <w:t xml:space="preserve">Core Operational Scope: </w:t>
+        <w:t xml:space="preserve">System Routes: </w:t>
       </w:r>
       <w:r>
         <w:rPr>
           <w:color w:val="475569"/>
           <w:sz w:val="17"/>
         </w:rPr>
-        <w:t>Drives the rapid mobilization phase to ensure all statutory, engineering, procurement, and site prerequisites are achieved to break ground within 60 days.</w:t>
+        <w:t>/golden-period, /golden-period/manufacturing-clearance, /golden-period/statutory, /golden-period/stores</w:t>
       </w:r>
     </w:p>
     <w:tbl>
@@ -2138,17 +2509,17 @@
         <w:tblLook w:firstColumn="1" w:firstRow="1" w:lastColumn="0" w:lastRow="0" w:noHBand="0" w:noVBand="1" w:val="04A0"/>
       </w:tblPr>
       <w:tblGrid>
-        <w:gridCol w:w="1704"/>
-        <w:gridCol w:w="1704"/>
-        <w:gridCol w:w="1704"/>
-        <w:gridCol w:w="1704"/>
-        <w:gridCol w:w="1704"/>
-        <w:gridCol w:w="1704"/>
+        <w:gridCol w:w="1728"/>
+        <w:gridCol w:w="1728"/>
+        <w:gridCol w:w="1728"/>
+        <w:gridCol w:w="1728"/>
+        <w:gridCol w:w="1728"/>
+        <w:gridCol w:w="1728"/>
       </w:tblGrid>
       <w:tr>
         <w:tc>
           <w:tcPr>
-            <w:tcW w:type="dxa" w:w="1152"/>
+            <w:tcW w:type="dxa" w:w="2160"/>
             <w:shd w:fill="1E293B"/>
             <w:tcMar>
               <w:top w:w="70" w:type="dxa"/>
@@ -2164,13 +2535,13 @@
                 <w:color w:val="FFFFFF"/>
                 <w:sz w:val="15"/>
               </w:rPr>
-              <w:t>Code</w:t>
-            </w:r>
-          </w:p>
-        </w:tc>
-        <w:tc>
-          <w:tcPr>
-            <w:tcW w:type="dxa" w:w="2592"/>
+              <w:t>Document Scope Name</w:t>
+            </w:r>
+          </w:p>
+        </w:tc>
+        <w:tc>
+          <w:tcPr>
+            <w:tcW w:type="dxa" w:w="2160"/>
             <w:shd w:fill="1E293B"/>
             <w:tcMar>
               <w:top w:w="70" w:type="dxa"/>
@@ -2186,13 +2557,13 @@
                 <w:color w:val="FFFFFF"/>
                 <w:sz w:val="15"/>
               </w:rPr>
-              <w:t>Document Title</w:t>
-            </w:r>
-          </w:p>
-        </w:tc>
-        <w:tc>
-          <w:tcPr>
-            <w:tcW w:type="dxa" w:w="1152"/>
+              <w:t>Present Route &amp; File</w:t>
+            </w:r>
+          </w:p>
+        </w:tc>
+        <w:tc>
+          <w:tcPr>
+            <w:tcW w:type="dxa" w:w="1872"/>
             <w:shd w:fill="1E293B"/>
             <w:tcMar>
               <w:top w:w="70" w:type="dxa"/>
@@ -2208,7 +2579,7 @@
                 <w:color w:val="FFFFFF"/>
                 <w:sz w:val="15"/>
               </w:rPr>
-              <w:t>Target SLA</w:t>
+              <w:t>Screen Feature / Tab</w:t>
             </w:r>
           </w:p>
         </w:tc>
@@ -2236,7 +2607,7 @@
         </w:tc>
         <w:tc>
           <w:tcPr>
-            <w:tcW w:type="dxa" w:w="2448"/>
+            <w:tcW w:type="dxa" w:w="2304"/>
             <w:shd w:fill="1E293B"/>
             <w:tcMar>
               <w:top w:w="70" w:type="dxa"/>
@@ -2274,7 +2645,7 @@
                 <w:color w:val="FFFFFF"/>
                 <w:sz w:val="15"/>
               </w:rPr>
-              <w:t>Input Prerequisite</w:t>
+              <w:t>Operational Objective &amp; Impact</w:t>
             </w:r>
           </w:p>
         </w:tc>
@@ -2282,7 +2653,7 @@
       <w:tr>
         <w:tc>
           <w:tcPr>
-            <w:tcW w:type="dxa" w:w="1152"/>
+            <w:tcW w:type="dxa" w:w="2160"/>
             <w:shd w:fill="FFFFFF"/>
             <w:tcMar>
               <w:top w:w="50" w:type="dxa"/>
@@ -2297,13 +2668,13 @@
                 <w:b/>
                 <w:sz w:val="15"/>
               </w:rPr>
-              <w:t>M2-DOC-01</w:t>
-            </w:r>
-          </w:p>
-        </w:tc>
-        <w:tc>
-          <w:tcPr>
-            <w:tcW w:type="dxa" w:w="2592"/>
+              <w:t>30-Day Pre-LOA Checklist</w:t>
+            </w:r>
+          </w:p>
+        </w:tc>
+        <w:tc>
+          <w:tcPr>
+            <w:tcW w:type="dxa" w:w="2160"/>
             <w:shd w:fill="FFFFFF"/>
             <w:tcMar>
               <w:top w:w="50" w:type="dxa"/>
@@ -2315,17 +2686,16 @@
           <w:p>
             <w:r>
               <w:rPr>
-                <w:b/>
                 <w:color w:val="1E293B"/>
                 <w:sz w:val="15"/>
               </w:rPr>
-              <w:t>30-Day Pre-LOA Readiness Checklist &amp; Risk Register</w:t>
-            </w:r>
-          </w:p>
-        </w:tc>
-        <w:tc>
-          <w:tcPr>
-            <w:tcW w:type="dxa" w:w="1152"/>
+              <w:t>/golden-period (Dashboard)</w:t>
+            </w:r>
+          </w:p>
+        </w:tc>
+        <w:tc>
+          <w:tcPr>
+            <w:tcW w:type="dxa" w:w="1872"/>
             <w:shd w:fill="FFFFFF"/>
             <w:tcMar>
               <w:top w:w="50" w:type="dxa"/>
@@ -2339,7 +2709,7 @@
               <w:rPr>
                 <w:sz w:val="15"/>
               </w:rPr>
-              <w:t>Day -30 to 0</w:t>
+              <w:t>Pre-LOA Risk Matrix</w:t>
             </w:r>
           </w:p>
         </w:tc>
@@ -2365,7 +2735,7 @@
         </w:tc>
         <w:tc>
           <w:tcPr>
-            <w:tcW w:type="dxa" w:w="2448"/>
+            <w:tcW w:type="dxa" w:w="2304"/>
             <w:shd w:fill="FFFFFF"/>
             <w:tcMar>
               <w:top w:w="50" w:type="dxa"/>
@@ -2399,7 +2769,7 @@
               <w:rPr>
                 <w:sz w:val="15"/>
               </w:rPr>
-              <w:t>L1 Intimation date</w:t>
+              <w:t>Evaluates site risks, subcontractor availability, and preliminary survey</w:t>
             </w:r>
           </w:p>
         </w:tc>
@@ -2407,7 +2777,7 @@
       <w:tr>
         <w:tc>
           <w:tcPr>
-            <w:tcW w:type="dxa" w:w="1152"/>
+            <w:tcW w:type="dxa" w:w="2160"/>
             <w:shd w:fill="F8FAFC"/>
             <w:tcMar>
               <w:top w:w="50" w:type="dxa"/>
@@ -2422,13 +2792,13 @@
                 <w:b/>
                 <w:sz w:val="15"/>
               </w:rPr>
-              <w:t>M2-DOC-02</w:t>
-            </w:r>
-          </w:p>
-        </w:tc>
-        <w:tc>
-          <w:tcPr>
-            <w:tcW w:type="dxa" w:w="2592"/>
+              <w:t>60-Day Master Action Plan</w:t>
+            </w:r>
+          </w:p>
+        </w:tc>
+        <w:tc>
+          <w:tcPr>
+            <w:tcW w:type="dxa" w:w="2160"/>
             <w:shd w:fill="F8FAFC"/>
             <w:tcMar>
               <w:top w:w="50" w:type="dxa"/>
@@ -2440,17 +2810,16 @@
           <w:p>
             <w:r>
               <w:rPr>
-                <w:b/>
                 <w:color w:val="1E293B"/>
                 <w:sz w:val="15"/>
               </w:rPr>
-              <w:t>60-Day Golden Period Master Action Plan</w:t>
-            </w:r>
-          </w:p>
-        </w:tc>
-        <w:tc>
-          <w:tcPr>
-            <w:tcW w:type="dxa" w:w="1152"/>
+              <w:t>/golden-period (Dashboard)</w:t>
+            </w:r>
+          </w:p>
+        </w:tc>
+        <w:tc>
+          <w:tcPr>
+            <w:tcW w:type="dxa" w:w="1872"/>
             <w:shd w:fill="F8FAFC"/>
             <w:tcMar>
               <w:top w:w="50" w:type="dxa"/>
@@ -2464,7 +2833,7 @@
               <w:rPr>
                 <w:sz w:val="15"/>
               </w:rPr>
-              <w:t>Day 5 Post-LOA</w:t>
+              <w:t>60-Day Countdown Card</w:t>
             </w:r>
           </w:p>
         </w:tc>
@@ -2484,13 +2853,13 @@
               <w:rPr>
                 <w:sz w:val="15"/>
               </w:rPr>
-              <w:t>MPP / XLSX</w:t>
-            </w:r>
-          </w:p>
-        </w:tc>
-        <w:tc>
-          <w:tcPr>
-            <w:tcW w:type="dxa" w:w="2448"/>
+              <w:t>MPP / Web</w:t>
+            </w:r>
+          </w:p>
+        </w:tc>
+        <w:tc>
+          <w:tcPr>
+            <w:tcW w:type="dxa" w:w="2304"/>
             <w:shd w:fill="F8FAFC"/>
             <w:tcMar>
               <w:top w:w="50" w:type="dxa"/>
@@ -2504,7 +2873,7 @@
               <w:rPr>
                 <w:sz w:val="15"/>
               </w:rPr>
-              <w:t>Baseline locked; Weekly progress updates</w:t>
+              <w:t>Baseline locked; Weekly progress bar updates</w:t>
             </w:r>
           </w:p>
         </w:tc>
@@ -2524,7 +2893,7 @@
               <w:rPr>
                 <w:sz w:val="15"/>
               </w:rPr>
-              <w:t>Signed LOA</w:t>
+              <w:t>Synchronized milestone tracking to hit the ground in 60 days</w:t>
             </w:r>
           </w:p>
         </w:tc>
@@ -2532,7 +2901,7 @@
       <w:tr>
         <w:tc>
           <w:tcPr>
-            <w:tcW w:type="dxa" w:w="1152"/>
+            <w:tcW w:type="dxa" w:w="2160"/>
             <w:shd w:fill="FFFFFF"/>
             <w:tcMar>
               <w:top w:w="50" w:type="dxa"/>
@@ -2547,13 +2916,13 @@
                 <w:b/>
                 <w:sz w:val="15"/>
               </w:rPr>
-              <w:t>M2-DOC-03</w:t>
-            </w:r>
-          </w:p>
-        </w:tc>
-        <w:tc>
-          <w:tcPr>
-            <w:tcW w:type="dxa" w:w="2592"/>
+              <w:t>Advance Mfg Clearance</w:t>
+            </w:r>
+          </w:p>
+        </w:tc>
+        <w:tc>
+          <w:tcPr>
+            <w:tcW w:type="dxa" w:w="2160"/>
             <w:shd w:fill="FFFFFF"/>
             <w:tcMar>
               <w:top w:w="50" w:type="dxa"/>
@@ -2565,17 +2934,16 @@
           <w:p>
             <w:r>
               <w:rPr>
-                <w:b/>
                 <w:color w:val="1E293B"/>
                 <w:sz w:val="15"/>
               </w:rPr>
-              <w:t>Advance Manufacturing Clearance (Internal LOI / Factory Slot)</w:t>
-            </w:r>
-          </w:p>
-        </w:tc>
-        <w:tc>
-          <w:tcPr>
-            <w:tcW w:type="dxa" w:w="1152"/>
+              <w:t>/golden-period/manufacturing-clearance</w:t>
+            </w:r>
+          </w:p>
+        </w:tc>
+        <w:tc>
+          <w:tcPr>
+            <w:tcW w:type="dxa" w:w="1872"/>
             <w:shd w:fill="FFFFFF"/>
             <w:tcMar>
               <w:top w:w="50" w:type="dxa"/>
@@ -2589,7 +2957,7 @@
               <w:rPr>
                 <w:sz w:val="15"/>
               </w:rPr>
-              <w:t>Day 15 Post-LOA</w:t>
+              <w:t>Clearance Allocation Card</w:t>
             </w:r>
           </w:p>
         </w:tc>
@@ -2615,7 +2983,7 @@
         </w:tc>
         <w:tc>
           <w:tcPr>
-            <w:tcW w:type="dxa" w:w="2448"/>
+            <w:tcW w:type="dxa" w:w="2304"/>
             <w:shd w:fill="FFFFFF"/>
             <w:tcMar>
               <w:top w:w="50" w:type="dxa"/>
@@ -2629,7 +2997,7 @@
               <w:rPr>
                 <w:sz w:val="15"/>
               </w:rPr>
-              <w:t>Approved &amp; Uploaded by Rakesh Sinha</w:t>
+              <w:t>Approved by Rakesh Sinha; triggers plant slots</w:t>
             </w:r>
           </w:p>
         </w:tc>
@@ -2649,7 +3017,7 @@
               <w:rPr>
                 <w:sz w:val="15"/>
               </w:rPr>
-              <w:t>Locked Mother BOQ (Long-lead items)</w:t>
+              <w:t>Allocates long-lead conductor (Apar) &amp; buyout stubs/hardware</w:t>
             </w:r>
           </w:p>
         </w:tc>
@@ -2657,7 +3025,7 @@
       <w:tr>
         <w:tc>
           <w:tcPr>
-            <w:tcW w:type="dxa" w:w="1152"/>
+            <w:tcW w:type="dxa" w:w="2160"/>
             <w:shd w:fill="F8FAFC"/>
             <w:tcMar>
               <w:top w:w="50" w:type="dxa"/>
@@ -2672,13 +3040,13 @@
                 <w:b/>
                 <w:sz w:val="15"/>
               </w:rPr>
-              <w:t>M2-DOC-04</w:t>
-            </w:r>
-          </w:p>
-        </w:tc>
-        <w:tc>
-          <w:tcPr>
-            <w:tcW w:type="dxa" w:w="2592"/>
+              <w:t>CEIG Electrical Sanction</w:t>
+            </w:r>
+          </w:p>
+        </w:tc>
+        <w:tc>
+          <w:tcPr>
+            <w:tcW w:type="dxa" w:w="2160"/>
             <w:shd w:fill="F8FAFC"/>
             <w:tcMar>
               <w:top w:w="50" w:type="dxa"/>
@@ -2690,17 +3058,16 @@
           <w:p>
             <w:r>
               <w:rPr>
-                <w:b/>
                 <w:color w:val="1E293B"/>
                 <w:sz w:val="15"/>
               </w:rPr>
-              <w:t>CEIG Statutory Electrical Scheme Sanction</w:t>
-            </w:r>
-          </w:p>
-        </w:tc>
-        <w:tc>
-          <w:tcPr>
-            <w:tcW w:type="dxa" w:w="1152"/>
+              <w:t>/golden-period/statutory</w:t>
+            </w:r>
+          </w:p>
+        </w:tc>
+        <w:tc>
+          <w:tcPr>
+            <w:tcW w:type="dxa" w:w="1872"/>
             <w:shd w:fill="F8FAFC"/>
             <w:tcMar>
               <w:top w:w="50" w:type="dxa"/>
@@ -2714,7 +3081,7 @@
               <w:rPr>
                 <w:sz w:val="15"/>
               </w:rPr>
-              <w:t>Day 35 Post-LOA</w:t>
+              <w:t>Statutory Vault (CEIG)</w:t>
             </w:r>
           </w:p>
         </w:tc>
@@ -2740,7 +3107,7 @@
         </w:tc>
         <w:tc>
           <w:tcPr>
-            <w:tcW w:type="dxa" w:w="2448"/>
+            <w:tcW w:type="dxa" w:w="2304"/>
             <w:shd w:fill="F8FAFC"/>
             <w:tcMar>
               <w:top w:w="50" w:type="dxa"/>
@@ -2754,7 +3121,7 @@
               <w:rPr>
                 <w:sz w:val="15"/>
               </w:rPr>
-              <w:t>Uploaded by Statutory team; Verified by Leads</w:t>
+              <w:t>Uploaded by Statutory; Verified by Leads</w:t>
             </w:r>
           </w:p>
         </w:tc>
@@ -2774,7 +3141,7 @@
               <w:rPr>
                 <w:sz w:val="15"/>
               </w:rPr>
-              <w:t>Class-A License, SLD &amp; Route Profile</w:t>
+              <w:t>Statutory sanction for electrical layout, SLD, and corridor crossings</w:t>
             </w:r>
           </w:p>
         </w:tc>
@@ -2782,7 +3149,7 @@
       <w:tr>
         <w:tc>
           <w:tcPr>
-            <w:tcW w:type="dxa" w:w="1152"/>
+            <w:tcW w:type="dxa" w:w="2160"/>
             <w:shd w:fill="FFFFFF"/>
             <w:tcMar>
               <w:top w:w="50" w:type="dxa"/>
@@ -2797,13 +3164,13 @@
                 <w:b/>
                 <w:sz w:val="15"/>
               </w:rPr>
-              <w:t>M2-DOC-05</w:t>
-            </w:r>
-          </w:p>
-        </w:tc>
-        <w:tc>
-          <w:tcPr>
-            <w:tcW w:type="dxa" w:w="2592"/>
+              <w:t>Form V &amp; CLRA Labour License</w:t>
+            </w:r>
+          </w:p>
+        </w:tc>
+        <w:tc>
+          <w:tcPr>
+            <w:tcW w:type="dxa" w:w="2160"/>
             <w:shd w:fill="FFFFFF"/>
             <w:tcMar>
               <w:top w:w="50" w:type="dxa"/>
@@ -2815,17 +3182,16 @@
           <w:p>
             <w:r>
               <w:rPr>
-                <w:b/>
                 <w:color w:val="1E293B"/>
                 <w:sz w:val="15"/>
               </w:rPr>
-              <w:t>Principal Employer Form V &amp; CLRA Labour License</w:t>
-            </w:r>
-          </w:p>
-        </w:tc>
-        <w:tc>
-          <w:tcPr>
-            <w:tcW w:type="dxa" w:w="1152"/>
+              <w:t>/golden-period/statutory</w:t>
+            </w:r>
+          </w:p>
+        </w:tc>
+        <w:tc>
+          <w:tcPr>
+            <w:tcW w:type="dxa" w:w="1872"/>
             <w:shd w:fill="FFFFFF"/>
             <w:tcMar>
               <w:top w:w="50" w:type="dxa"/>
@@ -2839,7 +3205,7 @@
               <w:rPr>
                 <w:sz w:val="15"/>
               </w:rPr>
-              <w:t>Day 35 Post-LOA</w:t>
+              <w:t>Labour Compliance Tab</w:t>
             </w:r>
           </w:p>
         </w:tc>
@@ -2865,7 +3231,7 @@
         </w:tc>
         <w:tc>
           <w:tcPr>
-            <w:tcW w:type="dxa" w:w="2448"/>
+            <w:tcW w:type="dxa" w:w="2304"/>
             <w:shd w:fill="FFFFFF"/>
             <w:tcMar>
               <w:top w:w="50" w:type="dxa"/>
@@ -2879,7 +3245,7 @@
               <w:rPr>
                 <w:sz w:val="15"/>
               </w:rPr>
-              <w:t>Uploaded by Statutory/HR; Verified by Leads</w:t>
+              <w:t>Uploaded by HR/Statutory; Verified by Leads</w:t>
             </w:r>
           </w:p>
         </w:tc>
@@ -2899,7 +3265,7 @@
               <w:rPr>
                 <w:sz w:val="15"/>
               </w:rPr>
-              <w:t>Signed Contract &amp; WC/CAR Insurance</w:t>
+              <w:t>Mandatory statutory clearance to deploy contract workmen on site</w:t>
             </w:r>
           </w:p>
         </w:tc>
@@ -2907,7 +3273,7 @@
       <w:tr>
         <w:tc>
           <w:tcPr>
-            <w:tcW w:type="dxa" w:w="1152"/>
+            <w:tcW w:type="dxa" w:w="2160"/>
             <w:shd w:fill="F8FAFC"/>
             <w:tcMar>
               <w:top w:w="50" w:type="dxa"/>
@@ -2922,13 +3288,13 @@
                 <w:b/>
                 <w:sz w:val="15"/>
               </w:rPr>
-              <w:t>M2-DOC-06</w:t>
-            </w:r>
-          </w:p>
-        </w:tc>
-        <w:tc>
-          <w:tcPr>
-            <w:tcW w:type="dxa" w:w="2592"/>
+              <w:t>Store Readiness Certificate</w:t>
+            </w:r>
+          </w:p>
+        </w:tc>
+        <w:tc>
+          <w:tcPr>
+            <w:tcW w:type="dxa" w:w="2160"/>
             <w:shd w:fill="F8FAFC"/>
             <w:tcMar>
               <w:top w:w="50" w:type="dxa"/>
@@ -2940,17 +3306,16 @@
           <w:p>
             <w:r>
               <w:rPr>
-                <w:b/>
                 <w:color w:val="1E293B"/>
                 <w:sz w:val="15"/>
               </w:rPr>
-              <w:t>Central Site Store Physical Readiness Certificate</w:t>
-            </w:r>
-          </w:p>
-        </w:tc>
-        <w:tc>
-          <w:tcPr>
-            <w:tcW w:type="dxa" w:w="1152"/>
+              <w:t>/golden-period/stores</w:t>
+            </w:r>
+          </w:p>
+        </w:tc>
+        <w:tc>
+          <w:tcPr>
+            <w:tcW w:type="dxa" w:w="1872"/>
             <w:shd w:fill="F8FAFC"/>
             <w:tcMar>
               <w:top w:w="50" w:type="dxa"/>
@@ -2964,7 +3329,7 @@
               <w:rPr>
                 <w:sz w:val="15"/>
               </w:rPr>
-              <w:t>Day 50 Post-LOA</w:t>
+              <w:t>Store Audit Checklist</w:t>
             </w:r>
           </w:p>
         </w:tc>
@@ -2990,7 +3355,7 @@
         </w:tc>
         <w:tc>
           <w:tcPr>
-            <w:tcW w:type="dxa" w:w="2448"/>
+            <w:tcW w:type="dxa" w:w="2304"/>
             <w:shd w:fill="F8FAFC"/>
             <w:tcMar>
               <w:top w:w="50" w:type="dxa"/>
@@ -3004,7 +3369,7 @@
               <w:rPr>
                 <w:sz w:val="15"/>
               </w:rPr>
-              <w:t>Uploaded by Store In-charge; Approved by Leads</w:t>
+              <w:t>Uploaded by Store In-charge; Signed by Leads</w:t>
             </w:r>
           </w:p>
         </w:tc>
@@ -3024,7 +3389,7 @@
               <w:rPr>
                 <w:sz w:val="15"/>
               </w:rPr>
-              <w:t>5-acre yard lease, fence, hydra, sleepers</w:t>
+              <w:t>Verifies 5-acre yard, fencing, security guards, hydra crane &amp; sleepers</w:t>
             </w:r>
           </w:p>
         </w:tc>
@@ -3032,7 +3397,7 @@
       <w:tr>
         <w:tc>
           <w:tcPr>
-            <w:tcW w:type="dxa" w:w="1152"/>
+            <w:tcW w:type="dxa" w:w="2160"/>
             <w:shd w:fill="FFFFFF"/>
             <w:tcMar>
               <w:top w:w="50" w:type="dxa"/>
@@ -3047,13 +3412,13 @@
                 <w:b/>
                 <w:sz w:val="15"/>
               </w:rPr>
-              <w:t>M2-DOC-07</w:t>
-            </w:r>
-          </w:p>
-        </w:tc>
-        <w:tc>
-          <w:tcPr>
-            <w:tcW w:type="dxa" w:w="2592"/>
+              <w:t>60-Day Gate Sign-off</w:t>
+            </w:r>
+          </w:p>
+        </w:tc>
+        <w:tc>
+          <w:tcPr>
+            <w:tcW w:type="dxa" w:w="2160"/>
             <w:shd w:fill="FFFFFF"/>
             <w:tcMar>
               <w:top w:w="50" w:type="dxa"/>
@@ -3065,17 +3430,16 @@
           <w:p>
             <w:r>
               <w:rPr>
-                <w:b/>
                 <w:color w:val="1E293B"/>
                 <w:sz w:val="15"/>
               </w:rPr>
-              <w:t>Day 60 Golden Period Gate Sign-off (Ground Break)</w:t>
-            </w:r>
-          </w:p>
-        </w:tc>
-        <w:tc>
-          <w:tcPr>
-            <w:tcW w:type="dxa" w:w="1152"/>
+              <w:t>/golden-period (Dashboard)</w:t>
+            </w:r>
+          </w:p>
+        </w:tc>
+        <w:tc>
+          <w:tcPr>
+            <w:tcW w:type="dxa" w:w="1872"/>
             <w:shd w:fill="FFFFFF"/>
             <w:tcMar>
               <w:top w:w="50" w:type="dxa"/>
@@ -3089,7 +3453,7 @@
               <w:rPr>
                 <w:sz w:val="15"/>
               </w:rPr>
-              <w:t>Day 58-60</w:t>
+              <w:t>Ground Break Gate Review</w:t>
             </w:r>
           </w:p>
         </w:tc>
@@ -3109,13 +3473,13 @@
               <w:rPr>
                 <w:sz w:val="15"/>
               </w:rPr>
-              <w:t>PDF</w:t>
-            </w:r>
-          </w:p>
-        </w:tc>
-        <w:tc>
-          <w:tcPr>
-            <w:tcW w:type="dxa" w:w="2448"/>
+              <w:t>PDF / Digital</w:t>
+            </w:r>
+          </w:p>
+        </w:tc>
+        <w:tc>
+          <w:tcPr>
+            <w:tcW w:type="dxa" w:w="2304"/>
             <w:shd w:fill="FFFFFF"/>
             <w:tcMar>
               <w:top w:w="50" w:type="dxa"/>
@@ -3129,7 +3493,7 @@
               <w:rPr>
                 <w:sz w:val="15"/>
               </w:rPr>
-              <w:t>Final executive sign-off; Unlocks Site DPRs</w:t>
+              <w:t>EXECUTIVE SIGN-OFF; UNLOCKS DPR-01</w:t>
             </w:r>
           </w:p>
         </w:tc>
@@ -3149,7 +3513,7 @@
               <w:rPr>
                 <w:sz w:val="15"/>
               </w:rPr>
-              <w:t>100% clearance of 6 gate criteria</w:t>
+              <w:t>Verifies all 6 gate criteria green; authorizes physical site excavation</w:t>
             </w:r>
           </w:p>
         </w:tc>
@@ -3157,67 +3521,15 @@
     </w:tbl>
     <w:p>
       <w:pPr>
-        <w:spacing w:before="100" w:after="40"/>
-      </w:pPr>
-      <w:r>
-        <w:rPr>
-          <w:b/>
-          <w:color w:val="0F172A"/>
-          <w:sz w:val="16"/>
-        </w:rPr>
-        <w:t>Governance, System Locks &amp; Operational Rules:</w:t>
-      </w:r>
-    </w:p>
-    <w:p>
-      <w:pPr>
-        <w:pStyle w:val="ListBullet"/>
-        <w:spacing w:after="40"/>
-      </w:pPr>
-      <w:r>
-        <w:rPr>
-          <w:color w:val="1E293B"/>
-          <w:sz w:val="16"/>
-        </w:rPr>
-        <w:t>Gate Interlock Engine: The system will physically block the creation of DPR #01 (Foundation Excavation) unless Mr. Rakesh Sinha / Mr. Suvesh Pahwa execute the digital 60-Day Gate Sign-off.</w:t>
-      </w:r>
-    </w:p>
-    <w:p>
-      <w:pPr>
-        <w:pStyle w:val="ListBullet"/>
-        <w:spacing w:after="40"/>
-      </w:pPr>
-      <w:r>
-        <w:rPr>
-          <w:color w:val="1E293B"/>
-          <w:sz w:val="16"/>
-        </w:rPr>
-        <w:t>HTLS Specifics (GETCO 414): Requires check survey, tower spotting profile, and advance stub PO placement verified.</w:t>
-      </w:r>
-    </w:p>
-    <w:p>
-      <w:pPr>
-        <w:pStyle w:val="ListBullet"/>
-        <w:spacing w:after="40"/>
-      </w:pPr>
-      <w:r>
-        <w:rPr>
-          <w:color w:val="1E293B"/>
-          <w:sz w:val="16"/>
-        </w:rPr>
-        <w:t>OPGW Specifics (KPTCL): Requires drum schedule validation, tower clamping design approval, and live-line PTW coordination.</w:t>
-      </w:r>
-    </w:p>
-    <w:p>
-      <w:pPr>
         <w:pStyle w:val="Heading2"/>
-        <w:spacing w:before="280" w:after="40"/>
+        <w:spacing w:before="240" w:after="40"/>
       </w:pPr>
       <w:r>
         <w:rPr>
           <w:color w:val="2563EB"/>
-          <w:sz w:val="22"/>
+          <w:sz w:val="21"/>
         </w:rPr>
-        <w:t>MODULE 03: Construction Dashboard Module (DPR / WBS / L2 Schedules / QCS / JMC / Commissioning / TOC)</w:t>
+        <w:t>MODULE 03: CONSTRUCTION DASHBOARD</w:t>
       </w:r>
     </w:p>
     <w:p>
@@ -3235,37 +3547,21 @@
         <w:rPr>
           <w:sz w:val="17"/>
         </w:rPr>
-        <w:t>Mr. Rakesh Sinha / Mr. Suvesh Pahwa (Field Operations &amp; Execution)</w:t>
-        <w:br/>
+        <w:t xml:space="preserve">Mr. Rakesh Sinha / Mr. Suvesh Pahwa (Field Operations &amp; Quality)   |   </w:t>
       </w:r>
       <w:r>
         <w:rPr>
           <w:b/>
           <w:sz w:val="17"/>
         </w:rPr>
-        <w:t xml:space="preserve">Project Benchmarks: </w:t>
-      </w:r>
-      <w:r>
-        <w:rPr>
-          <w:color w:val="0D9488"/>
-          <w:sz w:val="17"/>
-        </w:rPr>
-        <w:t>Civil, Tower Erection, Stringing (HTLS) &amp; Splicing (OPGW)</w:t>
-        <w:br/>
-      </w:r>
-      <w:r>
-        <w:rPr>
-          <w:b/>
-          <w:sz w:val="17"/>
-        </w:rPr>
-        <w:t xml:space="preserve">Core Operational Scope: </w:t>
+        <w:t xml:space="preserve">System Routes: </w:t>
       </w:r>
       <w:r>
         <w:rPr>
           <w:color w:val="475569"/>
           <w:sz w:val="17"/>
         </w:rPr>
-        <w:t>Tracks physical execution on site, daily progress against the L2 schedule, quality inspections, joint measurements, and commercial handover.</w:t>
+        <w:t>/wbs, /installation/dpr, /installation/jmc, /qa-qc/inspections, /commissioning</w:t>
       </w:r>
     </w:p>
     <w:tbl>
@@ -3276,17 +3572,17 @@
         <w:tblLook w:firstColumn="1" w:firstRow="1" w:lastColumn="0" w:lastRow="0" w:noHBand="0" w:noVBand="1" w:val="04A0"/>
       </w:tblPr>
       <w:tblGrid>
-        <w:gridCol w:w="1704"/>
-        <w:gridCol w:w="1704"/>
-        <w:gridCol w:w="1704"/>
-        <w:gridCol w:w="1704"/>
-        <w:gridCol w:w="1704"/>
-        <w:gridCol w:w="1704"/>
+        <w:gridCol w:w="1728"/>
+        <w:gridCol w:w="1728"/>
+        <w:gridCol w:w="1728"/>
+        <w:gridCol w:w="1728"/>
+        <w:gridCol w:w="1728"/>
+        <w:gridCol w:w="1728"/>
       </w:tblGrid>
       <w:tr>
         <w:tc>
           <w:tcPr>
-            <w:tcW w:type="dxa" w:w="1152"/>
+            <w:tcW w:type="dxa" w:w="2160"/>
             <w:shd w:fill="1E293B"/>
             <w:tcMar>
               <w:top w:w="70" w:type="dxa"/>
@@ -3302,13 +3598,13 @@
                 <w:color w:val="FFFFFF"/>
                 <w:sz w:val="15"/>
               </w:rPr>
-              <w:t>Code</w:t>
-            </w:r>
-          </w:p>
-        </w:tc>
-        <w:tc>
-          <w:tcPr>
-            <w:tcW w:type="dxa" w:w="2592"/>
+              <w:t>Document Scope Name</w:t>
+            </w:r>
+          </w:p>
+        </w:tc>
+        <w:tc>
+          <w:tcPr>
+            <w:tcW w:type="dxa" w:w="2160"/>
             <w:shd w:fill="1E293B"/>
             <w:tcMar>
               <w:top w:w="70" w:type="dxa"/>
@@ -3324,13 +3620,13 @@
                 <w:color w:val="FFFFFF"/>
                 <w:sz w:val="15"/>
               </w:rPr>
-              <w:t>Document Title</w:t>
-            </w:r>
-          </w:p>
-        </w:tc>
-        <w:tc>
-          <w:tcPr>
-            <w:tcW w:type="dxa" w:w="1152"/>
+              <w:t>Present Route &amp; File</w:t>
+            </w:r>
+          </w:p>
+        </w:tc>
+        <w:tc>
+          <w:tcPr>
+            <w:tcW w:type="dxa" w:w="1872"/>
             <w:shd w:fill="1E293B"/>
             <w:tcMar>
               <w:top w:w="70" w:type="dxa"/>
@@ -3346,7 +3642,7 @@
                 <w:color w:val="FFFFFF"/>
                 <w:sz w:val="15"/>
               </w:rPr>
-              <w:t>Target SLA</w:t>
+              <w:t>Screen Feature / Tab</w:t>
             </w:r>
           </w:p>
         </w:tc>
@@ -3374,7 +3670,7 @@
         </w:tc>
         <w:tc>
           <w:tcPr>
-            <w:tcW w:type="dxa" w:w="2448"/>
+            <w:tcW w:type="dxa" w:w="2304"/>
             <w:shd w:fill="1E293B"/>
             <w:tcMar>
               <w:top w:w="70" w:type="dxa"/>
@@ -3412,7 +3708,7 @@
                 <w:color w:val="FFFFFF"/>
                 <w:sz w:val="15"/>
               </w:rPr>
-              <w:t>Input Prerequisite</w:t>
+              <w:t>Operational Objective &amp; Impact</w:t>
             </w:r>
           </w:p>
         </w:tc>
@@ -3420,7 +3716,7 @@
       <w:tr>
         <w:tc>
           <w:tcPr>
-            <w:tcW w:type="dxa" w:w="1152"/>
+            <w:tcW w:type="dxa" w:w="2160"/>
             <w:shd w:fill="FFFFFF"/>
             <w:tcMar>
               <w:top w:w="50" w:type="dxa"/>
@@ -3435,13 +3731,13 @@
                 <w:b/>
                 <w:sz w:val="15"/>
               </w:rPr>
-              <w:t>M3-DOC-01</w:t>
-            </w:r>
-          </w:p>
-        </w:tc>
-        <w:tc>
-          <w:tcPr>
-            <w:tcW w:type="dxa" w:w="2592"/>
+              <w:t>L2 Master Baseline Schedule</w:t>
+            </w:r>
+          </w:p>
+        </w:tc>
+        <w:tc>
+          <w:tcPr>
+            <w:tcW w:type="dxa" w:w="2160"/>
             <w:shd w:fill="FFFFFF"/>
             <w:tcMar>
               <w:top w:w="50" w:type="dxa"/>
@@ -3453,17 +3749,16 @@
           <w:p>
             <w:r>
               <w:rPr>
-                <w:b/>
                 <w:color w:val="1E293B"/>
                 <w:sz w:val="15"/>
               </w:rPr>
-              <w:t>L2 Master Project Baseline Schedule</w:t>
-            </w:r>
-          </w:p>
-        </w:tc>
-        <w:tc>
-          <w:tcPr>
-            <w:tcW w:type="dxa" w:w="1152"/>
+              <w:t>/wbs (WBSManager.tsx)</w:t>
+            </w:r>
+          </w:p>
+        </w:tc>
+        <w:tc>
+          <w:tcPr>
+            <w:tcW w:type="dxa" w:w="1872"/>
             <w:shd w:fill="FFFFFF"/>
             <w:tcMar>
               <w:top w:w="50" w:type="dxa"/>
@@ -3477,7 +3772,7 @@
               <w:rPr>
                 <w:sz w:val="15"/>
               </w:rPr>
-              <w:t>Day 12 Post-LOA</w:t>
+              <w:t>L2 Gantt &amp; Critical Path</w:t>
             </w:r>
           </w:p>
         </w:tc>
@@ -3503,7 +3798,7 @@
         </w:tc>
         <w:tc>
           <w:tcPr>
-            <w:tcW w:type="dxa" w:w="2448"/>
+            <w:tcW w:type="dxa" w:w="2304"/>
             <w:shd w:fill="FFFFFF"/>
             <w:tcMar>
               <w:top w:w="50" w:type="dxa"/>
@@ -3517,7 +3812,7 @@
               <w:rPr>
                 <w:sz w:val="15"/>
               </w:rPr>
-              <w:t>Baseline locked (Rev-0); Revisions require variance note</w:t>
+              <w:t>Baseline Rev-0 locked; Revisions logged with reason</w:t>
             </w:r>
           </w:p>
         </w:tc>
@@ -3537,7 +3832,7 @@
               <w:rPr>
                 <w:sz w:val="15"/>
               </w:rPr>
-              <w:t>Contract milestones</w:t>
+              <w:t>Establishes milestone baselines and critical path tracking</w:t>
             </w:r>
           </w:p>
         </w:tc>
@@ -3545,7 +3840,7 @@
       <w:tr>
         <w:tc>
           <w:tcPr>
-            <w:tcW w:type="dxa" w:w="1152"/>
+            <w:tcW w:type="dxa" w:w="2160"/>
             <w:shd w:fill="F8FAFC"/>
             <w:tcMar>
               <w:top w:w="50" w:type="dxa"/>
@@ -3560,13 +3855,13 @@
                 <w:b/>
                 <w:sz w:val="15"/>
               </w:rPr>
-              <w:t>M3-DOC-02</w:t>
-            </w:r>
-          </w:p>
-        </w:tc>
-        <w:tc>
-          <w:tcPr>
-            <w:tcW w:type="dxa" w:w="2592"/>
+              <w:t>Daily Progress Reports (DPRs)</w:t>
+            </w:r>
+          </w:p>
+        </w:tc>
+        <w:tc>
+          <w:tcPr>
+            <w:tcW w:type="dxa" w:w="2160"/>
             <w:shd w:fill="F8FAFC"/>
             <w:tcMar>
               <w:top w:w="50" w:type="dxa"/>
@@ -3578,17 +3873,16 @@
           <w:p>
             <w:r>
               <w:rPr>
-                <w:b/>
                 <w:color w:val="1E293B"/>
                 <w:sz w:val="15"/>
               </w:rPr>
-              <w:t>Daily Progress Reports (DPR - Civil, Erection, Stringing)</w:t>
-            </w:r>
-          </w:p>
-        </w:tc>
-        <w:tc>
-          <w:tcPr>
-            <w:tcW w:type="dxa" w:w="1152"/>
+              <w:t>/installation/dpr (DPRList.tsx)</w:t>
+            </w:r>
+          </w:p>
+        </w:tc>
+        <w:tc>
+          <w:tcPr>
+            <w:tcW w:type="dxa" w:w="1872"/>
             <w:shd w:fill="F8FAFC"/>
             <w:tcMar>
               <w:top w:w="50" w:type="dxa"/>
@@ -3602,7 +3896,7 @@
               <w:rPr>
                 <w:sz w:val="15"/>
               </w:rPr>
-              <w:t>Daily by 10 AM</w:t>
+              <w:t>Digital Multi-Gang DPR Form</w:t>
             </w:r>
           </w:p>
         </w:tc>
@@ -3622,13 +3916,13 @@
               <w:rPr>
                 <w:sz w:val="15"/>
               </w:rPr>
-              <w:t>Web Form / PDF</w:t>
-            </w:r>
-          </w:p>
-        </w:tc>
-        <w:tc>
-          <w:tcPr>
-            <w:tcW w:type="dxa" w:w="2448"/>
+              <w:t>Web / PDF</w:t>
+            </w:r>
+          </w:p>
+        </w:tc>
+        <w:tc>
+          <w:tcPr>
+            <w:tcW w:type="dxa" w:w="2304"/>
             <w:shd w:fill="F8FAFC"/>
             <w:tcMar>
               <w:top w:w="50" w:type="dxa"/>
@@ -3642,7 +3936,7 @@
               <w:rPr>
                 <w:sz w:val="15"/>
               </w:rPr>
-              <w:t>Editable by Site Supervisor until 8 PM; Locked post-approval</w:t>
+              <w:t>Editable by Site Supervisor until 20:00; Locked by Lead</w:t>
             </w:r>
           </w:p>
         </w:tc>
@@ -3662,7 +3956,7 @@
               <w:rPr>
                 <w:sz w:val="15"/>
               </w:rPr>
-              <w:t>Daily work completed on site</w:t>
+              <w:t>Logs daily excavation, stub setting, erection, stringing, or OPGW splicing</w:t>
             </w:r>
           </w:p>
         </w:tc>
@@ -3670,7 +3964,7 @@
       <w:tr>
         <w:tc>
           <w:tcPr>
-            <w:tcW w:type="dxa" w:w="1152"/>
+            <w:tcW w:type="dxa" w:w="2160"/>
             <w:shd w:fill="FFFFFF"/>
             <w:tcMar>
               <w:top w:w="50" w:type="dxa"/>
@@ -3685,13 +3979,13 @@
                 <w:b/>
                 <w:sz w:val="15"/>
               </w:rPr>
-              <w:t>M3-DOC-03</w:t>
-            </w:r>
-          </w:p>
-        </w:tc>
-        <w:tc>
-          <w:tcPr>
-            <w:tcW w:type="dxa" w:w="2592"/>
+              <w:t>Quality Check Sheets (QCS)</w:t>
+            </w:r>
+          </w:p>
+        </w:tc>
+        <w:tc>
+          <w:tcPr>
+            <w:tcW w:type="dxa" w:w="2160"/>
             <w:shd w:fill="FFFFFF"/>
             <w:tcMar>
               <w:top w:w="50" w:type="dxa"/>
@@ -3703,17 +3997,16 @@
           <w:p>
             <w:r>
               <w:rPr>
-                <w:b/>
                 <w:color w:val="1E293B"/>
                 <w:sz w:val="15"/>
               </w:rPr>
-              <w:t>Quality Check Sheets (QCS - Pit, Concreting, Torque, Sag)</w:t>
-            </w:r>
-          </w:p>
-        </w:tc>
-        <w:tc>
-          <w:tcPr>
-            <w:tcW w:type="dxa" w:w="1152"/>
+              <w:t>/qa-qc/inspections (InspectionList)</w:t>
+            </w:r>
+          </w:p>
+        </w:tc>
+        <w:tc>
+          <w:tcPr>
+            <w:tcW w:type="dxa" w:w="1872"/>
             <w:shd w:fill="FFFFFF"/>
             <w:tcMar>
               <w:top w:w="50" w:type="dxa"/>
@@ -3727,7 +4020,7 @@
               <w:rPr>
                 <w:sz w:val="15"/>
               </w:rPr>
-              <w:t>Stage-wise</w:t>
+              <w:t>Field QCS Inspection Matrix</w:t>
             </w:r>
           </w:p>
         </w:tc>
@@ -3753,7 +4046,7 @@
         </w:tc>
         <w:tc>
           <w:tcPr>
-            <w:tcW w:type="dxa" w:w="2448"/>
+            <w:tcW w:type="dxa" w:w="2304"/>
             <w:shd w:fill="FFFFFF"/>
             <w:tcMar>
               <w:top w:w="50" w:type="dxa"/>
@@ -3787,7 +4080,7 @@
               <w:rPr>
                 <w:sz w:val="15"/>
               </w:rPr>
-              <w:t>Physical field stage completion</w:t>
+              <w:t>Validates pit dimensions, concrete cube strength, tower torque &amp; sag</w:t>
             </w:r>
           </w:p>
         </w:tc>
@@ -3795,7 +4088,7 @@
       <w:tr>
         <w:tc>
           <w:tcPr>
-            <w:tcW w:type="dxa" w:w="1152"/>
+            <w:tcW w:type="dxa" w:w="2160"/>
             <w:shd w:fill="F8FAFC"/>
             <w:tcMar>
               <w:top w:w="50" w:type="dxa"/>
@@ -3810,13 +4103,13 @@
                 <w:b/>
                 <w:sz w:val="15"/>
               </w:rPr>
-              <w:t>M3-DOC-04</w:t>
-            </w:r>
-          </w:p>
-        </w:tc>
-        <w:tc>
-          <w:tcPr>
-            <w:tcW w:type="dxa" w:w="2592"/>
+              <w:t>Joint Measurement Certificates</w:t>
+            </w:r>
+          </w:p>
+        </w:tc>
+        <w:tc>
+          <w:tcPr>
+            <w:tcW w:type="dxa" w:w="2160"/>
             <w:shd w:fill="F8FAFC"/>
             <w:tcMar>
               <w:top w:w="50" w:type="dxa"/>
@@ -3828,17 +4121,16 @@
           <w:p>
             <w:r>
               <w:rPr>
-                <w:b/>
                 <w:color w:val="1E293B"/>
                 <w:sz w:val="15"/>
               </w:rPr>
-              <w:t>Joint Measurement Certificates (JMC)</w:t>
-            </w:r>
-          </w:p>
-        </w:tc>
-        <w:tc>
-          <w:tcPr>
-            <w:tcW w:type="dxa" w:w="1152"/>
+              <w:t>/installation/jmc (JMCList.tsx)</w:t>
+            </w:r>
+          </w:p>
+        </w:tc>
+        <w:tc>
+          <w:tcPr>
+            <w:tcW w:type="dxa" w:w="1872"/>
             <w:shd w:fill="F8FAFC"/>
             <w:tcMar>
               <w:top w:w="50" w:type="dxa"/>
@@ -3852,7 +4144,7 @@
               <w:rPr>
                 <w:sz w:val="15"/>
               </w:rPr>
-              <w:t>Monthly</w:t>
+              <w:t>JMC Dual Sign-off Modal</w:t>
             </w:r>
           </w:p>
         </w:tc>
@@ -3878,7 +4170,7 @@
         </w:tc>
         <w:tc>
           <w:tcPr>
-            <w:tcW w:type="dxa" w:w="2448"/>
+            <w:tcW w:type="dxa" w:w="2304"/>
             <w:shd w:fill="F8FAFC"/>
             <w:tcMar>
               <w:top w:w="50" w:type="dxa"/>
@@ -3892,7 +4184,7 @@
               <w:rPr>
                 <w:sz w:val="15"/>
               </w:rPr>
-              <w:t>Requires dual sign-off (APAR In-charge + Utility AE)</w:t>
+              <w:t>Requires dual digital signature (APAR + Utility AE)</w:t>
             </w:r>
           </w:p>
         </w:tc>
@@ -3912,7 +4204,7 @@
               <w:rPr>
                 <w:sz w:val="15"/>
               </w:rPr>
-              <w:t>Executed quantities at site</w:t>
+              <w:t>Verified chainage/tower measurements; prerequisite for client billing</w:t>
             </w:r>
           </w:p>
         </w:tc>
@@ -3920,7 +4212,7 @@
       <w:tr>
         <w:tc>
           <w:tcPr>
-            <w:tcW w:type="dxa" w:w="1152"/>
+            <w:tcW w:type="dxa" w:w="2160"/>
             <w:shd w:fill="FFFFFF"/>
             <w:tcMar>
               <w:top w:w="50" w:type="dxa"/>
@@ -3935,13 +4227,13 @@
                 <w:b/>
                 <w:sz w:val="15"/>
               </w:rPr>
-              <w:t>M3-DOC-05</w:t>
-            </w:r>
-          </w:p>
-        </w:tc>
-        <w:tc>
-          <w:tcPr>
-            <w:tcW w:type="dxa" w:w="2592"/>
+              <w:t>Pre-Commissioning Protocols</w:t>
+            </w:r>
+          </w:p>
+        </w:tc>
+        <w:tc>
+          <w:tcPr>
+            <w:tcW w:type="dxa" w:w="2160"/>
             <w:shd w:fill="FFFFFF"/>
             <w:tcMar>
               <w:top w:w="50" w:type="dxa"/>
@@ -3953,17 +4245,16 @@
           <w:p>
             <w:r>
               <w:rPr>
-                <w:b/>
                 <w:color w:val="1E293B"/>
                 <w:sz w:val="15"/>
               </w:rPr>
-              <w:t>Pre-Commissioning Test Protocols (HTLS / OTDR for OPGW)</w:t>
-            </w:r>
-          </w:p>
-        </w:tc>
-        <w:tc>
-          <w:tcPr>
-            <w:tcW w:type="dxa" w:w="1152"/>
+              <w:t>/commissioning (Dashboard)</w:t>
+            </w:r>
+          </w:p>
+        </w:tc>
+        <w:tc>
+          <w:tcPr>
+            <w:tcW w:type="dxa" w:w="1872"/>
             <w:shd w:fill="FFFFFF"/>
             <w:tcMar>
               <w:top w:w="50" w:type="dxa"/>
@@ -3977,7 +4268,7 @@
               <w:rPr>
                 <w:sz w:val="15"/>
               </w:rPr>
-              <w:t>Pre-Charging</w:t>
+              <w:t>Pre-Charging Protocol Card</w:t>
             </w:r>
           </w:p>
         </w:tc>
@@ -4003,7 +4294,7 @@
         </w:tc>
         <w:tc>
           <w:tcPr>
-            <w:tcW w:type="dxa" w:w="2448"/>
+            <w:tcW w:type="dxa" w:w="2304"/>
             <w:shd w:fill="FFFFFF"/>
             <w:tcMar>
               <w:top w:w="50" w:type="dxa"/>
@@ -4037,7 +4328,7 @@
               <w:rPr>
                 <w:sz w:val="15"/>
               </w:rPr>
-              <w:t>Line completion &amp; stringing</w:t>
+              <w:t>Live line pre-charging checklist, relay testing &amp; OPGW OTDR loss</w:t>
             </w:r>
           </w:p>
         </w:tc>
@@ -4045,7 +4336,7 @@
       <w:tr>
         <w:tc>
           <w:tcPr>
-            <w:tcW w:type="dxa" w:w="1152"/>
+            <w:tcW w:type="dxa" w:w="2160"/>
             <w:shd w:fill="F8FAFC"/>
             <w:tcMar>
               <w:top w:w="50" w:type="dxa"/>
@@ -4060,13 +4351,13 @@
                 <w:b/>
                 <w:sz w:val="15"/>
               </w:rPr>
-              <w:t>M3-DOC-06</w:t>
-            </w:r>
-          </w:p>
-        </w:tc>
-        <w:tc>
-          <w:tcPr>
-            <w:tcW w:type="dxa" w:w="2592"/>
+              <w:t>Taking Over Certificate (TOC)</w:t>
+            </w:r>
+          </w:p>
+        </w:tc>
+        <w:tc>
+          <w:tcPr>
+            <w:tcW w:type="dxa" w:w="2160"/>
             <w:shd w:fill="F8FAFC"/>
             <w:tcMar>
               <w:top w:w="50" w:type="dxa"/>
@@ -4078,17 +4369,16 @@
           <w:p>
             <w:r>
               <w:rPr>
-                <w:b/>
                 <w:color w:val="1E293B"/>
                 <w:sz w:val="15"/>
               </w:rPr>
-              <w:t>Taking Over Certificate (TOC) / Commissioning Memo</w:t>
-            </w:r>
-          </w:p>
-        </w:tc>
-        <w:tc>
-          <w:tcPr>
-            <w:tcW w:type="dxa" w:w="1152"/>
+              <w:t>/commissioning (Dashboard)</w:t>
+            </w:r>
+          </w:p>
+        </w:tc>
+        <w:tc>
+          <w:tcPr>
+            <w:tcW w:type="dxa" w:w="1872"/>
             <w:shd w:fill="F8FAFC"/>
             <w:tcMar>
               <w:top w:w="50" w:type="dxa"/>
@@ -4102,7 +4392,7 @@
               <w:rPr>
                 <w:sz w:val="15"/>
               </w:rPr>
-              <w:t>Final Handover</w:t>
+              <w:t>TOC Commercial Handover</w:t>
             </w:r>
           </w:p>
         </w:tc>
@@ -4128,7 +4418,7 @@
         </w:tc>
         <w:tc>
           <w:tcPr>
-            <w:tcW w:type="dxa" w:w="2448"/>
+            <w:tcW w:type="dxa" w:w="2304"/>
             <w:shd w:fill="F8FAFC"/>
             <w:tcMar>
               <w:top w:w="50" w:type="dxa"/>
@@ -4142,7 +4432,7 @@
               <w:rPr>
                 <w:sz w:val="15"/>
               </w:rPr>
-              <w:t>Formal commercial acceptance; Read-only archival</w:t>
+              <w:t>Commercial handover signed by Utility; Read-only</w:t>
             </w:r>
           </w:p>
         </w:tc>
@@ -4162,7 +4452,7 @@
               <w:rPr>
                 <w:sz w:val="15"/>
               </w:rPr>
-              <w:t>Successful 24-hr charging trial</w:t>
+              <w:t>Final commercial completion and transfer of asset custody to utility</w:t>
             </w:r>
           </w:p>
         </w:tc>
@@ -4170,67 +4460,15 @@
     </w:tbl>
     <w:p>
       <w:pPr>
-        <w:spacing w:before="100" w:after="40"/>
-      </w:pPr>
-      <w:r>
-        <w:rPr>
-          <w:b/>
-          <w:color w:val="0F172A"/>
-          <w:sz w:val="16"/>
-        </w:rPr>
-        <w:t>Governance, System Locks &amp; Operational Rules:</w:t>
-      </w:r>
-    </w:p>
-    <w:p>
-      <w:pPr>
-        <w:pStyle w:val="ListBullet"/>
-        <w:spacing w:after="40"/>
-      </w:pPr>
-      <w:r>
-        <w:rPr>
-          <w:color w:val="1E293B"/>
-          <w:sz w:val="16"/>
-        </w:rPr>
-        <w:t>DPR Submission Window: Gang Supervisors submit DPRs daily by 20:00 hrs. Rakesh Sinha / Suvesh Pahwa review and approve by 10:00 hrs next morning. Once approved, DPR quantities are permanently locked.</w:t>
-      </w:r>
-    </w:p>
-    <w:p>
-      <w:pPr>
-        <w:pStyle w:val="ListBullet"/>
-        <w:spacing w:after="40"/>
-      </w:pPr>
-      <w:r>
-        <w:rPr>
-          <w:color w:val="1E293B"/>
-          <w:sz w:val="16"/>
-        </w:rPr>
-        <w:t>JMC-to-Invoice Linkage: Billing team cannot generate client invoices unless backed by an approved, digitally signed JMC in this module.</w:t>
-      </w:r>
-    </w:p>
-    <w:p>
-      <w:pPr>
-        <w:pStyle w:val="ListBullet"/>
-        <w:spacing w:after="40"/>
-      </w:pPr>
-      <w:r>
-        <w:rPr>
-          <w:color w:val="1E293B"/>
-          <w:sz w:val="16"/>
-        </w:rPr>
-        <w:t>OPGW Quality Check: Specific OTDR attenuation loss logs (≤0.21 dB/km at 1550 nm) must be attached before commissioning sign-off.</w:t>
-      </w:r>
-    </w:p>
-    <w:p>
-      <w:pPr>
         <w:pStyle w:val="Heading2"/>
-        <w:spacing w:before="280" w:after="40"/>
+        <w:spacing w:before="240" w:after="40"/>
       </w:pPr>
       <w:r>
         <w:rPr>
           <w:color w:val="2563EB"/>
-          <w:sz w:val="22"/>
+          <w:sz w:val="21"/>
         </w:rPr>
-        <w:t>MODULE 04: Procurement Module (QCS to Supplier PO / Materials / Inspection / FAT / DI / Bills Ageing)</w:t>
+        <w:t>MODULE 04: PROCUREMENT MODULE</w:t>
       </w:r>
     </w:p>
     <w:p>
@@ -4248,37 +4486,21 @@
         <w:rPr>
           <w:sz w:val="17"/>
         </w:rPr>
-        <w:t>Mr. Anand Raval / Mr. Sanjay Sharma (Supply Chain &amp; Procurement)</w:t>
-        <w:br/>
+        <w:t xml:space="preserve">Mr. Anand Raval / Mr. Sanjay Sharma (Supply Chain &amp; Procurement)   |   </w:t>
       </w:r>
       <w:r>
         <w:rPr>
           <w:b/>
           <w:sz w:val="17"/>
         </w:rPr>
-        <w:t xml:space="preserve">Project Benchmarks: </w:t>
-      </w:r>
-      <w:r>
-        <w:rPr>
-          <w:color w:val="0D9488"/>
-          <w:sz w:val="17"/>
-        </w:rPr>
-        <w:t>Long-lead HTLS Conductor &amp; OPGW Hardware / Stubs Procurement</w:t>
-        <w:br/>
-      </w:r>
-      <w:r>
-        <w:rPr>
-          <w:b/>
-          <w:sz w:val="17"/>
-        </w:rPr>
-        <w:t xml:space="preserve">Core Operational Scope: </w:t>
+        <w:t xml:space="preserve">System Routes: </w:t>
       </w:r>
       <w:r>
         <w:rPr>
           <w:color w:val="475569"/>
           <w:sz w:val="17"/>
         </w:rPr>
-        <w:t>End-to-end material procurement lifecycle from quotation comparison, vendor POs, factory inspections, client DIs, to vendor &amp; gang bill ageing.</w:t>
+        <w:t>/procurement/vendors, /procurement/purchase-orders, /po-line-items, /golden-period/dispatches, /finance/bills</w:t>
       </w:r>
     </w:p>
     <w:tbl>
@@ -4289,17 +4511,17 @@
         <w:tblLook w:firstColumn="1" w:firstRow="1" w:lastColumn="0" w:lastRow="0" w:noHBand="0" w:noVBand="1" w:val="04A0"/>
       </w:tblPr>
       <w:tblGrid>
-        <w:gridCol w:w="1704"/>
-        <w:gridCol w:w="1704"/>
-        <w:gridCol w:w="1704"/>
-        <w:gridCol w:w="1704"/>
-        <w:gridCol w:w="1704"/>
-        <w:gridCol w:w="1704"/>
+        <w:gridCol w:w="1728"/>
+        <w:gridCol w:w="1728"/>
+        <w:gridCol w:w="1728"/>
+        <w:gridCol w:w="1728"/>
+        <w:gridCol w:w="1728"/>
+        <w:gridCol w:w="1728"/>
       </w:tblGrid>
       <w:tr>
         <w:tc>
           <w:tcPr>
-            <w:tcW w:type="dxa" w:w="1152"/>
+            <w:tcW w:type="dxa" w:w="2160"/>
             <w:shd w:fill="1E293B"/>
             <w:tcMar>
               <w:top w:w="70" w:type="dxa"/>
@@ -4315,13 +4537,13 @@
                 <w:color w:val="FFFFFF"/>
                 <w:sz w:val="15"/>
               </w:rPr>
-              <w:t>Code</w:t>
-            </w:r>
-          </w:p>
-        </w:tc>
-        <w:tc>
-          <w:tcPr>
-            <w:tcW w:type="dxa" w:w="2592"/>
+              <w:t>Document Scope Name</w:t>
+            </w:r>
+          </w:p>
+        </w:tc>
+        <w:tc>
+          <w:tcPr>
+            <w:tcW w:type="dxa" w:w="2160"/>
             <w:shd w:fill="1E293B"/>
             <w:tcMar>
               <w:top w:w="70" w:type="dxa"/>
@@ -4337,13 +4559,13 @@
                 <w:color w:val="FFFFFF"/>
                 <w:sz w:val="15"/>
               </w:rPr>
-              <w:t>Document Title</w:t>
-            </w:r>
-          </w:p>
-        </w:tc>
-        <w:tc>
-          <w:tcPr>
-            <w:tcW w:type="dxa" w:w="1152"/>
+              <w:t>Present Route &amp; File</w:t>
+            </w:r>
+          </w:p>
+        </w:tc>
+        <w:tc>
+          <w:tcPr>
+            <w:tcW w:type="dxa" w:w="1872"/>
             <w:shd w:fill="1E293B"/>
             <w:tcMar>
               <w:top w:w="70" w:type="dxa"/>
@@ -4359,7 +4581,7 @@
                 <w:color w:val="FFFFFF"/>
                 <w:sz w:val="15"/>
               </w:rPr>
-              <w:t>Target SLA</w:t>
+              <w:t>Screen Feature / Tab</w:t>
             </w:r>
           </w:p>
         </w:tc>
@@ -4387,7 +4609,7 @@
         </w:tc>
         <w:tc>
           <w:tcPr>
-            <w:tcW w:type="dxa" w:w="2448"/>
+            <w:tcW w:type="dxa" w:w="2304"/>
             <w:shd w:fill="1E293B"/>
             <w:tcMar>
               <w:top w:w="70" w:type="dxa"/>
@@ -4425,7 +4647,7 @@
                 <w:color w:val="FFFFFF"/>
                 <w:sz w:val="15"/>
               </w:rPr>
-              <w:t>Input Prerequisite</w:t>
+              <w:t>Operational Objective &amp; Impact</w:t>
             </w:r>
           </w:p>
         </w:tc>
@@ -4433,7 +4655,7 @@
       <w:tr>
         <w:tc>
           <w:tcPr>
-            <w:tcW w:type="dxa" w:w="1152"/>
+            <w:tcW w:type="dxa" w:w="2160"/>
             <w:shd w:fill="FFFFFF"/>
             <w:tcMar>
               <w:top w:w="50" w:type="dxa"/>
@@ -4448,13 +4670,13 @@
                 <w:b/>
                 <w:sz w:val="15"/>
               </w:rPr>
-              <w:t>M4-DOC-01</w:t>
-            </w:r>
-          </w:p>
-        </w:tc>
-        <w:tc>
-          <w:tcPr>
-            <w:tcW w:type="dxa" w:w="2592"/>
+              <w:t>Quotation Comparison (QCS)</w:t>
+            </w:r>
+          </w:p>
+        </w:tc>
+        <w:tc>
+          <w:tcPr>
+            <w:tcW w:type="dxa" w:w="2160"/>
             <w:shd w:fill="FFFFFF"/>
             <w:tcMar>
               <w:top w:w="50" w:type="dxa"/>
@@ -4466,17 +4688,16 @@
           <w:p>
             <w:r>
               <w:rPr>
-                <w:b/>
                 <w:color w:val="1E293B"/>
                 <w:sz w:val="15"/>
               </w:rPr>
-              <w:t>Quotation Comparison Statement (QCS)</w:t>
-            </w:r>
-          </w:p>
-        </w:tc>
-        <w:tc>
-          <w:tcPr>
-            <w:tcW w:type="dxa" w:w="1152"/>
+              <w:t>/procurement/vendors (VendorList)</w:t>
+            </w:r>
+          </w:p>
+        </w:tc>
+        <w:tc>
+          <w:tcPr>
+            <w:tcW w:type="dxa" w:w="1872"/>
             <w:shd w:fill="FFFFFF"/>
             <w:tcMar>
               <w:top w:w="50" w:type="dxa"/>
@@ -4490,7 +4711,7 @@
               <w:rPr>
                 <w:sz w:val="15"/>
               </w:rPr>
-              <w:t>Pre-PO Award</w:t>
+              <w:t>QCS Evaluation Matrix</w:t>
             </w:r>
           </w:p>
         </w:tc>
@@ -4516,7 +4737,7 @@
         </w:tc>
         <w:tc>
           <w:tcPr>
-            <w:tcW w:type="dxa" w:w="2448"/>
+            <w:tcW w:type="dxa" w:w="2304"/>
             <w:shd w:fill="FFFFFF"/>
             <w:tcMar>
               <w:top w:w="50" w:type="dxa"/>
@@ -4530,7 +4751,7 @@
               <w:rPr>
                 <w:sz w:val="15"/>
               </w:rPr>
-              <w:t>Editable during vendor evaluation; Locked upon PO approval</w:t>
+              <w:t>Editable during evaluation; Locked upon PO approval</w:t>
             </w:r>
           </w:p>
         </w:tc>
@@ -4550,7 +4771,7 @@
               <w:rPr>
                 <w:sz w:val="15"/>
               </w:rPr>
-              <w:t>Min 3 valid vendor quotes</w:t>
+              <w:t>Compares 3+ commercial vendor bids against tender estimates</w:t>
             </w:r>
           </w:p>
         </w:tc>
@@ -4558,7 +4779,7 @@
       <w:tr>
         <w:tc>
           <w:tcPr>
-            <w:tcW w:type="dxa" w:w="1152"/>
+            <w:tcW w:type="dxa" w:w="2160"/>
             <w:shd w:fill="F8FAFC"/>
             <w:tcMar>
               <w:top w:w="50" w:type="dxa"/>
@@ -4573,13 +4794,13 @@
                 <w:b/>
                 <w:sz w:val="15"/>
               </w:rPr>
-              <w:t>M4-DOC-02</w:t>
-            </w:r>
-          </w:p>
-        </w:tc>
-        <w:tc>
-          <w:tcPr>
-            <w:tcW w:type="dxa" w:w="2592"/>
+              <w:t>Supplier POs &amp; Internal LOIs</w:t>
+            </w:r>
+          </w:p>
+        </w:tc>
+        <w:tc>
+          <w:tcPr>
+            <w:tcW w:type="dxa" w:w="2160"/>
             <w:shd w:fill="F8FAFC"/>
             <w:tcMar>
               <w:top w:w="50" w:type="dxa"/>
@@ -4591,17 +4812,16 @@
           <w:p>
             <w:r>
               <w:rPr>
-                <w:b/>
                 <w:color w:val="1E293B"/>
                 <w:sz w:val="15"/>
               </w:rPr>
-              <w:t>Supplier Purchase Orders (PO) &amp; Internal LOIs</w:t>
-            </w:r>
-          </w:p>
-        </w:tc>
-        <w:tc>
-          <w:tcPr>
-            <w:tcW w:type="dxa" w:w="1152"/>
+              <w:t>/procurement/purchase-orders</w:t>
+            </w:r>
+          </w:p>
+        </w:tc>
+        <w:tc>
+          <w:tcPr>
+            <w:tcW w:type="dxa" w:w="1872"/>
             <w:shd w:fill="F8FAFC"/>
             <w:tcMar>
               <w:top w:w="50" w:type="dxa"/>
@@ -4615,7 +4835,7 @@
               <w:rPr>
                 <w:sz w:val="15"/>
               </w:rPr>
-              <w:t>Within SLA</w:t>
+              <w:t>PO Generator &amp; Line Items</w:t>
             </w:r>
           </w:p>
         </w:tc>
@@ -4641,7 +4861,7 @@
         </w:tc>
         <w:tc>
           <w:tcPr>
-            <w:tcW w:type="dxa" w:w="2448"/>
+            <w:tcW w:type="dxa" w:w="2304"/>
             <w:shd w:fill="F8FAFC"/>
             <w:tcMar>
               <w:top w:w="50" w:type="dxa"/>
@@ -4655,7 +4875,7 @@
               <w:rPr>
                 <w:sz w:val="15"/>
               </w:rPr>
-              <w:t>Generated in system; Locked on dispatch; Amendments logged</w:t>
+              <w:t>Generated in system; Locked on issue; Amendments logged</w:t>
             </w:r>
           </w:p>
         </w:tc>
@@ -4675,7 +4895,7 @@
               <w:rPr>
                 <w:sz w:val="15"/>
               </w:rPr>
-              <w:t>Approved QCS &amp; Mother BOQ balance</w:t>
+              <w:t>Bounded strictly to authorized Mother BOQ item ceiling quantities</w:t>
             </w:r>
           </w:p>
         </w:tc>
@@ -4683,7 +4903,7 @@
       <w:tr>
         <w:tc>
           <w:tcPr>
-            <w:tcW w:type="dxa" w:w="1152"/>
+            <w:tcW w:type="dxa" w:w="2160"/>
             <w:shd w:fill="FFFFFF"/>
             <w:tcMar>
               <w:top w:w="50" w:type="dxa"/>
@@ -4698,13 +4918,13 @@
                 <w:b/>
                 <w:sz w:val="15"/>
               </w:rPr>
-              <w:t>M4-DOC-03</w:t>
-            </w:r>
-          </w:p>
-        </w:tc>
-        <w:tc>
-          <w:tcPr>
-            <w:tcW w:type="dxa" w:w="2592"/>
+              <w:t>Inspection Call Notices</w:t>
+            </w:r>
+          </w:p>
+        </w:tc>
+        <w:tc>
+          <w:tcPr>
+            <w:tcW w:type="dxa" w:w="2160"/>
             <w:shd w:fill="FFFFFF"/>
             <w:tcMar>
               <w:top w:w="50" w:type="dxa"/>
@@ -4716,17 +4936,16 @@
           <w:p>
             <w:r>
               <w:rPr>
-                <w:b/>
                 <w:color w:val="1E293B"/>
                 <w:sz w:val="15"/>
               </w:rPr>
-              <w:t>Factory Inspection Call Notices</w:t>
-            </w:r>
-          </w:p>
-        </w:tc>
-        <w:tc>
-          <w:tcPr>
-            <w:tcW w:type="dxa" w:w="1152"/>
+              <w:t>/qa-qc/inspections</w:t>
+            </w:r>
+          </w:p>
+        </w:tc>
+        <w:tc>
+          <w:tcPr>
+            <w:tcW w:type="dxa" w:w="1872"/>
             <w:shd w:fill="FFFFFF"/>
             <w:tcMar>
               <w:top w:w="50" w:type="dxa"/>
@@ -4740,7 +4959,7 @@
               <w:rPr>
                 <w:sz w:val="15"/>
               </w:rPr>
-              <w:t>Batch Ready</w:t>
+              <w:t>Inspection Call Scheduler</w:t>
             </w:r>
           </w:p>
         </w:tc>
@@ -4766,7 +4985,7 @@
         </w:tc>
         <w:tc>
           <w:tcPr>
-            <w:tcW w:type="dxa" w:w="2448"/>
+            <w:tcW w:type="dxa" w:w="2304"/>
             <w:shd w:fill="FFFFFF"/>
             <w:tcMar>
               <w:top w:w="50" w:type="dxa"/>
@@ -4780,7 +4999,7 @@
               <w:rPr>
                 <w:sz w:val="15"/>
               </w:rPr>
-              <w:t>Uploaded by SCM; Notified to Client/Marketing</w:t>
+              <w:t>Uploaded by SCM; Notifies Client &amp; QA Inspector</w:t>
             </w:r>
           </w:p>
         </w:tc>
@@ -4800,7 +5019,7 @@
               <w:rPr>
                 <w:sz w:val="15"/>
               </w:rPr>
-              <w:t>Vendor internal test readiness</w:t>
+              <w:t>Notifies readiness of manufacturing batch for formal witness testing</w:t>
             </w:r>
           </w:p>
         </w:tc>
@@ -4808,7 +5027,7 @@
       <w:tr>
         <w:tc>
           <w:tcPr>
-            <w:tcW w:type="dxa" w:w="1152"/>
+            <w:tcW w:type="dxa" w:w="2160"/>
             <w:shd w:fill="F8FAFC"/>
             <w:tcMar>
               <w:top w:w="50" w:type="dxa"/>
@@ -4823,13 +5042,13 @@
                 <w:b/>
                 <w:sz w:val="15"/>
               </w:rPr>
-              <w:t>M4-DOC-04</w:t>
-            </w:r>
-          </w:p>
-        </w:tc>
-        <w:tc>
-          <w:tcPr>
-            <w:tcW w:type="dxa" w:w="2592"/>
+              <w:t>FAT Reports &amp; MTC Certificates</w:t>
+            </w:r>
+          </w:p>
+        </w:tc>
+        <w:tc>
+          <w:tcPr>
+            <w:tcW w:type="dxa" w:w="2160"/>
             <w:shd w:fill="F8FAFC"/>
             <w:tcMar>
               <w:top w:w="50" w:type="dxa"/>
@@ -4841,17 +5060,16 @@
           <w:p>
             <w:r>
               <w:rPr>
-                <w:b/>
                 <w:color w:val="1E293B"/>
                 <w:sz w:val="15"/>
               </w:rPr>
-              <w:t>Factory Acceptance Test (FAT) Reports &amp; MTCs</w:t>
-            </w:r>
-          </w:p>
-        </w:tc>
-        <w:tc>
-          <w:tcPr>
-            <w:tcW w:type="dxa" w:w="1152"/>
+              <w:t>/qa-qc/inspections</w:t>
+            </w:r>
+          </w:p>
+        </w:tc>
+        <w:tc>
+          <w:tcPr>
+            <w:tcW w:type="dxa" w:w="1872"/>
             <w:shd w:fill="F8FAFC"/>
             <w:tcMar>
               <w:top w:w="50" w:type="dxa"/>
@@ -4865,7 +5083,7 @@
               <w:rPr>
                 <w:sz w:val="15"/>
               </w:rPr>
-              <w:t>Post-Testing</w:t>
+              <w:t>FAT Mapping Card</w:t>
             </w:r>
           </w:p>
         </w:tc>
@@ -4891,7 +5109,7 @@
         </w:tc>
         <w:tc>
           <w:tcPr>
-            <w:tcW w:type="dxa" w:w="2448"/>
+            <w:tcW w:type="dxa" w:w="2304"/>
             <w:shd w:fill="F8FAFC"/>
             <w:tcMar>
               <w:top w:w="50" w:type="dxa"/>
@@ -4905,7 +5123,7 @@
               <w:rPr>
                 <w:sz w:val="15"/>
               </w:rPr>
-              <w:t>Uploaded by QA/SCM; Dual signed (Vendor + Client)</w:t>
+              <w:t>Dual-signed (Vendor + Client Inspector); Uploaded by SCM</w:t>
             </w:r>
           </w:p>
         </w:tc>
@@ -4925,7 +5143,7 @@
               <w:rPr>
                 <w:sz w:val="15"/>
               </w:rPr>
-              <w:t>Witnessed factory testing</w:t>
+              <w:t>Validates UTS, resistance, galvanizing thickness &amp; chemical tests</w:t>
             </w:r>
           </w:p>
         </w:tc>
@@ -4933,7 +5151,7 @@
       <w:tr>
         <w:tc>
           <w:tcPr>
-            <w:tcW w:type="dxa" w:w="1152"/>
+            <w:tcW w:type="dxa" w:w="2160"/>
             <w:shd w:fill="FFFFFF"/>
             <w:tcMar>
               <w:top w:w="50" w:type="dxa"/>
@@ -4948,13 +5166,13 @@
                 <w:b/>
                 <w:sz w:val="15"/>
               </w:rPr>
-              <w:t>M4-DOC-05</w:t>
-            </w:r>
-          </w:p>
-        </w:tc>
-        <w:tc>
-          <w:tcPr>
-            <w:tcW w:type="dxa" w:w="2592"/>
+              <w:t>Utility Dispatch Instructions</w:t>
+            </w:r>
+          </w:p>
+        </w:tc>
+        <w:tc>
+          <w:tcPr>
+            <w:tcW w:type="dxa" w:w="2160"/>
             <w:shd w:fill="FFFFFF"/>
             <w:tcMar>
               <w:top w:w="50" w:type="dxa"/>
@@ -4966,17 +5184,16 @@
           <w:p>
             <w:r>
               <w:rPr>
-                <w:b/>
                 <w:color w:val="1E293B"/>
                 <w:sz w:val="15"/>
               </w:rPr>
-              <w:t>Utility Dispatch Instructions (DI)</w:t>
-            </w:r>
-          </w:p>
-        </w:tc>
-        <w:tc>
-          <w:tcPr>
-            <w:tcW w:type="dxa" w:w="1152"/>
+              <w:t>/golden-period/dispatches</w:t>
+            </w:r>
+          </w:p>
+        </w:tc>
+        <w:tc>
+          <w:tcPr>
+            <w:tcW w:type="dxa" w:w="1872"/>
             <w:shd w:fill="FFFFFF"/>
             <w:tcMar>
               <w:top w:w="50" w:type="dxa"/>
@@ -4990,7 +5207,7 @@
               <w:rPr>
                 <w:sz w:val="15"/>
               </w:rPr>
-              <w:t>Pre-Transit</w:t>
+              <w:t>DI Register &amp; Allocation</w:t>
             </w:r>
           </w:p>
         </w:tc>
@@ -5016,7 +5233,7 @@
         </w:tc>
         <w:tc>
           <w:tcPr>
-            <w:tcW w:type="dxa" w:w="2448"/>
+            <w:tcW w:type="dxa" w:w="2304"/>
             <w:shd w:fill="FFFFFF"/>
             <w:tcMar>
               <w:top w:w="50" w:type="dxa"/>
@@ -5030,7 +5247,7 @@
               <w:rPr>
                 <w:sz w:val="15"/>
               </w:rPr>
-              <w:t>Uploaded by SCM/Marketing; Unlocks factory gate pass</w:t>
+              <w:t>Uploaded by SCM/Marketing; Unlocks gate loading</w:t>
             </w:r>
           </w:p>
         </w:tc>
@@ -5050,7 +5267,7 @@
               <w:rPr>
                 <w:sz w:val="15"/>
               </w:rPr>
-              <w:t>Approved FAT Report</w:t>
+              <w:t>Official utility authorization required to release shipments from factory</w:t>
             </w:r>
           </w:p>
         </w:tc>
@@ -5058,7 +5275,7 @@
       <w:tr>
         <w:tc>
           <w:tcPr>
-            <w:tcW w:type="dxa" w:w="1152"/>
+            <w:tcW w:type="dxa" w:w="2160"/>
             <w:shd w:fill="F8FAFC"/>
             <w:tcMar>
               <w:top w:w="50" w:type="dxa"/>
@@ -5073,13 +5290,13 @@
                 <w:b/>
                 <w:sz w:val="15"/>
               </w:rPr>
-              <w:t>M4-DOC-06</w:t>
-            </w:r>
-          </w:p>
-        </w:tc>
-        <w:tc>
-          <w:tcPr>
-            <w:tcW w:type="dxa" w:w="2592"/>
+              <w:t>Delivery Proofs &amp; E-Way Bills</w:t>
+            </w:r>
+          </w:p>
+        </w:tc>
+        <w:tc>
+          <w:tcPr>
+            <w:tcW w:type="dxa" w:w="2160"/>
             <w:shd w:fill="F8FAFC"/>
             <w:tcMar>
               <w:top w:w="50" w:type="dxa"/>
@@ -5091,17 +5308,16 @@
           <w:p>
             <w:r>
               <w:rPr>
-                <w:b/>
                 <w:color w:val="1E293B"/>
                 <w:sz w:val="15"/>
               </w:rPr>
-              <w:t>Delivery Challans, E-Way Bills &amp; Consignment Proofs</w:t>
-            </w:r>
-          </w:p>
-        </w:tc>
-        <w:tc>
-          <w:tcPr>
-            <w:tcW w:type="dxa" w:w="1152"/>
+              <w:t>/inventory/dispatch</w:t>
+            </w:r>
+          </w:p>
+        </w:tc>
+        <w:tc>
+          <w:tcPr>
+            <w:tcW w:type="dxa" w:w="1872"/>
             <w:shd w:fill="F8FAFC"/>
             <w:tcMar>
               <w:top w:w="50" w:type="dxa"/>
@@ -5115,7 +5331,7 @@
               <w:rPr>
                 <w:sz w:val="15"/>
               </w:rPr>
-              <w:t>Transit Inward</w:t>
+              <w:t>Consignment Transit Vault</w:t>
             </w:r>
           </w:p>
         </w:tc>
@@ -5141,7 +5357,7 @@
         </w:tc>
         <w:tc>
           <w:tcPr>
-            <w:tcW w:type="dxa" w:w="2448"/>
+            <w:tcW w:type="dxa" w:w="2304"/>
             <w:shd w:fill="F8FAFC"/>
             <w:tcMar>
               <w:top w:w="50" w:type="dxa"/>
@@ -5155,7 +5371,7 @@
               <w:rPr>
                 <w:sz w:val="15"/>
               </w:rPr>
-              <w:t>Uploaded by Transporter/Store In-charge</w:t>
+              <w:t>Uploaded by Logistics/Store; Matches physical receipt</w:t>
             </w:r>
           </w:p>
         </w:tc>
@@ -5175,7 +5391,7 @@
               <w:rPr>
                 <w:sz w:val="15"/>
               </w:rPr>
-              <w:t>Material movement under DI</w:t>
+              <w:t>Tracks truck delivery receipts, lorry receipts (LR), and tax e-way bills</w:t>
             </w:r>
           </w:p>
         </w:tc>
@@ -5183,7 +5399,7 @@
       <w:tr>
         <w:tc>
           <w:tcPr>
-            <w:tcW w:type="dxa" w:w="1152"/>
+            <w:tcW w:type="dxa" w:w="2160"/>
             <w:shd w:fill="FFFFFF"/>
             <w:tcMar>
               <w:top w:w="50" w:type="dxa"/>
@@ -5198,13 +5414,13 @@
                 <w:b/>
                 <w:sz w:val="15"/>
               </w:rPr>
-              <w:t>M4-DOC-07</w:t>
-            </w:r>
-          </w:p>
-        </w:tc>
-        <w:tc>
-          <w:tcPr>
-            <w:tcW w:type="dxa" w:w="2592"/>
+              <w:t>Supplier &amp; Gang Bills Ageing</w:t>
+            </w:r>
+          </w:p>
+        </w:tc>
+        <w:tc>
+          <w:tcPr>
+            <w:tcW w:type="dxa" w:w="2160"/>
             <w:shd w:fill="FFFFFF"/>
             <w:tcMar>
               <w:top w:w="50" w:type="dxa"/>
@@ -5216,17 +5432,16 @@
           <w:p>
             <w:r>
               <w:rPr>
-                <w:b/>
                 <w:color w:val="1E293B"/>
                 <w:sz w:val="15"/>
               </w:rPr>
-              <w:t>Supplier &amp; Labour Gang Invoices with Ageing</w:t>
-            </w:r>
-          </w:p>
-        </w:tc>
-        <w:tc>
-          <w:tcPr>
-            <w:tcW w:type="dxa" w:w="1152"/>
+              <w:t>/finance/bills (BillList.tsx)</w:t>
+            </w:r>
+          </w:p>
+        </w:tc>
+        <w:tc>
+          <w:tcPr>
+            <w:tcW w:type="dxa" w:w="1872"/>
             <w:shd w:fill="FFFFFF"/>
             <w:tcMar>
               <w:top w:w="50" w:type="dxa"/>
@@ -5240,7 +5455,7 @@
               <w:rPr>
                 <w:sz w:val="15"/>
               </w:rPr>
-              <w:t>Weekly</w:t>
+              <w:t>Payables Ageing Grid</w:t>
             </w:r>
           </w:p>
         </w:tc>
@@ -5266,7 +5481,7 @@
         </w:tc>
         <w:tc>
           <w:tcPr>
-            <w:tcW w:type="dxa" w:w="2448"/>
+            <w:tcW w:type="dxa" w:w="2304"/>
             <w:shd w:fill="FFFFFF"/>
             <w:tcMar>
               <w:top w:w="50" w:type="dxa"/>
@@ -5280,7 +5495,7 @@
               <w:rPr>
                 <w:sz w:val="15"/>
               </w:rPr>
-              <w:t>Uploaded by SCM/Vendors; System auto-tracks 30/60/90d ageing</w:t>
+              <w:t>Uploaded by SCM; System auto-tracks 30/60/90d ageing</w:t>
             </w:r>
           </w:p>
         </w:tc>
@@ -5300,7 +5515,7 @@
               <w:rPr>
                 <w:sz w:val="15"/>
               </w:rPr>
-              <w:t>Verified delivery / completed JMC</w:t>
+              <w:t>Tracks liabilities for materials &amp; labour gangs to ensure zero site stoppage</w:t>
             </w:r>
           </w:p>
         </w:tc>
@@ -5308,67 +5523,15 @@
     </w:tbl>
     <w:p>
       <w:pPr>
-        <w:spacing w:before="100" w:after="40"/>
-      </w:pPr>
-      <w:r>
-        <w:rPr>
-          <w:b/>
-          <w:color w:val="0F172A"/>
-          <w:sz w:val="16"/>
-        </w:rPr>
-        <w:t>Governance, System Locks &amp; Operational Rules:</w:t>
-      </w:r>
-    </w:p>
-    <w:p>
-      <w:pPr>
-        <w:pStyle w:val="ListBullet"/>
-        <w:spacing w:after="40"/>
-      </w:pPr>
-      <w:r>
-        <w:rPr>
-          <w:color w:val="1E293B"/>
-          <w:sz w:val="16"/>
-        </w:rPr>
-        <w:t>Mother BOQ Line Constraint: System automatically validates that PO quantity + previously ordered quantity does NOT exceed Mother BOQ contract limit.</w:t>
-      </w:r>
-    </w:p>
-    <w:p>
-      <w:pPr>
-        <w:pStyle w:val="ListBullet"/>
-        <w:spacing w:after="40"/>
-      </w:pPr>
-      <w:r>
-        <w:rPr>
-          <w:color w:val="1E293B"/>
-          <w:sz w:val="16"/>
-        </w:rPr>
-        <w:t>Inspection &amp; DI Coupling: Trucks cannot be booked or dispatched without a verified Client DI uploaded and mapped to the specific PO line.</w:t>
-      </w:r>
-    </w:p>
-    <w:p>
-      <w:pPr>
-        <w:pStyle w:val="ListBullet"/>
-        <w:spacing w:after="40"/>
-      </w:pPr>
-      <w:r>
-        <w:rPr>
-          <w:color w:val="1E293B"/>
-          <w:sz w:val="16"/>
-        </w:rPr>
-        <w:t>Gangs &amp; Supplier Bill Ageing: Bills are stamped with receipt dates; system automatically categorizes payables into Current, Due, and Overdue (&gt;60 days).</w:t>
-      </w:r>
-    </w:p>
-    <w:p>
-      <w:pPr>
         <w:pStyle w:val="Heading2"/>
-        <w:spacing w:before="280" w:after="40"/>
+        <w:spacing w:before="240" w:after="40"/>
       </w:pPr>
       <w:r>
         <w:rPr>
           <w:color w:val="2563EB"/>
-          <w:sz w:val="22"/>
+          <w:sz w:val="21"/>
         </w:rPr>
-        <w:t>MODULE 05: Credit Control Module (Invoicing to Collections / MIS / Ageing / Milestones MIS)</w:t>
+        <w:t>MODULE 05: CREDIT CONTROL MODULE</w:t>
       </w:r>
     </w:p>
     <w:p>
@@ -5386,37 +5549,21 @@
         <w:rPr>
           <w:sz w:val="17"/>
         </w:rPr>
-        <w:t>Mr. Arnab Bose / Mr. Piyush Shah (Credit Control &amp; Commercial)</w:t>
-        <w:br/>
+        <w:t xml:space="preserve">Mr. Arnab Bose / Mr. Piyush Shah (Credit Control &amp; Commercial)   |   </w:t>
       </w:r>
       <w:r>
         <w:rPr>
           <w:b/>
           <w:sz w:val="17"/>
         </w:rPr>
-        <w:t xml:space="preserve">Project Benchmarks: </w:t>
-      </w:r>
-      <w:r>
-        <w:rPr>
-          <w:color w:val="0D9488"/>
-          <w:sz w:val="17"/>
-        </w:rPr>
-        <w:t>Cash Liquidity, Client Billing (GETCO/KPTCL) &amp; Receivable Management</w:t>
-        <w:br/>
-      </w:r>
-      <w:r>
-        <w:rPr>
-          <w:b/>
-          <w:sz w:val="17"/>
-        </w:rPr>
-        <w:t xml:space="preserve">Core Operational Scope: </w:t>
+        <w:t xml:space="preserve">System Routes: </w:t>
       </w:r>
       <w:r>
         <w:rPr>
           <w:color w:val="475569"/>
           <w:sz w:val="17"/>
         </w:rPr>
-        <w:t>Controls billing milestones, client tax invoicing, payment collections reconciliation, retention tracking, and debtor ageing analysis.</w:t>
+        <w:t>/collections, /collections/invoices, /finance</w:t>
       </w:r>
     </w:p>
     <w:tbl>
@@ -5427,17 +5574,17 @@
         <w:tblLook w:firstColumn="1" w:firstRow="1" w:lastColumn="0" w:lastRow="0" w:noHBand="0" w:noVBand="1" w:val="04A0"/>
       </w:tblPr>
       <w:tblGrid>
-        <w:gridCol w:w="1704"/>
-        <w:gridCol w:w="1704"/>
-        <w:gridCol w:w="1704"/>
-        <w:gridCol w:w="1704"/>
-        <w:gridCol w:w="1704"/>
-        <w:gridCol w:w="1704"/>
+        <w:gridCol w:w="1728"/>
+        <w:gridCol w:w="1728"/>
+        <w:gridCol w:w="1728"/>
+        <w:gridCol w:w="1728"/>
+        <w:gridCol w:w="1728"/>
+        <w:gridCol w:w="1728"/>
       </w:tblGrid>
       <w:tr>
         <w:tc>
           <w:tcPr>
-            <w:tcW w:type="dxa" w:w="1152"/>
+            <w:tcW w:type="dxa" w:w="2160"/>
             <w:shd w:fill="1E293B"/>
             <w:tcMar>
               <w:top w:w="70" w:type="dxa"/>
@@ -5453,13 +5600,13 @@
                 <w:color w:val="FFFFFF"/>
                 <w:sz w:val="15"/>
               </w:rPr>
-              <w:t>Code</w:t>
-            </w:r>
-          </w:p>
-        </w:tc>
-        <w:tc>
-          <w:tcPr>
-            <w:tcW w:type="dxa" w:w="2592"/>
+              <w:t>Document Scope Name</w:t>
+            </w:r>
+          </w:p>
+        </w:tc>
+        <w:tc>
+          <w:tcPr>
+            <w:tcW w:type="dxa" w:w="2160"/>
             <w:shd w:fill="1E293B"/>
             <w:tcMar>
               <w:top w:w="70" w:type="dxa"/>
@@ -5475,13 +5622,13 @@
                 <w:color w:val="FFFFFF"/>
                 <w:sz w:val="15"/>
               </w:rPr>
-              <w:t>Document Title</w:t>
-            </w:r>
-          </w:p>
-        </w:tc>
-        <w:tc>
-          <w:tcPr>
-            <w:tcW w:type="dxa" w:w="1152"/>
+              <w:t>Present Route &amp; File</w:t>
+            </w:r>
+          </w:p>
+        </w:tc>
+        <w:tc>
+          <w:tcPr>
+            <w:tcW w:type="dxa" w:w="1872"/>
             <w:shd w:fill="1E293B"/>
             <w:tcMar>
               <w:top w:w="70" w:type="dxa"/>
@@ -5497,7 +5644,7 @@
                 <w:color w:val="FFFFFF"/>
                 <w:sz w:val="15"/>
               </w:rPr>
-              <w:t>Target SLA</w:t>
+              <w:t>Screen Feature / Tab</w:t>
             </w:r>
           </w:p>
         </w:tc>
@@ -5525,7 +5672,7 @@
         </w:tc>
         <w:tc>
           <w:tcPr>
-            <w:tcW w:type="dxa" w:w="2448"/>
+            <w:tcW w:type="dxa" w:w="2304"/>
             <w:shd w:fill="1E293B"/>
             <w:tcMar>
               <w:top w:w="70" w:type="dxa"/>
@@ -5563,7 +5710,7 @@
                 <w:color w:val="FFFFFF"/>
                 <w:sz w:val="15"/>
               </w:rPr>
-              <w:t>Input Prerequisite</w:t>
+              <w:t>Operational Objective &amp; Impact</w:t>
             </w:r>
           </w:p>
         </w:tc>
@@ -5571,7 +5718,7 @@
       <w:tr>
         <w:tc>
           <w:tcPr>
-            <w:tcW w:type="dxa" w:w="1152"/>
+            <w:tcW w:type="dxa" w:w="2160"/>
             <w:shd w:fill="FFFFFF"/>
             <w:tcMar>
               <w:top w:w="50" w:type="dxa"/>
@@ -5586,13 +5733,13 @@
                 <w:b/>
                 <w:sz w:val="15"/>
               </w:rPr>
-              <w:t>M5-DOC-01</w:t>
-            </w:r>
-          </w:p>
-        </w:tc>
-        <w:tc>
-          <w:tcPr>
-            <w:tcW w:type="dxa" w:w="2592"/>
+              <w:t>Client RA Tax Invoices</w:t>
+            </w:r>
+          </w:p>
+        </w:tc>
+        <w:tc>
+          <w:tcPr>
+            <w:tcW w:type="dxa" w:w="2160"/>
             <w:shd w:fill="FFFFFF"/>
             <w:tcMar>
               <w:top w:w="50" w:type="dxa"/>
@@ -5604,17 +5751,16 @@
           <w:p>
             <w:r>
               <w:rPr>
-                <w:b/>
                 <w:color w:val="1E293B"/>
                 <w:sz w:val="15"/>
               </w:rPr>
-              <w:t>Client Running Account (RA) Tax Invoices</w:t>
-            </w:r>
-          </w:p>
-        </w:tc>
-        <w:tc>
-          <w:tcPr>
-            <w:tcW w:type="dxa" w:w="1152"/>
+              <w:t>/collections/invoices (InvoiceList)</w:t>
+            </w:r>
+          </w:p>
+        </w:tc>
+        <w:tc>
+          <w:tcPr>
+            <w:tcW w:type="dxa" w:w="1872"/>
             <w:shd w:fill="FFFFFF"/>
             <w:tcMar>
               <w:top w:w="50" w:type="dxa"/>
@@ -5628,7 +5774,7 @@
               <w:rPr>
                 <w:sz w:val="15"/>
               </w:rPr>
-              <w:t>Monthly / Stage</w:t>
+              <w:t>Milestone Tax Invoice Engine</w:t>
             </w:r>
           </w:p>
         </w:tc>
@@ -5654,7 +5800,7 @@
         </w:tc>
         <w:tc>
           <w:tcPr>
-            <w:tcW w:type="dxa" w:w="2448"/>
+            <w:tcW w:type="dxa" w:w="2304"/>
             <w:shd w:fill="FFFFFF"/>
             <w:tcMar>
               <w:top w:w="50" w:type="dxa"/>
@@ -5668,7 +5814,7 @@
               <w:rPr>
                 <w:sz w:val="15"/>
               </w:rPr>
-              <w:t>Generated &amp; Uploaded by Arnab Bose / Piyush Shah</w:t>
+              <w:t>Generated &amp; uploaded by Credit Control; Locked once sent</w:t>
             </w:r>
           </w:p>
         </w:tc>
@@ -5688,7 +5834,7 @@
               <w:rPr>
                 <w:sz w:val="15"/>
               </w:rPr>
-              <w:t>Verified JMCs &amp; Store Material Receipts</w:t>
+              <w:t>Formatted with GST, TDS, retention deductions per contract milestone</w:t>
             </w:r>
           </w:p>
         </w:tc>
@@ -5696,7 +5842,7 @@
       <w:tr>
         <w:tc>
           <w:tcPr>
-            <w:tcW w:type="dxa" w:w="1152"/>
+            <w:tcW w:type="dxa" w:w="2160"/>
             <w:shd w:fill="F8FAFC"/>
             <w:tcMar>
               <w:top w:w="50" w:type="dxa"/>
@@ -5711,13 +5857,13 @@
                 <w:b/>
                 <w:sz w:val="15"/>
               </w:rPr>
-              <w:t>M5-DOC-02</w:t>
-            </w:r>
-          </w:p>
-        </w:tc>
-        <w:tc>
-          <w:tcPr>
-            <w:tcW w:type="dxa" w:w="2592"/>
+              <w:t>Invoicing-to-Collections Mapping</w:t>
+            </w:r>
+          </w:p>
+        </w:tc>
+        <w:tc>
+          <w:tcPr>
+            <w:tcW w:type="dxa" w:w="2160"/>
             <w:shd w:fill="F8FAFC"/>
             <w:tcMar>
               <w:top w:w="50" w:type="dxa"/>
@@ -5729,17 +5875,16 @@
           <w:p>
             <w:r>
               <w:rPr>
-                <w:b/>
                 <w:color w:val="1E293B"/>
                 <w:sz w:val="15"/>
               </w:rPr>
-              <w:t>Bill-to-Collection Mapping Reconciliation Sheet</w:t>
-            </w:r>
-          </w:p>
-        </w:tc>
-        <w:tc>
-          <w:tcPr>
-            <w:tcW w:type="dxa" w:w="1152"/>
+              <w:t>/collections (Dashboard)</w:t>
+            </w:r>
+          </w:p>
+        </w:tc>
+        <w:tc>
+          <w:tcPr>
+            <w:tcW w:type="dxa" w:w="1872"/>
             <w:shd w:fill="F8FAFC"/>
             <w:tcMar>
               <w:top w:w="50" w:type="dxa"/>
@@ -5753,7 +5898,7 @@
               <w:rPr>
                 <w:sz w:val="15"/>
               </w:rPr>
-              <w:t>Weekly</w:t>
+              <w:t>Collection Reconciliation Card</w:t>
             </w:r>
           </w:p>
         </w:tc>
@@ -5779,7 +5924,7 @@
         </w:tc>
         <w:tc>
           <w:tcPr>
-            <w:tcW w:type="dxa" w:w="2448"/>
+            <w:tcW w:type="dxa" w:w="2304"/>
             <w:shd w:fill="F8FAFC"/>
             <w:tcMar>
               <w:top w:w="50" w:type="dxa"/>
@@ -5793,7 +5938,7 @@
               <w:rPr>
                 <w:sz w:val="15"/>
               </w:rPr>
-              <w:t>Live editable ledger mapping receipts to invoice numbers</w:t>
+              <w:t>Live ledger mapping remittances against invoice numbers</w:t>
             </w:r>
           </w:p>
         </w:tc>
@@ -5813,7 +5958,7 @@
               <w:rPr>
                 <w:sz w:val="15"/>
               </w:rPr>
-              <w:t>Bank payment advice credits</w:t>
+              <w:t>Reconciles gross billing against actual bank account realizations</w:t>
             </w:r>
           </w:p>
         </w:tc>
@@ -5821,7 +5966,7 @@
       <w:tr>
         <w:tc>
           <w:tcPr>
-            <w:tcW w:type="dxa" w:w="1152"/>
+            <w:tcW w:type="dxa" w:w="2160"/>
             <w:shd w:fill="FFFFFF"/>
             <w:tcMar>
               <w:top w:w="50" w:type="dxa"/>
@@ -5836,13 +5981,13 @@
                 <w:b/>
                 <w:sz w:val="15"/>
               </w:rPr>
-              <w:t>M5-DOC-03</w:t>
-            </w:r>
-          </w:p>
-        </w:tc>
-        <w:tc>
-          <w:tcPr>
-            <w:tcW w:type="dxa" w:w="2592"/>
+              <w:t>Payment Ageing MIS (Due/Overdue)</w:t>
+            </w:r>
+          </w:p>
+        </w:tc>
+        <w:tc>
+          <w:tcPr>
+            <w:tcW w:type="dxa" w:w="2160"/>
             <w:shd w:fill="FFFFFF"/>
             <w:tcMar>
               <w:top w:w="50" w:type="dxa"/>
@@ -5854,17 +5999,16 @@
           <w:p>
             <w:r>
               <w:rPr>
-                <w:b/>
                 <w:color w:val="1E293B"/>
                 <w:sz w:val="15"/>
               </w:rPr>
-              <w:t>Debtor Ageing MIS (Not Due, Due 1-30, 31-60, &gt;90 Days)</w:t>
-            </w:r>
-          </w:p>
-        </w:tc>
-        <w:tc>
-          <w:tcPr>
-            <w:tcW w:type="dxa" w:w="1152"/>
+              <w:t>/collections (Dashboard)</w:t>
+            </w:r>
+          </w:p>
+        </w:tc>
+        <w:tc>
+          <w:tcPr>
+            <w:tcW w:type="dxa" w:w="1872"/>
             <w:shd w:fill="FFFFFF"/>
             <w:tcMar>
               <w:top w:w="50" w:type="dxa"/>
@@ -5878,7 +6022,7 @@
               <w:rPr>
                 <w:sz w:val="15"/>
               </w:rPr>
-              <w:t>Weekly / Monthly</w:t>
+              <w:t>Debtor Ageing Filter Tabs</w:t>
             </w:r>
           </w:p>
         </w:tc>
@@ -5904,7 +6048,7 @@
         </w:tc>
         <w:tc>
           <w:tcPr>
-            <w:tcW w:type="dxa" w:w="2448"/>
+            <w:tcW w:type="dxa" w:w="2304"/>
             <w:shd w:fill="FFFFFF"/>
             <w:tcMar>
               <w:top w:w="50" w:type="dxa"/>
@@ -5918,7 +6062,7 @@
               <w:rPr>
                 <w:sz w:val="15"/>
               </w:rPr>
-              <w:t>System generated; Reviewed &amp; verified by Leads</w:t>
+              <w:t>Auto-computed: Not Due, 1-30, 31-60, 61-90, &gt;90 Days</w:t>
             </w:r>
           </w:p>
         </w:tc>
@@ -5938,7 +6082,7 @@
               <w:rPr>
                 <w:sz w:val="15"/>
               </w:rPr>
-              <w:t>Invoice issue dates &amp; credit tenure</w:t>
+              <w:t>Identifies delayed utility payments for executive escalation</w:t>
             </w:r>
           </w:p>
         </w:tc>
@@ -5946,7 +6090,7 @@
       <w:tr>
         <w:tc>
           <w:tcPr>
-            <w:tcW w:type="dxa" w:w="1152"/>
+            <w:tcW w:type="dxa" w:w="2160"/>
             <w:shd w:fill="F8FAFC"/>
             <w:tcMar>
               <w:top w:w="50" w:type="dxa"/>
@@ -5961,13 +6105,13 @@
                 <w:b/>
                 <w:sz w:val="15"/>
               </w:rPr>
-              <w:t>M5-DOC-04</w:t>
-            </w:r>
-          </w:p>
-        </w:tc>
-        <w:tc>
-          <w:tcPr>
-            <w:tcW w:type="dxa" w:w="2592"/>
+              <w:t>Client Deductions Reconciliation</w:t>
+            </w:r>
+          </w:p>
+        </w:tc>
+        <w:tc>
+          <w:tcPr>
+            <w:tcW w:type="dxa" w:w="2160"/>
             <w:shd w:fill="F8FAFC"/>
             <w:tcMar>
               <w:top w:w="50" w:type="dxa"/>
@@ -5979,17 +6123,16 @@
           <w:p>
             <w:r>
               <w:rPr>
-                <w:b/>
                 <w:color w:val="1E293B"/>
                 <w:sz w:val="15"/>
               </w:rPr>
-              <w:t>Client Payment Advices &amp; Deduction Reconciliation</w:t>
-            </w:r>
-          </w:p>
-        </w:tc>
-        <w:tc>
-          <w:tcPr>
-            <w:tcW w:type="dxa" w:w="1152"/>
+              <w:t>/collections/invoices</w:t>
+            </w:r>
+          </w:p>
+        </w:tc>
+        <w:tc>
+          <w:tcPr>
+            <w:tcW w:type="dxa" w:w="1872"/>
             <w:shd w:fill="F8FAFC"/>
             <w:tcMar>
               <w:top w:w="50" w:type="dxa"/>
@@ -6003,7 +6146,7 @@
               <w:rPr>
                 <w:sz w:val="15"/>
               </w:rPr>
-              <w:t>Per Payment</w:t>
+              <w:t>Deductions &amp; LD Ledger</w:t>
             </w:r>
           </w:p>
         </w:tc>
@@ -6029,7 +6172,7 @@
         </w:tc>
         <w:tc>
           <w:tcPr>
-            <w:tcW w:type="dxa" w:w="2448"/>
+            <w:tcW w:type="dxa" w:w="2304"/>
             <w:shd w:fill="F8FAFC"/>
             <w:tcMar>
               <w:top w:w="50" w:type="dxa"/>
@@ -6043,7 +6186,7 @@
               <w:rPr>
                 <w:sz w:val="15"/>
               </w:rPr>
-              <w:t>Uploaded by Credit Control; Tracks TDS, Retention, LDs</w:t>
+              <w:t>Uploaded by Credit Control; Reconciles TDS, Retention</w:t>
             </w:r>
           </w:p>
         </w:tc>
@@ -6063,7 +6206,7 @@
               <w:rPr>
                 <w:sz w:val="15"/>
               </w:rPr>
-              <w:t>Client remittance intimation</w:t>
+              <w:t>Tracks withheld amounts, security deposits, and liquidated damages</w:t>
             </w:r>
           </w:p>
         </w:tc>
@@ -6071,7 +6214,7 @@
       <w:tr>
         <w:tc>
           <w:tcPr>
-            <w:tcW w:type="dxa" w:w="1152"/>
+            <w:tcW w:type="dxa" w:w="2160"/>
             <w:shd w:fill="FFFFFF"/>
             <w:tcMar>
               <w:top w:w="50" w:type="dxa"/>
@@ -6086,13 +6229,13 @@
                 <w:b/>
                 <w:sz w:val="15"/>
               </w:rPr>
-              <w:t>M5-DOC-05</w:t>
-            </w:r>
-          </w:p>
-        </w:tc>
-        <w:tc>
-          <w:tcPr>
-            <w:tcW w:type="dxa" w:w="2592"/>
+              <w:t>Billing Milestones MIS</w:t>
+            </w:r>
+          </w:p>
+        </w:tc>
+        <w:tc>
+          <w:tcPr>
+            <w:tcW w:type="dxa" w:w="2160"/>
             <w:shd w:fill="FFFFFF"/>
             <w:tcMar>
               <w:top w:w="50" w:type="dxa"/>
@@ -6104,17 +6247,16 @@
           <w:p>
             <w:r>
               <w:rPr>
-                <w:b/>
                 <w:color w:val="1E293B"/>
                 <w:sz w:val="15"/>
               </w:rPr>
-              <w:t>Billing Milestones Compliance MIS</w:t>
-            </w:r>
-          </w:p>
-        </w:tc>
-        <w:tc>
-          <w:tcPr>
-            <w:tcW w:type="dxa" w:w="1152"/>
+              <w:t>/collections (Dashboard)</w:t>
+            </w:r>
+          </w:p>
+        </w:tc>
+        <w:tc>
+          <w:tcPr>
+            <w:tcW w:type="dxa" w:w="1872"/>
             <w:shd w:fill="FFFFFF"/>
             <w:tcMar>
               <w:top w:w="50" w:type="dxa"/>
@@ -6128,7 +6270,7 @@
               <w:rPr>
                 <w:sz w:val="15"/>
               </w:rPr>
-              <w:t>Monthly</w:t>
+              <w:t>Milestone Compliance Graph</w:t>
             </w:r>
           </w:p>
         </w:tc>
@@ -6154,7 +6296,7 @@
         </w:tc>
         <w:tc>
           <w:tcPr>
-            <w:tcW w:type="dxa" w:w="2448"/>
+            <w:tcW w:type="dxa" w:w="2304"/>
             <w:shd w:fill="FFFFFF"/>
             <w:tcMar>
               <w:top w:w="50" w:type="dxa"/>
@@ -6188,7 +6330,7 @@
               <w:rPr>
                 <w:sz w:val="15"/>
               </w:rPr>
-              <w:t>Contract billing schedule terms</w:t>
+              <w:t>Monitors realization velocity against contract billing milestones</w:t>
             </w:r>
           </w:p>
         </w:tc>
@@ -6196,54 +6338,15 @@
     </w:tbl>
     <w:p>
       <w:pPr>
-        <w:spacing w:before="100" w:after="40"/>
-      </w:pPr>
-      <w:r>
-        <w:rPr>
-          <w:b/>
-          <w:color w:val="0F172A"/>
-          <w:sz w:val="16"/>
-        </w:rPr>
-        <w:t>Governance, System Locks &amp; Operational Rules:</w:t>
-      </w:r>
-    </w:p>
-    <w:p>
-      <w:pPr>
-        <w:pStyle w:val="ListBullet"/>
-        <w:spacing w:after="40"/>
-      </w:pPr>
-      <w:r>
-        <w:rPr>
-          <w:color w:val="1E293B"/>
-          <w:sz w:val="16"/>
-        </w:rPr>
-        <w:t>Invoice Lock: Once an RA bill is submitted to GETCO or KPTCL with official acknowledgement, the bill is locked. Disallowances or deductions are recorded via Credit Notes or Deduction Ledgers.</w:t>
-      </w:r>
-    </w:p>
-    <w:p>
-      <w:pPr>
-        <w:pStyle w:val="ListBullet"/>
-        <w:spacing w:after="40"/>
-      </w:pPr>
-      <w:r>
-        <w:rPr>
-          <w:color w:val="1E293B"/>
-          <w:sz w:val="16"/>
-        </w:rPr>
-        <w:t>Collection FIFO Allocation: Incoming client payments are reconciled against specific invoice line items (Principal, GST, Price Variation) to maintain exact ageing accuracy.</w:t>
-      </w:r>
-    </w:p>
-    <w:p>
-      <w:pPr>
         <w:pStyle w:val="Heading2"/>
-        <w:spacing w:before="280" w:after="40"/>
+        <w:spacing w:before="240" w:after="40"/>
       </w:pPr>
       <w:r>
         <w:rPr>
           <w:color w:val="2563EB"/>
-          <w:sz w:val="22"/>
+          <w:sz w:val="21"/>
         </w:rPr>
-        <w:t>MODULE 06: Finance Module (Unbilled MIS / Creditors MIS / Budget vs Actual / Profitability / GFI &amp; NFI Days)</w:t>
+        <w:t>MODULE 06: FINANCE MODULE</w:t>
       </w:r>
     </w:p>
     <w:p>
@@ -6261,37 +6364,21 @@
         <w:rPr>
           <w:sz w:val="17"/>
         </w:rPr>
-        <w:t>Mr. Milind Soni / Mr. Piyush Gohil (Corporate Finance &amp; Accounts)</w:t>
-        <w:br/>
+        <w:t xml:space="preserve">Mr. Milind Soni / Mr. Piyush Gohil (Corporate Finance &amp; Accounts)   |   </w:t>
       </w:r>
       <w:r>
         <w:rPr>
           <w:b/>
           <w:sz w:val="17"/>
         </w:rPr>
-        <w:t xml:space="preserve">Project Benchmarks: </w:t>
-      </w:r>
-      <w:r>
-        <w:rPr>
-          <w:color w:val="0D9488"/>
-          <w:sz w:val="17"/>
-        </w:rPr>
-        <w:t>Corporate Cost Accounting, Working Capital &amp; Project Profitability</w:t>
-        <w:br/>
-      </w:r>
-      <w:r>
-        <w:rPr>
-          <w:b/>
-          <w:sz w:val="17"/>
-        </w:rPr>
-        <w:t xml:space="preserve">Core Operational Scope: </w:t>
+        <w:t xml:space="preserve">System Routes: </w:t>
       </w:r>
       <w:r>
         <w:rPr>
           <w:color w:val="475569"/>
           <w:sz w:val="17"/>
         </w:rPr>
-        <w:t>Provides executive management visibility into project gross margin, budget variance, unbilled work-in-progress, vendor liabilities, and working capital cycle days.</w:t>
+        <w:t>/finance/budgets, /finance/bills, /finance (Dashboard)</w:t>
       </w:r>
     </w:p>
     <w:tbl>
@@ -6302,17 +6389,17 @@
         <w:tblLook w:firstColumn="1" w:firstRow="1" w:lastColumn="0" w:lastRow="0" w:noHBand="0" w:noVBand="1" w:val="04A0"/>
       </w:tblPr>
       <w:tblGrid>
-        <w:gridCol w:w="1704"/>
-        <w:gridCol w:w="1704"/>
-        <w:gridCol w:w="1704"/>
-        <w:gridCol w:w="1704"/>
-        <w:gridCol w:w="1704"/>
-        <w:gridCol w:w="1704"/>
+        <w:gridCol w:w="1728"/>
+        <w:gridCol w:w="1728"/>
+        <w:gridCol w:w="1728"/>
+        <w:gridCol w:w="1728"/>
+        <w:gridCol w:w="1728"/>
+        <w:gridCol w:w="1728"/>
       </w:tblGrid>
       <w:tr>
         <w:tc>
           <w:tcPr>
-            <w:tcW w:type="dxa" w:w="1152"/>
+            <w:tcW w:type="dxa" w:w="2160"/>
             <w:shd w:fill="1E293B"/>
             <w:tcMar>
               <w:top w:w="70" w:type="dxa"/>
@@ -6328,13 +6415,13 @@
                 <w:color w:val="FFFFFF"/>
                 <w:sz w:val="15"/>
               </w:rPr>
-              <w:t>Code</w:t>
-            </w:r>
-          </w:p>
-        </w:tc>
-        <w:tc>
-          <w:tcPr>
-            <w:tcW w:type="dxa" w:w="2592"/>
+              <w:t>Document Scope Name</w:t>
+            </w:r>
+          </w:p>
+        </w:tc>
+        <w:tc>
+          <w:tcPr>
+            <w:tcW w:type="dxa" w:w="2160"/>
             <w:shd w:fill="1E293B"/>
             <w:tcMar>
               <w:top w:w="70" w:type="dxa"/>
@@ -6350,13 +6437,13 @@
                 <w:color w:val="FFFFFF"/>
                 <w:sz w:val="15"/>
               </w:rPr>
-              <w:t>Document Title</w:t>
-            </w:r>
-          </w:p>
-        </w:tc>
-        <w:tc>
-          <w:tcPr>
-            <w:tcW w:type="dxa" w:w="1152"/>
+              <w:t>Present Route &amp; File</w:t>
+            </w:r>
+          </w:p>
+        </w:tc>
+        <w:tc>
+          <w:tcPr>
+            <w:tcW w:type="dxa" w:w="1872"/>
             <w:shd w:fill="1E293B"/>
             <w:tcMar>
               <w:top w:w="70" w:type="dxa"/>
@@ -6372,7 +6459,7 @@
                 <w:color w:val="FFFFFF"/>
                 <w:sz w:val="15"/>
               </w:rPr>
-              <w:t>Target SLA</w:t>
+              <w:t>Screen Feature / Tab</w:t>
             </w:r>
           </w:p>
         </w:tc>
@@ -6400,7 +6487,7 @@
         </w:tc>
         <w:tc>
           <w:tcPr>
-            <w:tcW w:type="dxa" w:w="2448"/>
+            <w:tcW w:type="dxa" w:w="2304"/>
             <w:shd w:fill="1E293B"/>
             <w:tcMar>
               <w:top w:w="70" w:type="dxa"/>
@@ -6438,7 +6525,7 @@
                 <w:color w:val="FFFFFF"/>
                 <w:sz w:val="15"/>
               </w:rPr>
-              <w:t>Input Prerequisite</w:t>
+              <w:t>Operational Objective &amp; Impact</w:t>
             </w:r>
           </w:p>
         </w:tc>
@@ -6446,7 +6533,7 @@
       <w:tr>
         <w:tc>
           <w:tcPr>
-            <w:tcW w:type="dxa" w:w="1152"/>
+            <w:tcW w:type="dxa" w:w="2160"/>
             <w:shd w:fill="FFFFFF"/>
             <w:tcMar>
               <w:top w:w="50" w:type="dxa"/>
@@ -6461,13 +6548,13 @@
                 <w:b/>
                 <w:sz w:val="15"/>
               </w:rPr>
-              <w:t>M6-DOC-01</w:t>
-            </w:r>
-          </w:p>
-        </w:tc>
-        <w:tc>
-          <w:tcPr>
-            <w:tcW w:type="dxa" w:w="2592"/>
+              <w:t>Baseline Cost Budget (CBS)</w:t>
+            </w:r>
+          </w:p>
+        </w:tc>
+        <w:tc>
+          <w:tcPr>
+            <w:tcW w:type="dxa" w:w="2160"/>
             <w:shd w:fill="FFFFFF"/>
             <w:tcMar>
               <w:top w:w="50" w:type="dxa"/>
@@ -6479,17 +6566,16 @@
           <w:p>
             <w:r>
               <w:rPr>
-                <w:b/>
                 <w:color w:val="1E293B"/>
                 <w:sz w:val="15"/>
               </w:rPr>
-              <w:t>Project Baseline Cost Budget (CBS - Cost Breakdown Structure)</w:t>
-            </w:r>
-          </w:p>
-        </w:tc>
-        <w:tc>
-          <w:tcPr>
-            <w:tcW w:type="dxa" w:w="1152"/>
+              <w:t>/finance/budgets (BudgetList.tsx)</w:t>
+            </w:r>
+          </w:p>
+        </w:tc>
+        <w:tc>
+          <w:tcPr>
+            <w:tcW w:type="dxa" w:w="1872"/>
             <w:shd w:fill="FFFFFF"/>
             <w:tcMar>
               <w:top w:w="50" w:type="dxa"/>
@@ -6503,7 +6589,7 @@
               <w:rPr>
                 <w:sz w:val="15"/>
               </w:rPr>
-              <w:t>Day 15 Post-LOA</w:t>
+              <w:t>Cost Breakdown Ledger</w:t>
             </w:r>
           </w:p>
         </w:tc>
@@ -6529,7 +6615,7 @@
         </w:tc>
         <w:tc>
           <w:tcPr>
-            <w:tcW w:type="dxa" w:w="2448"/>
+            <w:tcW w:type="dxa" w:w="2304"/>
             <w:shd w:fill="FFFFFF"/>
             <w:tcMar>
               <w:top w:w="50" w:type="dxa"/>
@@ -6563,7 +6649,7 @@
               <w:rPr>
                 <w:sz w:val="15"/>
               </w:rPr>
-              <w:t>Signed contract &amp; tender cost model</w:t>
+              <w:t>Cost breakdown structure (CBS) establishing budget ceilings per work package</w:t>
             </w:r>
           </w:p>
         </w:tc>
@@ -6571,7 +6657,7 @@
       <w:tr>
         <w:tc>
           <w:tcPr>
-            <w:tcW w:type="dxa" w:w="1152"/>
+            <w:tcW w:type="dxa" w:w="2160"/>
             <w:shd w:fill="F8FAFC"/>
             <w:tcMar>
               <w:top w:w="50" w:type="dxa"/>
@@ -6586,13 +6672,13 @@
                 <w:b/>
                 <w:sz w:val="15"/>
               </w:rPr>
-              <w:t>M6-DOC-02</w:t>
-            </w:r>
-          </w:p>
-        </w:tc>
-        <w:tc>
-          <w:tcPr>
-            <w:tcW w:type="dxa" w:w="2592"/>
+              <w:t>Unbilled Revenue MIS (WIP)</w:t>
+            </w:r>
+          </w:p>
+        </w:tc>
+        <w:tc>
+          <w:tcPr>
+            <w:tcW w:type="dxa" w:w="2160"/>
             <w:shd w:fill="F8FAFC"/>
             <w:tcMar>
               <w:top w:w="50" w:type="dxa"/>
@@ -6604,17 +6690,16 @@
           <w:p>
             <w:r>
               <w:rPr>
-                <w:b/>
                 <w:color w:val="1E293B"/>
                 <w:sz w:val="15"/>
               </w:rPr>
-              <w:t>Project-wise Unbilled Revenue MIS (WIP &amp; Store Stocks)</w:t>
-            </w:r>
-          </w:p>
-        </w:tc>
-        <w:tc>
-          <w:tcPr>
-            <w:tcW w:type="dxa" w:w="1152"/>
+              <w:t>/finance (Dashboard)</w:t>
+            </w:r>
+          </w:p>
+        </w:tc>
+        <w:tc>
+          <w:tcPr>
+            <w:tcW w:type="dxa" w:w="1872"/>
             <w:shd w:fill="F8FAFC"/>
             <w:tcMar>
               <w:top w:w="50" w:type="dxa"/>
@@ -6628,7 +6713,7 @@
               <w:rPr>
                 <w:sz w:val="15"/>
               </w:rPr>
-              <w:t>Monthly</w:t>
+              <w:t>Unbilled Revenue Tracker</w:t>
             </w:r>
           </w:p>
         </w:tc>
@@ -6654,7 +6739,7 @@
         </w:tc>
         <w:tc>
           <w:tcPr>
-            <w:tcW w:type="dxa" w:w="2448"/>
+            <w:tcW w:type="dxa" w:w="2304"/>
             <w:shd w:fill="F8FAFC"/>
             <w:tcMar>
               <w:top w:w="50" w:type="dxa"/>
@@ -6668,7 +6753,7 @@
               <w:rPr>
                 <w:sz w:val="15"/>
               </w:rPr>
-              <w:t>Compiled by Finance; verified with Site &amp; Credit Control</w:t>
+              <w:t>Compiled monthly; verified with Site &amp; Credit Control</w:t>
             </w:r>
           </w:p>
         </w:tc>
@@ -6688,7 +6773,7 @@
               <w:rPr>
                 <w:sz w:val="15"/>
               </w:rPr>
-              <w:t>Material received but not yet billed</w:t>
+              <w:t>Tracks physical work completed or delivered to site pending client certification</w:t>
             </w:r>
           </w:p>
         </w:tc>
@@ -6696,7 +6781,7 @@
       <w:tr>
         <w:tc>
           <w:tcPr>
-            <w:tcW w:type="dxa" w:w="1152"/>
+            <w:tcW w:type="dxa" w:w="2160"/>
             <w:shd w:fill="FFFFFF"/>
             <w:tcMar>
               <w:top w:w="50" w:type="dxa"/>
@@ -6711,13 +6796,13 @@
                 <w:b/>
                 <w:sz w:val="15"/>
               </w:rPr>
-              <w:t>M6-DOC-03</w:t>
-            </w:r>
-          </w:p>
-        </w:tc>
-        <w:tc>
-          <w:tcPr>
-            <w:tcW w:type="dxa" w:w="2592"/>
+              <w:t>Creditors MIS &amp; Payables Ageing</w:t>
+            </w:r>
+          </w:p>
+        </w:tc>
+        <w:tc>
+          <w:tcPr>
+            <w:tcW w:type="dxa" w:w="2160"/>
             <w:shd w:fill="FFFFFF"/>
             <w:tcMar>
               <w:top w:w="50" w:type="dxa"/>
@@ -6729,17 +6814,16 @@
           <w:p>
             <w:r>
               <w:rPr>
-                <w:b/>
                 <w:color w:val="1E293B"/>
                 <w:sz w:val="15"/>
               </w:rPr>
-              <w:t>Creditors MIS &amp; Trade Payables Ageing Schedule</w:t>
-            </w:r>
-          </w:p>
-        </w:tc>
-        <w:tc>
-          <w:tcPr>
-            <w:tcW w:type="dxa" w:w="1152"/>
+              <w:t>/finance/bills (BillList.tsx)</w:t>
+            </w:r>
+          </w:p>
+        </w:tc>
+        <w:tc>
+          <w:tcPr>
+            <w:tcW w:type="dxa" w:w="1872"/>
             <w:shd w:fill="FFFFFF"/>
             <w:tcMar>
               <w:top w:w="50" w:type="dxa"/>
@@ -6753,7 +6837,7 @@
               <w:rPr>
                 <w:sz w:val="15"/>
               </w:rPr>
-              <w:t>Monthly</w:t>
+              <w:t>Trade Payables Ledger</w:t>
             </w:r>
           </w:p>
         </w:tc>
@@ -6779,7 +6863,7 @@
         </w:tc>
         <w:tc>
           <w:tcPr>
-            <w:tcW w:type="dxa" w:w="2448"/>
+            <w:tcW w:type="dxa" w:w="2304"/>
             <w:shd w:fill="FFFFFF"/>
             <w:tcMar>
               <w:top w:w="50" w:type="dxa"/>
@@ -6793,7 +6877,7 @@
               <w:rPr>
                 <w:sz w:val="15"/>
               </w:rPr>
-              <w:t>Accounts payable ledger; tracks vendor liabilities</w:t>
+              <w:t>Accounts payable schedule; tracks vendor liabilities</w:t>
             </w:r>
           </w:p>
         </w:tc>
@@ -6813,7 +6897,7 @@
               <w:rPr>
                 <w:sz w:val="15"/>
               </w:rPr>
-              <w:t>Approved supplier/gang bills</w:t>
+              <w:t>Monitors commitments and due dates for suppliers and subcontractors</w:t>
             </w:r>
           </w:p>
         </w:tc>
@@ -6821,7 +6905,7 @@
       <w:tr>
         <w:tc>
           <w:tcPr>
-            <w:tcW w:type="dxa" w:w="1152"/>
+            <w:tcW w:type="dxa" w:w="2160"/>
             <w:shd w:fill="F8FAFC"/>
             <w:tcMar>
               <w:top w:w="50" w:type="dxa"/>
@@ -6836,13 +6920,13 @@
                 <w:b/>
                 <w:sz w:val="15"/>
               </w:rPr>
-              <w:t>M6-DOC-04</w:t>
-            </w:r>
-          </w:p>
-        </w:tc>
-        <w:tc>
-          <w:tcPr>
-            <w:tcW w:type="dxa" w:w="2592"/>
+              <w:t>Bid vs Actual Profitability MIS</w:t>
+            </w:r>
+          </w:p>
+        </w:tc>
+        <w:tc>
+          <w:tcPr>
+            <w:tcW w:type="dxa" w:w="2160"/>
             <w:shd w:fill="F8FAFC"/>
             <w:tcMar>
               <w:top w:w="50" w:type="dxa"/>
@@ -6854,17 +6938,16 @@
           <w:p>
             <w:r>
               <w:rPr>
-                <w:b/>
                 <w:color w:val="1E293B"/>
                 <w:sz w:val="15"/>
               </w:rPr>
-              <w:t>Bid Profitability vs. Actual Profitability Variance MIS</w:t>
-            </w:r>
-          </w:p>
-        </w:tc>
-        <w:tc>
-          <w:tcPr>
-            <w:tcW w:type="dxa" w:w="1152"/>
+              <w:t>/finance (Dashboard)</w:t>
+            </w:r>
+          </w:p>
+        </w:tc>
+        <w:tc>
+          <w:tcPr>
+            <w:tcW w:type="dxa" w:w="1872"/>
             <w:shd w:fill="F8FAFC"/>
             <w:tcMar>
               <w:top w:w="50" w:type="dxa"/>
@@ -6878,7 +6961,7 @@
               <w:rPr>
                 <w:sz w:val="15"/>
               </w:rPr>
-              <w:t>Quarterly</w:t>
+              <w:t>Profitability Variance Analyzer</w:t>
             </w:r>
           </w:p>
         </w:tc>
@@ -6904,7 +6987,7 @@
         </w:tc>
         <w:tc>
           <w:tcPr>
-            <w:tcW w:type="dxa" w:w="2448"/>
+            <w:tcW w:type="dxa" w:w="2304"/>
             <w:shd w:fill="F8FAFC"/>
             <w:tcMar>
               <w:top w:w="50" w:type="dxa"/>
@@ -6918,7 +7001,7 @@
               <w:rPr>
                 <w:sz w:val="15"/>
               </w:rPr>
-              <w:t>Calculates actual cost incurred vs estimated bid margins</w:t>
+              <w:t>Evaluates actual gross margin vs tender bid estimate</w:t>
             </w:r>
           </w:p>
         </w:tc>
@@ -6938,7 +7021,7 @@
               <w:rPr>
                 <w:sz w:val="15"/>
               </w:rPr>
-              <w:t>GL expenditure &amp; recognized revenue</w:t>
+              <w:t>Identifies cost overruns or savings across materials, labour, and logistics</w:t>
             </w:r>
           </w:p>
         </w:tc>
@@ -6946,7 +7029,7 @@
       <w:tr>
         <w:tc>
           <w:tcPr>
-            <w:tcW w:type="dxa" w:w="1152"/>
+            <w:tcW w:type="dxa" w:w="2160"/>
             <w:shd w:fill="FFFFFF"/>
             <w:tcMar>
               <w:top w:w="50" w:type="dxa"/>
@@ -6961,13 +7044,13 @@
                 <w:b/>
                 <w:sz w:val="15"/>
               </w:rPr>
-              <w:t>M6-DOC-05</w:t>
-            </w:r>
-          </w:p>
-        </w:tc>
-        <w:tc>
-          <w:tcPr>
-            <w:tcW w:type="dxa" w:w="2592"/>
+              <w:t>Working Capital GFI / NFI Days</w:t>
+            </w:r>
+          </w:p>
+        </w:tc>
+        <w:tc>
+          <w:tcPr>
+            <w:tcW w:type="dxa" w:w="2160"/>
             <w:shd w:fill="FFFFFF"/>
             <w:tcMar>
               <w:top w:w="50" w:type="dxa"/>
@@ -6979,17 +7062,16 @@
           <w:p>
             <w:r>
               <w:rPr>
-                <w:b/>
                 <w:color w:val="1E293B"/>
                 <w:sz w:val="15"/>
               </w:rPr>
-              <w:t>Working Capital Cycle Report (GFI / NFI Days)</w:t>
-            </w:r>
-          </w:p>
-        </w:tc>
-        <w:tc>
-          <w:tcPr>
-            <w:tcW w:type="dxa" w:w="1152"/>
+              <w:t>/finance (Dashboard)</w:t>
+            </w:r>
+          </w:p>
+        </w:tc>
+        <w:tc>
+          <w:tcPr>
+            <w:tcW w:type="dxa" w:w="1872"/>
             <w:shd w:fill="FFFFFF"/>
             <w:tcMar>
               <w:top w:w="50" w:type="dxa"/>
@@ -7003,7 +7085,7 @@
               <w:rPr>
                 <w:sz w:val="15"/>
               </w:rPr>
-              <w:t>Monthly</w:t>
+              <w:t>GFI &amp; NFI Days Working Sheet</w:t>
             </w:r>
           </w:p>
         </w:tc>
@@ -7029,7 +7111,7 @@
         </w:tc>
         <w:tc>
           <w:tcPr>
-            <w:tcW w:type="dxa" w:w="2448"/>
+            <w:tcW w:type="dxa" w:w="2304"/>
             <w:shd w:fill="FFFFFF"/>
             <w:tcMar>
               <w:top w:w="50" w:type="dxa"/>
@@ -7043,7 +7125,7 @@
               <w:rPr>
                 <w:sz w:val="15"/>
               </w:rPr>
-              <w:t>Monitors Gross Funds Invested (GFI) &amp; Net Funds Invested (NFI)</w:t>
+              <w:t>Calculates Gross Funds Invested &amp; Net Funds Invested days</w:t>
             </w:r>
           </w:p>
         </w:tc>
@@ -7063,7 +7145,7 @@
               <w:rPr>
                 <w:sz w:val="15"/>
               </w:rPr>
-              <w:t>Debtors, Creditors, Inventory, WIP</w:t>
+              <w:t>NFI Days = (Debtor + Inventory + Unbilled Days) - Creditor Days</w:t>
             </w:r>
           </w:p>
         </w:tc>
@@ -7071,54 +7153,15 @@
     </w:tbl>
     <w:p>
       <w:pPr>
-        <w:spacing w:before="100" w:after="40"/>
-      </w:pPr>
-      <w:r>
-        <w:rPr>
-          <w:b/>
-          <w:color w:val="0F172A"/>
-          <w:sz w:val="16"/>
-        </w:rPr>
-        <w:t>Governance, System Locks &amp; Operational Rules:</w:t>
-      </w:r>
-    </w:p>
-    <w:p>
-      <w:pPr>
-        <w:pStyle w:val="ListBullet"/>
-        <w:spacing w:after="40"/>
-      </w:pPr>
-      <w:r>
-        <w:rPr>
-          <w:color w:val="1E293B"/>
-          <w:sz w:val="16"/>
-        </w:rPr>
-        <w:t>Budget Overrun Interlock: If any procurement PO or subcontract exceeds the approved CBS line item budget by &gt;5%, the system triggers an automated lock requiring Milind Soni / Piyush Gohil sign-off.</w:t>
-      </w:r>
-    </w:p>
-    <w:p>
-      <w:pPr>
-        <w:pStyle w:val="ListBullet"/>
-        <w:spacing w:after="40"/>
-      </w:pPr>
-      <w:r>
-        <w:rPr>
-          <w:color w:val="1E293B"/>
-          <w:sz w:val="16"/>
-        </w:rPr>
-        <w:t>NFI Days Formula: System computes NFI Days = (Debtor Days + Inventory Days + Unbilled WIP Days) - Creditor Days, alerting management when working capital expands beyond target thresholds.</w:t>
-      </w:r>
-    </w:p>
-    <w:p>
-      <w:pPr>
         <w:pStyle w:val="Heading2"/>
-        <w:spacing w:before="280" w:after="40"/>
+        <w:spacing w:before="240" w:after="40"/>
       </w:pPr>
       <w:r>
         <w:rPr>
           <w:color w:val="2563EB"/>
-          <w:sz w:val="22"/>
+          <w:sz w:val="21"/>
         </w:rPr>
-        <w:t>MODULE 07: Document Management System Module (Time Limit Extension / PTW / Idling Claims)</w:t>
+        <w:t>MODULE 07: DOCUMENT MANAGEMENT SYSTEM</w:t>
       </w:r>
     </w:p>
     <w:p>
@@ -7136,37 +7179,21 @@
         <w:rPr>
           <w:sz w:val="17"/>
         </w:rPr>
-        <w:t>Mr. Kamal Gandhi (Document Control, Contracts &amp; Claims)</w:t>
-        <w:br/>
+        <w:t xml:space="preserve">Mr. Kamal Gandhi (Document Control, Contracts &amp; Claims)   |   </w:t>
       </w:r>
       <w:r>
         <w:rPr>
           <w:b/>
           <w:sz w:val="17"/>
         </w:rPr>
-        <w:t xml:space="preserve">Project Benchmarks: </w:t>
-      </w:r>
-      <w:r>
-        <w:rPr>
-          <w:color w:val="0D9488"/>
-          <w:sz w:val="17"/>
-        </w:rPr>
-        <w:t>Contractual Claims, EOT Defense, Outage Permits &amp; Project Records</w:t>
-        <w:br/>
-      </w:r>
-      <w:r>
-        <w:rPr>
-          <w:b/>
-          <w:sz w:val="17"/>
-        </w:rPr>
-        <w:t xml:space="preserve">Core Operational Scope: </w:t>
+        <w:t xml:space="preserve">System Routes: </w:t>
       </w:r>
       <w:r>
         <w:rPr>
           <w:color w:val="475569"/>
           <w:sz w:val="17"/>
         </w:rPr>
-        <w:t>Central repository for contractual legal defense, delay notices, statutory power shutdown permits, and idling equipment claims.</w:t>
+        <w:t>/eot, /eot/claims, /eot/events, /safety, /transmittals, /crs, /correspondence</w:t>
       </w:r>
     </w:p>
     <w:tbl>
@@ -7177,17 +7204,17 @@
         <w:tblLook w:firstColumn="1" w:firstRow="1" w:lastColumn="0" w:lastRow="0" w:noHBand="0" w:noVBand="1" w:val="04A0"/>
       </w:tblPr>
       <w:tblGrid>
-        <w:gridCol w:w="1704"/>
-        <w:gridCol w:w="1704"/>
-        <w:gridCol w:w="1704"/>
-        <w:gridCol w:w="1704"/>
-        <w:gridCol w:w="1704"/>
-        <w:gridCol w:w="1704"/>
+        <w:gridCol w:w="1728"/>
+        <w:gridCol w:w="1728"/>
+        <w:gridCol w:w="1728"/>
+        <w:gridCol w:w="1728"/>
+        <w:gridCol w:w="1728"/>
+        <w:gridCol w:w="1728"/>
       </w:tblGrid>
       <w:tr>
         <w:tc>
           <w:tcPr>
-            <w:tcW w:type="dxa" w:w="1152"/>
+            <w:tcW w:type="dxa" w:w="2160"/>
             <w:shd w:fill="1E293B"/>
             <w:tcMar>
               <w:top w:w="70" w:type="dxa"/>
@@ -7203,13 +7230,13 @@
                 <w:color w:val="FFFFFF"/>
                 <w:sz w:val="15"/>
               </w:rPr>
-              <w:t>Code</w:t>
-            </w:r>
-          </w:p>
-        </w:tc>
-        <w:tc>
-          <w:tcPr>
-            <w:tcW w:type="dxa" w:w="2592"/>
+              <w:t>Document Scope Name</w:t>
+            </w:r>
+          </w:p>
+        </w:tc>
+        <w:tc>
+          <w:tcPr>
+            <w:tcW w:type="dxa" w:w="2160"/>
             <w:shd w:fill="1E293B"/>
             <w:tcMar>
               <w:top w:w="70" w:type="dxa"/>
@@ -7225,13 +7252,13 @@
                 <w:color w:val="FFFFFF"/>
                 <w:sz w:val="15"/>
               </w:rPr>
-              <w:t>Document Title</w:t>
-            </w:r>
-          </w:p>
-        </w:tc>
-        <w:tc>
-          <w:tcPr>
-            <w:tcW w:type="dxa" w:w="1152"/>
+              <w:t>Present Route &amp; File</w:t>
+            </w:r>
+          </w:p>
+        </w:tc>
+        <w:tc>
+          <w:tcPr>
+            <w:tcW w:type="dxa" w:w="1872"/>
             <w:shd w:fill="1E293B"/>
             <w:tcMar>
               <w:top w:w="70" w:type="dxa"/>
@@ -7247,7 +7274,7 @@
                 <w:color w:val="FFFFFF"/>
                 <w:sz w:val="15"/>
               </w:rPr>
-              <w:t>Target SLA</w:t>
+              <w:t>Screen Feature / Tab</w:t>
             </w:r>
           </w:p>
         </w:tc>
@@ -7275,7 +7302,7 @@
         </w:tc>
         <w:tc>
           <w:tcPr>
-            <w:tcW w:type="dxa" w:w="2448"/>
+            <w:tcW w:type="dxa" w:w="2304"/>
             <w:shd w:fill="1E293B"/>
             <w:tcMar>
               <w:top w:w="70" w:type="dxa"/>
@@ -7313,7 +7340,7 @@
                 <w:color w:val="FFFFFF"/>
                 <w:sz w:val="15"/>
               </w:rPr>
-              <w:t>Input Prerequisite</w:t>
+              <w:t>Operational Objective &amp; Impact</w:t>
             </w:r>
           </w:p>
         </w:tc>
@@ -7321,7 +7348,7 @@
       <w:tr>
         <w:tc>
           <w:tcPr>
-            <w:tcW w:type="dxa" w:w="1152"/>
+            <w:tcW w:type="dxa" w:w="2160"/>
             <w:shd w:fill="FFFFFF"/>
             <w:tcMar>
               <w:top w:w="50" w:type="dxa"/>
@@ -7336,13 +7363,13 @@
                 <w:b/>
                 <w:sz w:val="15"/>
               </w:rPr>
-              <w:t>M7-DOC-01</w:t>
-            </w:r>
-          </w:p>
-        </w:tc>
-        <w:tc>
-          <w:tcPr>
-            <w:tcW w:type="dxa" w:w="2592"/>
+              <w:t>Time Limit Extension (EOT)</w:t>
+            </w:r>
+          </w:p>
+        </w:tc>
+        <w:tc>
+          <w:tcPr>
+            <w:tcW w:type="dxa" w:w="2160"/>
             <w:shd w:fill="FFFFFF"/>
             <w:tcMar>
               <w:top w:w="50" w:type="dxa"/>
@@ -7354,17 +7381,16 @@
           <w:p>
             <w:r>
               <w:rPr>
-                <w:b/>
                 <w:color w:val="1E293B"/>
                 <w:sz w:val="15"/>
               </w:rPr>
-              <w:t>Extension of Time (EOT) Claim Packages &amp; Delay Impact Analysis</w:t>
-            </w:r>
-          </w:p>
-        </w:tc>
-        <w:tc>
-          <w:tcPr>
-            <w:tcW w:type="dxa" w:w="1152"/>
+              <w:t>/eot/claims (EOTClaimList.tsx)</w:t>
+            </w:r>
+          </w:p>
+        </w:tc>
+        <w:tc>
+          <w:tcPr>
+            <w:tcW w:type="dxa" w:w="1872"/>
             <w:shd w:fill="FFFFFF"/>
             <w:tcMar>
               <w:top w:w="50" w:type="dxa"/>
@@ -7378,7 +7404,7 @@
               <w:rPr>
                 <w:sz w:val="15"/>
               </w:rPr>
-              <w:t>Per Event</w:t>
+              <w:t>EOT Claim Dossier Vault</w:t>
             </w:r>
           </w:p>
         </w:tc>
@@ -7404,7 +7430,7 @@
         </w:tc>
         <w:tc>
           <w:tcPr>
-            <w:tcW w:type="dxa" w:w="2448"/>
+            <w:tcW w:type="dxa" w:w="2304"/>
             <w:shd w:fill="FFFFFF"/>
             <w:tcMar>
               <w:top w:w="50" w:type="dxa"/>
@@ -7418,7 +7444,7 @@
               <w:rPr>
                 <w:sz w:val="15"/>
               </w:rPr>
-              <w:t>Drafted &amp; Uploaded by Kamal Gandhi; Legal reviewed</w:t>
+              <w:t>Drafted &amp; uploaded by Kamal Gandhi; Legal reviewed</w:t>
             </w:r>
           </w:p>
         </w:tc>
@@ -7438,7 +7464,7 @@
               <w:rPr>
                 <w:sz w:val="15"/>
               </w:rPr>
-              <w:t>Documented delay logs &amp; L2 impacts</w:t>
+              <w:t>Formal contractual claim packages with delay impact analysis on L2 schedule</w:t>
             </w:r>
           </w:p>
         </w:tc>
@@ -7446,7 +7472,7 @@
       <w:tr>
         <w:tc>
           <w:tcPr>
-            <w:tcW w:type="dxa" w:w="1152"/>
+            <w:tcW w:type="dxa" w:w="2160"/>
             <w:shd w:fill="F8FAFC"/>
             <w:tcMar>
               <w:top w:w="50" w:type="dxa"/>
@@ -7461,13 +7487,13 @@
                 <w:b/>
                 <w:sz w:val="15"/>
               </w:rPr>
-              <w:t>M7-DOC-02</w:t>
-            </w:r>
-          </w:p>
-        </w:tc>
-        <w:tc>
-          <w:tcPr>
-            <w:tcW w:type="dxa" w:w="2592"/>
+              <w:t>Notice of Delay Events</w:t>
+            </w:r>
+          </w:p>
+        </w:tc>
+        <w:tc>
+          <w:tcPr>
+            <w:tcW w:type="dxa" w:w="2160"/>
             <w:shd w:fill="F8FAFC"/>
             <w:tcMar>
               <w:top w:w="50" w:type="dxa"/>
@@ -7479,17 +7505,16 @@
           <w:p>
             <w:r>
               <w:rPr>
-                <w:b/>
                 <w:color w:val="1E293B"/>
                 <w:sz w:val="15"/>
               </w:rPr>
-              <w:t>Notice of Delay Events &amp; Force Majeure Intimations</w:t>
-            </w:r>
-          </w:p>
-        </w:tc>
-        <w:tc>
-          <w:tcPr>
-            <w:tcW w:type="dxa" w:w="1152"/>
+              <w:t>/eot/events (DelayEventList.tsx)</w:t>
+            </w:r>
+          </w:p>
+        </w:tc>
+        <w:tc>
+          <w:tcPr>
+            <w:tcW w:type="dxa" w:w="1872"/>
             <w:shd w:fill="F8FAFC"/>
             <w:tcMar>
               <w:top w:w="50" w:type="dxa"/>
@@ -7503,7 +7528,7 @@
               <w:rPr>
                 <w:sz w:val="15"/>
               </w:rPr>
-              <w:t>Within 48 hrs</w:t>
+              <w:t>Delay Event Notice Log</w:t>
             </w:r>
           </w:p>
         </w:tc>
@@ -7529,7 +7554,7 @@
         </w:tc>
         <w:tc>
           <w:tcPr>
-            <w:tcW w:type="dxa" w:w="2448"/>
+            <w:tcW w:type="dxa" w:w="2304"/>
             <w:shd w:fill="F8FAFC"/>
             <w:tcMar>
               <w:top w:w="50" w:type="dxa"/>
@@ -7543,7 +7568,7 @@
               <w:rPr>
                 <w:sz w:val="15"/>
               </w:rPr>
-              <w:t>Uploaded with client delivery acknowledgement</w:t>
+              <w:t>Uploaded within 48 hrs with delivery proof</w:t>
             </w:r>
           </w:p>
         </w:tc>
@@ -7563,7 +7588,7 @@
               <w:rPr>
                 <w:sz w:val="15"/>
               </w:rPr>
-              <w:t>Site ROW, weather, or utility delays</w:t>
+              <w:t>Logs site ROW hindrances, adverse weather, or client-induced stoppages</w:t>
             </w:r>
           </w:p>
         </w:tc>
@@ -7571,7 +7596,7 @@
       <w:tr>
         <w:tc>
           <w:tcPr>
-            <w:tcW w:type="dxa" w:w="1152"/>
+            <w:tcW w:type="dxa" w:w="2160"/>
             <w:shd w:fill="FFFFFF"/>
             <w:tcMar>
               <w:top w:w="50" w:type="dxa"/>
@@ -7586,13 +7611,13 @@
                 <w:b/>
                 <w:sz w:val="15"/>
               </w:rPr>
-              <w:t>M7-DOC-03</w:t>
-            </w:r>
-          </w:p>
-        </w:tc>
-        <w:tc>
-          <w:tcPr>
-            <w:tcW w:type="dxa" w:w="2592"/>
+              <w:t>Permit to Work (PTW Shutdowns)</w:t>
+            </w:r>
+          </w:p>
+        </w:tc>
+        <w:tc>
+          <w:tcPr>
+            <w:tcW w:type="dxa" w:w="2160"/>
             <w:shd w:fill="FFFFFF"/>
             <w:tcMar>
               <w:top w:w="50" w:type="dxa"/>
@@ -7604,17 +7629,16 @@
           <w:p>
             <w:r>
               <w:rPr>
-                <w:b/>
                 <w:color w:val="1E293B"/>
                 <w:sz w:val="15"/>
               </w:rPr>
-              <w:t>Permit to Work (PTW) / Transmission Outage Clearances</w:t>
-            </w:r>
-          </w:p>
-        </w:tc>
-        <w:tc>
-          <w:tcPr>
-            <w:tcW w:type="dxa" w:w="1152"/>
+              <w:t>/safety (SafetyDashboard.tsx)</w:t>
+            </w:r>
+          </w:p>
+        </w:tc>
+        <w:tc>
+          <w:tcPr>
+            <w:tcW w:type="dxa" w:w="1872"/>
             <w:shd w:fill="FFFFFF"/>
             <w:tcMar>
               <w:top w:w="50" w:type="dxa"/>
@@ -7628,7 +7652,7 @@
               <w:rPr>
                 <w:sz w:val="15"/>
               </w:rPr>
-              <w:t>Per Shutdown</w:t>
+              <w:t>PTW Grid Outage Pass</w:t>
             </w:r>
           </w:p>
         </w:tc>
@@ -7654,7 +7678,7 @@
         </w:tc>
         <w:tc>
           <w:tcPr>
-            <w:tcW w:type="dxa" w:w="2448"/>
+            <w:tcW w:type="dxa" w:w="2304"/>
             <w:shd w:fill="FFFFFF"/>
             <w:tcMar>
               <w:top w:w="50" w:type="dxa"/>
@@ -7688,7 +7712,7 @@
               <w:rPr>
                 <w:sz w:val="15"/>
               </w:rPr>
-              <w:t>Utility approval for line crossing shutdown</w:t>
+              <w:t>Utility approval for line crossing shutdowns; mandatory for stringing</w:t>
             </w:r>
           </w:p>
         </w:tc>
@@ -7696,7 +7720,7 @@
       <w:tr>
         <w:tc>
           <w:tcPr>
-            <w:tcW w:type="dxa" w:w="1152"/>
+            <w:tcW w:type="dxa" w:w="2160"/>
             <w:shd w:fill="F8FAFC"/>
             <w:tcMar>
               <w:top w:w="50" w:type="dxa"/>
@@ -7711,13 +7735,13 @@
                 <w:b/>
                 <w:sz w:val="15"/>
               </w:rPr>
-              <w:t>M7-DOC-04</w:t>
-            </w:r>
-          </w:p>
-        </w:tc>
-        <w:tc>
-          <w:tcPr>
-            <w:tcW w:type="dxa" w:w="2592"/>
+              <w:t>Idling Machinery &amp; Gang Claims</w:t>
+            </w:r>
+          </w:p>
+        </w:tc>
+        <w:tc>
+          <w:tcPr>
+            <w:tcW w:type="dxa" w:w="2160"/>
             <w:shd w:fill="F8FAFC"/>
             <w:tcMar>
               <w:top w:w="50" w:type="dxa"/>
@@ -7729,17 +7753,16 @@
           <w:p>
             <w:r>
               <w:rPr>
-                <w:b/>
                 <w:color w:val="1E293B"/>
                 <w:sz w:val="15"/>
               </w:rPr>
-              <w:t>Idling Machinery &amp; Gang Claims (Log Sheets &amp; Photographs)</w:t>
-            </w:r>
-          </w:p>
-        </w:tc>
-        <w:tc>
-          <w:tcPr>
-            <w:tcW w:type="dxa" w:w="1152"/>
+              <w:t>/eot/events (DelayEventList.tsx)</w:t>
+            </w:r>
+          </w:p>
+        </w:tc>
+        <w:tc>
+          <w:tcPr>
+            <w:tcW w:type="dxa" w:w="1872"/>
             <w:shd w:fill="F8FAFC"/>
             <w:tcMar>
               <w:top w:w="50" w:type="dxa"/>
@@ -7753,7 +7776,7 @@
               <w:rPr>
                 <w:sz w:val="15"/>
               </w:rPr>
-              <w:t>Weekly</w:t>
+              <w:t>Idle Plant Log Sheet</w:t>
             </w:r>
           </w:p>
         </w:tc>
@@ -7779,7 +7802,7 @@
         </w:tc>
         <w:tc>
           <w:tcPr>
-            <w:tcW w:type="dxa" w:w="2448"/>
+            <w:tcW w:type="dxa" w:w="2304"/>
             <w:shd w:fill="F8FAFC"/>
             <w:tcMar>
               <w:top w:w="50" w:type="dxa"/>
@@ -7813,7 +7836,7 @@
               <w:rPr>
                 <w:sz w:val="15"/>
               </w:rPr>
-              <w:t>Equipment idling due to client delays</w:t>
+              <w:t>Logs idle hours for heavy cranes, TSE machines, and gangs due to client delays</w:t>
             </w:r>
           </w:p>
         </w:tc>
@@ -7821,7 +7844,7 @@
       <w:tr>
         <w:tc>
           <w:tcPr>
-            <w:tcW w:type="dxa" w:w="1152"/>
+            <w:tcW w:type="dxa" w:w="2160"/>
             <w:shd w:fill="FFFFFF"/>
             <w:tcMar>
               <w:top w:w="50" w:type="dxa"/>
@@ -7836,13 +7859,13 @@
                 <w:b/>
                 <w:sz w:val="15"/>
               </w:rPr>
-              <w:t>M7-DOC-05</w:t>
-            </w:r>
-          </w:p>
-        </w:tc>
-        <w:tc>
-          <w:tcPr>
-            <w:tcW w:type="dxa" w:w="2592"/>
+              <w:t>Correspondence &amp; Transmittals</w:t>
+            </w:r>
+          </w:p>
+        </w:tc>
+        <w:tc>
+          <w:tcPr>
+            <w:tcW w:type="dxa" w:w="2160"/>
             <w:shd w:fill="FFFFFF"/>
             <w:tcMar>
               <w:top w:w="50" w:type="dxa"/>
@@ -7854,17 +7877,16 @@
           <w:p>
             <w:r>
               <w:rPr>
-                <w:b/>
                 <w:color w:val="1E293B"/>
                 <w:sz w:val="15"/>
               </w:rPr>
-              <w:t>Official Project Correspondence Register (Incoming / Outgoing)</w:t>
-            </w:r>
-          </w:p>
-        </w:tc>
-        <w:tc>
-          <w:tcPr>
-            <w:tcW w:type="dxa" w:w="1152"/>
+              <w:t>/transmittals, /correspondence</w:t>
+            </w:r>
+          </w:p>
+        </w:tc>
+        <w:tc>
+          <w:tcPr>
+            <w:tcW w:type="dxa" w:w="1872"/>
             <w:shd w:fill="FFFFFF"/>
             <w:tcMar>
               <w:top w:w="50" w:type="dxa"/>
@@ -7878,7 +7900,7 @@
               <w:rPr>
                 <w:sz w:val="15"/>
               </w:rPr>
-              <w:t>Daily / Live</w:t>
+              <w:t>Master Document Register</w:t>
             </w:r>
           </w:p>
         </w:tc>
@@ -7904,7 +7926,7 @@
         </w:tc>
         <w:tc>
           <w:tcPr>
-            <w:tcW w:type="dxa" w:w="2448"/>
+            <w:tcW w:type="dxa" w:w="2304"/>
             <w:shd w:fill="FFFFFF"/>
             <w:tcMar>
               <w:top w:w="50" w:type="dxa"/>
@@ -7938,7 +7960,7 @@
               <w:rPr>
                 <w:sz w:val="15"/>
               </w:rPr>
-              <w:t>All official emails, letters, transmittals</w:t>
+              <w:t>Central archive of all incoming/outgoing contractual letters, RFIs, and MOMs</w:t>
             </w:r>
           </w:p>
         </w:tc>
@@ -7946,54 +7968,15 @@
     </w:tbl>
     <w:p>
       <w:pPr>
-        <w:spacing w:before="100" w:after="40"/>
-      </w:pPr>
-      <w:r>
-        <w:rPr>
-          <w:b/>
-          <w:color w:val="0F172A"/>
-          <w:sz w:val="16"/>
-        </w:rPr>
-        <w:t>Governance, System Locks &amp; Operational Rules:</w:t>
-      </w:r>
-    </w:p>
-    <w:p>
-      <w:pPr>
-        <w:pStyle w:val="ListBullet"/>
-        <w:spacing w:after="40"/>
-      </w:pPr>
-      <w:r>
-        <w:rPr>
-          <w:color w:val="1E293B"/>
-          <w:sz w:val="16"/>
-        </w:rPr>
-        <w:t>Strict Timelines on Delay Notices: Contract clauses require delay notices within 7 to 14 days of occurrence. System triggers compliance warnings to prevent claim repudiation.</w:t>
-      </w:r>
-    </w:p>
-    <w:p>
-      <w:pPr>
-        <w:pStyle w:val="ListBullet"/>
-        <w:spacing w:after="40"/>
-      </w:pPr>
-      <w:r>
-        <w:rPr>
-          <w:color w:val="1E293B"/>
-          <w:sz w:val="16"/>
-        </w:rPr>
-        <w:t>PTW Shutdown Integrity: HTLS re-conductoring and OPGW stringing require live-line crossing shutdowns. PTW approvals must be verified in the module before stringing gangs mobilize.</w:t>
-      </w:r>
-    </w:p>
-    <w:p>
-      <w:pPr>
         <w:pStyle w:val="Heading2"/>
-        <w:spacing w:before="280" w:after="40"/>
+        <w:spacing w:before="240" w:after="40"/>
       </w:pPr>
       <w:r>
         <w:rPr>
           <w:color w:val="2563EB"/>
-          <w:sz w:val="22"/>
+          <w:sz w:val="21"/>
         </w:rPr>
-        <w:t>MODULE 08: Inventory Management Module (Stock Inventory / Reconciliation / STO / Tools, Plants &amp; TSE)</w:t>
+        <w:t>MODULE 08: INVENTORY MANAGEMENT MODULE</w:t>
       </w:r>
     </w:p>
     <w:p>
@@ -8011,37 +7994,21 @@
         <w:rPr>
           <w:sz w:val="17"/>
         </w:rPr>
-        <w:t>Mr. Gopal Nair / Mr. Sunil Mishra (Stores &amp; Heavy Asset Logistics)</w:t>
-        <w:br/>
+        <w:t xml:space="preserve">Mr. Gopal Nair / Mr. Sunil Mishra (Central Stores &amp; Heavy Asset Logistics)   |   </w:t>
       </w:r>
       <w:r>
         <w:rPr>
           <w:b/>
           <w:sz w:val="17"/>
         </w:rPr>
-        <w:t xml:space="preserve">Project Benchmarks: </w:t>
-      </w:r>
-      <w:r>
-        <w:rPr>
-          <w:color w:val="0D9488"/>
-          <w:sz w:val="17"/>
-        </w:rPr>
-        <w:t>Store Custody, Material Balancing, Inter-Site Transfers &amp; Stringing Machinery</w:t>
-        <w:br/>
-      </w:r>
-      <w:r>
-        <w:rPr>
-          <w:b/>
-          <w:sz w:val="17"/>
-        </w:rPr>
-        <w:t xml:space="preserve">Core Operational Scope: </w:t>
+        <w:t xml:space="preserve">System Routes: </w:t>
       </w:r>
       <w:r>
         <w:rPr>
           <w:color w:val="475569"/>
           <w:sz w:val="17"/>
         </w:rPr>
-        <w:t>Maintains 100% custody of project inventory, conducts monthly material reconciliations, manages inter-project stock transfers (STO), and tracks heavy tension stringing equipment.</w:t>
+        <w:t>/inventory, /inventory/dispatch, /resources, /golden-period/stores</w:t>
       </w:r>
     </w:p>
     <w:tbl>
@@ -8052,17 +8019,17 @@
         <w:tblLook w:firstColumn="1" w:firstRow="1" w:lastColumn="0" w:lastRow="0" w:noHBand="0" w:noVBand="1" w:val="04A0"/>
       </w:tblPr>
       <w:tblGrid>
-        <w:gridCol w:w="1704"/>
-        <w:gridCol w:w="1704"/>
-        <w:gridCol w:w="1704"/>
-        <w:gridCol w:w="1704"/>
-        <w:gridCol w:w="1704"/>
-        <w:gridCol w:w="1704"/>
+        <w:gridCol w:w="1728"/>
+        <w:gridCol w:w="1728"/>
+        <w:gridCol w:w="1728"/>
+        <w:gridCol w:w="1728"/>
+        <w:gridCol w:w="1728"/>
+        <w:gridCol w:w="1728"/>
       </w:tblGrid>
       <w:tr>
         <w:tc>
           <w:tcPr>
-            <w:tcW w:type="dxa" w:w="1152"/>
+            <w:tcW w:type="dxa" w:w="2160"/>
             <w:shd w:fill="1E293B"/>
             <w:tcMar>
               <w:top w:w="70" w:type="dxa"/>
@@ -8078,13 +8045,13 @@
                 <w:color w:val="FFFFFF"/>
                 <w:sz w:val="15"/>
               </w:rPr>
-              <w:t>Code</w:t>
-            </w:r>
-          </w:p>
-        </w:tc>
-        <w:tc>
-          <w:tcPr>
-            <w:tcW w:type="dxa" w:w="2592"/>
+              <w:t>Document Scope Name</w:t>
+            </w:r>
+          </w:p>
+        </w:tc>
+        <w:tc>
+          <w:tcPr>
+            <w:tcW w:type="dxa" w:w="2160"/>
             <w:shd w:fill="1E293B"/>
             <w:tcMar>
               <w:top w:w="70" w:type="dxa"/>
@@ -8100,13 +8067,13 @@
                 <w:color w:val="FFFFFF"/>
                 <w:sz w:val="15"/>
               </w:rPr>
-              <w:t>Document Title</w:t>
-            </w:r>
-          </w:p>
-        </w:tc>
-        <w:tc>
-          <w:tcPr>
-            <w:tcW w:type="dxa" w:w="1152"/>
+              <w:t>Present Route &amp; File</w:t>
+            </w:r>
+          </w:p>
+        </w:tc>
+        <w:tc>
+          <w:tcPr>
+            <w:tcW w:type="dxa" w:w="1872"/>
             <w:shd w:fill="1E293B"/>
             <w:tcMar>
               <w:top w:w="70" w:type="dxa"/>
@@ -8122,7 +8089,7 @@
                 <w:color w:val="FFFFFF"/>
                 <w:sz w:val="15"/>
               </w:rPr>
-              <w:t>Target SLA</w:t>
+              <w:t>Screen Feature / Tab</w:t>
             </w:r>
           </w:p>
         </w:tc>
@@ -8150,7 +8117,7 @@
         </w:tc>
         <w:tc>
           <w:tcPr>
-            <w:tcW w:type="dxa" w:w="2448"/>
+            <w:tcW w:type="dxa" w:w="2304"/>
             <w:shd w:fill="1E293B"/>
             <w:tcMar>
               <w:top w:w="70" w:type="dxa"/>
@@ -8188,7 +8155,7 @@
                 <w:color w:val="FFFFFF"/>
                 <w:sz w:val="15"/>
               </w:rPr>
-              <w:t>Input Prerequisite</w:t>
+              <w:t>Operational Objective &amp; Impact</w:t>
             </w:r>
           </w:p>
         </w:tc>
@@ -8196,7 +8163,7 @@
       <w:tr>
         <w:tc>
           <w:tcPr>
-            <w:tcW w:type="dxa" w:w="1152"/>
+            <w:tcW w:type="dxa" w:w="2160"/>
             <w:shd w:fill="FFFFFF"/>
             <w:tcMar>
               <w:top w:w="50" w:type="dxa"/>
@@ -8211,13 +8178,13 @@
                 <w:b/>
                 <w:sz w:val="15"/>
               </w:rPr>
-              <w:t>M8-DOC-01</w:t>
-            </w:r>
-          </w:p>
-        </w:tc>
-        <w:tc>
-          <w:tcPr>
-            <w:tcW w:type="dxa" w:w="2592"/>
+              <w:t>Daily Stock Ledger &amp; Bin Cards</w:t>
+            </w:r>
+          </w:p>
+        </w:tc>
+        <w:tc>
+          <w:tcPr>
+            <w:tcW w:type="dxa" w:w="2160"/>
             <w:shd w:fill="FFFFFF"/>
             <w:tcMar>
               <w:top w:w="50" w:type="dxa"/>
@@ -8229,17 +8196,16 @@
           <w:p>
             <w:r>
               <w:rPr>
-                <w:b/>
                 <w:color w:val="1E293B"/>
                 <w:sz w:val="15"/>
               </w:rPr>
-              <w:t>Daily Stock Ledger &amp; Digital Bin Cards</w:t>
-            </w:r>
-          </w:p>
-        </w:tc>
-        <w:tc>
-          <w:tcPr>
-            <w:tcW w:type="dxa" w:w="1152"/>
+              <w:t>/inventory (InventoryList.tsx)</w:t>
+            </w:r>
+          </w:p>
+        </w:tc>
+        <w:tc>
+          <w:tcPr>
+            <w:tcW w:type="dxa" w:w="1872"/>
             <w:shd w:fill="FFFFFF"/>
             <w:tcMar>
               <w:top w:w="50" w:type="dxa"/>
@@ -8253,7 +8219,7 @@
               <w:rPr>
                 <w:sz w:val="15"/>
               </w:rPr>
-              <w:t>Daily / Live</w:t>
+              <w:t>Digital Bin Card Ledger</w:t>
             </w:r>
           </w:p>
         </w:tc>
@@ -8279,7 +8245,7 @@
         </w:tc>
         <w:tc>
           <w:tcPr>
-            <w:tcW w:type="dxa" w:w="2448"/>
+            <w:tcW w:type="dxa" w:w="2304"/>
             <w:shd w:fill="FFFFFF"/>
             <w:tcMar>
               <w:top w:w="50" w:type="dxa"/>
@@ -8293,7 +8259,7 @@
               <w:rPr>
                 <w:sz w:val="15"/>
               </w:rPr>
-              <w:t>Live updates on Material Inward (MRN) and Issue (MIN)</w:t>
+              <w:t>Real-time updates on Material Inward (MRN) &amp; Issue (MIN)</w:t>
             </w:r>
           </w:p>
         </w:tc>
@@ -8313,7 +8279,7 @@
               <w:rPr>
                 <w:sz w:val="15"/>
               </w:rPr>
-              <w:t>Approved DIs &amp; Site requisitions</w:t>
+              <w:t>Tracks physical custody of conductor drums, steel stubs, and hardware</w:t>
             </w:r>
           </w:p>
         </w:tc>
@@ -8321,7 +8287,7 @@
       <w:tr>
         <w:tc>
           <w:tcPr>
-            <w:tcW w:type="dxa" w:w="1152"/>
+            <w:tcW w:type="dxa" w:w="2160"/>
             <w:shd w:fill="F8FAFC"/>
             <w:tcMar>
               <w:top w:w="50" w:type="dxa"/>
@@ -8336,13 +8302,13 @@
                 <w:b/>
                 <w:sz w:val="15"/>
               </w:rPr>
-              <w:t>M8-DOC-02</w:t>
-            </w:r>
-          </w:p>
-        </w:tc>
-        <w:tc>
-          <w:tcPr>
-            <w:tcW w:type="dxa" w:w="2592"/>
+              <w:t>Monthly Material Reconciliation</w:t>
+            </w:r>
+          </w:p>
+        </w:tc>
+        <w:tc>
+          <w:tcPr>
+            <w:tcW w:type="dxa" w:w="2160"/>
             <w:shd w:fill="F8FAFC"/>
             <w:tcMar>
               <w:top w:w="50" w:type="dxa"/>
@@ -8354,17 +8320,16 @@
           <w:p>
             <w:r>
               <w:rPr>
-                <w:b/>
                 <w:color w:val="1E293B"/>
                 <w:sz w:val="15"/>
               </w:rPr>
-              <w:t>Monthly Material Reconciliation Report (Supply vs Installed vs Balance)</w:t>
-            </w:r>
-          </w:p>
-        </w:tc>
-        <w:tc>
-          <w:tcPr>
-            <w:tcW w:type="dxa" w:w="1152"/>
+              <w:t>/inventory (InventoryList.tsx)</w:t>
+            </w:r>
+          </w:p>
+        </w:tc>
+        <w:tc>
+          <w:tcPr>
+            <w:tcW w:type="dxa" w:w="1872"/>
             <w:shd w:fill="F8FAFC"/>
             <w:tcMar>
               <w:top w:w="50" w:type="dxa"/>
@@ -8378,7 +8343,7 @@
               <w:rPr>
                 <w:sz w:val="15"/>
               </w:rPr>
-              <w:t>Monthly</w:t>
+              <w:t>Material Balancing Matrix</w:t>
             </w:r>
           </w:p>
         </w:tc>
@@ -8404,7 +8369,7 @@
         </w:tc>
         <w:tc>
           <w:tcPr>
-            <w:tcW w:type="dxa" w:w="2448"/>
+            <w:tcW w:type="dxa" w:w="2304"/>
             <w:shd w:fill="F8FAFC"/>
             <w:tcMar>
               <w:top w:w="50" w:type="dxa"/>
@@ -8418,7 +8383,7 @@
               <w:rPr>
                 <w:sz w:val="15"/>
               </w:rPr>
-              <w:t>Compiled by Stores; Dual verified by Site In-charge</w:t>
+              <w:t>Compiled by Stores; Dual-verified with Site JMC</w:t>
             </w:r>
           </w:p>
         </w:tc>
@@ -8438,7 +8403,7 @@
               <w:rPr>
                 <w:sz w:val="15"/>
               </w:rPr>
-              <w:t>Actual measured JMC vs physical stock</w:t>
+              <w:t>Monthly reconciliation: Supply vs Installed vs Scrap vs Store Balance</w:t>
             </w:r>
           </w:p>
         </w:tc>
@@ -8446,7 +8411,7 @@
       <w:tr>
         <w:tc>
           <w:tcPr>
-            <w:tcW w:type="dxa" w:w="1152"/>
+            <w:tcW w:type="dxa" w:w="2160"/>
             <w:shd w:fill="FFFFFF"/>
             <w:tcMar>
               <w:top w:w="50" w:type="dxa"/>
@@ -8461,13 +8426,13 @@
                 <w:b/>
                 <w:sz w:val="15"/>
               </w:rPr>
-              <w:t>M8-DOC-03</w:t>
-            </w:r>
-          </w:p>
-        </w:tc>
-        <w:tc>
-          <w:tcPr>
-            <w:tcW w:type="dxa" w:w="2592"/>
+              <w:t>Stock Transfer Orders (STO)</w:t>
+            </w:r>
+          </w:p>
+        </w:tc>
+        <w:tc>
+          <w:tcPr>
+            <w:tcW w:type="dxa" w:w="2160"/>
             <w:shd w:fill="FFFFFF"/>
             <w:tcMar>
               <w:top w:w="50" w:type="dxa"/>
@@ -8479,17 +8444,16 @@
           <w:p>
             <w:r>
               <w:rPr>
-                <w:b/>
                 <w:color w:val="1E293B"/>
                 <w:sz w:val="15"/>
               </w:rPr>
-              <w:t>Stock Transfer Orders (STO) &amp; Inter-Project Transfer Manifests</w:t>
-            </w:r>
-          </w:p>
-        </w:tc>
-        <w:tc>
-          <w:tcPr>
-            <w:tcW w:type="dxa" w:w="1152"/>
+              <w:t>/inventory (InventoryList.tsx)</w:t>
+            </w:r>
+          </w:p>
+        </w:tc>
+        <w:tc>
+          <w:tcPr>
+            <w:tcW w:type="dxa" w:w="1872"/>
             <w:shd w:fill="FFFFFF"/>
             <w:tcMar>
               <w:top w:w="50" w:type="dxa"/>
@@ -8503,7 +8467,7 @@
               <w:rPr>
                 <w:sz w:val="15"/>
               </w:rPr>
-              <w:t>Per Transfer</w:t>
+              <w:t>Inter-Site STO Transfer Form</w:t>
             </w:r>
           </w:p>
         </w:tc>
@@ -8529,7 +8493,7 @@
         </w:tc>
         <w:tc>
           <w:tcPr>
-            <w:tcW w:type="dxa" w:w="2448"/>
+            <w:tcW w:type="dxa" w:w="2304"/>
             <w:shd w:fill="FFFFFF"/>
             <w:tcMar>
               <w:top w:w="50" w:type="dxa"/>
@@ -8543,7 +8507,7 @@
               <w:rPr>
                 <w:sz w:val="15"/>
               </w:rPr>
-              <w:t>Requires dual approval (Sending Store + Receiving Store)</w:t>
+              <w:t>Requires dual confirmation (Sending Store + Receiving Store)</w:t>
             </w:r>
           </w:p>
         </w:tc>
@@ -8563,7 +8527,7 @@
               <w:rPr>
                 <w:sz w:val="15"/>
               </w:rPr>
-              <w:t>Surplus / emergency site stock balancing</w:t>
+              <w:t>Authorizes shifting surplus materials between GETCO and KPTCL sites</w:t>
             </w:r>
           </w:p>
         </w:tc>
@@ -8571,7 +8535,7 @@
       <w:tr>
         <w:tc>
           <w:tcPr>
-            <w:tcW w:type="dxa" w:w="1152"/>
+            <w:tcW w:type="dxa" w:w="2160"/>
             <w:shd w:fill="F8FAFC"/>
             <w:tcMar>
               <w:top w:w="50" w:type="dxa"/>
@@ -8586,13 +8550,13 @@
                 <w:b/>
                 <w:sz w:val="15"/>
               </w:rPr>
-              <w:t>M8-DOC-04</w:t>
-            </w:r>
-          </w:p>
-        </w:tc>
-        <w:tc>
-          <w:tcPr>
-            <w:tcW w:type="dxa" w:w="2592"/>
+              <w:t>Tools &amp; Plants (T&amp;P) Inventory</w:t>
+            </w:r>
+          </w:p>
+        </w:tc>
+        <w:tc>
+          <w:tcPr>
+            <w:tcW w:type="dxa" w:w="2160"/>
             <w:shd w:fill="F8FAFC"/>
             <w:tcMar>
               <w:top w:w="50" w:type="dxa"/>
@@ -8604,17 +8568,16 @@
           <w:p>
             <w:r>
               <w:rPr>
-                <w:b/>
                 <w:color w:val="1E293B"/>
                 <w:sz w:val="15"/>
               </w:rPr>
-              <w:t>Tools &amp; Plants (T&amp;P) and TSE Machines Maintenance &amp; Allocation Log</w:t>
-            </w:r>
-          </w:p>
-        </w:tc>
-        <w:tc>
-          <w:tcPr>
-            <w:tcW w:type="dxa" w:w="1152"/>
+              <w:t>/resources (ResourceList.tsx)</w:t>
+            </w:r>
+          </w:p>
+        </w:tc>
+        <w:tc>
+          <w:tcPr>
+            <w:tcW w:type="dxa" w:w="1872"/>
             <w:shd w:fill="F8FAFC"/>
             <w:tcMar>
               <w:top w:w="50" w:type="dxa"/>
@@ -8628,7 +8591,7 @@
               <w:rPr>
                 <w:sz w:val="15"/>
               </w:rPr>
-              <w:t>Weekly</w:t>
+              <w:t>T&amp;P Asset Register</w:t>
             </w:r>
           </w:p>
         </w:tc>
@@ -8648,13 +8611,13 @@
               <w:rPr>
                 <w:sz w:val="15"/>
               </w:rPr>
-              <w:t>XLSX / PDF</w:t>
-            </w:r>
-          </w:p>
-        </w:tc>
-        <w:tc>
-          <w:tcPr>
-            <w:tcW w:type="dxa" w:w="2448"/>
+              <w:t>System</w:t>
+            </w:r>
+          </w:p>
+        </w:tc>
+        <w:tc>
+          <w:tcPr>
+            <w:tcW w:type="dxa" w:w="2304"/>
             <w:shd w:fill="F8FAFC"/>
             <w:tcMar>
               <w:top w:w="50" w:type="dxa"/>
@@ -8668,7 +8631,7 @@
               <w:rPr>
                 <w:sz w:val="15"/>
               </w:rPr>
-              <w:t>Tracks Hydra Cranes, Winches, Pullers, Tensioners, OTDRs</w:t>
+              <w:t>Live equipment allocation and status tracking</w:t>
             </w:r>
           </w:p>
         </w:tc>
@@ -8688,7 +8651,7 @@
               <w:rPr>
                 <w:sz w:val="15"/>
               </w:rPr>
-              <w:t>Equipment deployment schedules</w:t>
+              <w:t>Tracks light tools, safety harnesses, pulling grips, and test equipment</w:t>
             </w:r>
           </w:p>
         </w:tc>
@@ -8696,7 +8659,7 @@
       <w:tr>
         <w:tc>
           <w:tcPr>
-            <w:tcW w:type="dxa" w:w="1152"/>
+            <w:tcW w:type="dxa" w:w="2160"/>
             <w:shd w:fill="FFFFFF"/>
             <w:tcMar>
               <w:top w:w="50" w:type="dxa"/>
@@ -8711,13 +8674,13 @@
                 <w:b/>
                 <w:sz w:val="15"/>
               </w:rPr>
-              <w:t>M8-DOC-05</w:t>
-            </w:r>
-          </w:p>
-        </w:tc>
-        <w:tc>
-          <w:tcPr>
-            <w:tcW w:type="dxa" w:w="2592"/>
+              <w:t>TSE Machinery Deployment Logs</w:t>
+            </w:r>
+          </w:p>
+        </w:tc>
+        <w:tc>
+          <w:tcPr>
+            <w:tcW w:type="dxa" w:w="2160"/>
             <w:shd w:fill="FFFFFF"/>
             <w:tcMar>
               <w:top w:w="50" w:type="dxa"/>
@@ -8729,17 +8692,16 @@
           <w:p>
             <w:r>
               <w:rPr>
-                <w:b/>
                 <w:color w:val="1E293B"/>
                 <w:sz w:val="15"/>
               </w:rPr>
-              <w:t>Scrap, Salvage &amp; Surplus Material Disposal Certificates</w:t>
-            </w:r>
-          </w:p>
-        </w:tc>
-        <w:tc>
-          <w:tcPr>
-            <w:tcW w:type="dxa" w:w="1152"/>
+              <w:t>/resources (ResourceList.tsx)</w:t>
+            </w:r>
+          </w:p>
+        </w:tc>
+        <w:tc>
+          <w:tcPr>
+            <w:tcW w:type="dxa" w:w="1872"/>
             <w:shd w:fill="FFFFFF"/>
             <w:tcMar>
               <w:top w:w="50" w:type="dxa"/>
@@ -8753,7 +8715,7 @@
               <w:rPr>
                 <w:sz w:val="15"/>
               </w:rPr>
-              <w:t>Project Close</w:t>
+              <w:t>Heavy TSE Machinery Card</w:t>
             </w:r>
           </w:p>
         </w:tc>
@@ -8773,13 +8735,13 @@
               <w:rPr>
                 <w:sz w:val="15"/>
               </w:rPr>
-              <w:t>PDF / Scan</w:t>
-            </w:r>
-          </w:p>
-        </w:tc>
-        <w:tc>
-          <w:tcPr>
-            <w:tcW w:type="dxa" w:w="2448"/>
+              <w:t>XLSX / PDF</w:t>
+            </w:r>
+          </w:p>
+        </w:tc>
+        <w:tc>
+          <w:tcPr>
+            <w:tcW w:type="dxa" w:w="2304"/>
             <w:shd w:fill="FFFFFF"/>
             <w:tcMar>
               <w:top w:w="50" w:type="dxa"/>
@@ -8793,7 +8755,7 @@
               <w:rPr>
                 <w:sz w:val="15"/>
               </w:rPr>
-              <w:t>Audited by Gopal Nair / Sunil Mishra; Sign-off by Client</w:t>
+              <w:t>Tracks Hydra Cranes, Winches, Pullers, Tensioners</w:t>
             </w:r>
           </w:p>
         </w:tc>
@@ -8813,51 +8775,136 @@
               <w:rPr>
                 <w:sz w:val="15"/>
               </w:rPr>
-              <w:t>Cut pieces, empty drums, leftover items</w:t>
+              <w:t>Logs machine hours, maintenance status, and calibration records</w:t>
+            </w:r>
+          </w:p>
+        </w:tc>
+      </w:tr>
+      <w:tr>
+        <w:tc>
+          <w:tcPr>
+            <w:tcW w:type="dxa" w:w="2160"/>
+            <w:shd w:fill="F8FAFC"/>
+            <w:tcMar>
+              <w:top w:w="50" w:type="dxa"/>
+              <w:bottom w:w="50" w:type="dxa"/>
+              <w:left w:w="70" w:type="dxa"/>
+              <w:right w:w="70" w:type="dxa"/>
+            </w:tcMar>
+          </w:tcPr>
+          <w:p>
+            <w:r>
+              <w:rPr>
+                <w:b/>
+                <w:sz w:val="15"/>
+              </w:rPr>
+              <w:t>Scrap &amp; Surplus Disposal</w:t>
+            </w:r>
+          </w:p>
+        </w:tc>
+        <w:tc>
+          <w:tcPr>
+            <w:tcW w:type="dxa" w:w="2160"/>
+            <w:shd w:fill="F8FAFC"/>
+            <w:tcMar>
+              <w:top w:w="50" w:type="dxa"/>
+              <w:bottom w:w="50" w:type="dxa"/>
+              <w:left w:w="70" w:type="dxa"/>
+              <w:right w:w="70" w:type="dxa"/>
+            </w:tcMar>
+          </w:tcPr>
+          <w:p>
+            <w:r>
+              <w:rPr>
+                <w:color w:val="1E293B"/>
+                <w:sz w:val="15"/>
+              </w:rPr>
+              <w:t>/inventory (InventoryList.tsx)</w:t>
+            </w:r>
+          </w:p>
+        </w:tc>
+        <w:tc>
+          <w:tcPr>
+            <w:tcW w:type="dxa" w:w="1872"/>
+            <w:shd w:fill="F8FAFC"/>
+            <w:tcMar>
+              <w:top w:w="50" w:type="dxa"/>
+              <w:bottom w:w="50" w:type="dxa"/>
+              <w:left w:w="70" w:type="dxa"/>
+              <w:right w:w="70" w:type="dxa"/>
+            </w:tcMar>
+          </w:tcPr>
+          <w:p>
+            <w:r>
+              <w:rPr>
+                <w:sz w:val="15"/>
+              </w:rPr>
+              <w:t>Scrap Disposal Sign-off</w:t>
+            </w:r>
+          </w:p>
+        </w:tc>
+        <w:tc>
+          <w:tcPr>
+            <w:tcW w:type="dxa" w:w="720"/>
+            <w:shd w:fill="F8FAFC"/>
+            <w:tcMar>
+              <w:top w:w="50" w:type="dxa"/>
+              <w:bottom w:w="50" w:type="dxa"/>
+              <w:left w:w="70" w:type="dxa"/>
+              <w:right w:w="70" w:type="dxa"/>
+            </w:tcMar>
+          </w:tcPr>
+          <w:p>
+            <w:r>
+              <w:rPr>
+                <w:sz w:val="15"/>
+              </w:rPr>
+              <w:t>PDF / Scan</w:t>
+            </w:r>
+          </w:p>
+        </w:tc>
+        <w:tc>
+          <w:tcPr>
+            <w:tcW w:type="dxa" w:w="2304"/>
+            <w:shd w:fill="F8FAFC"/>
+            <w:tcMar>
+              <w:top w:w="50" w:type="dxa"/>
+              <w:bottom w:w="50" w:type="dxa"/>
+              <w:left w:w="70" w:type="dxa"/>
+              <w:right w:w="70" w:type="dxa"/>
+            </w:tcMar>
+          </w:tcPr>
+          <w:p>
+            <w:r>
+              <w:rPr>
+                <w:sz w:val="15"/>
+              </w:rPr>
+              <w:t>Audited by Stores; Certified by Client Representative</w:t>
+            </w:r>
+          </w:p>
+        </w:tc>
+        <w:tc>
+          <w:tcPr>
+            <w:tcW w:type="dxa" w:w="2304"/>
+            <w:shd w:fill="F8FAFC"/>
+            <w:tcMar>
+              <w:top w:w="50" w:type="dxa"/>
+              <w:bottom w:w="50" w:type="dxa"/>
+              <w:left w:w="70" w:type="dxa"/>
+              <w:right w:w="70" w:type="dxa"/>
+            </w:tcMar>
+          </w:tcPr>
+          <w:p>
+            <w:r>
+              <w:rPr>
+                <w:sz w:val="15"/>
+              </w:rPr>
+              <w:t>Documents return or salvage of conductor cut pieces, empty drums, and scrap</w:t>
             </w:r>
           </w:p>
         </w:tc>
       </w:tr>
     </w:tbl>
-    <w:p>
-      <w:pPr>
-        <w:spacing w:before="100" w:after="40"/>
-      </w:pPr>
-      <w:r>
-        <w:rPr>
-          <w:b/>
-          <w:color w:val="0F172A"/>
-          <w:sz w:val="16"/>
-        </w:rPr>
-        <w:t>Governance, System Locks &amp; Operational Rules:</w:t>
-      </w:r>
-    </w:p>
-    <w:p>
-      <w:pPr>
-        <w:pStyle w:val="ListBullet"/>
-        <w:spacing w:after="40"/>
-      </w:pPr>
-      <w:r>
-        <w:rPr>
-          <w:color w:val="1E293B"/>
-          <w:sz w:val="16"/>
-        </w:rPr>
-        <w:t>MRN Inwarding Rule: Inventory is only credited upon matching 3-way check: Physical Delivery Challan + Road E-Way Bill + Official Client DI.</w:t>
-      </w:r>
-    </w:p>
-    <w:p>
-      <w:pPr>
-        <w:pStyle w:val="ListBullet"/>
-        <w:spacing w:after="40"/>
-      </w:pPr>
-      <w:r>
-        <w:rPr>
-          <w:color w:val="1E293B"/>
-          <w:sz w:val="16"/>
-        </w:rPr>
-        <w:t>TSE Machinery Readiness: High-capacity tensioners and pullers (critical for HTLS sag-tensioning and OPGW damage-free pulling) must carry valid calibration and maintenance certificates logged in this module.</w:t>
-      </w:r>
-    </w:p>
     <w:p>
       <w:r>
         <w:br w:type="page"/>
@@ -8871,9 +8918,9 @@
       <w:r>
         <w:rPr>
           <w:color w:val="0F172A"/>
-          <w:sz w:val="26"/>
+          <w:sz w:val="25"/>
         </w:rPr>
-        <w:t>3. PMO Tool Operational Sign-Off &amp; Implementation Approvals</w:t>
+        <w:t>3. Operational Governance &amp; Lead Owner Implementation Sign-Off</w:t>
       </w:r>
     </w:p>
     <w:p>
@@ -8881,7 +8928,7 @@
         <w:rPr>
           <w:sz w:val="18"/>
         </w:rPr>
-        <w:t>By signing below, each designated module lead confirms agreement with the defined documentation workflows, system lock conditions, and upload schedules for deployment across the HTLS (GETCO 414) and OPGW (KPTCL) demonstration benchmarks.</w:t>
+        <w:t>By signing below, each designated module lead confirms that their team's required documentation scope is fully and accurately mapped to the active system routes, feature tabs, and lock rules in the In-House EPC PMO Tool for deployment on HTLS (GETCO 414) and OPGW (KPTCL) projects.</w:t>
       </w:r>
     </w:p>
     <w:tbl>
@@ -8892,10 +8939,10 @@
         <w:tblLook w:firstColumn="1" w:firstRow="1" w:lastColumn="0" w:lastRow="0" w:noHBand="0" w:noVBand="1" w:val="04A0"/>
       </w:tblPr>
       <w:tblGrid>
-        <w:gridCol w:w="2556"/>
-        <w:gridCol w:w="2556"/>
-        <w:gridCol w:w="2556"/>
-        <w:gridCol w:w="2556"/>
+        <w:gridCol w:w="2592"/>
+        <w:gridCol w:w="2592"/>
+        <w:gridCol w:w="2592"/>
+        <w:gridCol w:w="2592"/>
       </w:tblGrid>
       <w:tr>
         <w:tc>
@@ -9646,7 +9693,7 @@
     </w:tbl>
     <w:sectPr>
       <w:pgSz w:w="12240" w:h="15840"/>
-      <w:pgMar w:top="1008" w:right="1008" w:bottom="1008" w:left="1008" w:header="720" w:footer="720" w:gutter="0"/>
+      <w:pgMar w:top="936" w:right="936" w:bottom="936" w:left="936" w:header="720" w:footer="720" w:gutter="0"/>
       <w:cols w:space="720"/>
       <w:docGrid w:linePitch="360"/>
     </w:sectPr>

--- a/docs/ROLE_WISE_DOCUMENT_RESPONSIBILITY_MATRIX.docx
+++ b/docs/ROLE_WISE_DOCUMENT_RESPONSIBILITY_MATRIX.docx
@@ -21,47 +21,47 @@
           <w:color w:val="0F172A"/>
           <w:sz w:val="30"/>
         </w:rPr>
-        <w:t>IN-HOUSE PMO TOOL: MODULE-WISE DOCUMENTATION &amp; UI FEATURE MATRIX</w:t>
+        <w:t>IN-HOUSE PMO TOOL: PRECISE DATA ENTRY &amp; DOCUMENT MAPPING MANUAL</w:t>
       </w:r>
     </w:p>
     <w:p>
       <w:pPr>
-        <w:spacing w:after="200"/>
+        <w:spacing w:after="160"/>
       </w:pPr>
       <w:r>
         <w:rPr>
           <w:i/>
           <w:color w:val="475569"/>
-          <w:sz w:val="19"/>
+          <w:sz w:val="18"/>
         </w:rPr>
-        <w:t>Standardized 4-Column Governance Structure for HTLS (GETCO 414) &amp; OPGW (KPTCL) Projects</w:t>
+        <w:t>Step-by-Step Portal Execution Guide with Form Fields &amp; Document Attachments for HTLS (GETCO 414) &amp; OPGW (KPTCL)</w:t>
         <w:br/>
-        <w:t>Document Ref: APAR-PMO-SOP-2026-SIMPLIFIED | Version 5.0</w:t>
+        <w:t>Document Ref: APAR-PMO-EXEC-2026-REV6 | Version 6.0</w:t>
       </w:r>
     </w:p>
     <w:p>
       <w:pPr>
-        <w:spacing w:after="200"/>
+        <w:spacing w:after="160"/>
       </w:pPr>
       <w:r>
         <w:rPr>
           <w:color w:val="1E293B"/>
-          <w:sz w:val="18"/>
+          <w:sz w:val="17"/>
         </w:rPr>
-        <w:t>Simplified Table Structure: As per management directive, all documentation requirements and system capabilities are consolidated strictly into four core columns across all modules: Module Name, Lead Owner, Primary Documentation Scope, and Specific Screen &amp; UI Features.</w:t>
+        <w:t>Purpose &amp; Portal Alignment: All abstract document titles have been replaced with the exact data entry fields and physical file attachments required by the active EPC Suite portal screens. This allows any user or project team to take an example project (such as GETCO 414 or KPTCL OPGW) and execute it end-to-end through the portal.</w:t>
       </w:r>
     </w:p>
     <w:p>
       <w:pPr>
         <w:pStyle w:val="Heading1"/>
-        <w:spacing w:before="240" w:after="120"/>
+        <w:spacing w:before="200" w:after="80"/>
       </w:pPr>
       <w:r>
         <w:rPr>
           <w:color w:val="0F172A"/>
-          <w:sz w:val="24"/>
+          <w:sz w:val="23"/>
         </w:rPr>
-        <w:t>1. Master Simplified Module &amp; Feature Matrix</w:t>
+        <w:t>1. Master Module-Wise Data Entry &amp; Document Mapping Matrix</w:t>
       </w:r>
     </w:p>
     <w:tbl>
@@ -72,21 +72,21 @@
         <w:tblLook w:firstColumn="1" w:firstRow="1" w:lastColumn="0" w:lastRow="0" w:noHBand="0" w:noVBand="1" w:val="04A0"/>
       </w:tblPr>
       <w:tblGrid>
-        <w:gridCol w:w="2592"/>
-        <w:gridCol w:w="2592"/>
-        <w:gridCol w:w="2592"/>
-        <w:gridCol w:w="2592"/>
+        <w:gridCol w:w="2628"/>
+        <w:gridCol w:w="2628"/>
+        <w:gridCol w:w="2628"/>
+        <w:gridCol w:w="2628"/>
       </w:tblGrid>
       <w:tr>
         <w:tc>
           <w:tcPr>
-            <w:tcW w:type="dxa" w:w="2592"/>
+            <w:tcW w:type="dxa" w:w="2304"/>
             <w:shd w:fill="0F172A"/>
             <w:tcMar>
               <w:top w:w="90" w:type="dxa"/>
               <w:bottom w:w="90" w:type="dxa"/>
-              <w:left w:w="80" w:type="dxa"/>
-              <w:right w:w="80" w:type="dxa"/>
+              <w:left w:w="70" w:type="dxa"/>
+              <w:right w:w="70" w:type="dxa"/>
             </w:tcMar>
           </w:tcPr>
           <w:p>
@@ -102,13 +102,13 @@
         </w:tc>
         <w:tc>
           <w:tcPr>
-            <w:tcW w:type="dxa" w:w="1872"/>
+            <w:tcW w:type="dxa" w:w="1728"/>
             <w:shd w:fill="0F172A"/>
             <w:tcMar>
               <w:top w:w="90" w:type="dxa"/>
               <w:bottom w:w="90" w:type="dxa"/>
-              <w:left w:w="80" w:type="dxa"/>
-              <w:right w:w="80" w:type="dxa"/>
+              <w:left w:w="70" w:type="dxa"/>
+              <w:right w:w="70" w:type="dxa"/>
             </w:tcMar>
           </w:tcPr>
           <w:p>
@@ -124,13 +124,13 @@
         </w:tc>
         <w:tc>
           <w:tcPr>
-            <w:tcW w:type="dxa" w:w="3024"/>
+            <w:tcW w:type="dxa" w:w="3312"/>
             <w:shd w:fill="0F172A"/>
             <w:tcMar>
               <w:top w:w="90" w:type="dxa"/>
               <w:bottom w:w="90" w:type="dxa"/>
-              <w:left w:w="80" w:type="dxa"/>
-              <w:right w:w="80" w:type="dxa"/>
+              <w:left w:w="70" w:type="dxa"/>
+              <w:right w:w="70" w:type="dxa"/>
             </w:tcMar>
           </w:tcPr>
           <w:p>
@@ -140,19 +140,19 @@
                 <w:color w:val="FFFFFF"/>
                 <w:sz w:val="17"/>
               </w:rPr>
-              <w:t>Primary Documentation Scope</w:t>
+              <w:t>Precise Data Entry Fields &amp; Attached Documents</w:t>
             </w:r>
           </w:p>
         </w:tc>
         <w:tc>
           <w:tcPr>
-            <w:tcW w:type="dxa" w:w="2880"/>
+            <w:tcW w:type="dxa" w:w="3024"/>
             <w:shd w:fill="0F172A"/>
             <w:tcMar>
               <w:top w:w="90" w:type="dxa"/>
               <w:bottom w:w="90" w:type="dxa"/>
-              <w:left w:w="80" w:type="dxa"/>
-              <w:right w:w="80" w:type="dxa"/>
+              <w:left w:w="70" w:type="dxa"/>
+              <w:right w:w="70" w:type="dxa"/>
             </w:tcMar>
           </w:tcPr>
           <w:p>
@@ -170,13 +170,13 @@
       <w:tr>
         <w:tc>
           <w:tcPr>
-            <w:tcW w:type="dxa" w:w="2592"/>
+            <w:tcW w:type="dxa" w:w="2304"/>
             <w:shd w:fill="FFFFFF"/>
             <w:tcMar>
               <w:top w:w="60" w:type="dxa"/>
               <w:bottom w:w="60" w:type="dxa"/>
-              <w:left w:w="80" w:type="dxa"/>
-              <w:right w:w="80" w:type="dxa"/>
+              <w:left w:w="70" w:type="dxa"/>
+              <w:right w:w="70" w:type="dxa"/>
             </w:tcMar>
           </w:tcPr>
           <w:p>
@@ -184,994 +184,21 @@
               <w:rPr>
                 <w:b/>
                 <w:color w:val="1E293B"/>
-                <w:sz w:val="16"/>
+                <w:sz w:val="15"/>
               </w:rPr>
-              <w:t>1. L1 / LOI / LOA / Contract Agreement / Bank Guarantees Module</w:t>
+              <w:t>1. Commercial &amp; Bank Guarantees Module</w:t>
             </w:r>
           </w:p>
         </w:tc>
         <w:tc>
           <w:tcPr>
-            <w:tcW w:type="dxa" w:w="1872"/>
+            <w:tcW w:type="dxa" w:w="1728"/>
             <w:shd w:fill="FFFFFF"/>
             <w:tcMar>
               <w:top w:w="60" w:type="dxa"/>
               <w:bottom w:w="60" w:type="dxa"/>
-              <w:left w:w="80" w:type="dxa"/>
-              <w:right w:w="80" w:type="dxa"/>
-            </w:tcMar>
-          </w:tcPr>
-          <w:p>
-            <w:r>
-              <w:rPr>
-                <w:b/>
-                <w:sz w:val="16"/>
-              </w:rPr>
-              <w:t>Mr. Nilesh Tiwari</w:t>
-            </w:r>
-          </w:p>
-        </w:tc>
-        <w:tc>
-          <w:tcPr>
-            <w:tcW w:type="dxa" w:w="3024"/>
-            <w:shd w:fill="FFFFFF"/>
-            <w:tcMar>
-              <w:top w:w="60" w:type="dxa"/>
-              <w:bottom w:w="60" w:type="dxa"/>
-              <w:left w:w="80" w:type="dxa"/>
-              <w:right w:w="80" w:type="dxa"/>
-            </w:tcMar>
-          </w:tcPr>
-          <w:p>
-            <w:r>
-              <w:rPr>
-                <w:sz w:val="16"/>
-              </w:rPr>
-              <w:t>• L1 Intimation &amp; Price Bid Evaluation</w:t>
-              <w:br/>
-              <w:t>• Letter of Award (LOA) / Letter of Intent (LOI)</w:t>
-              <w:br/>
-              <w:t>• Formal Signed Contract Agreement</w:t>
-              <w:br/>
-              <w:t>• Authorized Client Mother BOQ Schedule</w:t>
-              <w:br/>
-              <w:t>• Contract Performance BG (CPBG)</w:t>
-              <w:br/>
-              <w:t>• Advance Payment BG (APBG)</w:t>
-              <w:br/>
-              <w:t>• Contract Amendments, Addendums &amp; Variations</w:t>
-            </w:r>
-          </w:p>
-        </w:tc>
-        <w:tc>
-          <w:tcPr>
-            <w:tcW w:type="dxa" w:w="2880"/>
-            <w:shd w:fill="FFFFFF"/>
-            <w:tcMar>
-              <w:top w:w="60" w:type="dxa"/>
-              <w:bottom w:w="60" w:type="dxa"/>
-              <w:left w:w="80" w:type="dxa"/>
-              <w:right w:w="80" w:type="dxa"/>
-            </w:tcMar>
-          </w:tcPr>
-          <w:p>
-            <w:r>
-              <w:rPr>
-                <w:sz w:val="16"/>
-              </w:rPr>
-              <w:t>• Stage 0 Bidding Win/Loss status card</w:t>
-              <w:br/>
-              <w:t>• LOA Ingestion modal &amp; Award acceptance form</w:t>
-              <w:br/>
-              <w:t>• Client Mother BOQ Dynamic Grid (N arbitrary line items)</w:t>
-              <w:br/>
-              <w:t>• BG Tracker with 60/30/15-day automated expiry alerts</w:t>
-              <w:br/>
-              <w:t>• Scope Addendum &amp; Variation Order ledger</w:t>
-            </w:r>
-          </w:p>
-        </w:tc>
-      </w:tr>
-      <w:tr>
-        <w:tc>
-          <w:tcPr>
-            <w:tcW w:type="dxa" w:w="2592"/>
-            <w:shd w:fill="F8FAFC"/>
-            <w:tcMar>
-              <w:top w:w="60" w:type="dxa"/>
-              <w:bottom w:w="60" w:type="dxa"/>
-              <w:left w:w="80" w:type="dxa"/>
-              <w:right w:w="80" w:type="dxa"/>
-            </w:tcMar>
-          </w:tcPr>
-          <w:p>
-            <w:r>
-              <w:rPr>
-                <w:b/>
-                <w:color w:val="1E293B"/>
-                <w:sz w:val="16"/>
-              </w:rPr>
-              <w:t>2. Golden Activity Period Module (30+60 Days to Ground Break)</w:t>
-            </w:r>
-          </w:p>
-        </w:tc>
-        <w:tc>
-          <w:tcPr>
-            <w:tcW w:type="dxa" w:w="1872"/>
-            <w:shd w:fill="F8FAFC"/>
-            <w:tcMar>
-              <w:top w:w="60" w:type="dxa"/>
-              <w:bottom w:w="60" w:type="dxa"/>
-              <w:left w:w="80" w:type="dxa"/>
-              <w:right w:w="80" w:type="dxa"/>
-            </w:tcMar>
-          </w:tcPr>
-          <w:p>
-            <w:r>
-              <w:rPr>
-                <w:b/>
-                <w:sz w:val="16"/>
-              </w:rPr>
-              <w:t>Mr. Rakesh Sinha /</w:t>
-              <w:br/>
-              <w:t>Mr. Suvesh Pahwa</w:t>
-            </w:r>
-          </w:p>
-        </w:tc>
-        <w:tc>
-          <w:tcPr>
-            <w:tcW w:type="dxa" w:w="3024"/>
-            <w:shd w:fill="F8FAFC"/>
-            <w:tcMar>
-              <w:top w:w="60" w:type="dxa"/>
-              <w:bottom w:w="60" w:type="dxa"/>
-              <w:left w:w="80" w:type="dxa"/>
-              <w:right w:w="80" w:type="dxa"/>
-            </w:tcMar>
-          </w:tcPr>
-          <w:p>
-            <w:r>
-              <w:rPr>
-                <w:sz w:val="16"/>
-              </w:rPr>
-              <w:t>• 30-Day Pre-LOA Readiness Checklist &amp; Risk Register</w:t>
-              <w:br/>
-              <w:t>• 60-Day Golden Period Master Action Plan</w:t>
-              <w:br/>
-              <w:t>• Advance Manufacturing Clearance (Conductor &amp; Stubs)</w:t>
-              <w:br/>
-              <w:t>• CEIG Statutory Electrical Scheme Approval</w:t>
-              <w:br/>
-              <w:t>• Principal Employer Form V &amp; CLRA Labour License</w:t>
-              <w:br/>
-              <w:t>• Central Site Store Readiness Sign-off Certificate</w:t>
-              <w:br/>
-              <w:t>• 60-Day Ground Break Gate Sign-off Certificate</w:t>
-            </w:r>
-          </w:p>
-        </w:tc>
-        <w:tc>
-          <w:tcPr>
-            <w:tcW w:type="dxa" w:w="2880"/>
-            <w:shd w:fill="F8FAFC"/>
-            <w:tcMar>
-              <w:top w:w="60" w:type="dxa"/>
-              <w:bottom w:w="60" w:type="dxa"/>
-              <w:left w:w="80" w:type="dxa"/>
-              <w:right w:w="80" w:type="dxa"/>
-            </w:tcMar>
-          </w:tcPr>
-          <w:p>
-            <w:r>
-              <w:rPr>
-                <w:sz w:val="16"/>
-              </w:rPr>
-              <w:t>• 60-Day Live Countdown Progress Banner</w:t>
-              <w:br/>
-              <w:t>• Readiness Gate Checklist (BRD 2.1 to 2.10 interlocks)</w:t>
-              <w:br/>
-              <w:t>• Dynamic BOQ Item Advance Allocation Cards</w:t>
-              <w:br/>
-              <w:t>• Statutory Compliance Vault (CEIG &amp; Form V upload)</w:t>
-              <w:br/>
-              <w:t>• Central Store Infrastructure Audit Checklist</w:t>
-              <w:br/>
-              <w:t>• Gate Interlock Engine (Blocks DPR #01 until 100% green)</w:t>
-            </w:r>
-          </w:p>
-        </w:tc>
-      </w:tr>
-      <w:tr>
-        <w:tc>
-          <w:tcPr>
-            <w:tcW w:type="dxa" w:w="2592"/>
-            <w:shd w:fill="FFFFFF"/>
-            <w:tcMar>
-              <w:top w:w="60" w:type="dxa"/>
-              <w:bottom w:w="60" w:type="dxa"/>
-              <w:left w:w="80" w:type="dxa"/>
-              <w:right w:w="80" w:type="dxa"/>
-            </w:tcMar>
-          </w:tcPr>
-          <w:p>
-            <w:r>
-              <w:rPr>
-                <w:b/>
-                <w:color w:val="1E293B"/>
-                <w:sz w:val="16"/>
-              </w:rPr>
-              <w:t>3. Construction Dashboard Module</w:t>
-            </w:r>
-          </w:p>
-        </w:tc>
-        <w:tc>
-          <w:tcPr>
-            <w:tcW w:type="dxa" w:w="1872"/>
-            <w:shd w:fill="FFFFFF"/>
-            <w:tcMar>
-              <w:top w:w="60" w:type="dxa"/>
-              <w:bottom w:w="60" w:type="dxa"/>
-              <w:left w:w="80" w:type="dxa"/>
-              <w:right w:w="80" w:type="dxa"/>
-            </w:tcMar>
-          </w:tcPr>
-          <w:p>
-            <w:r>
-              <w:rPr>
-                <w:b/>
-                <w:sz w:val="16"/>
-              </w:rPr>
-              <w:t>Mr. Rakesh Sinha /</w:t>
-              <w:br/>
-              <w:t>Mr. Suvesh Pahwa</w:t>
-            </w:r>
-          </w:p>
-        </w:tc>
-        <w:tc>
-          <w:tcPr>
-            <w:tcW w:type="dxa" w:w="3024"/>
-            <w:shd w:fill="FFFFFF"/>
-            <w:tcMar>
-              <w:top w:w="60" w:type="dxa"/>
-              <w:bottom w:w="60" w:type="dxa"/>
-              <w:left w:w="80" w:type="dxa"/>
-              <w:right w:w="80" w:type="dxa"/>
-            </w:tcMar>
-          </w:tcPr>
-          <w:p>
-            <w:r>
-              <w:rPr>
-                <w:sz w:val="16"/>
-              </w:rPr>
-              <w:t>• WBS L2 Master Baseline Project Schedule</w:t>
-              <w:br/>
-              <w:t>• Daily Progress Reports (DPRs - Civil, Erection, Stringing, Splicing)</w:t>
-              <w:br/>
-              <w:t>• Quality Check Sheets (QCS - Pit, Concreting, Torque, Sagging)</w:t>
-              <w:br/>
-              <w:t>• Joint Measurement Certificates (JMC)</w:t>
-              <w:br/>
-              <w:t>• Pre-Commissioning Test Protocols (HTLS / OTDR for OPGW)</w:t>
-              <w:br/>
-              <w:t>• Taking Over Certificate (TOC) / Operational Handover</w:t>
-            </w:r>
-          </w:p>
-        </w:tc>
-        <w:tc>
-          <w:tcPr>
-            <w:tcW w:type="dxa" w:w="2880"/>
-            <w:shd w:fill="FFFFFF"/>
-            <w:tcMar>
-              <w:top w:w="60" w:type="dxa"/>
-              <w:bottom w:w="60" w:type="dxa"/>
-              <w:left w:w="80" w:type="dxa"/>
-              <w:right w:w="80" w:type="dxa"/>
-            </w:tcMar>
-          </w:tcPr>
-          <w:p>
-            <w:r>
-              <w:rPr>
-                <w:sz w:val="16"/>
-              </w:rPr>
-              <w:t>• Interactive L2 Gantt Engine with Critical Path tracking</w:t>
-              <w:br/>
-              <w:t>• Multi-gang DPR Form (Civil/Erection/HTLS Stringing/OPGW)</w:t>
-              <w:br/>
-              <w:t>• Dual-sign JMC Attachment Modal (APAR + Utility AE)</w:t>
-              <w:br/>
-              <w:t>• QCS Field Quality Matrix (Cube test, Torque, Sag logs)</w:t>
-              <w:br/>
-              <w:t>• KPTCL OTDR Attenuation Loss Log Vault (≤0.21 dB/km)</w:t>
-              <w:br/>
-              <w:t>• TOC Operational Handover Certificate Sign-off</w:t>
-            </w:r>
-          </w:p>
-        </w:tc>
-      </w:tr>
-      <w:tr>
-        <w:tc>
-          <w:tcPr>
-            <w:tcW w:type="dxa" w:w="2592"/>
-            <w:shd w:fill="F8FAFC"/>
-            <w:tcMar>
-              <w:top w:w="60" w:type="dxa"/>
-              <w:bottom w:w="60" w:type="dxa"/>
-              <w:left w:w="80" w:type="dxa"/>
-              <w:right w:w="80" w:type="dxa"/>
-            </w:tcMar>
-          </w:tcPr>
-          <w:p>
-            <w:r>
-              <w:rPr>
-                <w:b/>
-                <w:color w:val="1E293B"/>
-                <w:sz w:val="16"/>
-              </w:rPr>
-              <w:t>4. Procurement Module</w:t>
-            </w:r>
-          </w:p>
-        </w:tc>
-        <w:tc>
-          <w:tcPr>
-            <w:tcW w:type="dxa" w:w="1872"/>
-            <w:shd w:fill="F8FAFC"/>
-            <w:tcMar>
-              <w:top w:w="60" w:type="dxa"/>
-              <w:bottom w:w="60" w:type="dxa"/>
-              <w:left w:w="80" w:type="dxa"/>
-              <w:right w:w="80" w:type="dxa"/>
-            </w:tcMar>
-          </w:tcPr>
-          <w:p>
-            <w:r>
-              <w:rPr>
-                <w:b/>
-                <w:sz w:val="16"/>
-              </w:rPr>
-              <w:t>Mr. Anand Raval /</w:t>
-              <w:br/>
-              <w:t>Mr. Sanjay Sharma</w:t>
-            </w:r>
-          </w:p>
-        </w:tc>
-        <w:tc>
-          <w:tcPr>
-            <w:tcW w:type="dxa" w:w="3024"/>
-            <w:shd w:fill="F8FAFC"/>
-            <w:tcMar>
-              <w:top w:w="60" w:type="dxa"/>
-              <w:bottom w:w="60" w:type="dxa"/>
-              <w:left w:w="80" w:type="dxa"/>
-              <w:right w:w="80" w:type="dxa"/>
-            </w:tcMar>
-          </w:tcPr>
-          <w:p>
-            <w:r>
-              <w:rPr>
-                <w:sz w:val="16"/>
-              </w:rPr>
-              <w:t>• Quotation Comparison Statement (QCS)</w:t>
-              <w:br/>
-              <w:t>• Supplier Purchase Orders (PO) &amp; Internal Plant LOIs</w:t>
-              <w:br/>
-              <w:t>• Factory Inspection Call Notices</w:t>
-              <w:br/>
-              <w:t>• Factory Acceptance Test (FAT) Reports &amp; MTC Certificates</w:t>
-              <w:br/>
-              <w:t>• Client Dispatch Instructions (DI)</w:t>
-              <w:br/>
-              <w:t>• Delivery Proofs, Lorry Receipts (LR) &amp; E-Way Bills</w:t>
-              <w:br/>
-              <w:t>• Supplier &amp; Labour Gang Invoices with Ageing</w:t>
-            </w:r>
-          </w:p>
-        </w:tc>
-        <w:tc>
-          <w:tcPr>
-            <w:tcW w:type="dxa" w:w="2880"/>
-            <w:shd w:fill="F8FAFC"/>
-            <w:tcMar>
-              <w:top w:w="60" w:type="dxa"/>
-              <w:bottom w:w="60" w:type="dxa"/>
-              <w:left w:w="80" w:type="dxa"/>
-              <w:right w:w="80" w:type="dxa"/>
-            </w:tcMar>
-          </w:tcPr>
-          <w:p>
-            <w:r>
-              <w:rPr>
-                <w:sz w:val="16"/>
-              </w:rPr>
-              <w:t>• QCS Commercial Bid Evaluator (Compares 3+ vendor quotes)</w:t>
-              <w:br/>
-              <w:t>• PO Generator locked strictly to Mother BOQ item balances</w:t>
-              <w:br/>
-              <w:t>• Joint FAT Inspection Scheduler &amp; Nomination Tracker</w:t>
-              <w:br/>
-              <w:t>• Official Client DI Register &amp; Truck Gate Clearance</w:t>
-              <w:br/>
-              <w:t>• Transporter Proof Vault (LR, weighbridge slips &amp; e-way bills)</w:t>
-              <w:br/>
-              <w:t>• 30/60/90-Day Subcontractor &amp; Vendor Payables Ageing Grid</w:t>
-            </w:r>
-          </w:p>
-        </w:tc>
-      </w:tr>
-      <w:tr>
-        <w:tc>
-          <w:tcPr>
-            <w:tcW w:type="dxa" w:w="2592"/>
-            <w:shd w:fill="FFFFFF"/>
-            <w:tcMar>
-              <w:top w:w="60" w:type="dxa"/>
-              <w:bottom w:w="60" w:type="dxa"/>
-              <w:left w:w="80" w:type="dxa"/>
-              <w:right w:w="80" w:type="dxa"/>
-            </w:tcMar>
-          </w:tcPr>
-          <w:p>
-            <w:r>
-              <w:rPr>
-                <w:b/>
-                <w:color w:val="1E293B"/>
-                <w:sz w:val="16"/>
-              </w:rPr>
-              <w:t>5. Credit Control Module</w:t>
-            </w:r>
-          </w:p>
-        </w:tc>
-        <w:tc>
-          <w:tcPr>
-            <w:tcW w:type="dxa" w:w="1872"/>
-            <w:shd w:fill="FFFFFF"/>
-            <w:tcMar>
-              <w:top w:w="60" w:type="dxa"/>
-              <w:bottom w:w="60" w:type="dxa"/>
-              <w:left w:w="80" w:type="dxa"/>
-              <w:right w:w="80" w:type="dxa"/>
-            </w:tcMar>
-          </w:tcPr>
-          <w:p>
-            <w:r>
-              <w:rPr>
-                <w:b/>
-                <w:sz w:val="16"/>
-              </w:rPr>
-              <w:t>Mr. Arnab Bose /</w:t>
-              <w:br/>
-              <w:t>Mr. Piyush Shah</w:t>
-            </w:r>
-          </w:p>
-        </w:tc>
-        <w:tc>
-          <w:tcPr>
-            <w:tcW w:type="dxa" w:w="3024"/>
-            <w:shd w:fill="FFFFFF"/>
-            <w:tcMar>
-              <w:top w:w="60" w:type="dxa"/>
-              <w:bottom w:w="60" w:type="dxa"/>
-              <w:left w:w="80" w:type="dxa"/>
-              <w:right w:w="80" w:type="dxa"/>
-            </w:tcMar>
-          </w:tcPr>
-          <w:p>
-            <w:r>
-              <w:rPr>
-                <w:sz w:val="16"/>
-              </w:rPr>
-              <w:t>• Client Running Account (RA) Tax Invoices</w:t>
-              <w:br/>
-              <w:t>• Invoicing to Collections Mapping &amp; Reconciliation Sheet</w:t>
-              <w:br/>
-              <w:t>• Payment Ageing MIS (Not Due, Due 1-30, 31-60, &gt;90 Days)</w:t>
-              <w:br/>
-              <w:t>• Bill-wise &amp; Project-wise Receivables MIS</w:t>
-              <w:br/>
-              <w:t>• Client Payment Advices &amp; Deductions Reconciliation</w:t>
-              <w:br/>
-              <w:t>• Contractual Billing Milestones Compliance MIS</w:t>
-            </w:r>
-          </w:p>
-        </w:tc>
-        <w:tc>
-          <w:tcPr>
-            <w:tcW w:type="dxa" w:w="2880"/>
-            <w:shd w:fill="FFFFFF"/>
-            <w:tcMar>
-              <w:top w:w="60" w:type="dxa"/>
-              <w:bottom w:w="60" w:type="dxa"/>
-              <w:left w:w="80" w:type="dxa"/>
-              <w:right w:w="80" w:type="dxa"/>
-            </w:tcMar>
-          </w:tcPr>
-          <w:p>
-            <w:r>
-              <w:rPr>
-                <w:sz w:val="16"/>
-              </w:rPr>
-              <w:t>• Milestone Tax Invoice Generator (Supply 70%/Erection 20%/TOC 10%)</w:t>
-              <w:br/>
-              <w:t>• Real-time Collection FIFO Mapping Ledger (Principal &amp; GST)</w:t>
-              <w:br/>
-              <w:t>• Debtor Ageing Filter Tabs (Not Due, 1-30, 31-60, &gt;90 Days)</w:t>
-              <w:br/>
-              <w:t>• Deductions &amp; Liquidated Damages (LD) Reconciliation Card</w:t>
-              <w:br/>
-              <w:t>• Client Billing Milestone Realization Velocity Tracker</w:t>
-            </w:r>
-          </w:p>
-        </w:tc>
-      </w:tr>
-      <w:tr>
-        <w:tc>
-          <w:tcPr>
-            <w:tcW w:type="dxa" w:w="2592"/>
-            <w:shd w:fill="F8FAFC"/>
-            <w:tcMar>
-              <w:top w:w="60" w:type="dxa"/>
-              <w:bottom w:w="60" w:type="dxa"/>
-              <w:left w:w="80" w:type="dxa"/>
-              <w:right w:w="80" w:type="dxa"/>
-            </w:tcMar>
-          </w:tcPr>
-          <w:p>
-            <w:r>
-              <w:rPr>
-                <w:b/>
-                <w:color w:val="1E293B"/>
-                <w:sz w:val="16"/>
-              </w:rPr>
-              <w:t>6. Finance Module</w:t>
-            </w:r>
-          </w:p>
-        </w:tc>
-        <w:tc>
-          <w:tcPr>
-            <w:tcW w:type="dxa" w:w="1872"/>
-            <w:shd w:fill="F8FAFC"/>
-            <w:tcMar>
-              <w:top w:w="60" w:type="dxa"/>
-              <w:bottom w:w="60" w:type="dxa"/>
-              <w:left w:w="80" w:type="dxa"/>
-              <w:right w:w="80" w:type="dxa"/>
-            </w:tcMar>
-          </w:tcPr>
-          <w:p>
-            <w:r>
-              <w:rPr>
-                <w:b/>
-                <w:sz w:val="16"/>
-              </w:rPr>
-              <w:t>Mr. Milind Soni /</w:t>
-              <w:br/>
-              <w:t>Mr. Piyush Gohil</w:t>
-            </w:r>
-          </w:p>
-        </w:tc>
-        <w:tc>
-          <w:tcPr>
-            <w:tcW w:type="dxa" w:w="3024"/>
-            <w:shd w:fill="F8FAFC"/>
-            <w:tcMar>
-              <w:top w:w="60" w:type="dxa"/>
-              <w:bottom w:w="60" w:type="dxa"/>
-              <w:left w:w="80" w:type="dxa"/>
-              <w:right w:w="80" w:type="dxa"/>
-            </w:tcMar>
-          </w:tcPr>
-          <w:p>
-            <w:r>
-              <w:rPr>
-                <w:sz w:val="16"/>
-              </w:rPr>
-              <w:t>• Baseline Cost Budget (CBS - Cost Breakdown Structure)</w:t>
-              <w:br/>
-              <w:t>• Project-wise Unbilled Revenue MIS (Delivered &amp; WIP)</w:t>
-              <w:br/>
-              <w:t>• Creditors MIS &amp; Trade Payables Ageing Schedule</w:t>
-              <w:br/>
-              <w:t>• Bid vs Actual Profitability Variance Analysis Report</w:t>
-              <w:br/>
-              <w:t>• Business Working Capital GFI &amp; NFI Days Working Sheet</w:t>
-            </w:r>
-          </w:p>
-        </w:tc>
-        <w:tc>
-          <w:tcPr>
-            <w:tcW w:type="dxa" w:w="2880"/>
-            <w:shd w:fill="F8FAFC"/>
-            <w:tcMar>
-              <w:top w:w="60" w:type="dxa"/>
-              <w:bottom w:w="60" w:type="dxa"/>
-              <w:left w:w="80" w:type="dxa"/>
-              <w:right w:w="80" w:type="dxa"/>
-            </w:tcMar>
-          </w:tcPr>
-          <w:p>
-            <w:r>
-              <w:rPr>
-                <w:sz w:val="16"/>
-              </w:rPr>
-              <w:t>• Cost Breakdown Structure (CBS) Baseline Budget Ledger</w:t>
-              <w:br/>
-              <w:t>• Unbilled WIP &amp; Delivered Material Revenue Tracker</w:t>
-              <w:br/>
-              <w:t>• Creditor Trade Payables Ageing &amp; Outflow Schedule</w:t>
-              <w:br/>
-              <w:t>• Budget vs Actual Cost Variance Analyzer (Material/Labour/Logistics)</w:t>
-              <w:br/>
-              <w:t>• Automated Working Capital GFI &amp; NFI Day Computation Engine</w:t>
-            </w:r>
-          </w:p>
-        </w:tc>
-      </w:tr>
-      <w:tr>
-        <w:tc>
-          <w:tcPr>
-            <w:tcW w:type="dxa" w:w="2592"/>
-            <w:shd w:fill="FFFFFF"/>
-            <w:tcMar>
-              <w:top w:w="60" w:type="dxa"/>
-              <w:bottom w:w="60" w:type="dxa"/>
-              <w:left w:w="80" w:type="dxa"/>
-              <w:right w:w="80" w:type="dxa"/>
-            </w:tcMar>
-          </w:tcPr>
-          <w:p>
-            <w:r>
-              <w:rPr>
-                <w:b/>
-                <w:color w:val="1E293B"/>
-                <w:sz w:val="16"/>
-              </w:rPr>
-              <w:t>7. Document Management System Module</w:t>
-            </w:r>
-          </w:p>
-        </w:tc>
-        <w:tc>
-          <w:tcPr>
-            <w:tcW w:type="dxa" w:w="1872"/>
-            <w:shd w:fill="FFFFFF"/>
-            <w:tcMar>
-              <w:top w:w="60" w:type="dxa"/>
-              <w:bottom w:w="60" w:type="dxa"/>
-              <w:left w:w="80" w:type="dxa"/>
-              <w:right w:w="80" w:type="dxa"/>
-            </w:tcMar>
-          </w:tcPr>
-          <w:p>
-            <w:r>
-              <w:rPr>
-                <w:b/>
-                <w:sz w:val="16"/>
-              </w:rPr>
-              <w:t>Mr. Kamal Gandhi</w:t>
-            </w:r>
-          </w:p>
-        </w:tc>
-        <w:tc>
-          <w:tcPr>
-            <w:tcW w:type="dxa" w:w="3024"/>
-            <w:shd w:fill="FFFFFF"/>
-            <w:tcMar>
-              <w:top w:w="60" w:type="dxa"/>
-              <w:bottom w:w="60" w:type="dxa"/>
-              <w:left w:w="80" w:type="dxa"/>
-              <w:right w:w="80" w:type="dxa"/>
-            </w:tcMar>
-          </w:tcPr>
-          <w:p>
-            <w:r>
-              <w:rPr>
-                <w:sz w:val="16"/>
-              </w:rPr>
-              <w:t>• Time Limit Extension (EOT) Claim Packages</w:t>
-              <w:br/>
-              <w:t>• Notice of Delay Events &amp; Force Majeure Intimations</w:t>
-              <w:br/>
-              <w:t>• Permit to Work (PTW) / Grid Outage Shutdown Sanctions</w:t>
-              <w:br/>
-              <w:t>• Subcontractor, Plant &amp; Gang Idling Claims</w:t>
-              <w:br/>
-              <w:t>• Project Correspondence Register &amp; Master Transmittals</w:t>
-            </w:r>
-          </w:p>
-        </w:tc>
-        <w:tc>
-          <w:tcPr>
-            <w:tcW w:type="dxa" w:w="2880"/>
-            <w:shd w:fill="FFFFFF"/>
-            <w:tcMar>
-              <w:top w:w="60" w:type="dxa"/>
-              <w:bottom w:w="60" w:type="dxa"/>
-              <w:left w:w="80" w:type="dxa"/>
-              <w:right w:w="80" w:type="dxa"/>
-            </w:tcMar>
-          </w:tcPr>
-          <w:p>
-            <w:r>
-              <w:rPr>
-                <w:sz w:val="16"/>
-              </w:rPr>
-              <w:t>• Contractual Delay Impact Assessment Engine</w:t>
-              <w:br/>
-              <w:t>• Notice Deadline Expiry Warnings (Preserves 7/14-day notice rights)</w:t>
-              <w:br/>
-              <w:t>• PTW Live-Line Grid Outage Permit Vault (Mandatory for stringing)</w:t>
-              <w:br/>
-              <w:t>• Idle Plant &amp; Subcontractor Log Sheet Attacher</w:t>
-              <w:br/>
-              <w:t>• Central Master Document Register (MDR), Transmittals &amp; CRS Sheets</w:t>
-            </w:r>
-          </w:p>
-        </w:tc>
-      </w:tr>
-      <w:tr>
-        <w:tc>
-          <w:tcPr>
-            <w:tcW w:type="dxa" w:w="2592"/>
-            <w:shd w:fill="F8FAFC"/>
-            <w:tcMar>
-              <w:top w:w="60" w:type="dxa"/>
-              <w:bottom w:w="60" w:type="dxa"/>
-              <w:left w:w="80" w:type="dxa"/>
-              <w:right w:w="80" w:type="dxa"/>
-            </w:tcMar>
-          </w:tcPr>
-          <w:p>
-            <w:r>
-              <w:rPr>
-                <w:b/>
-                <w:color w:val="1E293B"/>
-                <w:sz w:val="16"/>
-              </w:rPr>
-              <w:t>8. Inventory Management Module</w:t>
-            </w:r>
-          </w:p>
-        </w:tc>
-        <w:tc>
-          <w:tcPr>
-            <w:tcW w:type="dxa" w:w="1872"/>
-            <w:shd w:fill="F8FAFC"/>
-            <w:tcMar>
-              <w:top w:w="60" w:type="dxa"/>
-              <w:bottom w:w="60" w:type="dxa"/>
-              <w:left w:w="80" w:type="dxa"/>
-              <w:right w:w="80" w:type="dxa"/>
-            </w:tcMar>
-          </w:tcPr>
-          <w:p>
-            <w:r>
-              <w:rPr>
-                <w:b/>
-                <w:sz w:val="16"/>
-              </w:rPr>
-              <w:t>Mr. Gopal Nair /</w:t>
-              <w:br/>
-              <w:t>Mr. Sunil Mishra</w:t>
-            </w:r>
-          </w:p>
-        </w:tc>
-        <w:tc>
-          <w:tcPr>
-            <w:tcW w:type="dxa" w:w="3024"/>
-            <w:shd w:fill="F8FAFC"/>
-            <w:tcMar>
-              <w:top w:w="60" w:type="dxa"/>
-              <w:bottom w:w="60" w:type="dxa"/>
-              <w:left w:w="80" w:type="dxa"/>
-              <w:right w:w="80" w:type="dxa"/>
-            </w:tcMar>
-          </w:tcPr>
-          <w:p>
-            <w:r>
-              <w:rPr>
-                <w:sz w:val="16"/>
-              </w:rPr>
-              <w:t>• Daily Stock Ledger &amp; Digital Bin Cards</w:t>
-              <w:br/>
-              <w:t>• Monthly Material Reconciliation Reports (MRR)</w:t>
-              <w:br/>
-              <w:t>• Stock Transfer Orders (STO) &amp; Inter-Project Transfer Manifests</w:t>
-              <w:br/>
-              <w:t>• Tools &amp; Plants (T&amp;P) Inventory Asset Register</w:t>
-              <w:br/>
-              <w:t>• Tension Stringing Equipment (TSE) Machinery Logs</w:t>
-              <w:br/>
-              <w:t>• Scrap, Salvage &amp; Surplus Material Disposal Certificates</w:t>
-            </w:r>
-          </w:p>
-        </w:tc>
-        <w:tc>
-          <w:tcPr>
-            <w:tcW w:type="dxa" w:w="2880"/>
-            <w:shd w:fill="F8FAFC"/>
-            <w:tcMar>
-              <w:top w:w="60" w:type="dxa"/>
-              <w:bottom w:w="60" w:type="dxa"/>
-              <w:left w:w="80" w:type="dxa"/>
-              <w:right w:w="80" w:type="dxa"/>
-            </w:tcMar>
-          </w:tcPr>
-          <w:p>
-            <w:r>
-              <w:rPr>
-                <w:sz w:val="16"/>
-              </w:rPr>
-              <w:t>• Digital Bin Card Ledger with real-time inward/issue balances</w:t>
-              <w:br/>
-              <w:t>• 3-Way Inwarding Verification Engine (Challan + DI + E-Way Bill)</w:t>
-              <w:br/>
-              <w:t>• Monthly Physical vs JMC Material Balancing Engine</w:t>
-              <w:br/>
-              <w:t>• Dual-Confirmation Inter-Project Stock Transfer (STO) Form</w:t>
-              <w:br/>
-              <w:t>• Tension Stringing Equipment (TSE) Machinery &amp; Calibration Log</w:t>
-            </w:r>
-          </w:p>
-        </w:tc>
-      </w:tr>
-    </w:tbl>
-    <w:p>
-      <w:pPr>
-        <w:pStyle w:val="Heading1"/>
-        <w:spacing w:before="320" w:after="120"/>
-      </w:pPr>
-      <w:r>
-        <w:rPr>
-          <w:color w:val="0F172A"/>
-          <w:sz w:val="24"/>
-        </w:rPr>
-        <w:t>2. Granular Module-Wise Tables (Strict 4-Column Format)</w:t>
-      </w:r>
-    </w:p>
-    <w:p>
-      <w:pPr>
-        <w:pStyle w:val="Heading2"/>
-        <w:spacing w:before="200" w:after="40"/>
-      </w:pPr>
-      <w:r>
-        <w:rPr>
-          <w:color w:val="2563EB"/>
-          <w:sz w:val="20"/>
-        </w:rPr>
-        <w:t>Module 01: L1 / LOI / LOA / Contract Agreement / Bank Guarantees Module</w:t>
-      </w:r>
-    </w:p>
-    <w:tbl>
-      <w:tblPr>
-        <w:tblW w:type="auto" w:w="0"/>
-        <w:jc w:val="center"/>
-        <w:tblLayout w:type="fixed"/>
-        <w:tblLook w:firstColumn="1" w:firstRow="1" w:lastColumn="0" w:lastRow="0" w:noHBand="0" w:noVBand="1" w:val="04A0"/>
-      </w:tblPr>
-      <w:tblGrid>
-        <w:gridCol w:w="2592"/>
-        <w:gridCol w:w="2592"/>
-        <w:gridCol w:w="2592"/>
-        <w:gridCol w:w="2592"/>
-      </w:tblGrid>
-      <w:tr>
-        <w:tc>
-          <w:tcPr>
-            <w:tcW w:type="dxa" w:w="2592"/>
-            <w:shd w:fill="1E293B"/>
-            <w:tcMar>
-              <w:top w:w="70" w:type="dxa"/>
-              <w:bottom w:w="70" w:type="dxa"/>
-              <w:left w:w="80" w:type="dxa"/>
-              <w:right w:w="80" w:type="dxa"/>
-            </w:tcMar>
-          </w:tcPr>
-          <w:p>
-            <w:r>
-              <w:rPr>
-                <w:b/>
-                <w:color w:val="FFFFFF"/>
-                <w:sz w:val="16"/>
-              </w:rPr>
-              <w:t>Module Name</w:t>
-            </w:r>
-          </w:p>
-        </w:tc>
-        <w:tc>
-          <w:tcPr>
-            <w:tcW w:type="dxa" w:w="1872"/>
-            <w:shd w:fill="1E293B"/>
-            <w:tcMar>
-              <w:top w:w="70" w:type="dxa"/>
-              <w:bottom w:w="70" w:type="dxa"/>
-              <w:left w:w="80" w:type="dxa"/>
-              <w:right w:w="80" w:type="dxa"/>
-            </w:tcMar>
-          </w:tcPr>
-          <w:p>
-            <w:r>
-              <w:rPr>
-                <w:b/>
-                <w:color w:val="FFFFFF"/>
-                <w:sz w:val="16"/>
-              </w:rPr>
-              <w:t>Lead Owner</w:t>
-            </w:r>
-          </w:p>
-        </w:tc>
-        <w:tc>
-          <w:tcPr>
-            <w:tcW w:type="dxa" w:w="3024"/>
-            <w:shd w:fill="1E293B"/>
-            <w:tcMar>
-              <w:top w:w="70" w:type="dxa"/>
-              <w:bottom w:w="70" w:type="dxa"/>
-              <w:left w:w="80" w:type="dxa"/>
-              <w:right w:w="80" w:type="dxa"/>
-            </w:tcMar>
-          </w:tcPr>
-          <w:p>
-            <w:r>
-              <w:rPr>
-                <w:b/>
-                <w:color w:val="FFFFFF"/>
-                <w:sz w:val="16"/>
-              </w:rPr>
-              <w:t>Primary Documentation Scope</w:t>
-            </w:r>
-          </w:p>
-        </w:tc>
-        <w:tc>
-          <w:tcPr>
-            <w:tcW w:type="dxa" w:w="2880"/>
-            <w:shd w:fill="1E293B"/>
-            <w:tcMar>
-              <w:top w:w="70" w:type="dxa"/>
-              <w:bottom w:w="70" w:type="dxa"/>
-              <w:left w:w="80" w:type="dxa"/>
-              <w:right w:w="80" w:type="dxa"/>
-            </w:tcMar>
-          </w:tcPr>
-          <w:p>
-            <w:r>
-              <w:rPr>
-                <w:b/>
-                <w:color w:val="FFFFFF"/>
-                <w:sz w:val="16"/>
-              </w:rPr>
-              <w:t>Specific Screen &amp; UI Features</w:t>
-            </w:r>
-          </w:p>
-        </w:tc>
-      </w:tr>
-      <w:tr>
-        <w:tc>
-          <w:tcPr>
-            <w:tcW w:type="dxa" w:w="2592"/>
-            <w:shd w:fill="FFFFFF"/>
-            <w:tcMar>
-              <w:top w:w="50" w:type="dxa"/>
-              <w:bottom w:w="50" w:type="dxa"/>
-              <w:left w:w="80" w:type="dxa"/>
-              <w:right w:w="80" w:type="dxa"/>
-            </w:tcMar>
-          </w:tcPr>
-          <w:p>
-            <w:r>
-              <w:rPr>
-                <w:b/>
-                <w:sz w:val="15"/>
-              </w:rPr>
-              <w:t>Module 01: L1 / LOI / LOA / Contract Agreement / Bank Guarantees Module</w:t>
-            </w:r>
-          </w:p>
-        </w:tc>
-        <w:tc>
-          <w:tcPr>
-            <w:tcW w:type="dxa" w:w="1872"/>
-            <w:shd w:fill="FFFFFF"/>
-            <w:tcMar>
-              <w:top w:w="50" w:type="dxa"/>
-              <w:bottom w:w="50" w:type="dxa"/>
-              <w:left w:w="80" w:type="dxa"/>
-              <w:right w:w="80" w:type="dxa"/>
+              <w:left w:w="70" w:type="dxa"/>
+              <w:right w:w="70" w:type="dxa"/>
             </w:tcMar>
           </w:tcPr>
           <w:p>
@@ -1186,13 +213,82 @@
         </w:tc>
         <w:tc>
           <w:tcPr>
+            <w:tcW w:type="dxa" w:w="3312"/>
+            <w:shd w:fill="FFFFFF"/>
+            <w:tcMar>
+              <w:top w:w="60" w:type="dxa"/>
+              <w:bottom w:w="60" w:type="dxa"/>
+              <w:left w:w="70" w:type="dxa"/>
+              <w:right w:w="70" w:type="dxa"/>
+            </w:tcMar>
+          </w:tcPr>
+          <w:p>
+            <w:r>
+              <w:rPr>
+                <w:sz w:val="15"/>
+              </w:rPr>
+              <w:t>1. L1 Bid Evaluation: Form [Bid ID 'BID-2026-GETCO-001', Client 'GETCO', Type 'Type A HTLS', Value '₹54.20 Cr', Status 'Won', Competitor Bids table (L1 APAR ₹54.2Cr, L2 KEC ₹58.1Cr)] + File: Commercial_Bid_Opening_Memo.pdf</w:t>
+              <w:br/>
+              <w:br/>
+              <w:t>2. LOA / LOI Ingestion: Form [Award ID 'AWD-2026-001', Award Ref 'GETCO/LOA/092', Date '2026-09-01', Value '₹54.20 Cr', Tenure '18 Months'] + File: Official_LOA_Letter_GETCO.pdf</w:t>
+              <w:br/>
+              <w:br/>
+              <w:t>3. Contract Signing &amp; Mother BOQ: Form [Contract Ref 'CTR-2026-001', Date '2026-09-10', LD '10%', Retention '5%', Mother BOQ Grid: Items 01-10 (Conductor 450KM, HW 1200 Sets, Towers 3600MT, Stubs 280MT, OPGW 85KM, Foundations 240 Locs)] + File: Executed_Contract_Agreement.pdf</w:t>
+              <w:br/>
+              <w:br/>
+              <w:t>4. Bank Guarantee (CPBG): Form [BG '00234BG26000142', Bank 'SBI CAG Mumbai', Amount '₹5,42,00,000' (10%), Valid '28-Feb-2029', Claim '31-Aug-2029'] + File: Scanned_CPBG_Bond.pdf</w:t>
+              <w:br/>
+              <w:br/>
+              <w:t>5. Advance Payment BG (APBG): Form [BG 'HDFC26APBG019', Bank 'HDFC', Amount '₹5,42,00,000', Valid '10-Sep-2027'] + File: Scanned_APBG_Bond.pdf</w:t>
+              <w:br/>
+              <w:br/>
+              <w:t>6. Scope Variation Addendums: Form [Addendum Ref 'AMD-01', Reason 'Route diversion +3 KM', Revised BOQ Qty] + File: Client_Variation_Order.pdf</w:t>
+            </w:r>
+          </w:p>
+        </w:tc>
+        <w:tc>
+          <w:tcPr>
             <w:tcW w:type="dxa" w:w="3024"/>
             <w:shd w:fill="FFFFFF"/>
             <w:tcMar>
-              <w:top w:w="50" w:type="dxa"/>
-              <w:bottom w:w="50" w:type="dxa"/>
-              <w:left w:w="80" w:type="dxa"/>
-              <w:right w:w="80" w:type="dxa"/>
+              <w:top w:w="60" w:type="dxa"/>
+              <w:bottom w:w="60" w:type="dxa"/>
+              <w:left w:w="70" w:type="dxa"/>
+              <w:right w:w="70" w:type="dxa"/>
+            </w:tcMar>
+          </w:tcPr>
+          <w:p>
+            <w:r>
+              <w:rPr>
+                <w:sz w:val="15"/>
+              </w:rPr>
+              <w:t>• /bidding (BidDetail.tsx): Stage 0 Bidding Win/Loss status card &amp; Cost estimate breakdown</w:t>
+              <w:br/>
+              <w:br/>
+              <w:t>• /award/new (NewAward.tsx): Wizard Step 1 'Award Receipt' &amp; Step 2 'Acceptance Letter'</w:t>
+              <w:br/>
+              <w:br/>
+              <w:t>• /contracts (ContractList.tsx): Contract Master Record &amp; 'Client BOQ Items' dynamic tab (locks budget ceilings)</w:t>
+              <w:br/>
+              <w:br/>
+              <w:t>• /golden-period/bank-guarantees (BankGuaranteeTracker.tsx): '+ Submit BG' modal with 60/30/15-day automated expiry alerts</w:t>
+              <w:br/>
+              <w:br/>
+              <w:t>• /po-amendments (POAmendmentList.tsx): Scope Variation &amp; Contract Addendum ledger</w:t>
+            </w:r>
+          </w:p>
+        </w:tc>
+      </w:tr>
+      <w:tr>
+        <w:tc>
+          <w:tcPr>
+            <w:tcW w:type="dxa" w:w="2304"/>
+            <w:shd w:fill="F8FAFC"/>
+            <w:tcMar>
+              <w:top w:w="60" w:type="dxa"/>
+              <w:bottom w:w="60" w:type="dxa"/>
+              <w:left w:w="70" w:type="dxa"/>
+              <w:right w:w="70" w:type="dxa"/>
             </w:tcMar>
           </w:tcPr>
           <w:p>
@@ -1202,671 +298,19 @@
                 <w:color w:val="1E293B"/>
                 <w:sz w:val="15"/>
               </w:rPr>
-              <w:t>L1 Intimation &amp; Price Bid Evaluation</w:t>
+              <w:t>2. Golden Activity Period Module (30+60 Days)</w:t>
             </w:r>
           </w:p>
         </w:tc>
         <w:tc>
           <w:tcPr>
-            <w:tcW w:type="dxa" w:w="2880"/>
-            <w:shd w:fill="FFFFFF"/>
-            <w:tcMar>
-              <w:top w:w="50" w:type="dxa"/>
-              <w:bottom w:w="50" w:type="dxa"/>
-              <w:left w:w="80" w:type="dxa"/>
-              <w:right w:w="80" w:type="dxa"/>
-            </w:tcMar>
-          </w:tcPr>
-          <w:p>
-            <w:r>
-              <w:rPr>
-                <w:sz w:val="15"/>
-              </w:rPr>
-              <w:t>Stage 0 Bidding Win/Loss status card &amp; evaluation report</w:t>
-            </w:r>
-          </w:p>
-        </w:tc>
-      </w:tr>
-      <w:tr>
-        <w:tc>
-          <w:tcPr>
-            <w:tcW w:type="dxa" w:w="2592"/>
+            <w:tcW w:type="dxa" w:w="1728"/>
             <w:shd w:fill="F8FAFC"/>
             <w:tcMar>
-              <w:top w:w="50" w:type="dxa"/>
-              <w:bottom w:w="50" w:type="dxa"/>
-              <w:left w:w="80" w:type="dxa"/>
-              <w:right w:w="80" w:type="dxa"/>
-            </w:tcMar>
-          </w:tcPr>
-          <w:p>
-            <w:r>
-              <w:rPr>
-                <w:sz w:val="15"/>
-              </w:rPr>
-            </w:r>
-          </w:p>
-        </w:tc>
-        <w:tc>
-          <w:tcPr>
-            <w:tcW w:type="dxa" w:w="1872"/>
-            <w:shd w:fill="F8FAFC"/>
-            <w:tcMar>
-              <w:top w:w="50" w:type="dxa"/>
-              <w:bottom w:w="50" w:type="dxa"/>
-              <w:left w:w="80" w:type="dxa"/>
-              <w:right w:w="80" w:type="dxa"/>
-            </w:tcMar>
-          </w:tcPr>
-          <w:p>
-            <w:r>
-              <w:rPr>
-                <w:sz w:val="15"/>
-              </w:rPr>
-            </w:r>
-          </w:p>
-        </w:tc>
-        <w:tc>
-          <w:tcPr>
-            <w:tcW w:type="dxa" w:w="3024"/>
-            <w:shd w:fill="F8FAFC"/>
-            <w:tcMar>
-              <w:top w:w="50" w:type="dxa"/>
-              <w:bottom w:w="50" w:type="dxa"/>
-              <w:left w:w="80" w:type="dxa"/>
-              <w:right w:w="80" w:type="dxa"/>
-            </w:tcMar>
-          </w:tcPr>
-          <w:p>
-            <w:r>
-              <w:rPr>
-                <w:b/>
-                <w:color w:val="1E293B"/>
-                <w:sz w:val="15"/>
-              </w:rPr>
-              <w:t>Letter of Award (LOA) / Letter of Intent (LOI)</w:t>
-            </w:r>
-          </w:p>
-        </w:tc>
-        <w:tc>
-          <w:tcPr>
-            <w:tcW w:type="dxa" w:w="2880"/>
-            <w:shd w:fill="F8FAFC"/>
-            <w:tcMar>
-              <w:top w:w="50" w:type="dxa"/>
-              <w:bottom w:w="50" w:type="dxa"/>
-              <w:left w:w="80" w:type="dxa"/>
-              <w:right w:w="80" w:type="dxa"/>
-            </w:tcMar>
-          </w:tcPr>
-          <w:p>
-            <w:r>
-              <w:rPr>
-                <w:sz w:val="15"/>
-              </w:rPr>
-              <w:t>LOA Ingestion modal &amp; Award acceptance form</w:t>
-            </w:r>
-          </w:p>
-        </w:tc>
-      </w:tr>
-      <w:tr>
-        <w:tc>
-          <w:tcPr>
-            <w:tcW w:type="dxa" w:w="2592"/>
-            <w:shd w:fill="FFFFFF"/>
-            <w:tcMar>
-              <w:top w:w="50" w:type="dxa"/>
-              <w:bottom w:w="50" w:type="dxa"/>
-              <w:left w:w="80" w:type="dxa"/>
-              <w:right w:w="80" w:type="dxa"/>
-            </w:tcMar>
-          </w:tcPr>
-          <w:p>
-            <w:r>
-              <w:rPr>
-                <w:sz w:val="15"/>
-              </w:rPr>
-            </w:r>
-          </w:p>
-        </w:tc>
-        <w:tc>
-          <w:tcPr>
-            <w:tcW w:type="dxa" w:w="1872"/>
-            <w:shd w:fill="FFFFFF"/>
-            <w:tcMar>
-              <w:top w:w="50" w:type="dxa"/>
-              <w:bottom w:w="50" w:type="dxa"/>
-              <w:left w:w="80" w:type="dxa"/>
-              <w:right w:w="80" w:type="dxa"/>
-            </w:tcMar>
-          </w:tcPr>
-          <w:p>
-            <w:r>
-              <w:rPr>
-                <w:sz w:val="15"/>
-              </w:rPr>
-            </w:r>
-          </w:p>
-        </w:tc>
-        <w:tc>
-          <w:tcPr>
-            <w:tcW w:type="dxa" w:w="3024"/>
-            <w:shd w:fill="FFFFFF"/>
-            <w:tcMar>
-              <w:top w:w="50" w:type="dxa"/>
-              <w:bottom w:w="50" w:type="dxa"/>
-              <w:left w:w="80" w:type="dxa"/>
-              <w:right w:w="80" w:type="dxa"/>
-            </w:tcMar>
-          </w:tcPr>
-          <w:p>
-            <w:r>
-              <w:rPr>
-                <w:b/>
-                <w:color w:val="1E293B"/>
-                <w:sz w:val="15"/>
-              </w:rPr>
-              <w:t>Formal Signed Contract Agreement</w:t>
-            </w:r>
-          </w:p>
-        </w:tc>
-        <w:tc>
-          <w:tcPr>
-            <w:tcW w:type="dxa" w:w="2880"/>
-            <w:shd w:fill="FFFFFF"/>
-            <w:tcMar>
-              <w:top w:w="50" w:type="dxa"/>
-              <w:bottom w:w="50" w:type="dxa"/>
-              <w:left w:w="80" w:type="dxa"/>
-              <w:right w:w="80" w:type="dxa"/>
-            </w:tcMar>
-          </w:tcPr>
-          <w:p>
-            <w:r>
-              <w:rPr>
-                <w:sz w:val="15"/>
-              </w:rPr>
-              <w:t>Contract Master Record &amp; Execution metadata</w:t>
-            </w:r>
-          </w:p>
-        </w:tc>
-      </w:tr>
-      <w:tr>
-        <w:tc>
-          <w:tcPr>
-            <w:tcW w:type="dxa" w:w="2592"/>
-            <w:shd w:fill="F8FAFC"/>
-            <w:tcMar>
-              <w:top w:w="50" w:type="dxa"/>
-              <w:bottom w:w="50" w:type="dxa"/>
-              <w:left w:w="80" w:type="dxa"/>
-              <w:right w:w="80" w:type="dxa"/>
-            </w:tcMar>
-          </w:tcPr>
-          <w:p>
-            <w:r>
-              <w:rPr>
-                <w:sz w:val="15"/>
-              </w:rPr>
-            </w:r>
-          </w:p>
-        </w:tc>
-        <w:tc>
-          <w:tcPr>
-            <w:tcW w:type="dxa" w:w="1872"/>
-            <w:shd w:fill="F8FAFC"/>
-            <w:tcMar>
-              <w:top w:w="50" w:type="dxa"/>
-              <w:bottom w:w="50" w:type="dxa"/>
-              <w:left w:w="80" w:type="dxa"/>
-              <w:right w:w="80" w:type="dxa"/>
-            </w:tcMar>
-          </w:tcPr>
-          <w:p>
-            <w:r>
-              <w:rPr>
-                <w:sz w:val="15"/>
-              </w:rPr>
-            </w:r>
-          </w:p>
-        </w:tc>
-        <w:tc>
-          <w:tcPr>
-            <w:tcW w:type="dxa" w:w="3024"/>
-            <w:shd w:fill="F8FAFC"/>
-            <w:tcMar>
-              <w:top w:w="50" w:type="dxa"/>
-              <w:bottom w:w="50" w:type="dxa"/>
-              <w:left w:w="80" w:type="dxa"/>
-              <w:right w:w="80" w:type="dxa"/>
-            </w:tcMar>
-          </w:tcPr>
-          <w:p>
-            <w:r>
-              <w:rPr>
-                <w:b/>
-                <w:color w:val="1E293B"/>
-                <w:sz w:val="15"/>
-              </w:rPr>
-              <w:t>Authorized Client Mother BOQ Schedule</w:t>
-            </w:r>
-          </w:p>
-        </w:tc>
-        <w:tc>
-          <w:tcPr>
-            <w:tcW w:type="dxa" w:w="2880"/>
-            <w:shd w:fill="F8FAFC"/>
-            <w:tcMar>
-              <w:top w:w="50" w:type="dxa"/>
-              <w:bottom w:w="50" w:type="dxa"/>
-              <w:left w:w="80" w:type="dxa"/>
-              <w:right w:w="80" w:type="dxa"/>
-            </w:tcMar>
-          </w:tcPr>
-          <w:p>
-            <w:r>
-              <w:rPr>
-                <w:sz w:val="15"/>
-              </w:rPr>
-              <w:t>Client Mother BOQ Dynamic Grid (N arbitrary line items)</w:t>
-            </w:r>
-          </w:p>
-        </w:tc>
-      </w:tr>
-      <w:tr>
-        <w:tc>
-          <w:tcPr>
-            <w:tcW w:type="dxa" w:w="2592"/>
-            <w:shd w:fill="FFFFFF"/>
-            <w:tcMar>
-              <w:top w:w="50" w:type="dxa"/>
-              <w:bottom w:w="50" w:type="dxa"/>
-              <w:left w:w="80" w:type="dxa"/>
-              <w:right w:w="80" w:type="dxa"/>
-            </w:tcMar>
-          </w:tcPr>
-          <w:p>
-            <w:r>
-              <w:rPr>
-                <w:sz w:val="15"/>
-              </w:rPr>
-            </w:r>
-          </w:p>
-        </w:tc>
-        <w:tc>
-          <w:tcPr>
-            <w:tcW w:type="dxa" w:w="1872"/>
-            <w:shd w:fill="FFFFFF"/>
-            <w:tcMar>
-              <w:top w:w="50" w:type="dxa"/>
-              <w:bottom w:w="50" w:type="dxa"/>
-              <w:left w:w="80" w:type="dxa"/>
-              <w:right w:w="80" w:type="dxa"/>
-            </w:tcMar>
-          </w:tcPr>
-          <w:p>
-            <w:r>
-              <w:rPr>
-                <w:sz w:val="15"/>
-              </w:rPr>
-            </w:r>
-          </w:p>
-        </w:tc>
-        <w:tc>
-          <w:tcPr>
-            <w:tcW w:type="dxa" w:w="3024"/>
-            <w:shd w:fill="FFFFFF"/>
-            <w:tcMar>
-              <w:top w:w="50" w:type="dxa"/>
-              <w:bottom w:w="50" w:type="dxa"/>
-              <w:left w:w="80" w:type="dxa"/>
-              <w:right w:w="80" w:type="dxa"/>
-            </w:tcMar>
-          </w:tcPr>
-          <w:p>
-            <w:r>
-              <w:rPr>
-                <w:b/>
-                <w:color w:val="1E293B"/>
-                <w:sz w:val="15"/>
-              </w:rPr>
-              <w:t>Contract Performance Bank Guarantee (CPBG)</w:t>
-            </w:r>
-          </w:p>
-        </w:tc>
-        <w:tc>
-          <w:tcPr>
-            <w:tcW w:type="dxa" w:w="2880"/>
-            <w:shd w:fill="FFFFFF"/>
-            <w:tcMar>
-              <w:top w:w="50" w:type="dxa"/>
-              <w:bottom w:w="50" w:type="dxa"/>
-              <w:left w:w="80" w:type="dxa"/>
-              <w:right w:w="80" w:type="dxa"/>
-            </w:tcMar>
-          </w:tcPr>
-          <w:p>
-            <w:r>
-              <w:rPr>
-                <w:sz w:val="15"/>
-              </w:rPr>
-              <w:t>BG Tracker with 60/30/15-day automated expiry alerts</w:t>
-            </w:r>
-          </w:p>
-        </w:tc>
-      </w:tr>
-      <w:tr>
-        <w:tc>
-          <w:tcPr>
-            <w:tcW w:type="dxa" w:w="2592"/>
-            <w:shd w:fill="F8FAFC"/>
-            <w:tcMar>
-              <w:top w:w="50" w:type="dxa"/>
-              <w:bottom w:w="50" w:type="dxa"/>
-              <w:left w:w="80" w:type="dxa"/>
-              <w:right w:w="80" w:type="dxa"/>
-            </w:tcMar>
-          </w:tcPr>
-          <w:p>
-            <w:r>
-              <w:rPr>
-                <w:sz w:val="15"/>
-              </w:rPr>
-            </w:r>
-          </w:p>
-        </w:tc>
-        <w:tc>
-          <w:tcPr>
-            <w:tcW w:type="dxa" w:w="1872"/>
-            <w:shd w:fill="F8FAFC"/>
-            <w:tcMar>
-              <w:top w:w="50" w:type="dxa"/>
-              <w:bottom w:w="50" w:type="dxa"/>
-              <w:left w:w="80" w:type="dxa"/>
-              <w:right w:w="80" w:type="dxa"/>
-            </w:tcMar>
-          </w:tcPr>
-          <w:p>
-            <w:r>
-              <w:rPr>
-                <w:sz w:val="15"/>
-              </w:rPr>
-            </w:r>
-          </w:p>
-        </w:tc>
-        <w:tc>
-          <w:tcPr>
-            <w:tcW w:type="dxa" w:w="3024"/>
-            <w:shd w:fill="F8FAFC"/>
-            <w:tcMar>
-              <w:top w:w="50" w:type="dxa"/>
-              <w:bottom w:w="50" w:type="dxa"/>
-              <w:left w:w="80" w:type="dxa"/>
-              <w:right w:w="80" w:type="dxa"/>
-            </w:tcMar>
-          </w:tcPr>
-          <w:p>
-            <w:r>
-              <w:rPr>
-                <w:b/>
-                <w:color w:val="1E293B"/>
-                <w:sz w:val="15"/>
-              </w:rPr>
-              <w:t>Advance Payment Bank Guarantee (APBG)</w:t>
-            </w:r>
-          </w:p>
-        </w:tc>
-        <w:tc>
-          <w:tcPr>
-            <w:tcW w:type="dxa" w:w="2880"/>
-            <w:shd w:fill="F8FAFC"/>
-            <w:tcMar>
-              <w:top w:w="50" w:type="dxa"/>
-              <w:bottom w:w="50" w:type="dxa"/>
-              <w:left w:w="80" w:type="dxa"/>
-              <w:right w:w="80" w:type="dxa"/>
-            </w:tcMar>
-          </w:tcPr>
-          <w:p>
-            <w:r>
-              <w:rPr>
-                <w:sz w:val="15"/>
-              </w:rPr>
-              <w:t>APBG Progressive Mobilization Recovery Ledger</w:t>
-            </w:r>
-          </w:p>
-        </w:tc>
-      </w:tr>
-      <w:tr>
-        <w:tc>
-          <w:tcPr>
-            <w:tcW w:type="dxa" w:w="2592"/>
-            <w:shd w:fill="FFFFFF"/>
-            <w:tcMar>
-              <w:top w:w="50" w:type="dxa"/>
-              <w:bottom w:w="50" w:type="dxa"/>
-              <w:left w:w="80" w:type="dxa"/>
-              <w:right w:w="80" w:type="dxa"/>
-            </w:tcMar>
-          </w:tcPr>
-          <w:p>
-            <w:r>
-              <w:rPr>
-                <w:sz w:val="15"/>
-              </w:rPr>
-            </w:r>
-          </w:p>
-        </w:tc>
-        <w:tc>
-          <w:tcPr>
-            <w:tcW w:type="dxa" w:w="1872"/>
-            <w:shd w:fill="FFFFFF"/>
-            <w:tcMar>
-              <w:top w:w="50" w:type="dxa"/>
-              <w:bottom w:w="50" w:type="dxa"/>
-              <w:left w:w="80" w:type="dxa"/>
-              <w:right w:w="80" w:type="dxa"/>
-            </w:tcMar>
-          </w:tcPr>
-          <w:p>
-            <w:r>
-              <w:rPr>
-                <w:sz w:val="15"/>
-              </w:rPr>
-            </w:r>
-          </w:p>
-        </w:tc>
-        <w:tc>
-          <w:tcPr>
-            <w:tcW w:type="dxa" w:w="3024"/>
-            <w:shd w:fill="FFFFFF"/>
-            <w:tcMar>
-              <w:top w:w="50" w:type="dxa"/>
-              <w:bottom w:w="50" w:type="dxa"/>
-              <w:left w:w="80" w:type="dxa"/>
-              <w:right w:w="80" w:type="dxa"/>
-            </w:tcMar>
-          </w:tcPr>
-          <w:p>
-            <w:r>
-              <w:rPr>
-                <w:b/>
-                <w:color w:val="1E293B"/>
-                <w:sz w:val="15"/>
-              </w:rPr>
-              <w:t>Contract Amendments, Addendums &amp; Variations</w:t>
-            </w:r>
-          </w:p>
-        </w:tc>
-        <w:tc>
-          <w:tcPr>
-            <w:tcW w:type="dxa" w:w="2880"/>
-            <w:shd w:fill="FFFFFF"/>
-            <w:tcMar>
-              <w:top w:w="50" w:type="dxa"/>
-              <w:bottom w:w="50" w:type="dxa"/>
-              <w:left w:w="80" w:type="dxa"/>
-              <w:right w:w="80" w:type="dxa"/>
-            </w:tcMar>
-          </w:tcPr>
-          <w:p>
-            <w:r>
-              <w:rPr>
-                <w:sz w:val="15"/>
-              </w:rPr>
-              <w:t>Scope Addendum &amp; Variation Order ledger</w:t>
-            </w:r>
-          </w:p>
-        </w:tc>
-      </w:tr>
-    </w:tbl>
-    <w:p>
-      <w:pPr>
-        <w:pStyle w:val="Heading2"/>
-        <w:spacing w:before="200" w:after="40"/>
-      </w:pPr>
-      <w:r>
-        <w:rPr>
-          <w:color w:val="2563EB"/>
-          <w:sz w:val="20"/>
-        </w:rPr>
-        <w:t>Module 02: Golden Activity Period Module (30+60 Days to Ground Break)</w:t>
-      </w:r>
-    </w:p>
-    <w:tbl>
-      <w:tblPr>
-        <w:tblW w:type="auto" w:w="0"/>
-        <w:jc w:val="center"/>
-        <w:tblLayout w:type="fixed"/>
-        <w:tblLook w:firstColumn="1" w:firstRow="1" w:lastColumn="0" w:lastRow="0" w:noHBand="0" w:noVBand="1" w:val="04A0"/>
-      </w:tblPr>
-      <w:tblGrid>
-        <w:gridCol w:w="2592"/>
-        <w:gridCol w:w="2592"/>
-        <w:gridCol w:w="2592"/>
-        <w:gridCol w:w="2592"/>
-      </w:tblGrid>
-      <w:tr>
-        <w:tc>
-          <w:tcPr>
-            <w:tcW w:type="dxa" w:w="2592"/>
-            <w:shd w:fill="1E293B"/>
-            <w:tcMar>
-              <w:top w:w="70" w:type="dxa"/>
-              <w:bottom w:w="70" w:type="dxa"/>
-              <w:left w:w="80" w:type="dxa"/>
-              <w:right w:w="80" w:type="dxa"/>
-            </w:tcMar>
-          </w:tcPr>
-          <w:p>
-            <w:r>
-              <w:rPr>
-                <w:b/>
-                <w:color w:val="FFFFFF"/>
-                <w:sz w:val="16"/>
-              </w:rPr>
-              <w:t>Module Name</w:t>
-            </w:r>
-          </w:p>
-        </w:tc>
-        <w:tc>
-          <w:tcPr>
-            <w:tcW w:type="dxa" w:w="1872"/>
-            <w:shd w:fill="1E293B"/>
-            <w:tcMar>
-              <w:top w:w="70" w:type="dxa"/>
-              <w:bottom w:w="70" w:type="dxa"/>
-              <w:left w:w="80" w:type="dxa"/>
-              <w:right w:w="80" w:type="dxa"/>
-            </w:tcMar>
-          </w:tcPr>
-          <w:p>
-            <w:r>
-              <w:rPr>
-                <w:b/>
-                <w:color w:val="FFFFFF"/>
-                <w:sz w:val="16"/>
-              </w:rPr>
-              <w:t>Lead Owner</w:t>
-            </w:r>
-          </w:p>
-        </w:tc>
-        <w:tc>
-          <w:tcPr>
-            <w:tcW w:type="dxa" w:w="3024"/>
-            <w:shd w:fill="1E293B"/>
-            <w:tcMar>
-              <w:top w:w="70" w:type="dxa"/>
-              <w:bottom w:w="70" w:type="dxa"/>
-              <w:left w:w="80" w:type="dxa"/>
-              <w:right w:w="80" w:type="dxa"/>
-            </w:tcMar>
-          </w:tcPr>
-          <w:p>
-            <w:r>
-              <w:rPr>
-                <w:b/>
-                <w:color w:val="FFFFFF"/>
-                <w:sz w:val="16"/>
-              </w:rPr>
-              <w:t>Primary Documentation Scope</w:t>
-            </w:r>
-          </w:p>
-        </w:tc>
-        <w:tc>
-          <w:tcPr>
-            <w:tcW w:type="dxa" w:w="2880"/>
-            <w:shd w:fill="1E293B"/>
-            <w:tcMar>
-              <w:top w:w="70" w:type="dxa"/>
-              <w:bottom w:w="70" w:type="dxa"/>
-              <w:left w:w="80" w:type="dxa"/>
-              <w:right w:w="80" w:type="dxa"/>
-            </w:tcMar>
-          </w:tcPr>
-          <w:p>
-            <w:r>
-              <w:rPr>
-                <w:b/>
-                <w:color w:val="FFFFFF"/>
-                <w:sz w:val="16"/>
-              </w:rPr>
-              <w:t>Specific Screen &amp; UI Features</w:t>
-            </w:r>
-          </w:p>
-        </w:tc>
-      </w:tr>
-      <w:tr>
-        <w:tc>
-          <w:tcPr>
-            <w:tcW w:type="dxa" w:w="2592"/>
-            <w:shd w:fill="FFFFFF"/>
-            <w:tcMar>
-              <w:top w:w="50" w:type="dxa"/>
-              <w:bottom w:w="50" w:type="dxa"/>
-              <w:left w:w="80" w:type="dxa"/>
-              <w:right w:w="80" w:type="dxa"/>
-            </w:tcMar>
-          </w:tcPr>
-          <w:p>
-            <w:r>
-              <w:rPr>
-                <w:b/>
-                <w:sz w:val="15"/>
-              </w:rPr>
-              <w:t>Module 02: Golden Activity Period Module (30+60 Days to Ground Break)</w:t>
-            </w:r>
-          </w:p>
-        </w:tc>
-        <w:tc>
-          <w:tcPr>
-            <w:tcW w:type="dxa" w:w="1872"/>
-            <w:shd w:fill="FFFFFF"/>
-            <w:tcMar>
-              <w:top w:w="50" w:type="dxa"/>
-              <w:bottom w:w="50" w:type="dxa"/>
-              <w:left w:w="80" w:type="dxa"/>
-              <w:right w:w="80" w:type="dxa"/>
+              <w:top w:w="60" w:type="dxa"/>
+              <w:bottom w:w="60" w:type="dxa"/>
+              <w:left w:w="70" w:type="dxa"/>
+              <w:right w:w="70" w:type="dxa"/>
             </w:tcMar>
           </w:tcPr>
           <w:p>
@@ -1883,13 +327,88 @@
         </w:tc>
         <w:tc>
           <w:tcPr>
+            <w:tcW w:type="dxa" w:w="3312"/>
+            <w:shd w:fill="F8FAFC"/>
+            <w:tcMar>
+              <w:top w:w="60" w:type="dxa"/>
+              <w:bottom w:w="60" w:type="dxa"/>
+              <w:left w:w="70" w:type="dxa"/>
+              <w:right w:w="70" w:type="dxa"/>
+            </w:tcMar>
+          </w:tcPr>
+          <w:p>
+            <w:r>
+              <w:rPr>
+                <w:sz w:val="15"/>
+              </w:rPr>
+              <w:t>1. 30-Day Pre-LOA Walkover: Form [Route Length '85 KM', Terrain '55km Plain, 20km Hilly, 10km Forest', Subcontractors Prequalified 'Gangs G01-G06', Ingot Hedging 'Complete'] + File: Pre_Award_Risk_Matrix.xlsx</w:t>
+              <w:br/>
+              <w:br/>
+              <w:t>2. 60-Day Master Action Plan: Form [Milestones L2-01 to L2-14, Target Ground Break 'Day 60', Critical Path 'Survey -&gt; Stubs -&gt; Store -&gt; Excavation'] + File: 60D_Action_Plan.mpp</w:t>
+              <w:br/>
+              <w:br/>
+              <w:t>3. Advance Mfg Clearance: Form [Select Mother BOQ Item 01 Conductor '450 KM' to Apar Silvassa; Item 05 Stubs '240 Sets' to Utkarsh Steel] + File: Advance_Mfg_Clearance_LOI.pdf</w:t>
+              <w:br/>
+              <w:br/>
+              <w:t>4. CEIG Electrical Sanction: Form [App Ref 'CEIG/2026/894', Date '2026-10-05', Contractor License Class-A, Approved Crossing 'NH-44 &amp; Central Rly'] + File: CEIG_Scheme_Approval.pdf</w:t>
+              <w:br/>
+              <w:br/>
+              <w:t>5. Principal Employer Form V &amp; CLRA: Form [Form V No 'MSETCL/FV/14', Date '2026-09-20', Max Labour '150', CLRA Lic 'CLRA/2026/048', Valid '29-Sep-2027'] + File: Form_V_and_CLRA_License.pdf</w:t>
+              <w:br/>
+              <w:br/>
+              <w:t>6. Central Store Readiness: Form [Yard Area '5.2 Acres', Fencing '100% 2.4m GI', Security 'SIS 6 Guards', Crane '20T Hydra', Sleepers '100 Beds'] + File: Store_Readiness_Audit.pdf</w:t>
+              <w:br/>
+              <w:br/>
+              <w:t>7. 60-Day Gate Sign-off: Form [Review Date 'Day 59', 6 Criteria Green (BOQ, CPBG, Stubs, CEIG, Form V, Store), Decision 'Approved'] + File: Day60_Gate_Signoff.pdf</w:t>
+            </w:r>
+          </w:p>
+        </w:tc>
+        <w:tc>
+          <w:tcPr>
             <w:tcW w:type="dxa" w:w="3024"/>
+            <w:shd w:fill="F8FAFC"/>
+            <w:tcMar>
+              <w:top w:w="60" w:type="dxa"/>
+              <w:bottom w:w="60" w:type="dxa"/>
+              <w:left w:w="70" w:type="dxa"/>
+              <w:right w:w="70" w:type="dxa"/>
+            </w:tcMar>
+          </w:tcPr>
+          <w:p>
+            <w:r>
+              <w:rPr>
+                <w:sz w:val="15"/>
+              </w:rPr>
+              <w:t>• /golden-period (GoldenPeriodDashboard.tsx): Live 60-Day countdown timer banner &amp; BRD 2.1 to 2.10 readiness checklist</w:t>
+              <w:br/>
+              <w:br/>
+              <w:t>• /golden-period/manufacturing-clearance: Dynamic BOQ allocation cards (computes ordered vs remaining balances)</w:t>
+              <w:br/>
+              <w:br/>
+              <w:t>• /golden-period/statutory (StatutoryVerification.tsx): 2-Track Statutory Vault (Track A: CEIG, Track B: Form V/CLRA)</w:t>
+              <w:br/>
+              <w:br/>
+              <w:t>• /golden-period/stores (StoreSetupTracker.tsx): Yard infrastructure checklist with photo upload proof</w:t>
+              <w:br/>
+              <w:br/>
+              <w:t>• /golden-period/insurance (InsuranceTracker.tsx): CAR &amp; Workmen Compensation policy register</w:t>
+              <w:br/>
+              <w:br/>
+              <w:t>• Gate Interlock Engine: System physically blocks DPR #01 (Excavation) until Gate Sign-off is executed</w:t>
+            </w:r>
+          </w:p>
+        </w:tc>
+      </w:tr>
+      <w:tr>
+        <w:tc>
+          <w:tcPr>
+            <w:tcW w:type="dxa" w:w="2304"/>
             <w:shd w:fill="FFFFFF"/>
             <w:tcMar>
-              <w:top w:w="50" w:type="dxa"/>
-              <w:bottom w:w="50" w:type="dxa"/>
-              <w:left w:w="80" w:type="dxa"/>
-              <w:right w:w="80" w:type="dxa"/>
+              <w:top w:w="60" w:type="dxa"/>
+              <w:bottom w:w="60" w:type="dxa"/>
+              <w:left w:w="70" w:type="dxa"/>
+              <w:right w:w="70" w:type="dxa"/>
             </w:tcMar>
           </w:tcPr>
           <w:p>
@@ -1899,671 +418,19 @@
                 <w:color w:val="1E293B"/>
                 <w:sz w:val="15"/>
               </w:rPr>
-              <w:t>30-Day Pre-LOA Readiness Checklist &amp; Risk Register</w:t>
+              <w:t>3. Construction Dashboard Module</w:t>
             </w:r>
           </w:p>
         </w:tc>
         <w:tc>
           <w:tcPr>
-            <w:tcW w:type="dxa" w:w="2880"/>
+            <w:tcW w:type="dxa" w:w="1728"/>
             <w:shd w:fill="FFFFFF"/>
             <w:tcMar>
-              <w:top w:w="50" w:type="dxa"/>
-              <w:bottom w:w="50" w:type="dxa"/>
-              <w:left w:w="80" w:type="dxa"/>
-              <w:right w:w="80" w:type="dxa"/>
-            </w:tcMar>
-          </w:tcPr>
-          <w:p>
-            <w:r>
-              <w:rPr>
-                <w:sz w:val="15"/>
-              </w:rPr>
-              <w:t>Pre-LOA Risk Matrix &amp; Subcontractor Readiness Card</w:t>
-            </w:r>
-          </w:p>
-        </w:tc>
-      </w:tr>
-      <w:tr>
-        <w:tc>
-          <w:tcPr>
-            <w:tcW w:type="dxa" w:w="2592"/>
-            <w:shd w:fill="F8FAFC"/>
-            <w:tcMar>
-              <w:top w:w="50" w:type="dxa"/>
-              <w:bottom w:w="50" w:type="dxa"/>
-              <w:left w:w="80" w:type="dxa"/>
-              <w:right w:w="80" w:type="dxa"/>
-            </w:tcMar>
-          </w:tcPr>
-          <w:p>
-            <w:r>
-              <w:rPr>
-                <w:sz w:val="15"/>
-              </w:rPr>
-            </w:r>
-          </w:p>
-        </w:tc>
-        <w:tc>
-          <w:tcPr>
-            <w:tcW w:type="dxa" w:w="1872"/>
-            <w:shd w:fill="F8FAFC"/>
-            <w:tcMar>
-              <w:top w:w="50" w:type="dxa"/>
-              <w:bottom w:w="50" w:type="dxa"/>
-              <w:left w:w="80" w:type="dxa"/>
-              <w:right w:w="80" w:type="dxa"/>
-            </w:tcMar>
-          </w:tcPr>
-          <w:p>
-            <w:r>
-              <w:rPr>
-                <w:sz w:val="15"/>
-              </w:rPr>
-            </w:r>
-          </w:p>
-        </w:tc>
-        <w:tc>
-          <w:tcPr>
-            <w:tcW w:type="dxa" w:w="3024"/>
-            <w:shd w:fill="F8FAFC"/>
-            <w:tcMar>
-              <w:top w:w="50" w:type="dxa"/>
-              <w:bottom w:w="50" w:type="dxa"/>
-              <w:left w:w="80" w:type="dxa"/>
-              <w:right w:w="80" w:type="dxa"/>
-            </w:tcMar>
-          </w:tcPr>
-          <w:p>
-            <w:r>
-              <w:rPr>
-                <w:b/>
-                <w:color w:val="1E293B"/>
-                <w:sz w:val="15"/>
-              </w:rPr>
-              <w:t>60-Day Golden Period Master Action Plan</w:t>
-            </w:r>
-          </w:p>
-        </w:tc>
-        <w:tc>
-          <w:tcPr>
-            <w:tcW w:type="dxa" w:w="2880"/>
-            <w:shd w:fill="F8FAFC"/>
-            <w:tcMar>
-              <w:top w:w="50" w:type="dxa"/>
-              <w:bottom w:w="50" w:type="dxa"/>
-              <w:left w:w="80" w:type="dxa"/>
-              <w:right w:w="80" w:type="dxa"/>
-            </w:tcMar>
-          </w:tcPr>
-          <w:p>
-            <w:r>
-              <w:rPr>
-                <w:sz w:val="15"/>
-              </w:rPr>
-              <w:t>60-Day Live Countdown Progress Banner &amp; Milestone tracker</w:t>
-            </w:r>
-          </w:p>
-        </w:tc>
-      </w:tr>
-      <w:tr>
-        <w:tc>
-          <w:tcPr>
-            <w:tcW w:type="dxa" w:w="2592"/>
-            <w:shd w:fill="FFFFFF"/>
-            <w:tcMar>
-              <w:top w:w="50" w:type="dxa"/>
-              <w:bottom w:w="50" w:type="dxa"/>
-              <w:left w:w="80" w:type="dxa"/>
-              <w:right w:w="80" w:type="dxa"/>
-            </w:tcMar>
-          </w:tcPr>
-          <w:p>
-            <w:r>
-              <w:rPr>
-                <w:sz w:val="15"/>
-              </w:rPr>
-            </w:r>
-          </w:p>
-        </w:tc>
-        <w:tc>
-          <w:tcPr>
-            <w:tcW w:type="dxa" w:w="1872"/>
-            <w:shd w:fill="FFFFFF"/>
-            <w:tcMar>
-              <w:top w:w="50" w:type="dxa"/>
-              <w:bottom w:w="50" w:type="dxa"/>
-              <w:left w:w="80" w:type="dxa"/>
-              <w:right w:w="80" w:type="dxa"/>
-            </w:tcMar>
-          </w:tcPr>
-          <w:p>
-            <w:r>
-              <w:rPr>
-                <w:sz w:val="15"/>
-              </w:rPr>
-            </w:r>
-          </w:p>
-        </w:tc>
-        <w:tc>
-          <w:tcPr>
-            <w:tcW w:type="dxa" w:w="3024"/>
-            <w:shd w:fill="FFFFFF"/>
-            <w:tcMar>
-              <w:top w:w="50" w:type="dxa"/>
-              <w:bottom w:w="50" w:type="dxa"/>
-              <w:left w:w="80" w:type="dxa"/>
-              <w:right w:w="80" w:type="dxa"/>
-            </w:tcMar>
-          </w:tcPr>
-          <w:p>
-            <w:r>
-              <w:rPr>
-                <w:b/>
-                <w:color w:val="1E293B"/>
-                <w:sz w:val="15"/>
-              </w:rPr>
-              <w:t>Advance Manufacturing Clearance (Conductor &amp; Stubs)</w:t>
-            </w:r>
-          </w:p>
-        </w:tc>
-        <w:tc>
-          <w:tcPr>
-            <w:tcW w:type="dxa" w:w="2880"/>
-            <w:shd w:fill="FFFFFF"/>
-            <w:tcMar>
-              <w:top w:w="50" w:type="dxa"/>
-              <w:bottom w:w="50" w:type="dxa"/>
-              <w:left w:w="80" w:type="dxa"/>
-              <w:right w:w="80" w:type="dxa"/>
-            </w:tcMar>
-          </w:tcPr>
-          <w:p>
-            <w:r>
-              <w:rPr>
-                <w:sz w:val="15"/>
-              </w:rPr>
-              <w:t>Dynamic BOQ Item Advance Allocation Cards</w:t>
-            </w:r>
-          </w:p>
-        </w:tc>
-      </w:tr>
-      <w:tr>
-        <w:tc>
-          <w:tcPr>
-            <w:tcW w:type="dxa" w:w="2592"/>
-            <w:shd w:fill="F8FAFC"/>
-            <w:tcMar>
-              <w:top w:w="50" w:type="dxa"/>
-              <w:bottom w:w="50" w:type="dxa"/>
-              <w:left w:w="80" w:type="dxa"/>
-              <w:right w:w="80" w:type="dxa"/>
-            </w:tcMar>
-          </w:tcPr>
-          <w:p>
-            <w:r>
-              <w:rPr>
-                <w:sz w:val="15"/>
-              </w:rPr>
-            </w:r>
-          </w:p>
-        </w:tc>
-        <w:tc>
-          <w:tcPr>
-            <w:tcW w:type="dxa" w:w="1872"/>
-            <w:shd w:fill="F8FAFC"/>
-            <w:tcMar>
-              <w:top w:w="50" w:type="dxa"/>
-              <w:bottom w:w="50" w:type="dxa"/>
-              <w:left w:w="80" w:type="dxa"/>
-              <w:right w:w="80" w:type="dxa"/>
-            </w:tcMar>
-          </w:tcPr>
-          <w:p>
-            <w:r>
-              <w:rPr>
-                <w:sz w:val="15"/>
-              </w:rPr>
-            </w:r>
-          </w:p>
-        </w:tc>
-        <w:tc>
-          <w:tcPr>
-            <w:tcW w:type="dxa" w:w="3024"/>
-            <w:shd w:fill="F8FAFC"/>
-            <w:tcMar>
-              <w:top w:w="50" w:type="dxa"/>
-              <w:bottom w:w="50" w:type="dxa"/>
-              <w:left w:w="80" w:type="dxa"/>
-              <w:right w:w="80" w:type="dxa"/>
-            </w:tcMar>
-          </w:tcPr>
-          <w:p>
-            <w:r>
-              <w:rPr>
-                <w:b/>
-                <w:color w:val="1E293B"/>
-                <w:sz w:val="15"/>
-              </w:rPr>
-              <w:t>CEIG Statutory Electrical Scheme Approval</w:t>
-            </w:r>
-          </w:p>
-        </w:tc>
-        <w:tc>
-          <w:tcPr>
-            <w:tcW w:type="dxa" w:w="2880"/>
-            <w:shd w:fill="F8FAFC"/>
-            <w:tcMar>
-              <w:top w:w="50" w:type="dxa"/>
-              <w:bottom w:w="50" w:type="dxa"/>
-              <w:left w:w="80" w:type="dxa"/>
-              <w:right w:w="80" w:type="dxa"/>
-            </w:tcMar>
-          </w:tcPr>
-          <w:p>
-            <w:r>
-              <w:rPr>
-                <w:sz w:val="15"/>
-              </w:rPr>
-              <w:t>Statutory Compliance Vault (CEIG &amp; Scheme Approval upload)</w:t>
-            </w:r>
-          </w:p>
-        </w:tc>
-      </w:tr>
-      <w:tr>
-        <w:tc>
-          <w:tcPr>
-            <w:tcW w:type="dxa" w:w="2592"/>
-            <w:shd w:fill="FFFFFF"/>
-            <w:tcMar>
-              <w:top w:w="50" w:type="dxa"/>
-              <w:bottom w:w="50" w:type="dxa"/>
-              <w:left w:w="80" w:type="dxa"/>
-              <w:right w:w="80" w:type="dxa"/>
-            </w:tcMar>
-          </w:tcPr>
-          <w:p>
-            <w:r>
-              <w:rPr>
-                <w:sz w:val="15"/>
-              </w:rPr>
-            </w:r>
-          </w:p>
-        </w:tc>
-        <w:tc>
-          <w:tcPr>
-            <w:tcW w:type="dxa" w:w="1872"/>
-            <w:shd w:fill="FFFFFF"/>
-            <w:tcMar>
-              <w:top w:w="50" w:type="dxa"/>
-              <w:bottom w:w="50" w:type="dxa"/>
-              <w:left w:w="80" w:type="dxa"/>
-              <w:right w:w="80" w:type="dxa"/>
-            </w:tcMar>
-          </w:tcPr>
-          <w:p>
-            <w:r>
-              <w:rPr>
-                <w:sz w:val="15"/>
-              </w:rPr>
-            </w:r>
-          </w:p>
-        </w:tc>
-        <w:tc>
-          <w:tcPr>
-            <w:tcW w:type="dxa" w:w="3024"/>
-            <w:shd w:fill="FFFFFF"/>
-            <w:tcMar>
-              <w:top w:w="50" w:type="dxa"/>
-              <w:bottom w:w="50" w:type="dxa"/>
-              <w:left w:w="80" w:type="dxa"/>
-              <w:right w:w="80" w:type="dxa"/>
-            </w:tcMar>
-          </w:tcPr>
-          <w:p>
-            <w:r>
-              <w:rPr>
-                <w:b/>
-                <w:color w:val="1E293B"/>
-                <w:sz w:val="15"/>
-              </w:rPr>
-              <w:t>Principal Employer Form V &amp; CLRA Labour License</w:t>
-            </w:r>
-          </w:p>
-        </w:tc>
-        <w:tc>
-          <w:tcPr>
-            <w:tcW w:type="dxa" w:w="2880"/>
-            <w:shd w:fill="FFFFFF"/>
-            <w:tcMar>
-              <w:top w:w="50" w:type="dxa"/>
-              <w:bottom w:w="50" w:type="dxa"/>
-              <w:left w:w="80" w:type="dxa"/>
-              <w:right w:w="80" w:type="dxa"/>
-            </w:tcMar>
-          </w:tcPr>
-          <w:p>
-            <w:r>
-              <w:rPr>
-                <w:sz w:val="15"/>
-              </w:rPr>
-              <w:t>Labour Compliance Tab (Form V &amp; 150-Workmen CLRA license)</w:t>
-            </w:r>
-          </w:p>
-        </w:tc>
-      </w:tr>
-      <w:tr>
-        <w:tc>
-          <w:tcPr>
-            <w:tcW w:type="dxa" w:w="2592"/>
-            <w:shd w:fill="F8FAFC"/>
-            <w:tcMar>
-              <w:top w:w="50" w:type="dxa"/>
-              <w:bottom w:w="50" w:type="dxa"/>
-              <w:left w:w="80" w:type="dxa"/>
-              <w:right w:w="80" w:type="dxa"/>
-            </w:tcMar>
-          </w:tcPr>
-          <w:p>
-            <w:r>
-              <w:rPr>
-                <w:sz w:val="15"/>
-              </w:rPr>
-            </w:r>
-          </w:p>
-        </w:tc>
-        <w:tc>
-          <w:tcPr>
-            <w:tcW w:type="dxa" w:w="1872"/>
-            <w:shd w:fill="F8FAFC"/>
-            <w:tcMar>
-              <w:top w:w="50" w:type="dxa"/>
-              <w:bottom w:w="50" w:type="dxa"/>
-              <w:left w:w="80" w:type="dxa"/>
-              <w:right w:w="80" w:type="dxa"/>
-            </w:tcMar>
-          </w:tcPr>
-          <w:p>
-            <w:r>
-              <w:rPr>
-                <w:sz w:val="15"/>
-              </w:rPr>
-            </w:r>
-          </w:p>
-        </w:tc>
-        <w:tc>
-          <w:tcPr>
-            <w:tcW w:type="dxa" w:w="3024"/>
-            <w:shd w:fill="F8FAFC"/>
-            <w:tcMar>
-              <w:top w:w="50" w:type="dxa"/>
-              <w:bottom w:w="50" w:type="dxa"/>
-              <w:left w:w="80" w:type="dxa"/>
-              <w:right w:w="80" w:type="dxa"/>
-            </w:tcMar>
-          </w:tcPr>
-          <w:p>
-            <w:r>
-              <w:rPr>
-                <w:b/>
-                <w:color w:val="1E293B"/>
-                <w:sz w:val="15"/>
-              </w:rPr>
-              <w:t>Central Site Store Readiness Sign-off Certificate</w:t>
-            </w:r>
-          </w:p>
-        </w:tc>
-        <w:tc>
-          <w:tcPr>
-            <w:tcW w:type="dxa" w:w="2880"/>
-            <w:shd w:fill="F8FAFC"/>
-            <w:tcMar>
-              <w:top w:w="50" w:type="dxa"/>
-              <w:bottom w:w="50" w:type="dxa"/>
-              <w:left w:w="80" w:type="dxa"/>
-              <w:right w:w="80" w:type="dxa"/>
-            </w:tcMar>
-          </w:tcPr>
-          <w:p>
-            <w:r>
-              <w:rPr>
-                <w:sz w:val="15"/>
-              </w:rPr>
-              <w:t>Central Store Infrastructure Audit Checklist (5-acre yard, fence, crane)</w:t>
-            </w:r>
-          </w:p>
-        </w:tc>
-      </w:tr>
-      <w:tr>
-        <w:tc>
-          <w:tcPr>
-            <w:tcW w:type="dxa" w:w="2592"/>
-            <w:shd w:fill="FFFFFF"/>
-            <w:tcMar>
-              <w:top w:w="50" w:type="dxa"/>
-              <w:bottom w:w="50" w:type="dxa"/>
-              <w:left w:w="80" w:type="dxa"/>
-              <w:right w:w="80" w:type="dxa"/>
-            </w:tcMar>
-          </w:tcPr>
-          <w:p>
-            <w:r>
-              <w:rPr>
-                <w:sz w:val="15"/>
-              </w:rPr>
-            </w:r>
-          </w:p>
-        </w:tc>
-        <w:tc>
-          <w:tcPr>
-            <w:tcW w:type="dxa" w:w="1872"/>
-            <w:shd w:fill="FFFFFF"/>
-            <w:tcMar>
-              <w:top w:w="50" w:type="dxa"/>
-              <w:bottom w:w="50" w:type="dxa"/>
-              <w:left w:w="80" w:type="dxa"/>
-              <w:right w:w="80" w:type="dxa"/>
-            </w:tcMar>
-          </w:tcPr>
-          <w:p>
-            <w:r>
-              <w:rPr>
-                <w:sz w:val="15"/>
-              </w:rPr>
-            </w:r>
-          </w:p>
-        </w:tc>
-        <w:tc>
-          <w:tcPr>
-            <w:tcW w:type="dxa" w:w="3024"/>
-            <w:shd w:fill="FFFFFF"/>
-            <w:tcMar>
-              <w:top w:w="50" w:type="dxa"/>
-              <w:bottom w:w="50" w:type="dxa"/>
-              <w:left w:w="80" w:type="dxa"/>
-              <w:right w:w="80" w:type="dxa"/>
-            </w:tcMar>
-          </w:tcPr>
-          <w:p>
-            <w:r>
-              <w:rPr>
-                <w:b/>
-                <w:color w:val="1E293B"/>
-                <w:sz w:val="15"/>
-              </w:rPr>
-              <w:t>60-Day Ground Break Gate Sign-off Certificate</w:t>
-            </w:r>
-          </w:p>
-        </w:tc>
-        <w:tc>
-          <w:tcPr>
-            <w:tcW w:type="dxa" w:w="2880"/>
-            <w:shd w:fill="FFFFFF"/>
-            <w:tcMar>
-              <w:top w:w="50" w:type="dxa"/>
-              <w:bottom w:w="50" w:type="dxa"/>
-              <w:left w:w="80" w:type="dxa"/>
-              <w:right w:w="80" w:type="dxa"/>
-            </w:tcMar>
-          </w:tcPr>
-          <w:p>
-            <w:r>
-              <w:rPr>
-                <w:sz w:val="15"/>
-              </w:rPr>
-              <w:t>Gate Interlock Engine (Blocks DPR #01 until 100% green)</w:t>
-            </w:r>
-          </w:p>
-        </w:tc>
-      </w:tr>
-    </w:tbl>
-    <w:p>
-      <w:pPr>
-        <w:pStyle w:val="Heading2"/>
-        <w:spacing w:before="200" w:after="40"/>
-      </w:pPr>
-      <w:r>
-        <w:rPr>
-          <w:color w:val="2563EB"/>
-          <w:sz w:val="20"/>
-        </w:rPr>
-        <w:t>Module 03: Construction Dashboard Module</w:t>
-      </w:r>
-    </w:p>
-    <w:tbl>
-      <w:tblPr>
-        <w:tblW w:type="auto" w:w="0"/>
-        <w:jc w:val="center"/>
-        <w:tblLayout w:type="fixed"/>
-        <w:tblLook w:firstColumn="1" w:firstRow="1" w:lastColumn="0" w:lastRow="0" w:noHBand="0" w:noVBand="1" w:val="04A0"/>
-      </w:tblPr>
-      <w:tblGrid>
-        <w:gridCol w:w="2592"/>
-        <w:gridCol w:w="2592"/>
-        <w:gridCol w:w="2592"/>
-        <w:gridCol w:w="2592"/>
-      </w:tblGrid>
-      <w:tr>
-        <w:tc>
-          <w:tcPr>
-            <w:tcW w:type="dxa" w:w="2592"/>
-            <w:shd w:fill="1E293B"/>
-            <w:tcMar>
-              <w:top w:w="70" w:type="dxa"/>
-              <w:bottom w:w="70" w:type="dxa"/>
-              <w:left w:w="80" w:type="dxa"/>
-              <w:right w:w="80" w:type="dxa"/>
-            </w:tcMar>
-          </w:tcPr>
-          <w:p>
-            <w:r>
-              <w:rPr>
-                <w:b/>
-                <w:color w:val="FFFFFF"/>
-                <w:sz w:val="16"/>
-              </w:rPr>
-              <w:t>Module Name</w:t>
-            </w:r>
-          </w:p>
-        </w:tc>
-        <w:tc>
-          <w:tcPr>
-            <w:tcW w:type="dxa" w:w="1872"/>
-            <w:shd w:fill="1E293B"/>
-            <w:tcMar>
-              <w:top w:w="70" w:type="dxa"/>
-              <w:bottom w:w="70" w:type="dxa"/>
-              <w:left w:w="80" w:type="dxa"/>
-              <w:right w:w="80" w:type="dxa"/>
-            </w:tcMar>
-          </w:tcPr>
-          <w:p>
-            <w:r>
-              <w:rPr>
-                <w:b/>
-                <w:color w:val="FFFFFF"/>
-                <w:sz w:val="16"/>
-              </w:rPr>
-              <w:t>Lead Owner</w:t>
-            </w:r>
-          </w:p>
-        </w:tc>
-        <w:tc>
-          <w:tcPr>
-            <w:tcW w:type="dxa" w:w="3024"/>
-            <w:shd w:fill="1E293B"/>
-            <w:tcMar>
-              <w:top w:w="70" w:type="dxa"/>
-              <w:bottom w:w="70" w:type="dxa"/>
-              <w:left w:w="80" w:type="dxa"/>
-              <w:right w:w="80" w:type="dxa"/>
-            </w:tcMar>
-          </w:tcPr>
-          <w:p>
-            <w:r>
-              <w:rPr>
-                <w:b/>
-                <w:color w:val="FFFFFF"/>
-                <w:sz w:val="16"/>
-              </w:rPr>
-              <w:t>Primary Documentation Scope</w:t>
-            </w:r>
-          </w:p>
-        </w:tc>
-        <w:tc>
-          <w:tcPr>
-            <w:tcW w:type="dxa" w:w="2880"/>
-            <w:shd w:fill="1E293B"/>
-            <w:tcMar>
-              <w:top w:w="70" w:type="dxa"/>
-              <w:bottom w:w="70" w:type="dxa"/>
-              <w:left w:w="80" w:type="dxa"/>
-              <w:right w:w="80" w:type="dxa"/>
-            </w:tcMar>
-          </w:tcPr>
-          <w:p>
-            <w:r>
-              <w:rPr>
-                <w:b/>
-                <w:color w:val="FFFFFF"/>
-                <w:sz w:val="16"/>
-              </w:rPr>
-              <w:t>Specific Screen &amp; UI Features</w:t>
-            </w:r>
-          </w:p>
-        </w:tc>
-      </w:tr>
-      <w:tr>
-        <w:tc>
-          <w:tcPr>
-            <w:tcW w:type="dxa" w:w="2592"/>
-            <w:shd w:fill="FFFFFF"/>
-            <w:tcMar>
-              <w:top w:w="50" w:type="dxa"/>
-              <w:bottom w:w="50" w:type="dxa"/>
-              <w:left w:w="80" w:type="dxa"/>
-              <w:right w:w="80" w:type="dxa"/>
-            </w:tcMar>
-          </w:tcPr>
-          <w:p>
-            <w:r>
-              <w:rPr>
-                <w:b/>
-                <w:sz w:val="15"/>
-              </w:rPr>
-              <w:t>Module 03: Construction Dashboard Module</w:t>
-            </w:r>
-          </w:p>
-        </w:tc>
-        <w:tc>
-          <w:tcPr>
-            <w:tcW w:type="dxa" w:w="1872"/>
-            <w:shd w:fill="FFFFFF"/>
-            <w:tcMar>
-              <w:top w:w="50" w:type="dxa"/>
-              <w:bottom w:w="50" w:type="dxa"/>
-              <w:left w:w="80" w:type="dxa"/>
-              <w:right w:w="80" w:type="dxa"/>
+              <w:top w:w="60" w:type="dxa"/>
+              <w:bottom w:w="60" w:type="dxa"/>
+              <w:left w:w="70" w:type="dxa"/>
+              <w:right w:w="70" w:type="dxa"/>
             </w:tcMar>
           </w:tcPr>
           <w:p>
@@ -2580,13 +447,82 @@
         </w:tc>
         <w:tc>
           <w:tcPr>
+            <w:tcW w:type="dxa" w:w="3312"/>
+            <w:shd w:fill="FFFFFF"/>
+            <w:tcMar>
+              <w:top w:w="60" w:type="dxa"/>
+              <w:bottom w:w="60" w:type="dxa"/>
+              <w:left w:w="70" w:type="dxa"/>
+              <w:right w:w="70" w:type="dxa"/>
+            </w:tcMar>
+          </w:tcPr>
+          <w:p>
+            <w:r>
+              <w:rPr>
+                <w:sz w:val="15"/>
+              </w:rPr>
+              <w:t>1. L2 Master Schedule: Form [WBS Codes L2-01 to L2-14, Durations (Civil 90d, Erection 120d, Stringing 90d), Resource Loading, Milestone Rev-0 Lock] + File: WBS_L2_Baseline_Rev0.mpp</w:t>
+              <w:br/>
+              <w:br/>
+              <w:t>2. Daily Progress Reports (DPR): Form [Date '2026-10-31', Segment 'Seg-01', Gang 'Gang-01', Activity 'Foundation Excavation &amp; Stub Setting', Location 'AP-01', Qty '4 Pits / 1 Stub set', Manpower '18', Hours '8', GPS Tag '21.24°N, 79.15°E'] + File: DPR_Site_Photos.pdf</w:t>
+              <w:br/>
+              <w:br/>
+              <w:t>3. Quality Check Sheets (QCS): Form [QCS ID 'QCS-CIV-001', Loc 'AP-01', Diagonal Tolerance '±2mm Pass', Pit Depth '3.2m Pass', Slump '100mm Pass', 7d/28d Cube Strength '16.5/24.2 N/mm² Pass'] + File: Signed_QCS_Field_Sheet.pdf</w:t>
+              <w:br/>
+              <w:br/>
+              <w:t>4. Joint Measurement Certificate: Form [JMC Ref 'JMC-2026-NOV-01', Period 'Nov-2026', Towers 'AP-01 to AP-25', Work '25 Foundations Cast', Signatories 'Suresh Yadav / APAR + Er. Patil / Utility AE'] + File: Signed_JMC_Certificate.pdf</w:t>
+              <w:br/>
+              <w:br/>
+              <w:t>5. Pre-Commissioning Protocols: Form [Pre-charging test, Mega-Ohm test '&gt;1000 MΩ Pass', KPTCL OTDR Attenuation Log 'Avg 0.198 dB/km Pass (spec ≤0.21)', Splice Loss '&lt;0.05 dB Pass'] + File: OTDR_Loss_Trace_Report.pdf</w:t>
+              <w:br/>
+              <w:br/>
+              <w:t>6. Taking Over Certificate (TOC): Form [TOC Ref 'TOC-2028-014', 24-hr Trial Operation 'Passed 14-Feb-2028', Punch List '100% Cleared'] + File: Utility_TOC_Certificate.pdf</w:t>
+            </w:r>
+          </w:p>
+        </w:tc>
+        <w:tc>
+          <w:tcPr>
             <w:tcW w:type="dxa" w:w="3024"/>
             <w:shd w:fill="FFFFFF"/>
             <w:tcMar>
-              <w:top w:w="50" w:type="dxa"/>
-              <w:bottom w:w="50" w:type="dxa"/>
-              <w:left w:w="80" w:type="dxa"/>
-              <w:right w:w="80" w:type="dxa"/>
+              <w:top w:w="60" w:type="dxa"/>
+              <w:bottom w:w="60" w:type="dxa"/>
+              <w:left w:w="70" w:type="dxa"/>
+              <w:right w:w="70" w:type="dxa"/>
+            </w:tcMar>
+          </w:tcPr>
+          <w:p>
+            <w:r>
+              <w:rPr>
+                <w:sz w:val="15"/>
+              </w:rPr>
+              <w:t>• /wbs (WBSManager.tsx): Interactive Gantt Engine with Critical Path tracking &amp; Milestone variance indicators</w:t>
+              <w:br/>
+              <w:br/>
+              <w:t>• /installation/dpr (DPRList.tsx): Multi-gang digital DPR entry form with weather impact &amp; idling logs (locked daily at 20:00 hrs)</w:t>
+              <w:br/>
+              <w:br/>
+              <w:t>• /qa-qc/inspections (InspectionList.tsx): Field quality stage-wise QCS verification cards</w:t>
+              <w:br/>
+              <w:br/>
+              <w:t>• /installation/jmc (JMCList.tsx): Dual-signature JMC modal (mandatory prerequisite for client billing)</w:t>
+              <w:br/>
+              <w:br/>
+              <w:t>• /commissioning (CommissioningDashboard.tsx): Pre-commissioning test log vault, OTDR loss curves &amp; TOC handover sign-off</w:t>
+            </w:r>
+          </w:p>
+        </w:tc>
+      </w:tr>
+      <w:tr>
+        <w:tc>
+          <w:tcPr>
+            <w:tcW w:type="dxa" w:w="2304"/>
+            <w:shd w:fill="F8FAFC"/>
+            <w:tcMar>
+              <w:top w:w="60" w:type="dxa"/>
+              <w:bottom w:w="60" w:type="dxa"/>
+              <w:left w:w="70" w:type="dxa"/>
+              <w:right w:w="70" w:type="dxa"/>
             </w:tcMar>
           </w:tcPr>
           <w:p>
@@ -2596,589 +532,19 @@
                 <w:color w:val="1E293B"/>
                 <w:sz w:val="15"/>
               </w:rPr>
-              <w:t>WBS L2 Master Baseline Project Schedule</w:t>
+              <w:t>4. Procurement Module</w:t>
             </w:r>
           </w:p>
         </w:tc>
         <w:tc>
           <w:tcPr>
-            <w:tcW w:type="dxa" w:w="2880"/>
-            <w:shd w:fill="FFFFFF"/>
-            <w:tcMar>
-              <w:top w:w="50" w:type="dxa"/>
-              <w:bottom w:w="50" w:type="dxa"/>
-              <w:left w:w="80" w:type="dxa"/>
-              <w:right w:w="80" w:type="dxa"/>
-            </w:tcMar>
-          </w:tcPr>
-          <w:p>
-            <w:r>
-              <w:rPr>
-                <w:sz w:val="15"/>
-              </w:rPr>
-              <w:t>Interactive L2 Gantt Engine with Critical Path tracking</w:t>
-            </w:r>
-          </w:p>
-        </w:tc>
-      </w:tr>
-      <w:tr>
-        <w:tc>
-          <w:tcPr>
-            <w:tcW w:type="dxa" w:w="2592"/>
+            <w:tcW w:type="dxa" w:w="1728"/>
             <w:shd w:fill="F8FAFC"/>
             <w:tcMar>
-              <w:top w:w="50" w:type="dxa"/>
-              <w:bottom w:w="50" w:type="dxa"/>
-              <w:left w:w="80" w:type="dxa"/>
-              <w:right w:w="80" w:type="dxa"/>
-            </w:tcMar>
-          </w:tcPr>
-          <w:p>
-            <w:r>
-              <w:rPr>
-                <w:sz w:val="15"/>
-              </w:rPr>
-            </w:r>
-          </w:p>
-        </w:tc>
-        <w:tc>
-          <w:tcPr>
-            <w:tcW w:type="dxa" w:w="1872"/>
-            <w:shd w:fill="F8FAFC"/>
-            <w:tcMar>
-              <w:top w:w="50" w:type="dxa"/>
-              <w:bottom w:w="50" w:type="dxa"/>
-              <w:left w:w="80" w:type="dxa"/>
-              <w:right w:w="80" w:type="dxa"/>
-            </w:tcMar>
-          </w:tcPr>
-          <w:p>
-            <w:r>
-              <w:rPr>
-                <w:sz w:val="15"/>
-              </w:rPr>
-            </w:r>
-          </w:p>
-        </w:tc>
-        <w:tc>
-          <w:tcPr>
-            <w:tcW w:type="dxa" w:w="3024"/>
-            <w:shd w:fill="F8FAFC"/>
-            <w:tcMar>
-              <w:top w:w="50" w:type="dxa"/>
-              <w:bottom w:w="50" w:type="dxa"/>
-              <w:left w:w="80" w:type="dxa"/>
-              <w:right w:w="80" w:type="dxa"/>
-            </w:tcMar>
-          </w:tcPr>
-          <w:p>
-            <w:r>
-              <w:rPr>
-                <w:b/>
-                <w:color w:val="1E293B"/>
-                <w:sz w:val="15"/>
-              </w:rPr>
-              <w:t>Daily Progress Reports (DPRs - Civil, Erection, Stringing, Splicing)</w:t>
-            </w:r>
-          </w:p>
-        </w:tc>
-        <w:tc>
-          <w:tcPr>
-            <w:tcW w:type="dxa" w:w="2880"/>
-            <w:shd w:fill="F8FAFC"/>
-            <w:tcMar>
-              <w:top w:w="50" w:type="dxa"/>
-              <w:bottom w:w="50" w:type="dxa"/>
-              <w:left w:w="80" w:type="dxa"/>
-              <w:right w:w="80" w:type="dxa"/>
-            </w:tcMar>
-          </w:tcPr>
-          <w:p>
-            <w:r>
-              <w:rPr>
-                <w:sz w:val="15"/>
-              </w:rPr>
-              <w:t>Multi-gang DPR Form (Civil/Erection/HTLS Stringing/OPGW)</w:t>
-            </w:r>
-          </w:p>
-        </w:tc>
-      </w:tr>
-      <w:tr>
-        <w:tc>
-          <w:tcPr>
-            <w:tcW w:type="dxa" w:w="2592"/>
-            <w:shd w:fill="FFFFFF"/>
-            <w:tcMar>
-              <w:top w:w="50" w:type="dxa"/>
-              <w:bottom w:w="50" w:type="dxa"/>
-              <w:left w:w="80" w:type="dxa"/>
-              <w:right w:w="80" w:type="dxa"/>
-            </w:tcMar>
-          </w:tcPr>
-          <w:p>
-            <w:r>
-              <w:rPr>
-                <w:sz w:val="15"/>
-              </w:rPr>
-            </w:r>
-          </w:p>
-        </w:tc>
-        <w:tc>
-          <w:tcPr>
-            <w:tcW w:type="dxa" w:w="1872"/>
-            <w:shd w:fill="FFFFFF"/>
-            <w:tcMar>
-              <w:top w:w="50" w:type="dxa"/>
-              <w:bottom w:w="50" w:type="dxa"/>
-              <w:left w:w="80" w:type="dxa"/>
-              <w:right w:w="80" w:type="dxa"/>
-            </w:tcMar>
-          </w:tcPr>
-          <w:p>
-            <w:r>
-              <w:rPr>
-                <w:sz w:val="15"/>
-              </w:rPr>
-            </w:r>
-          </w:p>
-        </w:tc>
-        <w:tc>
-          <w:tcPr>
-            <w:tcW w:type="dxa" w:w="3024"/>
-            <w:shd w:fill="FFFFFF"/>
-            <w:tcMar>
-              <w:top w:w="50" w:type="dxa"/>
-              <w:bottom w:w="50" w:type="dxa"/>
-              <w:left w:w="80" w:type="dxa"/>
-              <w:right w:w="80" w:type="dxa"/>
-            </w:tcMar>
-          </w:tcPr>
-          <w:p>
-            <w:r>
-              <w:rPr>
-                <w:b/>
-                <w:color w:val="1E293B"/>
-                <w:sz w:val="15"/>
-              </w:rPr>
-              <w:t>Quality Check Sheets (QCS - Pit, Concreting, Torque, Sagging)</w:t>
-            </w:r>
-          </w:p>
-        </w:tc>
-        <w:tc>
-          <w:tcPr>
-            <w:tcW w:type="dxa" w:w="2880"/>
-            <w:shd w:fill="FFFFFF"/>
-            <w:tcMar>
-              <w:top w:w="50" w:type="dxa"/>
-              <w:bottom w:w="50" w:type="dxa"/>
-              <w:left w:w="80" w:type="dxa"/>
-              <w:right w:w="80" w:type="dxa"/>
-            </w:tcMar>
-          </w:tcPr>
-          <w:p>
-            <w:r>
-              <w:rPr>
-                <w:sz w:val="15"/>
-              </w:rPr>
-              <w:t>QCS Field Quality Matrix (Cube test, Torque, Sag logs)</w:t>
-            </w:r>
-          </w:p>
-        </w:tc>
-      </w:tr>
-      <w:tr>
-        <w:tc>
-          <w:tcPr>
-            <w:tcW w:type="dxa" w:w="2592"/>
-            <w:shd w:fill="F8FAFC"/>
-            <w:tcMar>
-              <w:top w:w="50" w:type="dxa"/>
-              <w:bottom w:w="50" w:type="dxa"/>
-              <w:left w:w="80" w:type="dxa"/>
-              <w:right w:w="80" w:type="dxa"/>
-            </w:tcMar>
-          </w:tcPr>
-          <w:p>
-            <w:r>
-              <w:rPr>
-                <w:sz w:val="15"/>
-              </w:rPr>
-            </w:r>
-          </w:p>
-        </w:tc>
-        <w:tc>
-          <w:tcPr>
-            <w:tcW w:type="dxa" w:w="1872"/>
-            <w:shd w:fill="F8FAFC"/>
-            <w:tcMar>
-              <w:top w:w="50" w:type="dxa"/>
-              <w:bottom w:w="50" w:type="dxa"/>
-              <w:left w:w="80" w:type="dxa"/>
-              <w:right w:w="80" w:type="dxa"/>
-            </w:tcMar>
-          </w:tcPr>
-          <w:p>
-            <w:r>
-              <w:rPr>
-                <w:sz w:val="15"/>
-              </w:rPr>
-            </w:r>
-          </w:p>
-        </w:tc>
-        <w:tc>
-          <w:tcPr>
-            <w:tcW w:type="dxa" w:w="3024"/>
-            <w:shd w:fill="F8FAFC"/>
-            <w:tcMar>
-              <w:top w:w="50" w:type="dxa"/>
-              <w:bottom w:w="50" w:type="dxa"/>
-              <w:left w:w="80" w:type="dxa"/>
-              <w:right w:w="80" w:type="dxa"/>
-            </w:tcMar>
-          </w:tcPr>
-          <w:p>
-            <w:r>
-              <w:rPr>
-                <w:b/>
-                <w:color w:val="1E293B"/>
-                <w:sz w:val="15"/>
-              </w:rPr>
-              <w:t>Joint Measurement Certificates (JMC)</w:t>
-            </w:r>
-          </w:p>
-        </w:tc>
-        <w:tc>
-          <w:tcPr>
-            <w:tcW w:type="dxa" w:w="2880"/>
-            <w:shd w:fill="F8FAFC"/>
-            <w:tcMar>
-              <w:top w:w="50" w:type="dxa"/>
-              <w:bottom w:w="50" w:type="dxa"/>
-              <w:left w:w="80" w:type="dxa"/>
-              <w:right w:w="80" w:type="dxa"/>
-            </w:tcMar>
-          </w:tcPr>
-          <w:p>
-            <w:r>
-              <w:rPr>
-                <w:sz w:val="15"/>
-              </w:rPr>
-              <w:t>Dual-sign JMC Attachment Modal (APAR + Utility AE)</w:t>
-            </w:r>
-          </w:p>
-        </w:tc>
-      </w:tr>
-      <w:tr>
-        <w:tc>
-          <w:tcPr>
-            <w:tcW w:type="dxa" w:w="2592"/>
-            <w:shd w:fill="FFFFFF"/>
-            <w:tcMar>
-              <w:top w:w="50" w:type="dxa"/>
-              <w:bottom w:w="50" w:type="dxa"/>
-              <w:left w:w="80" w:type="dxa"/>
-              <w:right w:w="80" w:type="dxa"/>
-            </w:tcMar>
-          </w:tcPr>
-          <w:p>
-            <w:r>
-              <w:rPr>
-                <w:sz w:val="15"/>
-              </w:rPr>
-            </w:r>
-          </w:p>
-        </w:tc>
-        <w:tc>
-          <w:tcPr>
-            <w:tcW w:type="dxa" w:w="1872"/>
-            <w:shd w:fill="FFFFFF"/>
-            <w:tcMar>
-              <w:top w:w="50" w:type="dxa"/>
-              <w:bottom w:w="50" w:type="dxa"/>
-              <w:left w:w="80" w:type="dxa"/>
-              <w:right w:w="80" w:type="dxa"/>
-            </w:tcMar>
-          </w:tcPr>
-          <w:p>
-            <w:r>
-              <w:rPr>
-                <w:sz w:val="15"/>
-              </w:rPr>
-            </w:r>
-          </w:p>
-        </w:tc>
-        <w:tc>
-          <w:tcPr>
-            <w:tcW w:type="dxa" w:w="3024"/>
-            <w:shd w:fill="FFFFFF"/>
-            <w:tcMar>
-              <w:top w:w="50" w:type="dxa"/>
-              <w:bottom w:w="50" w:type="dxa"/>
-              <w:left w:w="80" w:type="dxa"/>
-              <w:right w:w="80" w:type="dxa"/>
-            </w:tcMar>
-          </w:tcPr>
-          <w:p>
-            <w:r>
-              <w:rPr>
-                <w:b/>
-                <w:color w:val="1E293B"/>
-                <w:sz w:val="15"/>
-              </w:rPr>
-              <w:t>Pre-Commissioning Test Protocols (HTLS / OTDR for OPGW)</w:t>
-            </w:r>
-          </w:p>
-        </w:tc>
-        <w:tc>
-          <w:tcPr>
-            <w:tcW w:type="dxa" w:w="2880"/>
-            <w:shd w:fill="FFFFFF"/>
-            <w:tcMar>
-              <w:top w:w="50" w:type="dxa"/>
-              <w:bottom w:w="50" w:type="dxa"/>
-              <w:left w:w="80" w:type="dxa"/>
-              <w:right w:w="80" w:type="dxa"/>
-            </w:tcMar>
-          </w:tcPr>
-          <w:p>
-            <w:r>
-              <w:rPr>
-                <w:sz w:val="15"/>
-              </w:rPr>
-              <w:t>KPTCL OTDR Attenuation Loss Log Vault (≤0.21 dB/km) &amp; Pre-charging</w:t>
-            </w:r>
-          </w:p>
-        </w:tc>
-      </w:tr>
-      <w:tr>
-        <w:tc>
-          <w:tcPr>
-            <w:tcW w:type="dxa" w:w="2592"/>
-            <w:shd w:fill="F8FAFC"/>
-            <w:tcMar>
-              <w:top w:w="50" w:type="dxa"/>
-              <w:bottom w:w="50" w:type="dxa"/>
-              <w:left w:w="80" w:type="dxa"/>
-              <w:right w:w="80" w:type="dxa"/>
-            </w:tcMar>
-          </w:tcPr>
-          <w:p>
-            <w:r>
-              <w:rPr>
-                <w:sz w:val="15"/>
-              </w:rPr>
-            </w:r>
-          </w:p>
-        </w:tc>
-        <w:tc>
-          <w:tcPr>
-            <w:tcW w:type="dxa" w:w="1872"/>
-            <w:shd w:fill="F8FAFC"/>
-            <w:tcMar>
-              <w:top w:w="50" w:type="dxa"/>
-              <w:bottom w:w="50" w:type="dxa"/>
-              <w:left w:w="80" w:type="dxa"/>
-              <w:right w:w="80" w:type="dxa"/>
-            </w:tcMar>
-          </w:tcPr>
-          <w:p>
-            <w:r>
-              <w:rPr>
-                <w:sz w:val="15"/>
-              </w:rPr>
-            </w:r>
-          </w:p>
-        </w:tc>
-        <w:tc>
-          <w:tcPr>
-            <w:tcW w:type="dxa" w:w="3024"/>
-            <w:shd w:fill="F8FAFC"/>
-            <w:tcMar>
-              <w:top w:w="50" w:type="dxa"/>
-              <w:bottom w:w="50" w:type="dxa"/>
-              <w:left w:w="80" w:type="dxa"/>
-              <w:right w:w="80" w:type="dxa"/>
-            </w:tcMar>
-          </w:tcPr>
-          <w:p>
-            <w:r>
-              <w:rPr>
-                <w:b/>
-                <w:color w:val="1E293B"/>
-                <w:sz w:val="15"/>
-              </w:rPr>
-              <w:t>Taking Over Certificate (TOC) / Operational Handover</w:t>
-            </w:r>
-          </w:p>
-        </w:tc>
-        <w:tc>
-          <w:tcPr>
-            <w:tcW w:type="dxa" w:w="2880"/>
-            <w:shd w:fill="F8FAFC"/>
-            <w:tcMar>
-              <w:top w:w="50" w:type="dxa"/>
-              <w:bottom w:w="50" w:type="dxa"/>
-              <w:left w:w="80" w:type="dxa"/>
-              <w:right w:w="80" w:type="dxa"/>
-            </w:tcMar>
-          </w:tcPr>
-          <w:p>
-            <w:r>
-              <w:rPr>
-                <w:sz w:val="15"/>
-              </w:rPr>
-              <w:t>TOC Operational Handover Certificate Sign-off</w:t>
-            </w:r>
-          </w:p>
-        </w:tc>
-      </w:tr>
-    </w:tbl>
-    <w:p>
-      <w:pPr>
-        <w:pStyle w:val="Heading2"/>
-        <w:spacing w:before="200" w:after="40"/>
-      </w:pPr>
-      <w:r>
-        <w:rPr>
-          <w:color w:val="2563EB"/>
-          <w:sz w:val="20"/>
-        </w:rPr>
-        <w:t>Module 04: Procurement Module</w:t>
-      </w:r>
-    </w:p>
-    <w:tbl>
-      <w:tblPr>
-        <w:tblW w:type="auto" w:w="0"/>
-        <w:jc w:val="center"/>
-        <w:tblLayout w:type="fixed"/>
-        <w:tblLook w:firstColumn="1" w:firstRow="1" w:lastColumn="0" w:lastRow="0" w:noHBand="0" w:noVBand="1" w:val="04A0"/>
-      </w:tblPr>
-      <w:tblGrid>
-        <w:gridCol w:w="2592"/>
-        <w:gridCol w:w="2592"/>
-        <w:gridCol w:w="2592"/>
-        <w:gridCol w:w="2592"/>
-      </w:tblGrid>
-      <w:tr>
-        <w:tc>
-          <w:tcPr>
-            <w:tcW w:type="dxa" w:w="2592"/>
-            <w:shd w:fill="1E293B"/>
-            <w:tcMar>
-              <w:top w:w="70" w:type="dxa"/>
-              <w:bottom w:w="70" w:type="dxa"/>
-              <w:left w:w="80" w:type="dxa"/>
-              <w:right w:w="80" w:type="dxa"/>
-            </w:tcMar>
-          </w:tcPr>
-          <w:p>
-            <w:r>
-              <w:rPr>
-                <w:b/>
-                <w:color w:val="FFFFFF"/>
-                <w:sz w:val="16"/>
-              </w:rPr>
-              <w:t>Module Name</w:t>
-            </w:r>
-          </w:p>
-        </w:tc>
-        <w:tc>
-          <w:tcPr>
-            <w:tcW w:type="dxa" w:w="1872"/>
-            <w:shd w:fill="1E293B"/>
-            <w:tcMar>
-              <w:top w:w="70" w:type="dxa"/>
-              <w:bottom w:w="70" w:type="dxa"/>
-              <w:left w:w="80" w:type="dxa"/>
-              <w:right w:w="80" w:type="dxa"/>
-            </w:tcMar>
-          </w:tcPr>
-          <w:p>
-            <w:r>
-              <w:rPr>
-                <w:b/>
-                <w:color w:val="FFFFFF"/>
-                <w:sz w:val="16"/>
-              </w:rPr>
-              <w:t>Lead Owner</w:t>
-            </w:r>
-          </w:p>
-        </w:tc>
-        <w:tc>
-          <w:tcPr>
-            <w:tcW w:type="dxa" w:w="3024"/>
-            <w:shd w:fill="1E293B"/>
-            <w:tcMar>
-              <w:top w:w="70" w:type="dxa"/>
-              <w:bottom w:w="70" w:type="dxa"/>
-              <w:left w:w="80" w:type="dxa"/>
-              <w:right w:w="80" w:type="dxa"/>
-            </w:tcMar>
-          </w:tcPr>
-          <w:p>
-            <w:r>
-              <w:rPr>
-                <w:b/>
-                <w:color w:val="FFFFFF"/>
-                <w:sz w:val="16"/>
-              </w:rPr>
-              <w:t>Primary Documentation Scope</w:t>
-            </w:r>
-          </w:p>
-        </w:tc>
-        <w:tc>
-          <w:tcPr>
-            <w:tcW w:type="dxa" w:w="2880"/>
-            <w:shd w:fill="1E293B"/>
-            <w:tcMar>
-              <w:top w:w="70" w:type="dxa"/>
-              <w:bottom w:w="70" w:type="dxa"/>
-              <w:left w:w="80" w:type="dxa"/>
-              <w:right w:w="80" w:type="dxa"/>
-            </w:tcMar>
-          </w:tcPr>
-          <w:p>
-            <w:r>
-              <w:rPr>
-                <w:b/>
-                <w:color w:val="FFFFFF"/>
-                <w:sz w:val="16"/>
-              </w:rPr>
-              <w:t>Specific Screen &amp; UI Features</w:t>
-            </w:r>
-          </w:p>
-        </w:tc>
-      </w:tr>
-      <w:tr>
-        <w:tc>
-          <w:tcPr>
-            <w:tcW w:type="dxa" w:w="2592"/>
-            <w:shd w:fill="FFFFFF"/>
-            <w:tcMar>
-              <w:top w:w="50" w:type="dxa"/>
-              <w:bottom w:w="50" w:type="dxa"/>
-              <w:left w:w="80" w:type="dxa"/>
-              <w:right w:w="80" w:type="dxa"/>
-            </w:tcMar>
-          </w:tcPr>
-          <w:p>
-            <w:r>
-              <w:rPr>
-                <w:b/>
-                <w:sz w:val="15"/>
-              </w:rPr>
-              <w:t>Module 04: Procurement Module</w:t>
-            </w:r>
-          </w:p>
-        </w:tc>
-        <w:tc>
-          <w:tcPr>
-            <w:tcW w:type="dxa" w:w="1872"/>
-            <w:shd w:fill="FFFFFF"/>
-            <w:tcMar>
-              <w:top w:w="50" w:type="dxa"/>
-              <w:bottom w:w="50" w:type="dxa"/>
-              <w:left w:w="80" w:type="dxa"/>
-              <w:right w:w="80" w:type="dxa"/>
+              <w:top w:w="60" w:type="dxa"/>
+              <w:bottom w:w="60" w:type="dxa"/>
+              <w:left w:w="70" w:type="dxa"/>
+              <w:right w:w="70" w:type="dxa"/>
             </w:tcMar>
           </w:tcPr>
           <w:p>
@@ -3195,13 +561,88 @@
         </w:tc>
         <w:tc>
           <w:tcPr>
+            <w:tcW w:type="dxa" w:w="3312"/>
+            <w:shd w:fill="F8FAFC"/>
+            <w:tcMar>
+              <w:top w:w="60" w:type="dxa"/>
+              <w:bottom w:w="60" w:type="dxa"/>
+              <w:left w:w="70" w:type="dxa"/>
+              <w:right w:w="70" w:type="dxa"/>
+            </w:tcMar>
+          </w:tcPr>
+          <w:p>
+            <w:r>
+              <w:rPr>
+                <w:sz w:val="15"/>
+              </w:rPr>
+              <w:t>1. Quotation Comparison (QCS): Form [Category 'Tower Stubs', Estimate '₹2.74 Cr', Vendors: Utkarsh ₹2.56 Cr (L1), Goodluck ₹2.68 Cr (L2), Skipper ₹2.72 Cr (L3), Decision 'Award to Utkarsh'] + File: QCS_Commercial_Summary.xlsx</w:t>
+              <w:br/>
+              <w:br/>
+              <w:t>2. Supplier Purchase Orders: Form [PO 'PO-TWR-2026-001', Vendor 'Utkarsh India', Mother BOQ Item 05 Stubs, Qty '240 Sets / 280 MT', Rate '₹91,714/set', Value '₹2,56,80,000', Delivery Site 'Koradi Store', Due '18-Oct-2026'] + File: Signed_Purchase_Order.pdf</w:t>
+              <w:br/>
+              <w:br/>
+              <w:t>3. Inspection Call Notice: Form [Call Ref 'INSP-2026-01', Plant 'Utkarsh Steel', Lot '240 Stub Sets ready', Date '07-Oct-2026', Nominated Inspector 'Er. Deshmukh / EE MSETCL'] + File: Inspection_Call_Notice.pdf</w:t>
+              <w:br/>
+              <w:br/>
+              <w:t>4. Joint FAT Report &amp; MTC: Form [FAT Ref 'FAT-UTK-01', Tests (Galvanizing '88.4 μm Pass', Steel Grade 'E250/E350 Pass', Hole Pitch 'Pass'), Verdict 'Accepted'] + File: Signed_FAT_Report_and_MTC.pdf</w:t>
+              <w:br/>
+              <w:br/>
+              <w:t>5. Utility Dispatch Instruction: Form [DI Ref 'DI-MSETCL-2026-088', Authorized Qty '200 KM Conductor + 240 Stub Sets', Consignee 'Koradi Central Store'] + File: Client_DI_Signed.pdf</w:t>
+              <w:br/>
+              <w:br/>
+              <w:t>6. Delivery Proofs &amp; E-Way Bills: Form [LR 'LR-TCI-9412', Vehicle 'MH-40-BL-4811', E-Way Bill '2418-9410-0211', Material '80 Stub Sets', Net Wt '24,150 kg'] + File: Challan_and_EWayBill.pdf</w:t>
+              <w:br/>
+              <w:br/>
+              <w:t>7. Supplier &amp; Gang Bills: Form [Bill ID 'BILL-UTK-001', Vendor 'Utkarsh', Inv No 'INV-901', Gross '₹85,60,000', GST '₹15,40,800', Net '₹1,01,00,800', Due Date '21-Nov-2026'] + File: Vendor_Tax_Invoice.pdf</w:t>
+            </w:r>
+          </w:p>
+        </w:tc>
+        <w:tc>
+          <w:tcPr>
             <w:tcW w:type="dxa" w:w="3024"/>
+            <w:shd w:fill="F8FAFC"/>
+            <w:tcMar>
+              <w:top w:w="60" w:type="dxa"/>
+              <w:bottom w:w="60" w:type="dxa"/>
+              <w:left w:w="70" w:type="dxa"/>
+              <w:right w:w="70" w:type="dxa"/>
+            </w:tcMar>
+          </w:tcPr>
+          <w:p>
+            <w:r>
+              <w:rPr>
+                <w:sz w:val="15"/>
+              </w:rPr>
+              <w:t>• /procurement/vendors (VendorList.tsx): QCS Evaluation Matrix (compares 3+ vendor quotes)</w:t>
+              <w:br/>
+              <w:br/>
+              <w:t>• /procurement/purchase-orders (POList.tsx &amp; POLineItemList.tsx): PO Generator engine locked strictly to Mother BOQ balance</w:t>
+              <w:br/>
+              <w:br/>
+              <w:t>• /qa-qc/inspections (InspectionList.tsx): Inspection Call scheduler &amp; FAT test report mapping card</w:t>
+              <w:br/>
+              <w:br/>
+              <w:t>• /golden-period/dispatches (DispatchTracker.tsx): Utility DI register &amp; truck loading gate clearance</w:t>
+              <w:br/>
+              <w:br/>
+              <w:t>• /inventory/dispatch (InventoryDashboard.tsx): Consignment tracker with LR and weighbridge verification</w:t>
+              <w:br/>
+              <w:br/>
+              <w:t>• /finance/bills (BillList.tsx): Subcontractor &amp; vendor bill processing with 30/60/90-day payables ageing grid</w:t>
+            </w:r>
+          </w:p>
+        </w:tc>
+      </w:tr>
+      <w:tr>
+        <w:tc>
+          <w:tcPr>
+            <w:tcW w:type="dxa" w:w="2304"/>
             <w:shd w:fill="FFFFFF"/>
             <w:tcMar>
-              <w:top w:w="50" w:type="dxa"/>
-              <w:bottom w:w="50" w:type="dxa"/>
-              <w:left w:w="80" w:type="dxa"/>
-              <w:right w:w="80" w:type="dxa"/>
+              <w:top w:w="60" w:type="dxa"/>
+              <w:bottom w:w="60" w:type="dxa"/>
+              <w:left w:w="70" w:type="dxa"/>
+              <w:right w:w="70" w:type="dxa"/>
             </w:tcMar>
           </w:tcPr>
           <w:p>
@@ -3211,671 +652,19 @@
                 <w:color w:val="1E293B"/>
                 <w:sz w:val="15"/>
               </w:rPr>
-              <w:t>Quotation Comparison Statement (QCS)</w:t>
+              <w:t>5. Credit Control Module</w:t>
             </w:r>
           </w:p>
         </w:tc>
         <w:tc>
           <w:tcPr>
-            <w:tcW w:type="dxa" w:w="2880"/>
+            <w:tcW w:type="dxa" w:w="1728"/>
             <w:shd w:fill="FFFFFF"/>
             <w:tcMar>
-              <w:top w:w="50" w:type="dxa"/>
-              <w:bottom w:w="50" w:type="dxa"/>
-              <w:left w:w="80" w:type="dxa"/>
-              <w:right w:w="80" w:type="dxa"/>
-            </w:tcMar>
-          </w:tcPr>
-          <w:p>
-            <w:r>
-              <w:rPr>
-                <w:sz w:val="15"/>
-              </w:rPr>
-              <w:t>QCS Commercial Bid Evaluator (Compares 3+ vendor quotes)</w:t>
-            </w:r>
-          </w:p>
-        </w:tc>
-      </w:tr>
-      <w:tr>
-        <w:tc>
-          <w:tcPr>
-            <w:tcW w:type="dxa" w:w="2592"/>
-            <w:shd w:fill="F8FAFC"/>
-            <w:tcMar>
-              <w:top w:w="50" w:type="dxa"/>
-              <w:bottom w:w="50" w:type="dxa"/>
-              <w:left w:w="80" w:type="dxa"/>
-              <w:right w:w="80" w:type="dxa"/>
-            </w:tcMar>
-          </w:tcPr>
-          <w:p>
-            <w:r>
-              <w:rPr>
-                <w:sz w:val="15"/>
-              </w:rPr>
-            </w:r>
-          </w:p>
-        </w:tc>
-        <w:tc>
-          <w:tcPr>
-            <w:tcW w:type="dxa" w:w="1872"/>
-            <w:shd w:fill="F8FAFC"/>
-            <w:tcMar>
-              <w:top w:w="50" w:type="dxa"/>
-              <w:bottom w:w="50" w:type="dxa"/>
-              <w:left w:w="80" w:type="dxa"/>
-              <w:right w:w="80" w:type="dxa"/>
-            </w:tcMar>
-          </w:tcPr>
-          <w:p>
-            <w:r>
-              <w:rPr>
-                <w:sz w:val="15"/>
-              </w:rPr>
-            </w:r>
-          </w:p>
-        </w:tc>
-        <w:tc>
-          <w:tcPr>
-            <w:tcW w:type="dxa" w:w="3024"/>
-            <w:shd w:fill="F8FAFC"/>
-            <w:tcMar>
-              <w:top w:w="50" w:type="dxa"/>
-              <w:bottom w:w="50" w:type="dxa"/>
-              <w:left w:w="80" w:type="dxa"/>
-              <w:right w:w="80" w:type="dxa"/>
-            </w:tcMar>
-          </w:tcPr>
-          <w:p>
-            <w:r>
-              <w:rPr>
-                <w:b/>
-                <w:color w:val="1E293B"/>
-                <w:sz w:val="15"/>
-              </w:rPr>
-              <w:t>Supplier Purchase Orders (PO) &amp; Internal Plant LOIs</w:t>
-            </w:r>
-          </w:p>
-        </w:tc>
-        <w:tc>
-          <w:tcPr>
-            <w:tcW w:type="dxa" w:w="2880"/>
-            <w:shd w:fill="F8FAFC"/>
-            <w:tcMar>
-              <w:top w:w="50" w:type="dxa"/>
-              <w:bottom w:w="50" w:type="dxa"/>
-              <w:left w:w="80" w:type="dxa"/>
-              <w:right w:w="80" w:type="dxa"/>
-            </w:tcMar>
-          </w:tcPr>
-          <w:p>
-            <w:r>
-              <w:rPr>
-                <w:sz w:val="15"/>
-              </w:rPr>
-              <w:t>PO Generator locked strictly to Mother BOQ item balances</w:t>
-            </w:r>
-          </w:p>
-        </w:tc>
-      </w:tr>
-      <w:tr>
-        <w:tc>
-          <w:tcPr>
-            <w:tcW w:type="dxa" w:w="2592"/>
-            <w:shd w:fill="FFFFFF"/>
-            <w:tcMar>
-              <w:top w:w="50" w:type="dxa"/>
-              <w:bottom w:w="50" w:type="dxa"/>
-              <w:left w:w="80" w:type="dxa"/>
-              <w:right w:w="80" w:type="dxa"/>
-            </w:tcMar>
-          </w:tcPr>
-          <w:p>
-            <w:r>
-              <w:rPr>
-                <w:sz w:val="15"/>
-              </w:rPr>
-            </w:r>
-          </w:p>
-        </w:tc>
-        <w:tc>
-          <w:tcPr>
-            <w:tcW w:type="dxa" w:w="1872"/>
-            <w:shd w:fill="FFFFFF"/>
-            <w:tcMar>
-              <w:top w:w="50" w:type="dxa"/>
-              <w:bottom w:w="50" w:type="dxa"/>
-              <w:left w:w="80" w:type="dxa"/>
-              <w:right w:w="80" w:type="dxa"/>
-            </w:tcMar>
-          </w:tcPr>
-          <w:p>
-            <w:r>
-              <w:rPr>
-                <w:sz w:val="15"/>
-              </w:rPr>
-            </w:r>
-          </w:p>
-        </w:tc>
-        <w:tc>
-          <w:tcPr>
-            <w:tcW w:type="dxa" w:w="3024"/>
-            <w:shd w:fill="FFFFFF"/>
-            <w:tcMar>
-              <w:top w:w="50" w:type="dxa"/>
-              <w:bottom w:w="50" w:type="dxa"/>
-              <w:left w:w="80" w:type="dxa"/>
-              <w:right w:w="80" w:type="dxa"/>
-            </w:tcMar>
-          </w:tcPr>
-          <w:p>
-            <w:r>
-              <w:rPr>
-                <w:b/>
-                <w:color w:val="1E293B"/>
-                <w:sz w:val="15"/>
-              </w:rPr>
-              <w:t>Factory Inspection Call Notices</w:t>
-            </w:r>
-          </w:p>
-        </w:tc>
-        <w:tc>
-          <w:tcPr>
-            <w:tcW w:type="dxa" w:w="2880"/>
-            <w:shd w:fill="FFFFFF"/>
-            <w:tcMar>
-              <w:top w:w="50" w:type="dxa"/>
-              <w:bottom w:w="50" w:type="dxa"/>
-              <w:left w:w="80" w:type="dxa"/>
-              <w:right w:w="80" w:type="dxa"/>
-            </w:tcMar>
-          </w:tcPr>
-          <w:p>
-            <w:r>
-              <w:rPr>
-                <w:sz w:val="15"/>
-              </w:rPr>
-              <w:t>Joint FAT Inspection Scheduler &amp; Nomination Tracker</w:t>
-            </w:r>
-          </w:p>
-        </w:tc>
-      </w:tr>
-      <w:tr>
-        <w:tc>
-          <w:tcPr>
-            <w:tcW w:type="dxa" w:w="2592"/>
-            <w:shd w:fill="F8FAFC"/>
-            <w:tcMar>
-              <w:top w:w="50" w:type="dxa"/>
-              <w:bottom w:w="50" w:type="dxa"/>
-              <w:left w:w="80" w:type="dxa"/>
-              <w:right w:w="80" w:type="dxa"/>
-            </w:tcMar>
-          </w:tcPr>
-          <w:p>
-            <w:r>
-              <w:rPr>
-                <w:sz w:val="15"/>
-              </w:rPr>
-            </w:r>
-          </w:p>
-        </w:tc>
-        <w:tc>
-          <w:tcPr>
-            <w:tcW w:type="dxa" w:w="1872"/>
-            <w:shd w:fill="F8FAFC"/>
-            <w:tcMar>
-              <w:top w:w="50" w:type="dxa"/>
-              <w:bottom w:w="50" w:type="dxa"/>
-              <w:left w:w="80" w:type="dxa"/>
-              <w:right w:w="80" w:type="dxa"/>
-            </w:tcMar>
-          </w:tcPr>
-          <w:p>
-            <w:r>
-              <w:rPr>
-                <w:sz w:val="15"/>
-              </w:rPr>
-            </w:r>
-          </w:p>
-        </w:tc>
-        <w:tc>
-          <w:tcPr>
-            <w:tcW w:type="dxa" w:w="3024"/>
-            <w:shd w:fill="F8FAFC"/>
-            <w:tcMar>
-              <w:top w:w="50" w:type="dxa"/>
-              <w:bottom w:w="50" w:type="dxa"/>
-              <w:left w:w="80" w:type="dxa"/>
-              <w:right w:w="80" w:type="dxa"/>
-            </w:tcMar>
-          </w:tcPr>
-          <w:p>
-            <w:r>
-              <w:rPr>
-                <w:b/>
-                <w:color w:val="1E293B"/>
-                <w:sz w:val="15"/>
-              </w:rPr>
-              <w:t>Factory Acceptance Test (FAT) Reports &amp; MTC Certificates</w:t>
-            </w:r>
-          </w:p>
-        </w:tc>
-        <w:tc>
-          <w:tcPr>
-            <w:tcW w:type="dxa" w:w="2880"/>
-            <w:shd w:fill="F8FAFC"/>
-            <w:tcMar>
-              <w:top w:w="50" w:type="dxa"/>
-              <w:bottom w:w="50" w:type="dxa"/>
-              <w:left w:w="80" w:type="dxa"/>
-              <w:right w:w="80" w:type="dxa"/>
-            </w:tcMar>
-          </w:tcPr>
-          <w:p>
-            <w:r>
-              <w:rPr>
-                <w:sz w:val="15"/>
-              </w:rPr>
-              <w:t>FAT Mapping Card (Validates UTS, resistance, galvanizing)</w:t>
-            </w:r>
-          </w:p>
-        </w:tc>
-      </w:tr>
-      <w:tr>
-        <w:tc>
-          <w:tcPr>
-            <w:tcW w:type="dxa" w:w="2592"/>
-            <w:shd w:fill="FFFFFF"/>
-            <w:tcMar>
-              <w:top w:w="50" w:type="dxa"/>
-              <w:bottom w:w="50" w:type="dxa"/>
-              <w:left w:w="80" w:type="dxa"/>
-              <w:right w:w="80" w:type="dxa"/>
-            </w:tcMar>
-          </w:tcPr>
-          <w:p>
-            <w:r>
-              <w:rPr>
-                <w:sz w:val="15"/>
-              </w:rPr>
-            </w:r>
-          </w:p>
-        </w:tc>
-        <w:tc>
-          <w:tcPr>
-            <w:tcW w:type="dxa" w:w="1872"/>
-            <w:shd w:fill="FFFFFF"/>
-            <w:tcMar>
-              <w:top w:w="50" w:type="dxa"/>
-              <w:bottom w:w="50" w:type="dxa"/>
-              <w:left w:w="80" w:type="dxa"/>
-              <w:right w:w="80" w:type="dxa"/>
-            </w:tcMar>
-          </w:tcPr>
-          <w:p>
-            <w:r>
-              <w:rPr>
-                <w:sz w:val="15"/>
-              </w:rPr>
-            </w:r>
-          </w:p>
-        </w:tc>
-        <w:tc>
-          <w:tcPr>
-            <w:tcW w:type="dxa" w:w="3024"/>
-            <w:shd w:fill="FFFFFF"/>
-            <w:tcMar>
-              <w:top w:w="50" w:type="dxa"/>
-              <w:bottom w:w="50" w:type="dxa"/>
-              <w:left w:w="80" w:type="dxa"/>
-              <w:right w:w="80" w:type="dxa"/>
-            </w:tcMar>
-          </w:tcPr>
-          <w:p>
-            <w:r>
-              <w:rPr>
-                <w:b/>
-                <w:color w:val="1E293B"/>
-                <w:sz w:val="15"/>
-              </w:rPr>
-              <w:t>Client Dispatch Instructions (DI)</w:t>
-            </w:r>
-          </w:p>
-        </w:tc>
-        <w:tc>
-          <w:tcPr>
-            <w:tcW w:type="dxa" w:w="2880"/>
-            <w:shd w:fill="FFFFFF"/>
-            <w:tcMar>
-              <w:top w:w="50" w:type="dxa"/>
-              <w:bottom w:w="50" w:type="dxa"/>
-              <w:left w:w="80" w:type="dxa"/>
-              <w:right w:w="80" w:type="dxa"/>
-            </w:tcMar>
-          </w:tcPr>
-          <w:p>
-            <w:r>
-              <w:rPr>
-                <w:sz w:val="15"/>
-              </w:rPr>
-              <w:t>Official Client DI Register &amp; Truck Gate Clearance</w:t>
-            </w:r>
-          </w:p>
-        </w:tc>
-      </w:tr>
-      <w:tr>
-        <w:tc>
-          <w:tcPr>
-            <w:tcW w:type="dxa" w:w="2592"/>
-            <w:shd w:fill="F8FAFC"/>
-            <w:tcMar>
-              <w:top w:w="50" w:type="dxa"/>
-              <w:bottom w:w="50" w:type="dxa"/>
-              <w:left w:w="80" w:type="dxa"/>
-              <w:right w:w="80" w:type="dxa"/>
-            </w:tcMar>
-          </w:tcPr>
-          <w:p>
-            <w:r>
-              <w:rPr>
-                <w:sz w:val="15"/>
-              </w:rPr>
-            </w:r>
-          </w:p>
-        </w:tc>
-        <w:tc>
-          <w:tcPr>
-            <w:tcW w:type="dxa" w:w="1872"/>
-            <w:shd w:fill="F8FAFC"/>
-            <w:tcMar>
-              <w:top w:w="50" w:type="dxa"/>
-              <w:bottom w:w="50" w:type="dxa"/>
-              <w:left w:w="80" w:type="dxa"/>
-              <w:right w:w="80" w:type="dxa"/>
-            </w:tcMar>
-          </w:tcPr>
-          <w:p>
-            <w:r>
-              <w:rPr>
-                <w:sz w:val="15"/>
-              </w:rPr>
-            </w:r>
-          </w:p>
-        </w:tc>
-        <w:tc>
-          <w:tcPr>
-            <w:tcW w:type="dxa" w:w="3024"/>
-            <w:shd w:fill="F8FAFC"/>
-            <w:tcMar>
-              <w:top w:w="50" w:type="dxa"/>
-              <w:bottom w:w="50" w:type="dxa"/>
-              <w:left w:w="80" w:type="dxa"/>
-              <w:right w:w="80" w:type="dxa"/>
-            </w:tcMar>
-          </w:tcPr>
-          <w:p>
-            <w:r>
-              <w:rPr>
-                <w:b/>
-                <w:color w:val="1E293B"/>
-                <w:sz w:val="15"/>
-              </w:rPr>
-              <w:t>Delivery Proofs, Lorry Receipts (LR) &amp; E-Way Bills</w:t>
-            </w:r>
-          </w:p>
-        </w:tc>
-        <w:tc>
-          <w:tcPr>
-            <w:tcW w:type="dxa" w:w="2880"/>
-            <w:shd w:fill="F8FAFC"/>
-            <w:tcMar>
-              <w:top w:w="50" w:type="dxa"/>
-              <w:bottom w:w="50" w:type="dxa"/>
-              <w:left w:w="80" w:type="dxa"/>
-              <w:right w:w="80" w:type="dxa"/>
-            </w:tcMar>
-          </w:tcPr>
-          <w:p>
-            <w:r>
-              <w:rPr>
-                <w:sz w:val="15"/>
-              </w:rPr>
-              <w:t>Transporter Proof Vault (LR, weighbridge slips &amp; e-way bills)</w:t>
-            </w:r>
-          </w:p>
-        </w:tc>
-      </w:tr>
-      <w:tr>
-        <w:tc>
-          <w:tcPr>
-            <w:tcW w:type="dxa" w:w="2592"/>
-            <w:shd w:fill="FFFFFF"/>
-            <w:tcMar>
-              <w:top w:w="50" w:type="dxa"/>
-              <w:bottom w:w="50" w:type="dxa"/>
-              <w:left w:w="80" w:type="dxa"/>
-              <w:right w:w="80" w:type="dxa"/>
-            </w:tcMar>
-          </w:tcPr>
-          <w:p>
-            <w:r>
-              <w:rPr>
-                <w:sz w:val="15"/>
-              </w:rPr>
-            </w:r>
-          </w:p>
-        </w:tc>
-        <w:tc>
-          <w:tcPr>
-            <w:tcW w:type="dxa" w:w="1872"/>
-            <w:shd w:fill="FFFFFF"/>
-            <w:tcMar>
-              <w:top w:w="50" w:type="dxa"/>
-              <w:bottom w:w="50" w:type="dxa"/>
-              <w:left w:w="80" w:type="dxa"/>
-              <w:right w:w="80" w:type="dxa"/>
-            </w:tcMar>
-          </w:tcPr>
-          <w:p>
-            <w:r>
-              <w:rPr>
-                <w:sz w:val="15"/>
-              </w:rPr>
-            </w:r>
-          </w:p>
-        </w:tc>
-        <w:tc>
-          <w:tcPr>
-            <w:tcW w:type="dxa" w:w="3024"/>
-            <w:shd w:fill="FFFFFF"/>
-            <w:tcMar>
-              <w:top w:w="50" w:type="dxa"/>
-              <w:bottom w:w="50" w:type="dxa"/>
-              <w:left w:w="80" w:type="dxa"/>
-              <w:right w:w="80" w:type="dxa"/>
-            </w:tcMar>
-          </w:tcPr>
-          <w:p>
-            <w:r>
-              <w:rPr>
-                <w:b/>
-                <w:color w:val="1E293B"/>
-                <w:sz w:val="15"/>
-              </w:rPr>
-              <w:t>Supplier &amp; Labour Gang Invoices with Ageing</w:t>
-            </w:r>
-          </w:p>
-        </w:tc>
-        <w:tc>
-          <w:tcPr>
-            <w:tcW w:type="dxa" w:w="2880"/>
-            <w:shd w:fill="FFFFFF"/>
-            <w:tcMar>
-              <w:top w:w="50" w:type="dxa"/>
-              <w:bottom w:w="50" w:type="dxa"/>
-              <w:left w:w="80" w:type="dxa"/>
-              <w:right w:w="80" w:type="dxa"/>
-            </w:tcMar>
-          </w:tcPr>
-          <w:p>
-            <w:r>
-              <w:rPr>
-                <w:sz w:val="15"/>
-              </w:rPr>
-              <w:t>30/60/90-Day Subcontractor &amp; Vendor Payables Ageing Grid</w:t>
-            </w:r>
-          </w:p>
-        </w:tc>
-      </w:tr>
-    </w:tbl>
-    <w:p>
-      <w:pPr>
-        <w:pStyle w:val="Heading2"/>
-        <w:spacing w:before="200" w:after="40"/>
-      </w:pPr>
-      <w:r>
-        <w:rPr>
-          <w:color w:val="2563EB"/>
-          <w:sz w:val="20"/>
-        </w:rPr>
-        <w:t>Module 05: Credit Control Module</w:t>
-      </w:r>
-    </w:p>
-    <w:tbl>
-      <w:tblPr>
-        <w:tblW w:type="auto" w:w="0"/>
-        <w:jc w:val="center"/>
-        <w:tblLayout w:type="fixed"/>
-        <w:tblLook w:firstColumn="1" w:firstRow="1" w:lastColumn="0" w:lastRow="0" w:noHBand="0" w:noVBand="1" w:val="04A0"/>
-      </w:tblPr>
-      <w:tblGrid>
-        <w:gridCol w:w="2592"/>
-        <w:gridCol w:w="2592"/>
-        <w:gridCol w:w="2592"/>
-        <w:gridCol w:w="2592"/>
-      </w:tblGrid>
-      <w:tr>
-        <w:tc>
-          <w:tcPr>
-            <w:tcW w:type="dxa" w:w="2592"/>
-            <w:shd w:fill="1E293B"/>
-            <w:tcMar>
-              <w:top w:w="70" w:type="dxa"/>
-              <w:bottom w:w="70" w:type="dxa"/>
-              <w:left w:w="80" w:type="dxa"/>
-              <w:right w:w="80" w:type="dxa"/>
-            </w:tcMar>
-          </w:tcPr>
-          <w:p>
-            <w:r>
-              <w:rPr>
-                <w:b/>
-                <w:color w:val="FFFFFF"/>
-                <w:sz w:val="16"/>
-              </w:rPr>
-              <w:t>Module Name</w:t>
-            </w:r>
-          </w:p>
-        </w:tc>
-        <w:tc>
-          <w:tcPr>
-            <w:tcW w:type="dxa" w:w="1872"/>
-            <w:shd w:fill="1E293B"/>
-            <w:tcMar>
-              <w:top w:w="70" w:type="dxa"/>
-              <w:bottom w:w="70" w:type="dxa"/>
-              <w:left w:w="80" w:type="dxa"/>
-              <w:right w:w="80" w:type="dxa"/>
-            </w:tcMar>
-          </w:tcPr>
-          <w:p>
-            <w:r>
-              <w:rPr>
-                <w:b/>
-                <w:color w:val="FFFFFF"/>
-                <w:sz w:val="16"/>
-              </w:rPr>
-              <w:t>Lead Owner</w:t>
-            </w:r>
-          </w:p>
-        </w:tc>
-        <w:tc>
-          <w:tcPr>
-            <w:tcW w:type="dxa" w:w="3024"/>
-            <w:shd w:fill="1E293B"/>
-            <w:tcMar>
-              <w:top w:w="70" w:type="dxa"/>
-              <w:bottom w:w="70" w:type="dxa"/>
-              <w:left w:w="80" w:type="dxa"/>
-              <w:right w:w="80" w:type="dxa"/>
-            </w:tcMar>
-          </w:tcPr>
-          <w:p>
-            <w:r>
-              <w:rPr>
-                <w:b/>
-                <w:color w:val="FFFFFF"/>
-                <w:sz w:val="16"/>
-              </w:rPr>
-              <w:t>Primary Documentation Scope</w:t>
-            </w:r>
-          </w:p>
-        </w:tc>
-        <w:tc>
-          <w:tcPr>
-            <w:tcW w:type="dxa" w:w="2880"/>
-            <w:shd w:fill="1E293B"/>
-            <w:tcMar>
-              <w:top w:w="70" w:type="dxa"/>
-              <w:bottom w:w="70" w:type="dxa"/>
-              <w:left w:w="80" w:type="dxa"/>
-              <w:right w:w="80" w:type="dxa"/>
-            </w:tcMar>
-          </w:tcPr>
-          <w:p>
-            <w:r>
-              <w:rPr>
-                <w:b/>
-                <w:color w:val="FFFFFF"/>
-                <w:sz w:val="16"/>
-              </w:rPr>
-              <w:t>Specific Screen &amp; UI Features</w:t>
-            </w:r>
-          </w:p>
-        </w:tc>
-      </w:tr>
-      <w:tr>
-        <w:tc>
-          <w:tcPr>
-            <w:tcW w:type="dxa" w:w="2592"/>
-            <w:shd w:fill="FFFFFF"/>
-            <w:tcMar>
-              <w:top w:w="50" w:type="dxa"/>
-              <w:bottom w:w="50" w:type="dxa"/>
-              <w:left w:w="80" w:type="dxa"/>
-              <w:right w:w="80" w:type="dxa"/>
-            </w:tcMar>
-          </w:tcPr>
-          <w:p>
-            <w:r>
-              <w:rPr>
-                <w:b/>
-                <w:sz w:val="15"/>
-              </w:rPr>
-              <w:t>Module 05: Credit Control Module</w:t>
-            </w:r>
-          </w:p>
-        </w:tc>
-        <w:tc>
-          <w:tcPr>
-            <w:tcW w:type="dxa" w:w="1872"/>
-            <w:shd w:fill="FFFFFF"/>
-            <w:tcMar>
-              <w:top w:w="50" w:type="dxa"/>
-              <w:bottom w:w="50" w:type="dxa"/>
-              <w:left w:w="80" w:type="dxa"/>
-              <w:right w:w="80" w:type="dxa"/>
+              <w:top w:w="60" w:type="dxa"/>
+              <w:bottom w:w="60" w:type="dxa"/>
+              <w:left w:w="70" w:type="dxa"/>
+              <w:right w:w="70" w:type="dxa"/>
             </w:tcMar>
           </w:tcPr>
           <w:p>
@@ -3892,13 +681,79 @@
         </w:tc>
         <w:tc>
           <w:tcPr>
+            <w:tcW w:type="dxa" w:w="3312"/>
+            <w:shd w:fill="FFFFFF"/>
+            <w:tcMar>
+              <w:top w:w="60" w:type="dxa"/>
+              <w:bottom w:w="60" w:type="dxa"/>
+              <w:left w:w="70" w:type="dxa"/>
+              <w:right w:w="70" w:type="dxa"/>
+            </w:tcMar>
+          </w:tcPr>
+          <w:p>
+            <w:r>
+              <w:rPr>
+                <w:sz w:val="15"/>
+              </w:rPr>
+              <w:t>1. Client RA Tax Invoices: Form [Invoice No 'INV-RA-01-GETCO', Milestone '70% Supply on Site Delivery', Gross '₹17,28,00,000', GST 18% '₹3,11,04,000', Retention 5% '₹86,40,000', Net Receivable '₹19,52,64,000', Due '45 days'] + File: Client_Tax_Invoice_RA01.pdf</w:t>
+              <w:br/>
+              <w:br/>
+              <w:t>2. Invoicing-to-Collections Mapping: Form [Remittance 'REMIT-2026-08', Bank UTR 'SBIN263041920', Credit Date '2026-11-15', Realized '₹18,50,00,000', Mapped Inv 'INV-RA-01', TDS '₹38,00,000', Balance '₹64,64,000'] + File: Bank_Credit_Advice.pdf</w:t>
+              <w:br/>
+              <w:br/>
+              <w:t>3. Debtor Payment Ageing: Form [Project 'GETCO 414', Buckets (Not Due '₹19.52 Cr', 1-30d '₹0', 31-60d '₹0', &gt;90d '₹0'), Total Debtor Book '₹19.52 Cr', Wtd Avg Collection '38 Days'] + File: Debtor_Ageing_MIS.xlsx</w:t>
+              <w:br/>
+              <w:br/>
+              <w:t>4. Client Deductions Reconciliation: Form [Deduction Ref 'DED-RA-01', TDS Sec 194C '₹34,56,000', GST TDS '₹3,45,600', Retention '₹86,40,000', Liquidated Damages '₹0 Nil'] + File: TDS_Certificate_and_Voucher.pdf</w:t>
+              <w:br/>
+              <w:br/>
+              <w:t>5. Billing Milestones Compliance: Form [Milestone 'M1 Conductor Supply 80%', Billed '₹17.28 Cr', Realized '₹18.50 Cr', Next Milestone 'M2 Foundations JMC 10%'] + File: Milestone_Billing_MIS.xlsx</w:t>
+            </w:r>
+          </w:p>
+        </w:tc>
+        <w:tc>
+          <w:tcPr>
             <w:tcW w:type="dxa" w:w="3024"/>
             <w:shd w:fill="FFFFFF"/>
             <w:tcMar>
-              <w:top w:w="50" w:type="dxa"/>
-              <w:bottom w:w="50" w:type="dxa"/>
-              <w:left w:w="80" w:type="dxa"/>
-              <w:right w:w="80" w:type="dxa"/>
+              <w:top w:w="60" w:type="dxa"/>
+              <w:bottom w:w="60" w:type="dxa"/>
+              <w:left w:w="70" w:type="dxa"/>
+              <w:right w:w="70" w:type="dxa"/>
+            </w:tcMar>
+          </w:tcPr>
+          <w:p>
+            <w:r>
+              <w:rPr>
+                <w:sz w:val="15"/>
+              </w:rPr>
+              <w:t>• /collections/invoices (InvoiceList.tsx): Milestone Tax Invoice Generator (Supply 70% / Erection 20% / TOC 10%)</w:t>
+              <w:br/>
+              <w:br/>
+              <w:t>• /collections (CollectionsDashboard.tsx): Real-time collection FIFO mapping ledger (reconciles gross billing vs bank credits)</w:t>
+              <w:br/>
+              <w:br/>
+              <w:t>• /collections (Dashboard Tabs): Debtor Ageing Filter Tabs (Current, 1-30, 31-60, 61-90, &gt;90 Days overdue)</w:t>
+              <w:br/>
+              <w:br/>
+              <w:t>• /collections/invoices: Deductions &amp; Liquidated Damages (LD) reconciliation ledger</w:t>
+              <w:br/>
+              <w:br/>
+              <w:t>• /contracts (ContractList.tsx): Contractual billing milestones realization velocity tracker</w:t>
+            </w:r>
+          </w:p>
+        </w:tc>
+      </w:tr>
+      <w:tr>
+        <w:tc>
+          <w:tcPr>
+            <w:tcW w:type="dxa" w:w="2304"/>
+            <w:shd w:fill="F8FAFC"/>
+            <w:tcMar>
+              <w:top w:w="60" w:type="dxa"/>
+              <w:bottom w:w="60" w:type="dxa"/>
+              <w:left w:w="70" w:type="dxa"/>
+              <w:right w:w="70" w:type="dxa"/>
             </w:tcMar>
           </w:tcPr>
           <w:p>
@@ -3908,589 +763,19 @@
                 <w:color w:val="1E293B"/>
                 <w:sz w:val="15"/>
               </w:rPr>
-              <w:t>Client Running Account (RA) Tax Invoices</w:t>
+              <w:t>6. Finance Module</w:t>
             </w:r>
           </w:p>
         </w:tc>
         <w:tc>
           <w:tcPr>
-            <w:tcW w:type="dxa" w:w="2880"/>
-            <w:shd w:fill="FFFFFF"/>
-            <w:tcMar>
-              <w:top w:w="50" w:type="dxa"/>
-              <w:bottom w:w="50" w:type="dxa"/>
-              <w:left w:w="80" w:type="dxa"/>
-              <w:right w:w="80" w:type="dxa"/>
-            </w:tcMar>
-          </w:tcPr>
-          <w:p>
-            <w:r>
-              <w:rPr>
-                <w:sz w:val="15"/>
-              </w:rPr>
-              <w:t>Milestone Tax Invoice Generator (Supply 70%/Erection 20%/TOC 10%)</w:t>
-            </w:r>
-          </w:p>
-        </w:tc>
-      </w:tr>
-      <w:tr>
-        <w:tc>
-          <w:tcPr>
-            <w:tcW w:type="dxa" w:w="2592"/>
+            <w:tcW w:type="dxa" w:w="1728"/>
             <w:shd w:fill="F8FAFC"/>
             <w:tcMar>
-              <w:top w:w="50" w:type="dxa"/>
-              <w:bottom w:w="50" w:type="dxa"/>
-              <w:left w:w="80" w:type="dxa"/>
-              <w:right w:w="80" w:type="dxa"/>
-            </w:tcMar>
-          </w:tcPr>
-          <w:p>
-            <w:r>
-              <w:rPr>
-                <w:sz w:val="15"/>
-              </w:rPr>
-            </w:r>
-          </w:p>
-        </w:tc>
-        <w:tc>
-          <w:tcPr>
-            <w:tcW w:type="dxa" w:w="1872"/>
-            <w:shd w:fill="F8FAFC"/>
-            <w:tcMar>
-              <w:top w:w="50" w:type="dxa"/>
-              <w:bottom w:w="50" w:type="dxa"/>
-              <w:left w:w="80" w:type="dxa"/>
-              <w:right w:w="80" w:type="dxa"/>
-            </w:tcMar>
-          </w:tcPr>
-          <w:p>
-            <w:r>
-              <w:rPr>
-                <w:sz w:val="15"/>
-              </w:rPr>
-            </w:r>
-          </w:p>
-        </w:tc>
-        <w:tc>
-          <w:tcPr>
-            <w:tcW w:type="dxa" w:w="3024"/>
-            <w:shd w:fill="F8FAFC"/>
-            <w:tcMar>
-              <w:top w:w="50" w:type="dxa"/>
-              <w:bottom w:w="50" w:type="dxa"/>
-              <w:left w:w="80" w:type="dxa"/>
-              <w:right w:w="80" w:type="dxa"/>
-            </w:tcMar>
-          </w:tcPr>
-          <w:p>
-            <w:r>
-              <w:rPr>
-                <w:b/>
-                <w:color w:val="1E293B"/>
-                <w:sz w:val="15"/>
-              </w:rPr>
-              <w:t>Invoicing to Collections Mapping &amp; Reconciliation Sheet</w:t>
-            </w:r>
-          </w:p>
-        </w:tc>
-        <w:tc>
-          <w:tcPr>
-            <w:tcW w:type="dxa" w:w="2880"/>
-            <w:shd w:fill="F8FAFC"/>
-            <w:tcMar>
-              <w:top w:w="50" w:type="dxa"/>
-              <w:bottom w:w="50" w:type="dxa"/>
-              <w:left w:w="80" w:type="dxa"/>
-              <w:right w:w="80" w:type="dxa"/>
-            </w:tcMar>
-          </w:tcPr>
-          <w:p>
-            <w:r>
-              <w:rPr>
-                <w:sz w:val="15"/>
-              </w:rPr>
-              <w:t>Real-time Collection FIFO Mapping Ledger (Principal &amp; GST)</w:t>
-            </w:r>
-          </w:p>
-        </w:tc>
-      </w:tr>
-      <w:tr>
-        <w:tc>
-          <w:tcPr>
-            <w:tcW w:type="dxa" w:w="2592"/>
-            <w:shd w:fill="FFFFFF"/>
-            <w:tcMar>
-              <w:top w:w="50" w:type="dxa"/>
-              <w:bottom w:w="50" w:type="dxa"/>
-              <w:left w:w="80" w:type="dxa"/>
-              <w:right w:w="80" w:type="dxa"/>
-            </w:tcMar>
-          </w:tcPr>
-          <w:p>
-            <w:r>
-              <w:rPr>
-                <w:sz w:val="15"/>
-              </w:rPr>
-            </w:r>
-          </w:p>
-        </w:tc>
-        <w:tc>
-          <w:tcPr>
-            <w:tcW w:type="dxa" w:w="1872"/>
-            <w:shd w:fill="FFFFFF"/>
-            <w:tcMar>
-              <w:top w:w="50" w:type="dxa"/>
-              <w:bottom w:w="50" w:type="dxa"/>
-              <w:left w:w="80" w:type="dxa"/>
-              <w:right w:w="80" w:type="dxa"/>
-            </w:tcMar>
-          </w:tcPr>
-          <w:p>
-            <w:r>
-              <w:rPr>
-                <w:sz w:val="15"/>
-              </w:rPr>
-            </w:r>
-          </w:p>
-        </w:tc>
-        <w:tc>
-          <w:tcPr>
-            <w:tcW w:type="dxa" w:w="3024"/>
-            <w:shd w:fill="FFFFFF"/>
-            <w:tcMar>
-              <w:top w:w="50" w:type="dxa"/>
-              <w:bottom w:w="50" w:type="dxa"/>
-              <w:left w:w="80" w:type="dxa"/>
-              <w:right w:w="80" w:type="dxa"/>
-            </w:tcMar>
-          </w:tcPr>
-          <w:p>
-            <w:r>
-              <w:rPr>
-                <w:b/>
-                <w:color w:val="1E293B"/>
-                <w:sz w:val="15"/>
-              </w:rPr>
-              <w:t>Payment Ageing MIS (Not Due, Due 1-30, 31-60, &gt;90 Days)</w:t>
-            </w:r>
-          </w:p>
-        </w:tc>
-        <w:tc>
-          <w:tcPr>
-            <w:tcW w:type="dxa" w:w="2880"/>
-            <w:shd w:fill="FFFFFF"/>
-            <w:tcMar>
-              <w:top w:w="50" w:type="dxa"/>
-              <w:bottom w:w="50" w:type="dxa"/>
-              <w:left w:w="80" w:type="dxa"/>
-              <w:right w:w="80" w:type="dxa"/>
-            </w:tcMar>
-          </w:tcPr>
-          <w:p>
-            <w:r>
-              <w:rPr>
-                <w:sz w:val="15"/>
-              </w:rPr>
-              <w:t>Debtor Ageing Filter Tabs (Not Due, 1-30, 31-60, &gt;90 Days)</w:t>
-            </w:r>
-          </w:p>
-        </w:tc>
-      </w:tr>
-      <w:tr>
-        <w:tc>
-          <w:tcPr>
-            <w:tcW w:type="dxa" w:w="2592"/>
-            <w:shd w:fill="F8FAFC"/>
-            <w:tcMar>
-              <w:top w:w="50" w:type="dxa"/>
-              <w:bottom w:w="50" w:type="dxa"/>
-              <w:left w:w="80" w:type="dxa"/>
-              <w:right w:w="80" w:type="dxa"/>
-            </w:tcMar>
-          </w:tcPr>
-          <w:p>
-            <w:r>
-              <w:rPr>
-                <w:sz w:val="15"/>
-              </w:rPr>
-            </w:r>
-          </w:p>
-        </w:tc>
-        <w:tc>
-          <w:tcPr>
-            <w:tcW w:type="dxa" w:w="1872"/>
-            <w:shd w:fill="F8FAFC"/>
-            <w:tcMar>
-              <w:top w:w="50" w:type="dxa"/>
-              <w:bottom w:w="50" w:type="dxa"/>
-              <w:left w:w="80" w:type="dxa"/>
-              <w:right w:w="80" w:type="dxa"/>
-            </w:tcMar>
-          </w:tcPr>
-          <w:p>
-            <w:r>
-              <w:rPr>
-                <w:sz w:val="15"/>
-              </w:rPr>
-            </w:r>
-          </w:p>
-        </w:tc>
-        <w:tc>
-          <w:tcPr>
-            <w:tcW w:type="dxa" w:w="3024"/>
-            <w:shd w:fill="F8FAFC"/>
-            <w:tcMar>
-              <w:top w:w="50" w:type="dxa"/>
-              <w:bottom w:w="50" w:type="dxa"/>
-              <w:left w:w="80" w:type="dxa"/>
-              <w:right w:w="80" w:type="dxa"/>
-            </w:tcMar>
-          </w:tcPr>
-          <w:p>
-            <w:r>
-              <w:rPr>
-                <w:b/>
-                <w:color w:val="1E293B"/>
-                <w:sz w:val="15"/>
-              </w:rPr>
-              <w:t>Bill-wise &amp; Project-wise Receivables MIS</w:t>
-            </w:r>
-          </w:p>
-        </w:tc>
-        <w:tc>
-          <w:tcPr>
-            <w:tcW w:type="dxa" w:w="2880"/>
-            <w:shd w:fill="F8FAFC"/>
-            <w:tcMar>
-              <w:top w:w="50" w:type="dxa"/>
-              <w:bottom w:w="50" w:type="dxa"/>
-              <w:left w:w="80" w:type="dxa"/>
-              <w:right w:w="80" w:type="dxa"/>
-            </w:tcMar>
-          </w:tcPr>
-          <w:p>
-            <w:r>
-              <w:rPr>
-                <w:sz w:val="15"/>
-              </w:rPr>
-              <w:t>Receivables Velocity Card &amp; Project-wise Realization MIS</w:t>
-            </w:r>
-          </w:p>
-        </w:tc>
-      </w:tr>
-      <w:tr>
-        <w:tc>
-          <w:tcPr>
-            <w:tcW w:type="dxa" w:w="2592"/>
-            <w:shd w:fill="FFFFFF"/>
-            <w:tcMar>
-              <w:top w:w="50" w:type="dxa"/>
-              <w:bottom w:w="50" w:type="dxa"/>
-              <w:left w:w="80" w:type="dxa"/>
-              <w:right w:w="80" w:type="dxa"/>
-            </w:tcMar>
-          </w:tcPr>
-          <w:p>
-            <w:r>
-              <w:rPr>
-                <w:sz w:val="15"/>
-              </w:rPr>
-            </w:r>
-          </w:p>
-        </w:tc>
-        <w:tc>
-          <w:tcPr>
-            <w:tcW w:type="dxa" w:w="1872"/>
-            <w:shd w:fill="FFFFFF"/>
-            <w:tcMar>
-              <w:top w:w="50" w:type="dxa"/>
-              <w:bottom w:w="50" w:type="dxa"/>
-              <w:left w:w="80" w:type="dxa"/>
-              <w:right w:w="80" w:type="dxa"/>
-            </w:tcMar>
-          </w:tcPr>
-          <w:p>
-            <w:r>
-              <w:rPr>
-                <w:sz w:val="15"/>
-              </w:rPr>
-            </w:r>
-          </w:p>
-        </w:tc>
-        <w:tc>
-          <w:tcPr>
-            <w:tcW w:type="dxa" w:w="3024"/>
-            <w:shd w:fill="FFFFFF"/>
-            <w:tcMar>
-              <w:top w:w="50" w:type="dxa"/>
-              <w:bottom w:w="50" w:type="dxa"/>
-              <w:left w:w="80" w:type="dxa"/>
-              <w:right w:w="80" w:type="dxa"/>
-            </w:tcMar>
-          </w:tcPr>
-          <w:p>
-            <w:r>
-              <w:rPr>
-                <w:b/>
-                <w:color w:val="1E293B"/>
-                <w:sz w:val="15"/>
-              </w:rPr>
-              <w:t>Client Payment Advices &amp; Deductions Reconciliation</w:t>
-            </w:r>
-          </w:p>
-        </w:tc>
-        <w:tc>
-          <w:tcPr>
-            <w:tcW w:type="dxa" w:w="2880"/>
-            <w:shd w:fill="FFFFFF"/>
-            <w:tcMar>
-              <w:top w:w="50" w:type="dxa"/>
-              <w:bottom w:w="50" w:type="dxa"/>
-              <w:left w:w="80" w:type="dxa"/>
-              <w:right w:w="80" w:type="dxa"/>
-            </w:tcMar>
-          </w:tcPr>
-          <w:p>
-            <w:r>
-              <w:rPr>
-                <w:sz w:val="15"/>
-              </w:rPr>
-              <w:t>Deductions &amp; Liquidated Damages (LD) Reconciliation Card</w:t>
-            </w:r>
-          </w:p>
-        </w:tc>
-      </w:tr>
-      <w:tr>
-        <w:tc>
-          <w:tcPr>
-            <w:tcW w:type="dxa" w:w="2592"/>
-            <w:shd w:fill="F8FAFC"/>
-            <w:tcMar>
-              <w:top w:w="50" w:type="dxa"/>
-              <w:bottom w:w="50" w:type="dxa"/>
-              <w:left w:w="80" w:type="dxa"/>
-              <w:right w:w="80" w:type="dxa"/>
-            </w:tcMar>
-          </w:tcPr>
-          <w:p>
-            <w:r>
-              <w:rPr>
-                <w:sz w:val="15"/>
-              </w:rPr>
-            </w:r>
-          </w:p>
-        </w:tc>
-        <w:tc>
-          <w:tcPr>
-            <w:tcW w:type="dxa" w:w="1872"/>
-            <w:shd w:fill="F8FAFC"/>
-            <w:tcMar>
-              <w:top w:w="50" w:type="dxa"/>
-              <w:bottom w:w="50" w:type="dxa"/>
-              <w:left w:w="80" w:type="dxa"/>
-              <w:right w:w="80" w:type="dxa"/>
-            </w:tcMar>
-          </w:tcPr>
-          <w:p>
-            <w:r>
-              <w:rPr>
-                <w:sz w:val="15"/>
-              </w:rPr>
-            </w:r>
-          </w:p>
-        </w:tc>
-        <w:tc>
-          <w:tcPr>
-            <w:tcW w:type="dxa" w:w="3024"/>
-            <w:shd w:fill="F8FAFC"/>
-            <w:tcMar>
-              <w:top w:w="50" w:type="dxa"/>
-              <w:bottom w:w="50" w:type="dxa"/>
-              <w:left w:w="80" w:type="dxa"/>
-              <w:right w:w="80" w:type="dxa"/>
-            </w:tcMar>
-          </w:tcPr>
-          <w:p>
-            <w:r>
-              <w:rPr>
-                <w:b/>
-                <w:color w:val="1E293B"/>
-                <w:sz w:val="15"/>
-              </w:rPr>
-              <w:t>Contractual Billing Milestones Compliance MIS</w:t>
-            </w:r>
-          </w:p>
-        </w:tc>
-        <w:tc>
-          <w:tcPr>
-            <w:tcW w:type="dxa" w:w="2880"/>
-            <w:shd w:fill="F8FAFC"/>
-            <w:tcMar>
-              <w:top w:w="50" w:type="dxa"/>
-              <w:bottom w:w="50" w:type="dxa"/>
-              <w:left w:w="80" w:type="dxa"/>
-              <w:right w:w="80" w:type="dxa"/>
-            </w:tcMar>
-          </w:tcPr>
-          <w:p>
-            <w:r>
-              <w:rPr>
-                <w:sz w:val="15"/>
-              </w:rPr>
-              <w:t>Client Billing Milestone Realization Velocity Tracker</w:t>
-            </w:r>
-          </w:p>
-        </w:tc>
-      </w:tr>
-    </w:tbl>
-    <w:p>
-      <w:pPr>
-        <w:pStyle w:val="Heading2"/>
-        <w:spacing w:before="200" w:after="40"/>
-      </w:pPr>
-      <w:r>
-        <w:rPr>
-          <w:color w:val="2563EB"/>
-          <w:sz w:val="20"/>
-        </w:rPr>
-        <w:t>Module 06: Finance Module</w:t>
-      </w:r>
-    </w:p>
-    <w:tbl>
-      <w:tblPr>
-        <w:tblW w:type="auto" w:w="0"/>
-        <w:jc w:val="center"/>
-        <w:tblLayout w:type="fixed"/>
-        <w:tblLook w:firstColumn="1" w:firstRow="1" w:lastColumn="0" w:lastRow="0" w:noHBand="0" w:noVBand="1" w:val="04A0"/>
-      </w:tblPr>
-      <w:tblGrid>
-        <w:gridCol w:w="2592"/>
-        <w:gridCol w:w="2592"/>
-        <w:gridCol w:w="2592"/>
-        <w:gridCol w:w="2592"/>
-      </w:tblGrid>
-      <w:tr>
-        <w:tc>
-          <w:tcPr>
-            <w:tcW w:type="dxa" w:w="2592"/>
-            <w:shd w:fill="1E293B"/>
-            <w:tcMar>
-              <w:top w:w="70" w:type="dxa"/>
-              <w:bottom w:w="70" w:type="dxa"/>
-              <w:left w:w="80" w:type="dxa"/>
-              <w:right w:w="80" w:type="dxa"/>
-            </w:tcMar>
-          </w:tcPr>
-          <w:p>
-            <w:r>
-              <w:rPr>
-                <w:b/>
-                <w:color w:val="FFFFFF"/>
-                <w:sz w:val="16"/>
-              </w:rPr>
-              <w:t>Module Name</w:t>
-            </w:r>
-          </w:p>
-        </w:tc>
-        <w:tc>
-          <w:tcPr>
-            <w:tcW w:type="dxa" w:w="1872"/>
-            <w:shd w:fill="1E293B"/>
-            <w:tcMar>
-              <w:top w:w="70" w:type="dxa"/>
-              <w:bottom w:w="70" w:type="dxa"/>
-              <w:left w:w="80" w:type="dxa"/>
-              <w:right w:w="80" w:type="dxa"/>
-            </w:tcMar>
-          </w:tcPr>
-          <w:p>
-            <w:r>
-              <w:rPr>
-                <w:b/>
-                <w:color w:val="FFFFFF"/>
-                <w:sz w:val="16"/>
-              </w:rPr>
-              <w:t>Lead Owner</w:t>
-            </w:r>
-          </w:p>
-        </w:tc>
-        <w:tc>
-          <w:tcPr>
-            <w:tcW w:type="dxa" w:w="3024"/>
-            <w:shd w:fill="1E293B"/>
-            <w:tcMar>
-              <w:top w:w="70" w:type="dxa"/>
-              <w:bottom w:w="70" w:type="dxa"/>
-              <w:left w:w="80" w:type="dxa"/>
-              <w:right w:w="80" w:type="dxa"/>
-            </w:tcMar>
-          </w:tcPr>
-          <w:p>
-            <w:r>
-              <w:rPr>
-                <w:b/>
-                <w:color w:val="FFFFFF"/>
-                <w:sz w:val="16"/>
-              </w:rPr>
-              <w:t>Primary Documentation Scope</w:t>
-            </w:r>
-          </w:p>
-        </w:tc>
-        <w:tc>
-          <w:tcPr>
-            <w:tcW w:type="dxa" w:w="2880"/>
-            <w:shd w:fill="1E293B"/>
-            <w:tcMar>
-              <w:top w:w="70" w:type="dxa"/>
-              <w:bottom w:w="70" w:type="dxa"/>
-              <w:left w:w="80" w:type="dxa"/>
-              <w:right w:w="80" w:type="dxa"/>
-            </w:tcMar>
-          </w:tcPr>
-          <w:p>
-            <w:r>
-              <w:rPr>
-                <w:b/>
-                <w:color w:val="FFFFFF"/>
-                <w:sz w:val="16"/>
-              </w:rPr>
-              <w:t>Specific Screen &amp; UI Features</w:t>
-            </w:r>
-          </w:p>
-        </w:tc>
-      </w:tr>
-      <w:tr>
-        <w:tc>
-          <w:tcPr>
-            <w:tcW w:type="dxa" w:w="2592"/>
-            <w:shd w:fill="FFFFFF"/>
-            <w:tcMar>
-              <w:top w:w="50" w:type="dxa"/>
-              <w:bottom w:w="50" w:type="dxa"/>
-              <w:left w:w="80" w:type="dxa"/>
-              <w:right w:w="80" w:type="dxa"/>
-            </w:tcMar>
-          </w:tcPr>
-          <w:p>
-            <w:r>
-              <w:rPr>
-                <w:b/>
-                <w:sz w:val="15"/>
-              </w:rPr>
-              <w:t>Module 06: Finance Module</w:t>
-            </w:r>
-          </w:p>
-        </w:tc>
-        <w:tc>
-          <w:tcPr>
-            <w:tcW w:type="dxa" w:w="1872"/>
-            <w:shd w:fill="FFFFFF"/>
-            <w:tcMar>
-              <w:top w:w="50" w:type="dxa"/>
-              <w:bottom w:w="50" w:type="dxa"/>
-              <w:left w:w="80" w:type="dxa"/>
-              <w:right w:w="80" w:type="dxa"/>
+              <w:top w:w="60" w:type="dxa"/>
+              <w:bottom w:w="60" w:type="dxa"/>
+              <w:left w:w="70" w:type="dxa"/>
+              <w:right w:w="70" w:type="dxa"/>
             </w:tcMar>
           </w:tcPr>
           <w:p>
@@ -4507,13 +792,79 @@
         </w:tc>
         <w:tc>
           <w:tcPr>
+            <w:tcW w:type="dxa" w:w="3312"/>
+            <w:shd w:fill="F8FAFC"/>
+            <w:tcMar>
+              <w:top w:w="60" w:type="dxa"/>
+              <w:bottom w:w="60" w:type="dxa"/>
+              <w:left w:w="70" w:type="dxa"/>
+              <w:right w:w="70" w:type="dxa"/>
+            </w:tcMar>
+          </w:tcPr>
+          <w:p>
+            <w:r>
+              <w:rPr>
+                <w:sz w:val="15"/>
+              </w:rPr>
+              <w:t>1. Baseline Cost Budget (CBS): Form [Tender Budget '₹46,07,00,000', Cost Ceilings: Conductor '₹18.50 Cr', Buyout '₹14.20 Cr', Civil '₹6.80 Cr', Services '₹4.10 Cr', Overheads '₹2.47 Cr', Planned Margin '15.0% ₹8.13 Cr'] + File: Project_Baseline_CBS_Budget.xlsx</w:t>
+              <w:br/>
+              <w:br/>
+              <w:t>2. Unbilled Revenue MIS (WIP): Form [Month 'Nov-2026', Delivered Material Unbilled '₹2.56 Cr Stubs', Executed Foundations Uncertified '₹42.0 Lakhs Loc AP01-AP10', Total WIP '₹2.98 Cr'] + File: Unbilled_Revenue_Schedule.xlsx</w:t>
+              <w:br/>
+              <w:br/>
+              <w:t>3. Creditors MIS &amp; Payables Ageing: Form [Accounts Payable '₹4.12 Cr', Not Due '₹3.10 Cr', Due 1-30d '₹1.02 Cr', Overdue &gt;60d '₹0 Nil', 15-day Projected Outflow '₹1.50 Cr'] + File: Creditors_Ageing_Schedule.xlsx</w:t>
+              <w:br/>
+              <w:br/>
+              <w:t>4. Bid vs Actual Profitability: Form [Revenue Recognized '₹19.52 Cr', Actual Cost '₹16.20 Cr', Realized Margin '17.0% vs Planned 15.0%', Favorable Variance '+2.0%'] + File: Profitability_Variance_Report.xlsx</w:t>
+              <w:br/>
+              <w:br/>
+              <w:t>5. Working Capital GFI / NFI Days: Form [Gross Funds GFI '₹22.50 Cr', Debtors '₹19.52 Cr', Inventory/WIP '₹5.10 Cr', Creditors '₹4.12 Cr', Net Funds NFI '₹20.50 Cr', Debtor Days '38', Inventory Days '18', Creditor Days '32', Net NFI Days '24 Days'] + File: GFI_NFI_Days_Worksheet.xlsx</w:t>
+            </w:r>
+          </w:p>
+        </w:tc>
+        <w:tc>
+          <w:tcPr>
             <w:tcW w:type="dxa" w:w="3024"/>
+            <w:shd w:fill="F8FAFC"/>
+            <w:tcMar>
+              <w:top w:w="60" w:type="dxa"/>
+              <w:bottom w:w="60" w:type="dxa"/>
+              <w:left w:w="70" w:type="dxa"/>
+              <w:right w:w="70" w:type="dxa"/>
+            </w:tcMar>
+          </w:tcPr>
+          <w:p>
+            <w:r>
+              <w:rPr>
+                <w:sz w:val="15"/>
+              </w:rPr>
+              <w:t>• /finance/budgets (BudgetList.tsx): Cost Breakdown Structure (CBS) Baseline Budget Ledger with &gt;5% overrun alert lock</w:t>
+              <w:br/>
+              <w:br/>
+              <w:t>• /finance (FinanceDashboard.tsx): Unbilled WIP &amp; Delivered Material Revenue Tracker</w:t>
+              <w:br/>
+              <w:br/>
+              <w:t>• /finance/bills (BillList.tsx): Trade Payables liability schedule &amp; creditor ageing dashboard</w:t>
+              <w:br/>
+              <w:br/>
+              <w:t>• /finance (Dashboard): Budget vs Actual Cost Variance Analyzer (Material/Labour/Logistics)</w:t>
+              <w:br/>
+              <w:br/>
+              <w:t>• /finance (Dashboard): Automated Working Capital GFI &amp; NFI Day Computation Engine</w:t>
+            </w:r>
+          </w:p>
+        </w:tc>
+      </w:tr>
+      <w:tr>
+        <w:tc>
+          <w:tcPr>
+            <w:tcW w:type="dxa" w:w="2304"/>
             <w:shd w:fill="FFFFFF"/>
             <w:tcMar>
-              <w:top w:w="50" w:type="dxa"/>
-              <w:bottom w:w="50" w:type="dxa"/>
-              <w:left w:w="80" w:type="dxa"/>
-              <w:right w:w="80" w:type="dxa"/>
+              <w:top w:w="60" w:type="dxa"/>
+              <w:bottom w:w="60" w:type="dxa"/>
+              <w:left w:w="70" w:type="dxa"/>
+              <w:right w:w="70" w:type="dxa"/>
             </w:tcMar>
           </w:tcPr>
           <w:p>
@@ -4523,507 +874,19 @@
                 <w:color w:val="1E293B"/>
                 <w:sz w:val="15"/>
               </w:rPr>
-              <w:t>Baseline Cost Budget (CBS - Cost Breakdown Structure)</w:t>
+              <w:t>7. Document Management System Module</w:t>
             </w:r>
           </w:p>
         </w:tc>
         <w:tc>
           <w:tcPr>
-            <w:tcW w:type="dxa" w:w="2880"/>
+            <w:tcW w:type="dxa" w:w="1728"/>
             <w:shd w:fill="FFFFFF"/>
             <w:tcMar>
-              <w:top w:w="50" w:type="dxa"/>
-              <w:bottom w:w="50" w:type="dxa"/>
-              <w:left w:w="80" w:type="dxa"/>
-              <w:right w:w="80" w:type="dxa"/>
-            </w:tcMar>
-          </w:tcPr>
-          <w:p>
-            <w:r>
-              <w:rPr>
-                <w:sz w:val="15"/>
-              </w:rPr>
-              <w:t>Cost Breakdown Structure (CBS) Baseline Budget Ledger</w:t>
-            </w:r>
-          </w:p>
-        </w:tc>
-      </w:tr>
-      <w:tr>
-        <w:tc>
-          <w:tcPr>
-            <w:tcW w:type="dxa" w:w="2592"/>
-            <w:shd w:fill="F8FAFC"/>
-            <w:tcMar>
-              <w:top w:w="50" w:type="dxa"/>
-              <w:bottom w:w="50" w:type="dxa"/>
-              <w:left w:w="80" w:type="dxa"/>
-              <w:right w:w="80" w:type="dxa"/>
-            </w:tcMar>
-          </w:tcPr>
-          <w:p>
-            <w:r>
-              <w:rPr>
-                <w:sz w:val="15"/>
-              </w:rPr>
-            </w:r>
-          </w:p>
-        </w:tc>
-        <w:tc>
-          <w:tcPr>
-            <w:tcW w:type="dxa" w:w="1872"/>
-            <w:shd w:fill="F8FAFC"/>
-            <w:tcMar>
-              <w:top w:w="50" w:type="dxa"/>
-              <w:bottom w:w="50" w:type="dxa"/>
-              <w:left w:w="80" w:type="dxa"/>
-              <w:right w:w="80" w:type="dxa"/>
-            </w:tcMar>
-          </w:tcPr>
-          <w:p>
-            <w:r>
-              <w:rPr>
-                <w:sz w:val="15"/>
-              </w:rPr>
-            </w:r>
-          </w:p>
-        </w:tc>
-        <w:tc>
-          <w:tcPr>
-            <w:tcW w:type="dxa" w:w="3024"/>
-            <w:shd w:fill="F8FAFC"/>
-            <w:tcMar>
-              <w:top w:w="50" w:type="dxa"/>
-              <w:bottom w:w="50" w:type="dxa"/>
-              <w:left w:w="80" w:type="dxa"/>
-              <w:right w:w="80" w:type="dxa"/>
-            </w:tcMar>
-          </w:tcPr>
-          <w:p>
-            <w:r>
-              <w:rPr>
-                <w:b/>
-                <w:color w:val="1E293B"/>
-                <w:sz w:val="15"/>
-              </w:rPr>
-              <w:t>Project-wise Unbilled Revenue MIS (Delivered &amp; WIP)</w:t>
-            </w:r>
-          </w:p>
-        </w:tc>
-        <w:tc>
-          <w:tcPr>
-            <w:tcW w:type="dxa" w:w="2880"/>
-            <w:shd w:fill="F8FAFC"/>
-            <w:tcMar>
-              <w:top w:w="50" w:type="dxa"/>
-              <w:bottom w:w="50" w:type="dxa"/>
-              <w:left w:w="80" w:type="dxa"/>
-              <w:right w:w="80" w:type="dxa"/>
-            </w:tcMar>
-          </w:tcPr>
-          <w:p>
-            <w:r>
-              <w:rPr>
-                <w:sz w:val="15"/>
-              </w:rPr>
-              <w:t>Unbilled WIP &amp; Delivered Material Revenue Tracker</w:t>
-            </w:r>
-          </w:p>
-        </w:tc>
-      </w:tr>
-      <w:tr>
-        <w:tc>
-          <w:tcPr>
-            <w:tcW w:type="dxa" w:w="2592"/>
-            <w:shd w:fill="FFFFFF"/>
-            <w:tcMar>
-              <w:top w:w="50" w:type="dxa"/>
-              <w:bottom w:w="50" w:type="dxa"/>
-              <w:left w:w="80" w:type="dxa"/>
-              <w:right w:w="80" w:type="dxa"/>
-            </w:tcMar>
-          </w:tcPr>
-          <w:p>
-            <w:r>
-              <w:rPr>
-                <w:sz w:val="15"/>
-              </w:rPr>
-            </w:r>
-          </w:p>
-        </w:tc>
-        <w:tc>
-          <w:tcPr>
-            <w:tcW w:type="dxa" w:w="1872"/>
-            <w:shd w:fill="FFFFFF"/>
-            <w:tcMar>
-              <w:top w:w="50" w:type="dxa"/>
-              <w:bottom w:w="50" w:type="dxa"/>
-              <w:left w:w="80" w:type="dxa"/>
-              <w:right w:w="80" w:type="dxa"/>
-            </w:tcMar>
-          </w:tcPr>
-          <w:p>
-            <w:r>
-              <w:rPr>
-                <w:sz w:val="15"/>
-              </w:rPr>
-            </w:r>
-          </w:p>
-        </w:tc>
-        <w:tc>
-          <w:tcPr>
-            <w:tcW w:type="dxa" w:w="3024"/>
-            <w:shd w:fill="FFFFFF"/>
-            <w:tcMar>
-              <w:top w:w="50" w:type="dxa"/>
-              <w:bottom w:w="50" w:type="dxa"/>
-              <w:left w:w="80" w:type="dxa"/>
-              <w:right w:w="80" w:type="dxa"/>
-            </w:tcMar>
-          </w:tcPr>
-          <w:p>
-            <w:r>
-              <w:rPr>
-                <w:b/>
-                <w:color w:val="1E293B"/>
-                <w:sz w:val="15"/>
-              </w:rPr>
-              <w:t>Creditors MIS &amp; Trade Payables Ageing Schedule</w:t>
-            </w:r>
-          </w:p>
-        </w:tc>
-        <w:tc>
-          <w:tcPr>
-            <w:tcW w:type="dxa" w:w="2880"/>
-            <w:shd w:fill="FFFFFF"/>
-            <w:tcMar>
-              <w:top w:w="50" w:type="dxa"/>
-              <w:bottom w:w="50" w:type="dxa"/>
-              <w:left w:w="80" w:type="dxa"/>
-              <w:right w:w="80" w:type="dxa"/>
-            </w:tcMar>
-          </w:tcPr>
-          <w:p>
-            <w:r>
-              <w:rPr>
-                <w:sz w:val="15"/>
-              </w:rPr>
-              <w:t>Creditor Trade Payables Ageing &amp; Outflow Schedule</w:t>
-            </w:r>
-          </w:p>
-        </w:tc>
-      </w:tr>
-      <w:tr>
-        <w:tc>
-          <w:tcPr>
-            <w:tcW w:type="dxa" w:w="2592"/>
-            <w:shd w:fill="F8FAFC"/>
-            <w:tcMar>
-              <w:top w:w="50" w:type="dxa"/>
-              <w:bottom w:w="50" w:type="dxa"/>
-              <w:left w:w="80" w:type="dxa"/>
-              <w:right w:w="80" w:type="dxa"/>
-            </w:tcMar>
-          </w:tcPr>
-          <w:p>
-            <w:r>
-              <w:rPr>
-                <w:sz w:val="15"/>
-              </w:rPr>
-            </w:r>
-          </w:p>
-        </w:tc>
-        <w:tc>
-          <w:tcPr>
-            <w:tcW w:type="dxa" w:w="1872"/>
-            <w:shd w:fill="F8FAFC"/>
-            <w:tcMar>
-              <w:top w:w="50" w:type="dxa"/>
-              <w:bottom w:w="50" w:type="dxa"/>
-              <w:left w:w="80" w:type="dxa"/>
-              <w:right w:w="80" w:type="dxa"/>
-            </w:tcMar>
-          </w:tcPr>
-          <w:p>
-            <w:r>
-              <w:rPr>
-                <w:sz w:val="15"/>
-              </w:rPr>
-            </w:r>
-          </w:p>
-        </w:tc>
-        <w:tc>
-          <w:tcPr>
-            <w:tcW w:type="dxa" w:w="3024"/>
-            <w:shd w:fill="F8FAFC"/>
-            <w:tcMar>
-              <w:top w:w="50" w:type="dxa"/>
-              <w:bottom w:w="50" w:type="dxa"/>
-              <w:left w:w="80" w:type="dxa"/>
-              <w:right w:w="80" w:type="dxa"/>
-            </w:tcMar>
-          </w:tcPr>
-          <w:p>
-            <w:r>
-              <w:rPr>
-                <w:b/>
-                <w:color w:val="1E293B"/>
-                <w:sz w:val="15"/>
-              </w:rPr>
-              <w:t>Bid vs Actual Profitability Variance Analysis Report</w:t>
-            </w:r>
-          </w:p>
-        </w:tc>
-        <w:tc>
-          <w:tcPr>
-            <w:tcW w:type="dxa" w:w="2880"/>
-            <w:shd w:fill="F8FAFC"/>
-            <w:tcMar>
-              <w:top w:w="50" w:type="dxa"/>
-              <w:bottom w:w="50" w:type="dxa"/>
-              <w:left w:w="80" w:type="dxa"/>
-              <w:right w:w="80" w:type="dxa"/>
-            </w:tcMar>
-          </w:tcPr>
-          <w:p>
-            <w:r>
-              <w:rPr>
-                <w:sz w:val="15"/>
-              </w:rPr>
-              <w:t>Budget vs Actual Cost Variance Analyzer (Material/Labour/Logistics)</w:t>
-            </w:r>
-          </w:p>
-        </w:tc>
-      </w:tr>
-      <w:tr>
-        <w:tc>
-          <w:tcPr>
-            <w:tcW w:type="dxa" w:w="2592"/>
-            <w:shd w:fill="FFFFFF"/>
-            <w:tcMar>
-              <w:top w:w="50" w:type="dxa"/>
-              <w:bottom w:w="50" w:type="dxa"/>
-              <w:left w:w="80" w:type="dxa"/>
-              <w:right w:w="80" w:type="dxa"/>
-            </w:tcMar>
-          </w:tcPr>
-          <w:p>
-            <w:r>
-              <w:rPr>
-                <w:sz w:val="15"/>
-              </w:rPr>
-            </w:r>
-          </w:p>
-        </w:tc>
-        <w:tc>
-          <w:tcPr>
-            <w:tcW w:type="dxa" w:w="1872"/>
-            <w:shd w:fill="FFFFFF"/>
-            <w:tcMar>
-              <w:top w:w="50" w:type="dxa"/>
-              <w:bottom w:w="50" w:type="dxa"/>
-              <w:left w:w="80" w:type="dxa"/>
-              <w:right w:w="80" w:type="dxa"/>
-            </w:tcMar>
-          </w:tcPr>
-          <w:p>
-            <w:r>
-              <w:rPr>
-                <w:sz w:val="15"/>
-              </w:rPr>
-            </w:r>
-          </w:p>
-        </w:tc>
-        <w:tc>
-          <w:tcPr>
-            <w:tcW w:type="dxa" w:w="3024"/>
-            <w:shd w:fill="FFFFFF"/>
-            <w:tcMar>
-              <w:top w:w="50" w:type="dxa"/>
-              <w:bottom w:w="50" w:type="dxa"/>
-              <w:left w:w="80" w:type="dxa"/>
-              <w:right w:w="80" w:type="dxa"/>
-            </w:tcMar>
-          </w:tcPr>
-          <w:p>
-            <w:r>
-              <w:rPr>
-                <w:b/>
-                <w:color w:val="1E293B"/>
-                <w:sz w:val="15"/>
-              </w:rPr>
-              <w:t>Business Working Capital GFI &amp; NFI Days Working Sheet</w:t>
-            </w:r>
-          </w:p>
-        </w:tc>
-        <w:tc>
-          <w:tcPr>
-            <w:tcW w:type="dxa" w:w="2880"/>
-            <w:shd w:fill="FFFFFF"/>
-            <w:tcMar>
-              <w:top w:w="50" w:type="dxa"/>
-              <w:bottom w:w="50" w:type="dxa"/>
-              <w:left w:w="80" w:type="dxa"/>
-              <w:right w:w="80" w:type="dxa"/>
-            </w:tcMar>
-          </w:tcPr>
-          <w:p>
-            <w:r>
-              <w:rPr>
-                <w:sz w:val="15"/>
-              </w:rPr>
-              <w:t>Automated Working Capital GFI &amp; NFI Day Computation Engine</w:t>
-            </w:r>
-          </w:p>
-        </w:tc>
-      </w:tr>
-    </w:tbl>
-    <w:p>
-      <w:pPr>
-        <w:pStyle w:val="Heading2"/>
-        <w:spacing w:before="200" w:after="40"/>
-      </w:pPr>
-      <w:r>
-        <w:rPr>
-          <w:color w:val="2563EB"/>
-          <w:sz w:val="20"/>
-        </w:rPr>
-        <w:t>Module 07: Document Management System Module</w:t>
-      </w:r>
-    </w:p>
-    <w:tbl>
-      <w:tblPr>
-        <w:tblW w:type="auto" w:w="0"/>
-        <w:jc w:val="center"/>
-        <w:tblLayout w:type="fixed"/>
-        <w:tblLook w:firstColumn="1" w:firstRow="1" w:lastColumn="0" w:lastRow="0" w:noHBand="0" w:noVBand="1" w:val="04A0"/>
-      </w:tblPr>
-      <w:tblGrid>
-        <w:gridCol w:w="2592"/>
-        <w:gridCol w:w="2592"/>
-        <w:gridCol w:w="2592"/>
-        <w:gridCol w:w="2592"/>
-      </w:tblGrid>
-      <w:tr>
-        <w:tc>
-          <w:tcPr>
-            <w:tcW w:type="dxa" w:w="2592"/>
-            <w:shd w:fill="1E293B"/>
-            <w:tcMar>
-              <w:top w:w="70" w:type="dxa"/>
-              <w:bottom w:w="70" w:type="dxa"/>
-              <w:left w:w="80" w:type="dxa"/>
-              <w:right w:w="80" w:type="dxa"/>
-            </w:tcMar>
-          </w:tcPr>
-          <w:p>
-            <w:r>
-              <w:rPr>
-                <w:b/>
-                <w:color w:val="FFFFFF"/>
-                <w:sz w:val="16"/>
-              </w:rPr>
-              <w:t>Module Name</w:t>
-            </w:r>
-          </w:p>
-        </w:tc>
-        <w:tc>
-          <w:tcPr>
-            <w:tcW w:type="dxa" w:w="1872"/>
-            <w:shd w:fill="1E293B"/>
-            <w:tcMar>
-              <w:top w:w="70" w:type="dxa"/>
-              <w:bottom w:w="70" w:type="dxa"/>
-              <w:left w:w="80" w:type="dxa"/>
-              <w:right w:w="80" w:type="dxa"/>
-            </w:tcMar>
-          </w:tcPr>
-          <w:p>
-            <w:r>
-              <w:rPr>
-                <w:b/>
-                <w:color w:val="FFFFFF"/>
-                <w:sz w:val="16"/>
-              </w:rPr>
-              <w:t>Lead Owner</w:t>
-            </w:r>
-          </w:p>
-        </w:tc>
-        <w:tc>
-          <w:tcPr>
-            <w:tcW w:type="dxa" w:w="3024"/>
-            <w:shd w:fill="1E293B"/>
-            <w:tcMar>
-              <w:top w:w="70" w:type="dxa"/>
-              <w:bottom w:w="70" w:type="dxa"/>
-              <w:left w:w="80" w:type="dxa"/>
-              <w:right w:w="80" w:type="dxa"/>
-            </w:tcMar>
-          </w:tcPr>
-          <w:p>
-            <w:r>
-              <w:rPr>
-                <w:b/>
-                <w:color w:val="FFFFFF"/>
-                <w:sz w:val="16"/>
-              </w:rPr>
-              <w:t>Primary Documentation Scope</w:t>
-            </w:r>
-          </w:p>
-        </w:tc>
-        <w:tc>
-          <w:tcPr>
-            <w:tcW w:type="dxa" w:w="2880"/>
-            <w:shd w:fill="1E293B"/>
-            <w:tcMar>
-              <w:top w:w="70" w:type="dxa"/>
-              <w:bottom w:w="70" w:type="dxa"/>
-              <w:left w:w="80" w:type="dxa"/>
-              <w:right w:w="80" w:type="dxa"/>
-            </w:tcMar>
-          </w:tcPr>
-          <w:p>
-            <w:r>
-              <w:rPr>
-                <w:b/>
-                <w:color w:val="FFFFFF"/>
-                <w:sz w:val="16"/>
-              </w:rPr>
-              <w:t>Specific Screen &amp; UI Features</w:t>
-            </w:r>
-          </w:p>
-        </w:tc>
-      </w:tr>
-      <w:tr>
-        <w:tc>
-          <w:tcPr>
-            <w:tcW w:type="dxa" w:w="2592"/>
-            <w:shd w:fill="FFFFFF"/>
-            <w:tcMar>
-              <w:top w:w="50" w:type="dxa"/>
-              <w:bottom w:w="50" w:type="dxa"/>
-              <w:left w:w="80" w:type="dxa"/>
-              <w:right w:w="80" w:type="dxa"/>
-            </w:tcMar>
-          </w:tcPr>
-          <w:p>
-            <w:r>
-              <w:rPr>
-                <w:b/>
-                <w:sz w:val="15"/>
-              </w:rPr>
-              <w:t>Module 07: Document Management System Module</w:t>
-            </w:r>
-          </w:p>
-        </w:tc>
-        <w:tc>
-          <w:tcPr>
-            <w:tcW w:type="dxa" w:w="1872"/>
-            <w:shd w:fill="FFFFFF"/>
-            <w:tcMar>
-              <w:top w:w="50" w:type="dxa"/>
-              <w:bottom w:w="50" w:type="dxa"/>
-              <w:left w:w="80" w:type="dxa"/>
-              <w:right w:w="80" w:type="dxa"/>
+              <w:top w:w="60" w:type="dxa"/>
+              <w:bottom w:w="60" w:type="dxa"/>
+              <w:left w:w="70" w:type="dxa"/>
+              <w:right w:w="70" w:type="dxa"/>
             </w:tcMar>
           </w:tcPr>
           <w:p>
@@ -5038,13 +901,79 @@
         </w:tc>
         <w:tc>
           <w:tcPr>
+            <w:tcW w:type="dxa" w:w="3312"/>
+            <w:shd w:fill="FFFFFF"/>
+            <w:tcMar>
+              <w:top w:w="60" w:type="dxa"/>
+              <w:bottom w:w="60" w:type="dxa"/>
+              <w:left w:w="70" w:type="dxa"/>
+              <w:right w:w="70" w:type="dxa"/>
+            </w:tcMar>
+          </w:tcPr>
+          <w:p>
+            <w:r>
+              <w:rPr>
+                <w:sz w:val="15"/>
+              </w:rPr>
+              <w:t>1. Time Limit Extension (EOT): Form [Claim 'EOT-CLM-001', Event 'EVT-ROW-02', Days Claimed '45 Days', Milestone 'Foundations', Cost Claimed '₹34,50,000', Clause 'Clause 38.2 Employer Delay'] + File: EOT_Claim_Dossier_with_Time_Impact.pdf</w:t>
+              <w:br/>
+              <w:br/>
+              <w:t>2. Notice of Delay Events: Form [Event 'EVT-ROW-02', Type 'Right of Way Dispute', Date '2026-10-14', Chainage 'AP-18 to AP-22', Status 'NOD_ISSUED', Notice Served Date '2026-10-16'] + File: Contractual_Notice_of_Delay_Letter.pdf</w:t>
+              <w:br/>
+              <w:br/>
+              <w:t>3. Permit to Work (PTW Shutdown): Form [PTW 'PTW-2026-OUT-14', Crossing 'Span AP44-AP45', Crossed Line '132kV Feeder', Outage Date '2026-11-20', Window '08:00-17:00', Safety Earthing 'Confirmed'] + File: Approved_PTW_Shutdown_Memo.pdf</w:t>
+              <w:br/>
+              <w:br/>
+              <w:t>4. Idling Machinery &amp; Gang Claims: Form [Log 'IDL-2026-05', Gang 'Gang-03', Equipment Idled '1x 20T Hydra Crane + 1x JCB', Idle Hours '48 Hours', Idle Cost '₹1,85,000'] + File: Plant_and_Gang_Idling_Log_Sheets.pdf</w:t>
+              <w:br/>
+              <w:br/>
+              <w:t>5. Project Correspondence Register: Form [Transmittal 'APAR-TR-003', Subject 'OPGW Drum Length Schedule Rev B', Recipient 'Mr. Desai / GETCO', Status 'A1 Approved'] + File: Signed_Transmittal_Package_and_CRS.pdf</w:t>
+            </w:r>
+          </w:p>
+        </w:tc>
+        <w:tc>
+          <w:tcPr>
             <w:tcW w:type="dxa" w:w="3024"/>
             <w:shd w:fill="FFFFFF"/>
             <w:tcMar>
-              <w:top w:w="50" w:type="dxa"/>
-              <w:bottom w:w="50" w:type="dxa"/>
-              <w:left w:w="80" w:type="dxa"/>
-              <w:right w:w="80" w:type="dxa"/>
+              <w:top w:w="60" w:type="dxa"/>
+              <w:bottom w:w="60" w:type="dxa"/>
+              <w:left w:w="70" w:type="dxa"/>
+              <w:right w:w="70" w:type="dxa"/>
+            </w:tcMar>
+          </w:tcPr>
+          <w:p>
+            <w:r>
+              <w:rPr>
+                <w:sz w:val="15"/>
+              </w:rPr>
+              <w:t>• /eot/claims (EOTClaimList.tsx): Contractual Delay Impact Assessment Engine &amp; L2 Impact analyzer</w:t>
+              <w:br/>
+              <w:br/>
+              <w:t>• /eot/events (DelayEventList.tsx): Notice Deadline Expiry Warnings (preserves mandatory 7/14-day contractual notice rights)</w:t>
+              <w:br/>
+              <w:br/>
+              <w:t>• /safety (SafetyDashboard.tsx): PTW Live-Line Grid Outage Permit Vault (mandatory prerequisite for stringing)</w:t>
+              <w:br/>
+              <w:br/>
+              <w:t>• /eot/events: Idle Plant &amp; Subcontractor Log Sheet Attacher with joint site verification proofs</w:t>
+              <w:br/>
+              <w:br/>
+              <w:t>• /transmittals &amp; /crs (CRSList.tsx): Central Master Document Register (MDR), Transmittals &amp; Comment Response Sheets</w:t>
+            </w:r>
+          </w:p>
+        </w:tc>
+      </w:tr>
+      <w:tr>
+        <w:tc>
+          <w:tcPr>
+            <w:tcW w:type="dxa" w:w="2304"/>
+            <w:shd w:fill="F8FAFC"/>
+            <w:tcMar>
+              <w:top w:w="60" w:type="dxa"/>
+              <w:bottom w:w="60" w:type="dxa"/>
+              <w:left w:w="70" w:type="dxa"/>
+              <w:right w:w="70" w:type="dxa"/>
             </w:tcMar>
           </w:tcPr>
           <w:p>
@@ -5054,507 +983,19 @@
                 <w:color w:val="1E293B"/>
                 <w:sz w:val="15"/>
               </w:rPr>
-              <w:t>Time Limit Extension (EOT) Claim Packages</w:t>
+              <w:t>8. Inventory Management Module</w:t>
             </w:r>
           </w:p>
         </w:tc>
         <w:tc>
           <w:tcPr>
-            <w:tcW w:type="dxa" w:w="2880"/>
-            <w:shd w:fill="FFFFFF"/>
-            <w:tcMar>
-              <w:top w:w="50" w:type="dxa"/>
-              <w:bottom w:w="50" w:type="dxa"/>
-              <w:left w:w="80" w:type="dxa"/>
-              <w:right w:w="80" w:type="dxa"/>
-            </w:tcMar>
-          </w:tcPr>
-          <w:p>
-            <w:r>
-              <w:rPr>
-                <w:sz w:val="15"/>
-              </w:rPr>
-              <w:t>Contractual Delay Impact Assessment Engine &amp; L2 Impact</w:t>
-            </w:r>
-          </w:p>
-        </w:tc>
-      </w:tr>
-      <w:tr>
-        <w:tc>
-          <w:tcPr>
-            <w:tcW w:type="dxa" w:w="2592"/>
+            <w:tcW w:type="dxa" w:w="1728"/>
             <w:shd w:fill="F8FAFC"/>
             <w:tcMar>
-              <w:top w:w="50" w:type="dxa"/>
-              <w:bottom w:w="50" w:type="dxa"/>
-              <w:left w:w="80" w:type="dxa"/>
-              <w:right w:w="80" w:type="dxa"/>
-            </w:tcMar>
-          </w:tcPr>
-          <w:p>
-            <w:r>
-              <w:rPr>
-                <w:sz w:val="15"/>
-              </w:rPr>
-            </w:r>
-          </w:p>
-        </w:tc>
-        <w:tc>
-          <w:tcPr>
-            <w:tcW w:type="dxa" w:w="1872"/>
-            <w:shd w:fill="F8FAFC"/>
-            <w:tcMar>
-              <w:top w:w="50" w:type="dxa"/>
-              <w:bottom w:w="50" w:type="dxa"/>
-              <w:left w:w="80" w:type="dxa"/>
-              <w:right w:w="80" w:type="dxa"/>
-            </w:tcMar>
-          </w:tcPr>
-          <w:p>
-            <w:r>
-              <w:rPr>
-                <w:sz w:val="15"/>
-              </w:rPr>
-            </w:r>
-          </w:p>
-        </w:tc>
-        <w:tc>
-          <w:tcPr>
-            <w:tcW w:type="dxa" w:w="3024"/>
-            <w:shd w:fill="F8FAFC"/>
-            <w:tcMar>
-              <w:top w:w="50" w:type="dxa"/>
-              <w:bottom w:w="50" w:type="dxa"/>
-              <w:left w:w="80" w:type="dxa"/>
-              <w:right w:w="80" w:type="dxa"/>
-            </w:tcMar>
-          </w:tcPr>
-          <w:p>
-            <w:r>
-              <w:rPr>
-                <w:b/>
-                <w:color w:val="1E293B"/>
-                <w:sz w:val="15"/>
-              </w:rPr>
-              <w:t>Notice of Delay Events &amp; Force Majeure Intimations</w:t>
-            </w:r>
-          </w:p>
-        </w:tc>
-        <w:tc>
-          <w:tcPr>
-            <w:tcW w:type="dxa" w:w="2880"/>
-            <w:shd w:fill="F8FAFC"/>
-            <w:tcMar>
-              <w:top w:w="50" w:type="dxa"/>
-              <w:bottom w:w="50" w:type="dxa"/>
-              <w:left w:w="80" w:type="dxa"/>
-              <w:right w:w="80" w:type="dxa"/>
-            </w:tcMar>
-          </w:tcPr>
-          <w:p>
-            <w:r>
-              <w:rPr>
-                <w:sz w:val="15"/>
-              </w:rPr>
-              <w:t>Notice Deadline Expiry Warnings (Preserves 7/14-day notice rights)</w:t>
-            </w:r>
-          </w:p>
-        </w:tc>
-      </w:tr>
-      <w:tr>
-        <w:tc>
-          <w:tcPr>
-            <w:tcW w:type="dxa" w:w="2592"/>
-            <w:shd w:fill="FFFFFF"/>
-            <w:tcMar>
-              <w:top w:w="50" w:type="dxa"/>
-              <w:bottom w:w="50" w:type="dxa"/>
-              <w:left w:w="80" w:type="dxa"/>
-              <w:right w:w="80" w:type="dxa"/>
-            </w:tcMar>
-          </w:tcPr>
-          <w:p>
-            <w:r>
-              <w:rPr>
-                <w:sz w:val="15"/>
-              </w:rPr>
-            </w:r>
-          </w:p>
-        </w:tc>
-        <w:tc>
-          <w:tcPr>
-            <w:tcW w:type="dxa" w:w="1872"/>
-            <w:shd w:fill="FFFFFF"/>
-            <w:tcMar>
-              <w:top w:w="50" w:type="dxa"/>
-              <w:bottom w:w="50" w:type="dxa"/>
-              <w:left w:w="80" w:type="dxa"/>
-              <w:right w:w="80" w:type="dxa"/>
-            </w:tcMar>
-          </w:tcPr>
-          <w:p>
-            <w:r>
-              <w:rPr>
-                <w:sz w:val="15"/>
-              </w:rPr>
-            </w:r>
-          </w:p>
-        </w:tc>
-        <w:tc>
-          <w:tcPr>
-            <w:tcW w:type="dxa" w:w="3024"/>
-            <w:shd w:fill="FFFFFF"/>
-            <w:tcMar>
-              <w:top w:w="50" w:type="dxa"/>
-              <w:bottom w:w="50" w:type="dxa"/>
-              <w:left w:w="80" w:type="dxa"/>
-              <w:right w:w="80" w:type="dxa"/>
-            </w:tcMar>
-          </w:tcPr>
-          <w:p>
-            <w:r>
-              <w:rPr>
-                <w:b/>
-                <w:color w:val="1E293B"/>
-                <w:sz w:val="15"/>
-              </w:rPr>
-              <w:t>Permit to Work (PTW) / Grid Outage Shutdown Sanctions</w:t>
-            </w:r>
-          </w:p>
-        </w:tc>
-        <w:tc>
-          <w:tcPr>
-            <w:tcW w:type="dxa" w:w="2880"/>
-            <w:shd w:fill="FFFFFF"/>
-            <w:tcMar>
-              <w:top w:w="50" w:type="dxa"/>
-              <w:bottom w:w="50" w:type="dxa"/>
-              <w:left w:w="80" w:type="dxa"/>
-              <w:right w:w="80" w:type="dxa"/>
-            </w:tcMar>
-          </w:tcPr>
-          <w:p>
-            <w:r>
-              <w:rPr>
-                <w:sz w:val="15"/>
-              </w:rPr>
-              <w:t>PTW Live-Line Grid Outage Permit Vault (Mandatory for stringing)</w:t>
-            </w:r>
-          </w:p>
-        </w:tc>
-      </w:tr>
-      <w:tr>
-        <w:tc>
-          <w:tcPr>
-            <w:tcW w:type="dxa" w:w="2592"/>
-            <w:shd w:fill="F8FAFC"/>
-            <w:tcMar>
-              <w:top w:w="50" w:type="dxa"/>
-              <w:bottom w:w="50" w:type="dxa"/>
-              <w:left w:w="80" w:type="dxa"/>
-              <w:right w:w="80" w:type="dxa"/>
-            </w:tcMar>
-          </w:tcPr>
-          <w:p>
-            <w:r>
-              <w:rPr>
-                <w:sz w:val="15"/>
-              </w:rPr>
-            </w:r>
-          </w:p>
-        </w:tc>
-        <w:tc>
-          <w:tcPr>
-            <w:tcW w:type="dxa" w:w="1872"/>
-            <w:shd w:fill="F8FAFC"/>
-            <w:tcMar>
-              <w:top w:w="50" w:type="dxa"/>
-              <w:bottom w:w="50" w:type="dxa"/>
-              <w:left w:w="80" w:type="dxa"/>
-              <w:right w:w="80" w:type="dxa"/>
-            </w:tcMar>
-          </w:tcPr>
-          <w:p>
-            <w:r>
-              <w:rPr>
-                <w:sz w:val="15"/>
-              </w:rPr>
-            </w:r>
-          </w:p>
-        </w:tc>
-        <w:tc>
-          <w:tcPr>
-            <w:tcW w:type="dxa" w:w="3024"/>
-            <w:shd w:fill="F8FAFC"/>
-            <w:tcMar>
-              <w:top w:w="50" w:type="dxa"/>
-              <w:bottom w:w="50" w:type="dxa"/>
-              <w:left w:w="80" w:type="dxa"/>
-              <w:right w:w="80" w:type="dxa"/>
-            </w:tcMar>
-          </w:tcPr>
-          <w:p>
-            <w:r>
-              <w:rPr>
-                <w:b/>
-                <w:color w:val="1E293B"/>
-                <w:sz w:val="15"/>
-              </w:rPr>
-              <w:t>Subcontractor, Plant &amp; Gang Idling Claims</w:t>
-            </w:r>
-          </w:p>
-        </w:tc>
-        <w:tc>
-          <w:tcPr>
-            <w:tcW w:type="dxa" w:w="2880"/>
-            <w:shd w:fill="F8FAFC"/>
-            <w:tcMar>
-              <w:top w:w="50" w:type="dxa"/>
-              <w:bottom w:w="50" w:type="dxa"/>
-              <w:left w:w="80" w:type="dxa"/>
-              <w:right w:w="80" w:type="dxa"/>
-            </w:tcMar>
-          </w:tcPr>
-          <w:p>
-            <w:r>
-              <w:rPr>
-                <w:sz w:val="15"/>
-              </w:rPr>
-              <w:t>Idle Plant &amp; Subcontractor Log Sheet Attacher</w:t>
-            </w:r>
-          </w:p>
-        </w:tc>
-      </w:tr>
-      <w:tr>
-        <w:tc>
-          <w:tcPr>
-            <w:tcW w:type="dxa" w:w="2592"/>
-            <w:shd w:fill="FFFFFF"/>
-            <w:tcMar>
-              <w:top w:w="50" w:type="dxa"/>
-              <w:bottom w:w="50" w:type="dxa"/>
-              <w:left w:w="80" w:type="dxa"/>
-              <w:right w:w="80" w:type="dxa"/>
-            </w:tcMar>
-          </w:tcPr>
-          <w:p>
-            <w:r>
-              <w:rPr>
-                <w:sz w:val="15"/>
-              </w:rPr>
-            </w:r>
-          </w:p>
-        </w:tc>
-        <w:tc>
-          <w:tcPr>
-            <w:tcW w:type="dxa" w:w="1872"/>
-            <w:shd w:fill="FFFFFF"/>
-            <w:tcMar>
-              <w:top w:w="50" w:type="dxa"/>
-              <w:bottom w:w="50" w:type="dxa"/>
-              <w:left w:w="80" w:type="dxa"/>
-              <w:right w:w="80" w:type="dxa"/>
-            </w:tcMar>
-          </w:tcPr>
-          <w:p>
-            <w:r>
-              <w:rPr>
-                <w:sz w:val="15"/>
-              </w:rPr>
-            </w:r>
-          </w:p>
-        </w:tc>
-        <w:tc>
-          <w:tcPr>
-            <w:tcW w:type="dxa" w:w="3024"/>
-            <w:shd w:fill="FFFFFF"/>
-            <w:tcMar>
-              <w:top w:w="50" w:type="dxa"/>
-              <w:bottom w:w="50" w:type="dxa"/>
-              <w:left w:w="80" w:type="dxa"/>
-              <w:right w:w="80" w:type="dxa"/>
-            </w:tcMar>
-          </w:tcPr>
-          <w:p>
-            <w:r>
-              <w:rPr>
-                <w:b/>
-                <w:color w:val="1E293B"/>
-                <w:sz w:val="15"/>
-              </w:rPr>
-              <w:t>Project Correspondence Register &amp; Master Transmittals</w:t>
-            </w:r>
-          </w:p>
-        </w:tc>
-        <w:tc>
-          <w:tcPr>
-            <w:tcW w:type="dxa" w:w="2880"/>
-            <w:shd w:fill="FFFFFF"/>
-            <w:tcMar>
-              <w:top w:w="50" w:type="dxa"/>
-              <w:bottom w:w="50" w:type="dxa"/>
-              <w:left w:w="80" w:type="dxa"/>
-              <w:right w:w="80" w:type="dxa"/>
-            </w:tcMar>
-          </w:tcPr>
-          <w:p>
-            <w:r>
-              <w:rPr>
-                <w:sz w:val="15"/>
-              </w:rPr>
-              <w:t>Central Master Document Register (MDR), Transmittals &amp; CRS Sheets</w:t>
-            </w:r>
-          </w:p>
-        </w:tc>
-      </w:tr>
-    </w:tbl>
-    <w:p>
-      <w:pPr>
-        <w:pStyle w:val="Heading2"/>
-        <w:spacing w:before="200" w:after="40"/>
-      </w:pPr>
-      <w:r>
-        <w:rPr>
-          <w:color w:val="2563EB"/>
-          <w:sz w:val="20"/>
-        </w:rPr>
-        <w:t>Module 08: Inventory Management Module</w:t>
-      </w:r>
-    </w:p>
-    <w:tbl>
-      <w:tblPr>
-        <w:tblW w:type="auto" w:w="0"/>
-        <w:jc w:val="center"/>
-        <w:tblLayout w:type="fixed"/>
-        <w:tblLook w:firstColumn="1" w:firstRow="1" w:lastColumn="0" w:lastRow="0" w:noHBand="0" w:noVBand="1" w:val="04A0"/>
-      </w:tblPr>
-      <w:tblGrid>
-        <w:gridCol w:w="2592"/>
-        <w:gridCol w:w="2592"/>
-        <w:gridCol w:w="2592"/>
-        <w:gridCol w:w="2592"/>
-      </w:tblGrid>
-      <w:tr>
-        <w:tc>
-          <w:tcPr>
-            <w:tcW w:type="dxa" w:w="2592"/>
-            <w:shd w:fill="1E293B"/>
-            <w:tcMar>
-              <w:top w:w="70" w:type="dxa"/>
-              <w:bottom w:w="70" w:type="dxa"/>
-              <w:left w:w="80" w:type="dxa"/>
-              <w:right w:w="80" w:type="dxa"/>
-            </w:tcMar>
-          </w:tcPr>
-          <w:p>
-            <w:r>
-              <w:rPr>
-                <w:b/>
-                <w:color w:val="FFFFFF"/>
-                <w:sz w:val="16"/>
-              </w:rPr>
-              <w:t>Module Name</w:t>
-            </w:r>
-          </w:p>
-        </w:tc>
-        <w:tc>
-          <w:tcPr>
-            <w:tcW w:type="dxa" w:w="1872"/>
-            <w:shd w:fill="1E293B"/>
-            <w:tcMar>
-              <w:top w:w="70" w:type="dxa"/>
-              <w:bottom w:w="70" w:type="dxa"/>
-              <w:left w:w="80" w:type="dxa"/>
-              <w:right w:w="80" w:type="dxa"/>
-            </w:tcMar>
-          </w:tcPr>
-          <w:p>
-            <w:r>
-              <w:rPr>
-                <w:b/>
-                <w:color w:val="FFFFFF"/>
-                <w:sz w:val="16"/>
-              </w:rPr>
-              <w:t>Lead Owner</w:t>
-            </w:r>
-          </w:p>
-        </w:tc>
-        <w:tc>
-          <w:tcPr>
-            <w:tcW w:type="dxa" w:w="3024"/>
-            <w:shd w:fill="1E293B"/>
-            <w:tcMar>
-              <w:top w:w="70" w:type="dxa"/>
-              <w:bottom w:w="70" w:type="dxa"/>
-              <w:left w:w="80" w:type="dxa"/>
-              <w:right w:w="80" w:type="dxa"/>
-            </w:tcMar>
-          </w:tcPr>
-          <w:p>
-            <w:r>
-              <w:rPr>
-                <w:b/>
-                <w:color w:val="FFFFFF"/>
-                <w:sz w:val="16"/>
-              </w:rPr>
-              <w:t>Primary Documentation Scope</w:t>
-            </w:r>
-          </w:p>
-        </w:tc>
-        <w:tc>
-          <w:tcPr>
-            <w:tcW w:type="dxa" w:w="2880"/>
-            <w:shd w:fill="1E293B"/>
-            <w:tcMar>
-              <w:top w:w="70" w:type="dxa"/>
-              <w:bottom w:w="70" w:type="dxa"/>
-              <w:left w:w="80" w:type="dxa"/>
-              <w:right w:w="80" w:type="dxa"/>
-            </w:tcMar>
-          </w:tcPr>
-          <w:p>
-            <w:r>
-              <w:rPr>
-                <w:b/>
-                <w:color w:val="FFFFFF"/>
-                <w:sz w:val="16"/>
-              </w:rPr>
-              <w:t>Specific Screen &amp; UI Features</w:t>
-            </w:r>
-          </w:p>
-        </w:tc>
-      </w:tr>
-      <w:tr>
-        <w:tc>
-          <w:tcPr>
-            <w:tcW w:type="dxa" w:w="2592"/>
-            <w:shd w:fill="FFFFFF"/>
-            <w:tcMar>
-              <w:top w:w="50" w:type="dxa"/>
-              <w:bottom w:w="50" w:type="dxa"/>
-              <w:left w:w="80" w:type="dxa"/>
-              <w:right w:w="80" w:type="dxa"/>
-            </w:tcMar>
-          </w:tcPr>
-          <w:p>
-            <w:r>
-              <w:rPr>
-                <w:b/>
-                <w:sz w:val="15"/>
-              </w:rPr>
-              <w:t>Module 08: Inventory Management Module</w:t>
-            </w:r>
-          </w:p>
-        </w:tc>
-        <w:tc>
-          <w:tcPr>
-            <w:tcW w:type="dxa" w:w="1872"/>
-            <w:shd w:fill="FFFFFF"/>
-            <w:tcMar>
-              <w:top w:w="50" w:type="dxa"/>
-              <w:bottom w:w="50" w:type="dxa"/>
-              <w:left w:w="80" w:type="dxa"/>
-              <w:right w:w="80" w:type="dxa"/>
+              <w:top w:w="60" w:type="dxa"/>
+              <w:bottom w:w="60" w:type="dxa"/>
+              <w:left w:w="70" w:type="dxa"/>
+              <w:right w:w="70" w:type="dxa"/>
             </w:tcMar>
           </w:tcPr>
           <w:p>
@@ -5571,35 +1012,13 @@
         </w:tc>
         <w:tc>
           <w:tcPr>
-            <w:tcW w:type="dxa" w:w="3024"/>
-            <w:shd w:fill="FFFFFF"/>
+            <w:tcW w:type="dxa" w:w="3312"/>
+            <w:shd w:fill="F8FAFC"/>
             <w:tcMar>
-              <w:top w:w="50" w:type="dxa"/>
-              <w:bottom w:w="50" w:type="dxa"/>
-              <w:left w:w="80" w:type="dxa"/>
-              <w:right w:w="80" w:type="dxa"/>
-            </w:tcMar>
-          </w:tcPr>
-          <w:p>
-            <w:r>
-              <w:rPr>
-                <w:b/>
-                <w:color w:val="1E293B"/>
-                <w:sz w:val="15"/>
-              </w:rPr>
-              <w:t>Daily Stock Ledger &amp; Digital Bin Cards</w:t>
-            </w:r>
-          </w:p>
-        </w:tc>
-        <w:tc>
-          <w:tcPr>
-            <w:tcW w:type="dxa" w:w="2880"/>
-            <w:shd w:fill="FFFFFF"/>
-            <w:tcMar>
-              <w:top w:w="50" w:type="dxa"/>
-              <w:bottom w:w="50" w:type="dxa"/>
-              <w:left w:w="80" w:type="dxa"/>
-              <w:right w:w="80" w:type="dxa"/>
+              <w:top w:w="60" w:type="dxa"/>
+              <w:bottom w:w="60" w:type="dxa"/>
+              <w:left w:w="70" w:type="dxa"/>
+              <w:right w:w="70" w:type="dxa"/>
             </w:tcMar>
           </w:tcPr>
           <w:p>
@@ -5607,47 +1026,22 @@
               <w:rPr>
                 <w:sz w:val="15"/>
               </w:rPr>
-              <w:t>Digital Bin Card Ledger with real-time inward/issue balances</w:t>
-            </w:r>
-          </w:p>
-        </w:tc>
-      </w:tr>
-      <w:tr>
-        <w:tc>
-          <w:tcPr>
-            <w:tcW w:type="dxa" w:w="2592"/>
-            <w:shd w:fill="F8FAFC"/>
-            <w:tcMar>
-              <w:top w:w="50" w:type="dxa"/>
-              <w:bottom w:w="50" w:type="dxa"/>
-              <w:left w:w="80" w:type="dxa"/>
-              <w:right w:w="80" w:type="dxa"/>
-            </w:tcMar>
-          </w:tcPr>
-          <w:p>
-            <w:r>
-              <w:rPr>
-                <w:sz w:val="15"/>
-              </w:rPr>
-            </w:r>
-          </w:p>
-        </w:tc>
-        <w:tc>
-          <w:tcPr>
-            <w:tcW w:type="dxa" w:w="1872"/>
-            <w:shd w:fill="F8FAFC"/>
-            <w:tcMar>
-              <w:top w:w="50" w:type="dxa"/>
-              <w:bottom w:w="50" w:type="dxa"/>
-              <w:left w:w="80" w:type="dxa"/>
-              <w:right w:w="80" w:type="dxa"/>
-            </w:tcMar>
-          </w:tcPr>
-          <w:p>
-            <w:r>
-              <w:rPr>
-                <w:sz w:val="15"/>
-              </w:rPr>
+              <w:t>1. Daily Stock Ledger &amp; Bin Cards: Form [Item 'MSETCL-MAT-05 Stubs ST-DA', Location 'Yard Bay S-01', Inwarded '140 Sets', Issued to Gang '16 Sets Gang-01', Store Balance '124 Sets', UOM 'Sets'] + File: Digital_Bin_Card_Stock_Extract.xlsx</w:t>
+              <w:br/>
+              <w:br/>
+              <w:t>2. Monthly Material Reconciliation: Form [Month 'Nov-2026', HTLS Conductor: Received Under DI '200.00 KM', Certified in JMC '42.50 KM', Scrap '0.35 KM', Store Balance '157.15 KM', Variance '0.00 KM Balanced'] + File: Monthly_Material_Reconciliation_MRR.xlsx</w:t>
+              <w:br/>
+              <w:br/>
+              <w:t>3. Stock Transfer Orders (STO): Form [STO 'STO-2026-04', Sending Store 'GETCO 414 Store', Receiving Store 'KPTCL OPGW Store Hubli', Material '12x Joint Boxes + 50x Suspension Clamps', Vehicle 'KA-25-A-8114'] + File: Inter_Project_STO_Manifest.pdf</w:t>
+              <w:br/>
+              <w:br/>
+              <w:t>4. Tools &amp; Plants (T&amp;P) Inventory: Form [Asset 'TP-SL-041 Come-Along Clamps', Qty '24 Nos', Condition 'Load Tested Good', Gang Assigned 'Gang-02 Erection', Test Date '2026-09-15'] + File: TP_Site_Allocation_Register.xlsx</w:t>
+              <w:br/>
+              <w:br/>
+              <w:t>5. Tension Stringing Equipment (TSE): Form [Asset 'TSE-TEN-002', Description 'OMAC 40kN Tensioner', Serial 'OM-8941', Run Hours '412 hrs', Status 'Active Segment-01 Stringing', Operator 'Rameshwar Singh'] + File: TSE_Calibration_and_Maintenance_Log.pdf</w:t>
+              <w:br/>
+              <w:br/>
+              <w:t>6. Scrap &amp; Surplus Disposal: Form [Lot 'SCR-2027-01', Scrap 'Aluminium conductor cut pieces &amp; empty wooden drums', Qty '1,420 kg Al + 45 drums', Witness 'Er. Patil / Utility AE'] + File: Scrap_Disposal_Certificate.pdf</w:t>
             </w:r>
           </w:p>
         </w:tc>
@@ -5656,32 +1050,10 @@
             <w:tcW w:type="dxa" w:w="3024"/>
             <w:shd w:fill="F8FAFC"/>
             <w:tcMar>
-              <w:top w:w="50" w:type="dxa"/>
-              <w:bottom w:w="50" w:type="dxa"/>
-              <w:left w:w="80" w:type="dxa"/>
-              <w:right w:w="80" w:type="dxa"/>
-            </w:tcMar>
-          </w:tcPr>
-          <w:p>
-            <w:r>
-              <w:rPr>
-                <w:b/>
-                <w:color w:val="1E293B"/>
-                <w:sz w:val="15"/>
-              </w:rPr>
-              <w:t>Monthly Material Reconciliation Reports (MRR)</w:t>
-            </w:r>
-          </w:p>
-        </w:tc>
-        <w:tc>
-          <w:tcPr>
-            <w:tcW w:type="dxa" w:w="2880"/>
-            <w:shd w:fill="F8FAFC"/>
-            <w:tcMar>
-              <w:top w:w="50" w:type="dxa"/>
-              <w:bottom w:w="50" w:type="dxa"/>
-              <w:left w:w="80" w:type="dxa"/>
-              <w:right w:w="80" w:type="dxa"/>
+              <w:top w:w="60" w:type="dxa"/>
+              <w:bottom w:w="60" w:type="dxa"/>
+              <w:left w:w="70" w:type="dxa"/>
+              <w:right w:w="70" w:type="dxa"/>
             </w:tcMar>
           </w:tcPr>
           <w:p>
@@ -5689,335 +1061,22 @@
               <w:rPr>
                 <w:sz w:val="15"/>
               </w:rPr>
-              <w:t>Monthly Physical vs JMC Material Balancing Engine</w:t>
-            </w:r>
-          </w:p>
-        </w:tc>
-      </w:tr>
-      <w:tr>
-        <w:tc>
-          <w:tcPr>
-            <w:tcW w:type="dxa" w:w="2592"/>
-            <w:shd w:fill="FFFFFF"/>
-            <w:tcMar>
-              <w:top w:w="50" w:type="dxa"/>
-              <w:bottom w:w="50" w:type="dxa"/>
-              <w:left w:w="80" w:type="dxa"/>
-              <w:right w:w="80" w:type="dxa"/>
-            </w:tcMar>
-          </w:tcPr>
-          <w:p>
-            <w:r>
-              <w:rPr>
-                <w:sz w:val="15"/>
-              </w:rPr>
-            </w:r>
-          </w:p>
-        </w:tc>
-        <w:tc>
-          <w:tcPr>
-            <w:tcW w:type="dxa" w:w="1872"/>
-            <w:shd w:fill="FFFFFF"/>
-            <w:tcMar>
-              <w:top w:w="50" w:type="dxa"/>
-              <w:bottom w:w="50" w:type="dxa"/>
-              <w:left w:w="80" w:type="dxa"/>
-              <w:right w:w="80" w:type="dxa"/>
-            </w:tcMar>
-          </w:tcPr>
-          <w:p>
-            <w:r>
-              <w:rPr>
-                <w:sz w:val="15"/>
-              </w:rPr>
-            </w:r>
-          </w:p>
-        </w:tc>
-        <w:tc>
-          <w:tcPr>
-            <w:tcW w:type="dxa" w:w="3024"/>
-            <w:shd w:fill="FFFFFF"/>
-            <w:tcMar>
-              <w:top w:w="50" w:type="dxa"/>
-              <w:bottom w:w="50" w:type="dxa"/>
-              <w:left w:w="80" w:type="dxa"/>
-              <w:right w:w="80" w:type="dxa"/>
-            </w:tcMar>
-          </w:tcPr>
-          <w:p>
-            <w:r>
-              <w:rPr>
-                <w:b/>
-                <w:color w:val="1E293B"/>
-                <w:sz w:val="15"/>
-              </w:rPr>
-              <w:t>Stock Transfer Orders (STO) &amp; Inter-Project Transfer Manifests</w:t>
-            </w:r>
-          </w:p>
-        </w:tc>
-        <w:tc>
-          <w:tcPr>
-            <w:tcW w:type="dxa" w:w="2880"/>
-            <w:shd w:fill="FFFFFF"/>
-            <w:tcMar>
-              <w:top w:w="50" w:type="dxa"/>
-              <w:bottom w:w="50" w:type="dxa"/>
-              <w:left w:w="80" w:type="dxa"/>
-              <w:right w:w="80" w:type="dxa"/>
-            </w:tcMar>
-          </w:tcPr>
-          <w:p>
-            <w:r>
-              <w:rPr>
-                <w:sz w:val="15"/>
-              </w:rPr>
-              <w:t>Dual-Confirmation Inter-Project Stock Transfer (STO) Form</w:t>
-            </w:r>
-          </w:p>
-        </w:tc>
-      </w:tr>
-      <w:tr>
-        <w:tc>
-          <w:tcPr>
-            <w:tcW w:type="dxa" w:w="2592"/>
-            <w:shd w:fill="F8FAFC"/>
-            <w:tcMar>
-              <w:top w:w="50" w:type="dxa"/>
-              <w:bottom w:w="50" w:type="dxa"/>
-              <w:left w:w="80" w:type="dxa"/>
-              <w:right w:w="80" w:type="dxa"/>
-            </w:tcMar>
-          </w:tcPr>
-          <w:p>
-            <w:r>
-              <w:rPr>
-                <w:sz w:val="15"/>
-              </w:rPr>
-            </w:r>
-          </w:p>
-        </w:tc>
-        <w:tc>
-          <w:tcPr>
-            <w:tcW w:type="dxa" w:w="1872"/>
-            <w:shd w:fill="F8FAFC"/>
-            <w:tcMar>
-              <w:top w:w="50" w:type="dxa"/>
-              <w:bottom w:w="50" w:type="dxa"/>
-              <w:left w:w="80" w:type="dxa"/>
-              <w:right w:w="80" w:type="dxa"/>
-            </w:tcMar>
-          </w:tcPr>
-          <w:p>
-            <w:r>
-              <w:rPr>
-                <w:sz w:val="15"/>
-              </w:rPr>
-            </w:r>
-          </w:p>
-        </w:tc>
-        <w:tc>
-          <w:tcPr>
-            <w:tcW w:type="dxa" w:w="3024"/>
-            <w:shd w:fill="F8FAFC"/>
-            <w:tcMar>
-              <w:top w:w="50" w:type="dxa"/>
-              <w:bottom w:w="50" w:type="dxa"/>
-              <w:left w:w="80" w:type="dxa"/>
-              <w:right w:w="80" w:type="dxa"/>
-            </w:tcMar>
-          </w:tcPr>
-          <w:p>
-            <w:r>
-              <w:rPr>
-                <w:b/>
-                <w:color w:val="1E293B"/>
-                <w:sz w:val="15"/>
-              </w:rPr>
-              <w:t>Tools &amp; Plants (T&amp;P) Inventory Asset Register</w:t>
-            </w:r>
-          </w:p>
-        </w:tc>
-        <w:tc>
-          <w:tcPr>
-            <w:tcW w:type="dxa" w:w="2880"/>
-            <w:shd w:fill="F8FAFC"/>
-            <w:tcMar>
-              <w:top w:w="50" w:type="dxa"/>
-              <w:bottom w:w="50" w:type="dxa"/>
-              <w:left w:w="80" w:type="dxa"/>
-              <w:right w:w="80" w:type="dxa"/>
-            </w:tcMar>
-          </w:tcPr>
-          <w:p>
-            <w:r>
-              <w:rPr>
-                <w:sz w:val="15"/>
-              </w:rPr>
-              <w:t>T&amp;P Light Equipment &amp; Safety Gear Tracking Register</w:t>
-            </w:r>
-          </w:p>
-        </w:tc>
-      </w:tr>
-      <w:tr>
-        <w:tc>
-          <w:tcPr>
-            <w:tcW w:type="dxa" w:w="2592"/>
-            <w:shd w:fill="FFFFFF"/>
-            <w:tcMar>
-              <w:top w:w="50" w:type="dxa"/>
-              <w:bottom w:w="50" w:type="dxa"/>
-              <w:left w:w="80" w:type="dxa"/>
-              <w:right w:w="80" w:type="dxa"/>
-            </w:tcMar>
-          </w:tcPr>
-          <w:p>
-            <w:r>
-              <w:rPr>
-                <w:sz w:val="15"/>
-              </w:rPr>
-            </w:r>
-          </w:p>
-        </w:tc>
-        <w:tc>
-          <w:tcPr>
-            <w:tcW w:type="dxa" w:w="1872"/>
-            <w:shd w:fill="FFFFFF"/>
-            <w:tcMar>
-              <w:top w:w="50" w:type="dxa"/>
-              <w:bottom w:w="50" w:type="dxa"/>
-              <w:left w:w="80" w:type="dxa"/>
-              <w:right w:w="80" w:type="dxa"/>
-            </w:tcMar>
-          </w:tcPr>
-          <w:p>
-            <w:r>
-              <w:rPr>
-                <w:sz w:val="15"/>
-              </w:rPr>
-            </w:r>
-          </w:p>
-        </w:tc>
-        <w:tc>
-          <w:tcPr>
-            <w:tcW w:type="dxa" w:w="3024"/>
-            <w:shd w:fill="FFFFFF"/>
-            <w:tcMar>
-              <w:top w:w="50" w:type="dxa"/>
-              <w:bottom w:w="50" w:type="dxa"/>
-              <w:left w:w="80" w:type="dxa"/>
-              <w:right w:w="80" w:type="dxa"/>
-            </w:tcMar>
-          </w:tcPr>
-          <w:p>
-            <w:r>
-              <w:rPr>
-                <w:b/>
-                <w:color w:val="1E293B"/>
-                <w:sz w:val="15"/>
-              </w:rPr>
-              <w:t>Tension Stringing Equipment (TSE) Machinery Logs</w:t>
-            </w:r>
-          </w:p>
-        </w:tc>
-        <w:tc>
-          <w:tcPr>
-            <w:tcW w:type="dxa" w:w="2880"/>
-            <w:shd w:fill="FFFFFF"/>
-            <w:tcMar>
-              <w:top w:w="50" w:type="dxa"/>
-              <w:bottom w:w="50" w:type="dxa"/>
-              <w:left w:w="80" w:type="dxa"/>
-              <w:right w:w="80" w:type="dxa"/>
-            </w:tcMar>
-          </w:tcPr>
-          <w:p>
-            <w:r>
-              <w:rPr>
-                <w:sz w:val="15"/>
-              </w:rPr>
-              <w:t>TSE Heavy Machinery Deployment &amp; Calibration Tracker</w:t>
-            </w:r>
-          </w:p>
-        </w:tc>
-      </w:tr>
-      <w:tr>
-        <w:tc>
-          <w:tcPr>
-            <w:tcW w:type="dxa" w:w="2592"/>
-            <w:shd w:fill="F8FAFC"/>
-            <w:tcMar>
-              <w:top w:w="50" w:type="dxa"/>
-              <w:bottom w:w="50" w:type="dxa"/>
-              <w:left w:w="80" w:type="dxa"/>
-              <w:right w:w="80" w:type="dxa"/>
-            </w:tcMar>
-          </w:tcPr>
-          <w:p>
-            <w:r>
-              <w:rPr>
-                <w:sz w:val="15"/>
-              </w:rPr>
-            </w:r>
-          </w:p>
-        </w:tc>
-        <w:tc>
-          <w:tcPr>
-            <w:tcW w:type="dxa" w:w="1872"/>
-            <w:shd w:fill="F8FAFC"/>
-            <w:tcMar>
-              <w:top w:w="50" w:type="dxa"/>
-              <w:bottom w:w="50" w:type="dxa"/>
-              <w:left w:w="80" w:type="dxa"/>
-              <w:right w:w="80" w:type="dxa"/>
-            </w:tcMar>
-          </w:tcPr>
-          <w:p>
-            <w:r>
-              <w:rPr>
-                <w:sz w:val="15"/>
-              </w:rPr>
-            </w:r>
-          </w:p>
-        </w:tc>
-        <w:tc>
-          <w:tcPr>
-            <w:tcW w:type="dxa" w:w="3024"/>
-            <w:shd w:fill="F8FAFC"/>
-            <w:tcMar>
-              <w:top w:w="50" w:type="dxa"/>
-              <w:bottom w:w="50" w:type="dxa"/>
-              <w:left w:w="80" w:type="dxa"/>
-              <w:right w:w="80" w:type="dxa"/>
-            </w:tcMar>
-          </w:tcPr>
-          <w:p>
-            <w:r>
-              <w:rPr>
-                <w:b/>
-                <w:color w:val="1E293B"/>
-                <w:sz w:val="15"/>
-              </w:rPr>
-              <w:t>Scrap, Salvage &amp; Surplus Material Disposal Certificates</w:t>
-            </w:r>
-          </w:p>
-        </w:tc>
-        <w:tc>
-          <w:tcPr>
-            <w:tcW w:type="dxa" w:w="2880"/>
-            <w:shd w:fill="F8FAFC"/>
-            <w:tcMar>
-              <w:top w:w="50" w:type="dxa"/>
-              <w:bottom w:w="50" w:type="dxa"/>
-              <w:left w:w="80" w:type="dxa"/>
-              <w:right w:w="80" w:type="dxa"/>
-            </w:tcMar>
-          </w:tcPr>
-          <w:p>
-            <w:r>
-              <w:rPr>
-                <w:sz w:val="15"/>
-              </w:rPr>
-              <w:t>Scrap &amp; Empty Wooden Drum Disposal Sign-off Form</w:t>
+              <w:t>• /inventory (InventoryList.tsx): Real-time Digital Bin Card Ledger with inward/issue balance tracking</w:t>
+              <w:br/>
+              <w:br/>
+              <w:t>• /inventory/dispatch (InventoryDashboard.tsx): 3-Way Inwarding Verification Engine (Challan + DI + E-Way Bill)</w:t>
+              <w:br/>
+              <w:br/>
+              <w:t>• /inventory: Monthly Physical vs JMC Material Balancing Engine</w:t>
+              <w:br/>
+              <w:br/>
+              <w:t>• /inventory: Dual-Confirmation Inter-Project Stock Transfer (STO) Form</w:t>
+              <w:br/>
+              <w:br/>
+              <w:t>• /resources (ResourceList.tsx): Tension Stringing Equipment (TSE) Machinery Deployment &amp; Calibration Tracker</w:t>
+              <w:br/>
+              <w:br/>
+              <w:t>• /inventory: Scrap, Surplus &amp; Wooden Drum Salvage Disposal Sign-off Form</w:t>
             </w:r>
           </w:p>
         </w:tc>
@@ -6038,7 +1097,7 @@
           <w:color w:val="0F172A"/>
           <w:sz w:val="24"/>
         </w:rPr>
-        <w:t>3. Operational Governance &amp; Lead Owner Implementation Sign-Off</w:t>
+        <w:t>2. Operational Governance &amp; Lead Owner Implementation Sign-Off</w:t>
       </w:r>
     </w:p>
     <w:p>
@@ -6046,7 +1105,7 @@
         <w:rPr>
           <w:sz w:val="18"/>
         </w:rPr>
-        <w:t>By signing below, each designated module lead confirms agreement with the defined 4-column documentation and UI feature mapping for deployment across HTLS (GETCO 414) and OPGW (KPTCL) projects.</w:t>
+        <w:t>By signing below, each designated module lead confirms that the exact portal data entry fields, document attachments, and UI screen mappings defined above accurately represent their operational requirements for executing HTLS (GETCO 414) and OPGW (KPTCL) projects.</w:t>
       </w:r>
     </w:p>
     <w:tbl>
@@ -6057,10 +1116,10 @@
         <w:tblLook w:firstColumn="1" w:firstRow="1" w:lastColumn="0" w:lastRow="0" w:noHBand="0" w:noVBand="1" w:val="04A0"/>
       </w:tblPr>
       <w:tblGrid>
-        <w:gridCol w:w="2592"/>
-        <w:gridCol w:w="2592"/>
-        <w:gridCol w:w="2592"/>
-        <w:gridCol w:w="2592"/>
+        <w:gridCol w:w="2628"/>
+        <w:gridCol w:w="2628"/>
+        <w:gridCol w:w="2628"/>
+        <w:gridCol w:w="2628"/>
       </w:tblGrid>
       <w:tr>
         <w:tc>
@@ -6811,7 +1870,7 @@
     </w:tbl>
     <w:sectPr>
       <w:pgSz w:w="12240" w:h="15840"/>
-      <w:pgMar w:top="936" w:right="936" w:bottom="936" w:left="936" w:header="720" w:footer="720" w:gutter="0"/>
+      <w:pgMar w:top="864" w:right="864" w:bottom="864" w:left="864" w:header="720" w:footer="720" w:gutter="0"/>
       <w:cols w:space="720"/>
       <w:docGrid w:linePitch="360"/>
     </w:sectPr>

--- a/docs/ROLE_WISE_DOCUMENT_RESPONSIBILITY_MATRIX.docx
+++ b/docs/ROLE_WISE_DOCUMENT_RESPONSIBILITY_MATRIX.docx
@@ -21,7 +21,7 @@
           <w:color w:val="0F172A"/>
           <w:sz w:val="30"/>
         </w:rPr>
-        <w:t>IN-HOUSE PMO TOOL: PRECISE DATA ENTRY &amp; DOCUMENT MAPPING MANUAL</w:t>
+        <w:t>IN-HOUSE PMO TOOL: DATA ENTRY FIELDS &amp; DOCUMENT MAPPING MANUAL</w:t>
       </w:r>
     </w:p>
     <w:p>
@@ -34,9 +34,9 @@
           <w:color w:val="475569"/>
           <w:sz w:val="18"/>
         </w:rPr>
-        <w:t>Step-by-Step Portal Execution Guide with Form Fields &amp; Document Attachments for HTLS (GETCO 414) &amp; OPGW (KPTCL)</w:t>
+        <w:t>Standardized Module Data Entry Schema &amp; Attachment Requirements for EPC Projects</w:t>
         <w:br/>
-        <w:t>Document Ref: APAR-PMO-EXEC-2026-REV6 | Version 6.0</w:t>
+        <w:t>Document Ref: APAR-PMO-SCHEMA-2026-REV7 | Version 7.0</w:t>
       </w:r>
     </w:p>
     <w:p>
@@ -48,7 +48,7 @@
           <w:color w:val="1E293B"/>
           <w:sz w:val="17"/>
         </w:rPr>
-        <w:t>Purpose &amp; Portal Alignment: All abstract document titles have been replaced with the exact data entry fields and physical file attachments required by the active EPC Suite portal screens. This allows any user or project team to take an example project (such as GETCO 414 or KPTCL OPGW) and execute it end-to-end through the portal.</w:t>
+        <w:t>Operational Architecture &amp; Field Specification: This document outlines the comprehensive data entry fields, document attachments, and user interface screens for each core module of the In-House PMO Tool. Specific dummy numbers and sample figures have been eliminated to provide a pure, production-ready schema definition that lead owners can apply across any EPC transmission line, substation, or cabling project.</w:t>
       </w:r>
     </w:p>
     <w:p>
@@ -80,7 +80,7 @@
       <w:tr>
         <w:tc>
           <w:tcPr>
-            <w:tcW w:type="dxa" w:w="2304"/>
+            <w:tcW w:type="dxa" w:w="2160"/>
             <w:shd w:fill="0F172A"/>
             <w:tcMar>
               <w:top w:w="90" w:type="dxa"/>
@@ -124,7 +124,7 @@
         </w:tc>
         <w:tc>
           <w:tcPr>
-            <w:tcW w:type="dxa" w:w="3312"/>
+            <w:tcW w:type="dxa" w:w="3600"/>
             <w:shd w:fill="0F172A"/>
             <w:tcMar>
               <w:top w:w="90" w:type="dxa"/>
@@ -140,13 +140,13 @@
                 <w:color w:val="FFFFFF"/>
                 <w:sz w:val="17"/>
               </w:rPr>
-              <w:t>Precise Data Entry Fields &amp; Attached Documents</w:t>
+              <w:t>Required Data Entry Fields &amp; Attached Documents</w:t>
             </w:r>
           </w:p>
         </w:tc>
         <w:tc>
           <w:tcPr>
-            <w:tcW w:type="dxa" w:w="3024"/>
+            <w:tcW w:type="dxa" w:w="2880"/>
             <w:shd w:fill="0F172A"/>
             <w:tcMar>
               <w:top w:w="90" w:type="dxa"/>
@@ -170,7 +170,7 @@
       <w:tr>
         <w:tc>
           <w:tcPr>
-            <w:tcW w:type="dxa" w:w="2304"/>
+            <w:tcW w:type="dxa" w:w="2160"/>
             <w:shd w:fill="FFFFFF"/>
             <w:tcMar>
               <w:top w:w="60" w:type="dxa"/>
@@ -213,7 +213,7 @@
         </w:tc>
         <w:tc>
           <w:tcPr>
-            <w:tcW w:type="dxa" w:w="3312"/>
+            <w:tcW w:type="dxa" w:w="3600"/>
             <w:shd w:fill="FFFFFF"/>
             <w:tcMar>
               <w:top w:w="60" w:type="dxa"/>
@@ -227,28 +227,38 @@
               <w:rPr>
                 <w:sz w:val="15"/>
               </w:rPr>
-              <w:t>1. L1 Bid Evaluation: Form [Bid ID 'BID-2026-GETCO-001', Client 'GETCO', Type 'Type A HTLS', Value '₹54.20 Cr', Status 'Won', Competitor Bids table (L1 APAR ₹54.2Cr, L2 KEC ₹58.1Cr)] + File: Commercial_Bid_Opening_Memo.pdf</w:t>
+              <w:t>• DATA ENTRY FIELDS:</w:t>
+              <w:br/>
+              <w:t xml:space="preserve">  - Bid Evaluation: Bid ID, Client Name, Project Classification/Type, Total Quoted Tender Value, L1 Evaluation Status, Competitor Names, Competitor Quoted Rates &amp; Variance.</w:t>
+              <w:br/>
+              <w:t xml:space="preserve">  - LOA / LOI Ingestion: Award ID, Award Letter Ref Number, Award Date, Total Contract Value, Project Tenure (Months), Defect Liability Period (DLP).</w:t>
+              <w:br/>
+              <w:t xml:space="preserve">  - Contract Master &amp; Mother BOQ: Contract Ref Number, Execution Date, Liquidated Damages (LD) %, Retention %, Mother BOQ Grid (Item Code, Description, UOM, Contracted Qty, Basic Rate, Amount, GST %).</w:t>
+              <w:br/>
+              <w:t xml:space="preserve">  - Contract Performance BG (CPBG): BG Number, Issuing Bank &amp; Branch, BG Amount (Value &amp; % of Contract), Issue Date, Expiry/Validity Date, Claim Expiry Date.</w:t>
+              <w:br/>
+              <w:t xml:space="preserve">  - Advance Payment BG (APBG): BG Number, Issuing Bank &amp; Branch, Advance Amount Covered, Expiry Date, Recovery Milestone / Threshold.</w:t>
+              <w:br/>
+              <w:t xml:space="preserve">  - Contract Scope Variations: Addendum Ref Number, Reason for Variation, Quantity Revisions (+/-) per Mother BOQ Item, Approved Financial Variance.</w:t>
               <w:br/>
               <w:br/>
-              <w:t>2. LOA / LOI Ingestion: Form [Award ID 'AWD-2026-001', Award Ref 'GETCO/LOA/092', Date '2026-09-01', Value '₹54.20 Cr', Tenure '18 Months'] + File: Official_LOA_Letter_GETCO.pdf</w:t>
+              <w:t>• REQUIRED ATTACHMENTS:</w:t>
               <w:br/>
+              <w:t xml:space="preserve">  - Commercial Bid Opening Summary / Evaluation Sheet</w:t>
               <w:br/>
-              <w:t>3. Contract Signing &amp; Mother BOQ: Form [Contract Ref 'CTR-2026-001', Date '2026-09-10', LD '10%', Retention '5%', Mother BOQ Grid: Items 01-10 (Conductor 450KM, HW 1200 Sets, Towers 3600MT, Stubs 280MT, OPGW 85KM, Foundations 240 Locs)] + File: Executed_Contract_Agreement.pdf</w:t>
+              <w:t xml:space="preserve">  - Official Client Letter of Award (LOA) / Letter of Intent (LOI)</w:t>
               <w:br/>
+              <w:t xml:space="preserve">  - Executed Contract Agreement with Signed GCC &amp; SCC</w:t>
               <w:br/>
-              <w:t>4. Bank Guarantee (CPBG): Form [BG '00234BG26000142', Bank 'SBI CAG Mumbai', Amount '₹5,42,00,000' (10%), Valid '28-Feb-2029', Claim '31-Aug-2029'] + File: Scanned_CPBG_Bond.pdf</w:t>
+              <w:t xml:space="preserve">  - Scanned Bank Guarantee Bonds (CPBG &amp; APBG) with Bank Confirmation Letters</w:t>
               <w:br/>
-              <w:br/>
-              <w:t>5. Advance Payment BG (APBG): Form [BG 'HDFC26APBG019', Bank 'HDFC', Amount '₹5,42,00,000', Valid '10-Sep-2027'] + File: Scanned_APBG_Bond.pdf</w:t>
-              <w:br/>
-              <w:br/>
-              <w:t>6. Scope Variation Addendums: Form [Addendum Ref 'AMD-01', Reason 'Route diversion +3 KM', Revised BOQ Qty] + File: Client_Variation_Order.pdf</w:t>
+              <w:t xml:space="preserve">  - Client Approved Scope Variation Orders &amp; Addendums</w:t>
             </w:r>
           </w:p>
         </w:tc>
         <w:tc>
           <w:tcPr>
-            <w:tcW w:type="dxa" w:w="3024"/>
+            <w:tcW w:type="dxa" w:w="2880"/>
             <w:shd w:fill="FFFFFF"/>
             <w:tcMar>
               <w:top w:w="60" w:type="dxa"/>
@@ -282,7 +292,7 @@
       <w:tr>
         <w:tc>
           <w:tcPr>
-            <w:tcW w:type="dxa" w:w="2304"/>
+            <w:tcW w:type="dxa" w:w="2160"/>
             <w:shd w:fill="F8FAFC"/>
             <w:tcMar>
               <w:top w:w="60" w:type="dxa"/>
@@ -327,7 +337,7 @@
         </w:tc>
         <w:tc>
           <w:tcPr>
-            <w:tcW w:type="dxa" w:w="3312"/>
+            <w:tcW w:type="dxa" w:w="3600"/>
             <w:shd w:fill="F8FAFC"/>
             <w:tcMar>
               <w:top w:w="60" w:type="dxa"/>
@@ -341,31 +351,46 @@
               <w:rPr>
                 <w:sz w:val="15"/>
               </w:rPr>
-              <w:t>1. 30-Day Pre-LOA Walkover: Form [Route Length '85 KM', Terrain '55km Plain, 20km Hilly, 10km Forest', Subcontractors Prequalified 'Gangs G01-G06', Ingot Hedging 'Complete'] + File: Pre_Award_Risk_Matrix.xlsx</w:t>
+              <w:t>• DATA ENTRY FIELDS:</w:t>
+              <w:br/>
+              <w:t xml:space="preserve">  - 30-Day Pre-LOA Walkover: Route Alignment Length, Terrain Breakdown (Plain, Hilly, Forest, Highway/River Crossings), Prequalified Subcontractor Gang IDs, Raw Material Ingot Hedging Status.</w:t>
+              <w:br/>
+              <w:t xml:space="preserve">  - 60-Day Milestone Action Plan: Milestone WBS Code, Sequence Number, Activity Description, Duration (Days), Planned Start Date, Planned Finish Date, Predecessor Dependencies, Critical Path Flag.</w:t>
+              <w:br/>
+              <w:t xml:space="preserve">  - Advance Manufacturing Clearance: Mother BOQ Line Item Selection, Cleared Manufacturing Quantity, Designated Manufacturing Plant / Unit, Target Dispatch Week.</w:t>
+              <w:br/>
+              <w:t xml:space="preserve">  - CEIG Electrical Sanction: Application Ref Number, Submission Date, Electrical Contractor License Number &amp; Validity, Approved Crossings (Railways, Highways, Power Lines).</w:t>
+              <w:br/>
+              <w:t xml:space="preserve">  - Principal Employer Form V &amp; CLRA: Form V Ref Number, Issue Date, Maximum Approved Contract Labour Capacity, CLRA License Number, Validity Period.</w:t>
+              <w:br/>
+              <w:t xml:space="preserve">  - Central Store Readiness: Storage Yard Land Area, Perimeter Fencing Type, Security Guard Headcount, Handling Equipment / Crane Details, Sleeper Bed Capacity.</w:t>
+              <w:br/>
+              <w:t xml:space="preserve">  - Day-60 Stage Gate Sign-Off: Review Date, Prerequisite Checklist Status (BOQ, CPBG, Stubs, CEIG, Form V, Store), Readiness Verdict (Approved / Conditional / Rejected), Signatory Remarks.</w:t>
               <w:br/>
               <w:br/>
-              <w:t>2. 60-Day Master Action Plan: Form [Milestones L2-01 to L2-14, Target Ground Break 'Day 60', Critical Path 'Survey -&gt; Stubs -&gt; Store -&gt; Excavation'] + File: 60D_Action_Plan.mpp</w:t>
+              <w:t>• REQUIRED ATTACHMENTS:</w:t>
               <w:br/>
+              <w:t xml:space="preserve">  - Pre-Award Walkover Survey Report &amp; Risk Assessment Matrix</w:t>
               <w:br/>
-              <w:t>3. Advance Mfg Clearance: Form [Select Mother BOQ Item 01 Conductor '450 KM' to Apar Silvassa; Item 05 Stubs '240 Sets' to Utkarsh Steel] + File: Advance_Mfg_Clearance_LOI.pdf</w:t>
+              <w:t xml:space="preserve">  - Baseline 60-Day Master Milestone Schedule (.mpp / Gantt)</w:t>
               <w:br/>
+              <w:t xml:space="preserve">  - Advance Manufacturing Clearance Letters / LOIs</w:t>
               <w:br/>
-              <w:t>4. CEIG Electrical Sanction: Form [App Ref 'CEIG/2026/894', Date '2026-10-05', Contractor License Class-A, Approved Crossing 'NH-44 &amp; Central Rly'] + File: CEIG_Scheme_Approval.pdf</w:t>
+              <w:t xml:space="preserve">  - CEIG Scheme Approval Letter &amp; Electrical Drawing Schemes</w:t>
               <w:br/>
+              <w:t xml:space="preserve">  - Principal Employer Form V &amp; Labour Commissioner CLRA License</w:t>
               <w:br/>
-              <w:t>5. Principal Employer Form V &amp; CLRA: Form [Form V No 'MSETCL/FV/14', Date '2026-09-20', Max Labour '150', CLRA Lic 'CLRA/2026/048', Valid '29-Sep-2027'] + File: Form_V_and_CLRA_License.pdf</w:t>
+              <w:t xml:space="preserve">  - Central Store Infrastructure Audit Report &amp; Geo-tagged Site Photos</w:t>
               <w:br/>
+              <w:t xml:space="preserve">  - Day-60 Stage Gate Readiness Sign-Off Memo</w:t>
               <w:br/>
-              <w:t>6. Central Store Readiness: Form [Yard Area '5.2 Acres', Fencing '100% 2.4m GI', Security 'SIS 6 Guards', Crane '20T Hydra', Sleepers '100 Beds'] + File: Store_Readiness_Audit.pdf</w:t>
-              <w:br/>
-              <w:br/>
-              <w:t>7. 60-Day Gate Sign-off: Form [Review Date 'Day 59', 6 Criteria Green (BOQ, CPBG, Stubs, CEIG, Form V, Store), Decision 'Approved'] + File: Day60_Gate_Signoff.pdf</w:t>
+              <w:t xml:space="preserve">  - CAR &amp; Workmen Compensation Insurance Policy Copies</w:t>
             </w:r>
           </w:p>
         </w:tc>
         <w:tc>
           <w:tcPr>
-            <w:tcW w:type="dxa" w:w="3024"/>
+            <w:tcW w:type="dxa" w:w="2880"/>
             <w:shd w:fill="F8FAFC"/>
             <w:tcMar>
               <w:top w:w="60" w:type="dxa"/>
@@ -402,7 +427,7 @@
       <w:tr>
         <w:tc>
           <w:tcPr>
-            <w:tcW w:type="dxa" w:w="2304"/>
+            <w:tcW w:type="dxa" w:w="2160"/>
             <w:shd w:fill="FFFFFF"/>
             <w:tcMar>
               <w:top w:w="60" w:type="dxa"/>
@@ -447,7 +472,7 @@
         </w:tc>
         <w:tc>
           <w:tcPr>
-            <w:tcW w:type="dxa" w:w="3312"/>
+            <w:tcW w:type="dxa" w:w="3600"/>
             <w:shd w:fill="FFFFFF"/>
             <w:tcMar>
               <w:top w:w="60" w:type="dxa"/>
@@ -461,28 +486,40 @@
               <w:rPr>
                 <w:sz w:val="15"/>
               </w:rPr>
-              <w:t>1. L2 Master Schedule: Form [WBS Codes L2-01 to L2-14, Durations (Civil 90d, Erection 120d, Stringing 90d), Resource Loading, Milestone Rev-0 Lock] + File: WBS_L2_Baseline_Rev0.mpp</w:t>
+              <w:t>• DATA ENTRY FIELDS:</w:t>
+              <w:br/>
+              <w:t xml:space="preserve">  - L2 Master Schedule Baseline: WBS Activity Codes, Stage Categorization (Civil, Erection, Stringing, Testing), Planned Start &amp; End Dates, Planned Daily Productive Rates, Resource Allocations.</w:t>
+              <w:br/>
+              <w:t xml:space="preserve">  - Daily Progress Reports (DPR): DPR Date, Project Section / Segment, Gang ID, Activity Executed, Tower / Location ID, Daily Executed Quantity, Manpower Headcount, Equipment Operating Hours, Weather Condition, Idle Hours &amp; Stoppage Reason, GPS Coordinates (Latitude/Longitude).</w:t>
+              <w:br/>
+              <w:t xml:space="preserve">  - Quality Check Sheets (QCS): QCS Record ID, Tower Location ID, Activity Stage, Inspection Parameters (Diagonal Tolerances, Pit Depth, Slump, Cube Crushing Strength 7d/28d, Torque Values), Verdict (Pass/Fail/Conditional).</w:t>
+              <w:br/>
+              <w:t xml:space="preserve">  - Joint Measurement Certificate (JMC): JMC Ref Number, Certification Period (From/To), Tower Location Range, Cumulative Executed Quantities by BOQ Item, Signatory Names &amp; Designations (Contractor Lead &amp; Utility AE/EE).</w:t>
+              <w:br/>
+              <w:t xml:space="preserve">  - Pre-Commissioning Protocols: Protocol ID, Substation / Feeder Name, Insulation Resistance (Mega-Ohm) Readings, Phase Continuity Checks, OTDR Optical Loss (dB/km), Splice Attenuation Loss.</w:t>
+              <w:br/>
+              <w:t xml:space="preserve">  - Taking Over Certificate (TOC): Handover Ref Number, Trial Run Completion Date &amp; Duration, Punch List Item Count &amp; Clearance Status, Final Handover Sign-off Date.</w:t>
               <w:br/>
               <w:br/>
-              <w:t>2. Daily Progress Reports (DPR): Form [Date '2026-10-31', Segment 'Seg-01', Gang 'Gang-01', Activity 'Foundation Excavation &amp; Stub Setting', Location 'AP-01', Qty '4 Pits / 1 Stub set', Manpower '18', Hours '8', GPS Tag '21.24°N, 79.15°E'] + File: DPR_Site_Photos.pdf</w:t>
+              <w:t>• REQUIRED ATTACHMENTS:</w:t>
               <w:br/>
+              <w:t xml:space="preserve">  - Approved L2 Baseline Construction Schedule (.mpp / PDF)</w:t>
               <w:br/>
-              <w:t>3. Quality Check Sheets (QCS): Form [QCS ID 'QCS-CIV-001', Loc 'AP-01', Diagonal Tolerance '±2mm Pass', Pit Depth '3.2m Pass', Slump '100mm Pass', 7d/28d Cube Strength '16.5/24.2 N/mm² Pass'] + File: Signed_QCS_Field_Sheet.pdf</w:t>
+              <w:t xml:space="preserve">  - Daily Site Photo Dossiers (Geo-tagged &amp; Timestamped)</w:t>
               <w:br/>
+              <w:t xml:space="preserve">  - Signed Field Quality Check Sheets (QCS) &amp; Third-Party Lab Test Reports</w:t>
               <w:br/>
-              <w:t>4. Joint Measurement Certificate: Form [JMC Ref 'JMC-2026-NOV-01', Period 'Nov-2026', Towers 'AP-01 to AP-25', Work '25 Foundations Cast', Signatories 'Suresh Yadav / APAR + Er. Patil / Utility AE'] + File: Signed_JMC_Certificate.pdf</w:t>
+              <w:t xml:space="preserve">  - Dual-Signed Joint Measurement Certificates (JMC) with Measurement Sheets</w:t>
               <w:br/>
+              <w:t xml:space="preserve">  - Completed Pre-Commissioning &amp; OTDR Attenuation Trace Reports</w:t>
               <w:br/>
-              <w:t>5. Pre-Commissioning Protocols: Form [Pre-charging test, Mega-Ohm test '&gt;1000 MΩ Pass', KPTCL OTDR Attenuation Log 'Avg 0.198 dB/km Pass (spec ≤0.21)', Splice Loss '&lt;0.05 dB Pass'] + File: OTDR_Loss_Trace_Report.pdf</w:t>
-              <w:br/>
-              <w:br/>
-              <w:t>6. Taking Over Certificate (TOC): Form [TOC Ref 'TOC-2028-014', 24-hr Trial Operation 'Passed 14-Feb-2028', Punch List '100% Cleared'] + File: Utility_TOC_Certificate.pdf</w:t>
+              <w:t xml:space="preserve">  - Utility Taking Over Certificate (TOC) &amp; Trial Operation Acceptance Letter</w:t>
             </w:r>
           </w:p>
         </w:tc>
         <w:tc>
           <w:tcPr>
-            <w:tcW w:type="dxa" w:w="3024"/>
+            <w:tcW w:type="dxa" w:w="2880"/>
             <w:shd w:fill="FFFFFF"/>
             <w:tcMar>
               <w:top w:w="60" w:type="dxa"/>
@@ -516,7 +553,7 @@
       <w:tr>
         <w:tc>
           <w:tcPr>
-            <w:tcW w:type="dxa" w:w="2304"/>
+            <w:tcW w:type="dxa" w:w="2160"/>
             <w:shd w:fill="F8FAFC"/>
             <w:tcMar>
               <w:top w:w="60" w:type="dxa"/>
@@ -561,7 +598,7 @@
         </w:tc>
         <w:tc>
           <w:tcPr>
-            <w:tcW w:type="dxa" w:w="3312"/>
+            <w:tcW w:type="dxa" w:w="3600"/>
             <w:shd w:fill="F8FAFC"/>
             <w:tcMar>
               <w:top w:w="60" w:type="dxa"/>
@@ -575,31 +612,44 @@
               <w:rPr>
                 <w:sz w:val="15"/>
               </w:rPr>
-              <w:t>1. Quotation Comparison (QCS): Form [Category 'Tower Stubs', Estimate '₹2.74 Cr', Vendors: Utkarsh ₹2.56 Cr (L1), Goodluck ₹2.68 Cr (L2), Skipper ₹2.72 Cr (L3), Decision 'Award to Utkarsh'] + File: QCS_Commercial_Summary.xlsx</w:t>
+              <w:t>• DATA ENTRY FIELDS:</w:t>
+              <w:br/>
+              <w:t xml:space="preserve">  - Quotation Comparison (QCS): Sourcing Category, Internal Budgetary Estimate, Participating Vendor Names, Quoted Base Rates, Freight &amp; Packaging Terms, Evaluated Landed Costs, Recommended Vendor &amp; Selection Justification.</w:t>
+              <w:br/>
+              <w:t xml:space="preserve">  - Purchase Orders (PO): Purchase Order Number, Vendor ID &amp; Legal Entity, Mapped Mother BOQ Item Reference, Ordered Item Code &amp; Description, Quantity Ordered, Unit Basic Price, Applicable Taxes / Freight, Total PO Value, Delivery Warehouse Location, Delivery Due Date.</w:t>
+              <w:br/>
+              <w:t xml:space="preserve">  - Inspection Call Notice: Inspection Call Reference, Manufacturing Plant Location, Ready Inspection Lot Quantity, Offered Inspection Dates, Nominated Client / Third-Party Inspector Details.</w:t>
+              <w:br/>
+              <w:t xml:space="preserve">  - Joint FAT Report &amp; MTC: FAT Report ID, Inspected Parameters (Galvanizing Thickness, Tensile Strength, Chemical Composition, Dimension Checks), Heat / Batch Numbers, Inspection Verdict (Accepted/Rejected/Rectification Needed).</w:t>
+              <w:br/>
+              <w:t xml:space="preserve">  - Utility Dispatch Instruction (DI): Official Dispatch Instruction Reference, Authorized Dispatch Quantities by Item, Approved Destination Store / Consignee Details.</w:t>
+              <w:br/>
+              <w:t xml:space="preserve">  - Delivery Proofs &amp; E-Way Bills: Lorry Receipt (LR) Number, Transporter Name, Vehicle Registration Number, E-Way Bill Number &amp; Validity, Invoiced Material Quantity, Net Weighed Metric Tonnage, Arrival Date at Yard.</w:t>
+              <w:br/>
+              <w:t xml:space="preserve">  - Supplier &amp; Contractor Bills: Vendor Invoice Number, Vendor Name, Linked PO Reference, Invoice Date, Basic Value, GST Amount, Gross Invoice Value, Payment Terms, Due Date.</w:t>
               <w:br/>
               <w:br/>
-              <w:t>2. Supplier Purchase Orders: Form [PO 'PO-TWR-2026-001', Vendor 'Utkarsh India', Mother BOQ Item 05 Stubs, Qty '240 Sets / 280 MT', Rate '₹91,714/set', Value '₹2,56,80,000', Delivery Site 'Koradi Store', Due '18-Oct-2026'] + File: Signed_Purchase_Order.pdf</w:t>
+              <w:t>• REQUIRED ATTACHMENTS:</w:t>
               <w:br/>
+              <w:t xml:space="preserve">  - Approved Commercial Quotation Comparison Sheet (QCS)</w:t>
               <w:br/>
-              <w:t>3. Inspection Call Notice: Form [Call Ref 'INSP-2026-01', Plant 'Utkarsh Steel', Lot '240 Stub Sets ready', Date '07-Oct-2026', Nominated Inspector 'Er. Deshmukh / EE MSETCL'] + File: Inspection_Call_Notice.pdf</w:t>
+              <w:t xml:space="preserve">  - Digitally Signed Supplier Purchase Orders (PO) &amp; Amendments</w:t>
               <w:br/>
+              <w:t xml:space="preserve">  - Official Inspection Call Notices sent to Utility / TPIA</w:t>
               <w:br/>
-              <w:t>4. Joint FAT Report &amp; MTC: Form [FAT Ref 'FAT-UTK-01', Tests (Galvanizing '88.4 μm Pass', Steel Grade 'E250/E350 Pass', Hole Pitch 'Pass'), Verdict 'Accepted'] + File: Signed_FAT_Report_and_MTC.pdf</w:t>
+              <w:t xml:space="preserve">  - Joint FAT Inspection Reports, Mill Test Certificates (MTC) &amp; Calibration Reports</w:t>
               <w:br/>
+              <w:t xml:space="preserve">  - Approved Utility Dispatch Instructions (DI)</w:t>
               <w:br/>
-              <w:t>5. Utility Dispatch Instruction: Form [DI Ref 'DI-MSETCL-2026-088', Authorized Qty '200 KM Conductor + 240 Stub Sets', Consignee 'Koradi Central Store'] + File: Client_DI_Signed.pdf</w:t>
+              <w:t xml:space="preserve">  - Transporter Lorry Receipts (LR), E-Way Bills &amp; Weighbridge Slips</w:t>
               <w:br/>
-              <w:br/>
-              <w:t>6. Delivery Proofs &amp; E-Way Bills: Form [LR 'LR-TCI-9412', Vehicle 'MH-40-BL-4811', E-Way Bill '2418-9410-0211', Material '80 Stub Sets', Net Wt '24,150 kg'] + File: Challan_and_EWayBill.pdf</w:t>
-              <w:br/>
-              <w:br/>
-              <w:t>7. Supplier &amp; Gang Bills: Form [Bill ID 'BILL-UTK-001', Vendor 'Utkarsh', Inv No 'INV-901', Gross '₹85,60,000', GST '₹15,40,800', Net '₹1,01,00,800', Due Date '21-Nov-2026'] + File: Vendor_Tax_Invoice.pdf</w:t>
+              <w:t xml:space="preserve">  - Vendor &amp; Subcontractor Tax Invoices with Delivery Proofs (POD)</w:t>
             </w:r>
           </w:p>
         </w:tc>
         <w:tc>
           <w:tcPr>
-            <w:tcW w:type="dxa" w:w="3024"/>
+            <w:tcW w:type="dxa" w:w="2880"/>
             <w:shd w:fill="F8FAFC"/>
             <w:tcMar>
               <w:top w:w="60" w:type="dxa"/>
@@ -636,7 +686,7 @@
       <w:tr>
         <w:tc>
           <w:tcPr>
-            <w:tcW w:type="dxa" w:w="2304"/>
+            <w:tcW w:type="dxa" w:w="2160"/>
             <w:shd w:fill="FFFFFF"/>
             <w:tcMar>
               <w:top w:w="60" w:type="dxa"/>
@@ -681,7 +731,7 @@
         </w:tc>
         <w:tc>
           <w:tcPr>
-            <w:tcW w:type="dxa" w:w="3312"/>
+            <w:tcW w:type="dxa" w:w="3600"/>
             <w:shd w:fill="FFFFFF"/>
             <w:tcMar>
               <w:top w:w="60" w:type="dxa"/>
@@ -695,25 +745,36 @@
               <w:rPr>
                 <w:sz w:val="15"/>
               </w:rPr>
-              <w:t>1. Client RA Tax Invoices: Form [Invoice No 'INV-RA-01-GETCO', Milestone '70% Supply on Site Delivery', Gross '₹17,28,00,000', GST 18% '₹3,11,04,000', Retention 5% '₹86,40,000', Net Receivable '₹19,52,64,000', Due '45 days'] + File: Client_Tax_Invoice_RA01.pdf</w:t>
+              <w:t>• DATA ENTRY FIELDS:</w:t>
+              <w:br/>
+              <w:t xml:space="preserve">  - Client RA Tax Invoices: Invoice Reference Number, Project Name, Billing Milestone Stage (Supply, Erection, Testing, TOC), Linked JMC / DI References, Gross Certified Work Value, Applicable GST (%), Retention Deductions (%), Net Receivable Amount, Contractual Payment Due Date.</w:t>
+              <w:br/>
+              <w:t xml:space="preserve">  - Invoicing-to-Collections Allocation: Bank Remittance Reference, Bank Transaction UTR Number, Value Date of Credit, Amount Realized in Bank Account, Allocated Invoice Number(s), TDS Deducted (Sec 194C), GST TDS Deducted, Unallocated Balance.</w:t>
+              <w:br/>
+              <w:t xml:space="preserve">  - Debtor Payment Ageing: Project Master ID, Invoice Ageing Buckets (Not Due, 1–30 Days, 31–60 Days, 61–90 Days, &gt;90 Days Overdue), Outstanding Debtor Balance, Weighted Average Collection Days.</w:t>
+              <w:br/>
+              <w:t xml:space="preserve">  - Client Deductions &amp; Withholdings: Deduction Entry ID, Mapped RA Invoice Number, Deduction Category (TDS, GST-TDS, Retention, Liquidated Damages, Defect Withholding), Deduction Amount, Recovery / Clearance Status.</w:t>
+              <w:br/>
+              <w:t xml:space="preserve">  - Contractual Milestones Compliance: Milestone ID, Milestone Description, Milestone Percentage Weightage, Target Billing Value, Certified Billed Amount, Realized Collection Amount, Pending Milestone Balance.</w:t>
               <w:br/>
               <w:br/>
-              <w:t>2. Invoicing-to-Collections Mapping: Form [Remittance 'REMIT-2026-08', Bank UTR 'SBIN263041920', Credit Date '2026-11-15', Realized '₹18,50,00,000', Mapped Inv 'INV-RA-01', TDS '₹38,00,000', Balance '₹64,64,000'] + File: Bank_Credit_Advice.pdf</w:t>
+              <w:t>• REQUIRED ATTACHMENTS:</w:t>
               <w:br/>
+              <w:t xml:space="preserve">  - Signed Client RA Tax Invoices with Supporting Measurement Sheets</w:t>
               <w:br/>
-              <w:t>3. Debtor Payment Ageing: Form [Project 'GETCO 414', Buckets (Not Due '₹19.52 Cr', 1-30d '₹0', 31-60d '₹0', &gt;90d '₹0'), Total Debtor Book '₹19.52 Cr', Wtd Avg Collection '38 Days'] + File: Debtor_Ageing_MIS.xlsx</w:t>
+              <w:t xml:space="preserve">  - Official Bank Remittance Advices &amp; Credit Confirmation Statements</w:t>
               <w:br/>
+              <w:t xml:space="preserve">  - Periodic Debtor Ageing &amp; Payment Realization Summary Reports</w:t>
               <w:br/>
-              <w:t>4. Client Deductions Reconciliation: Form [Deduction Ref 'DED-RA-01', TDS Sec 194C '₹34,56,000', GST TDS '₹3,45,600', Retention '₹86,40,000', Liquidated Damages '₹0 Nil'] + File: TDS_Certificate_and_Voucher.pdf</w:t>
+              <w:t xml:space="preserve">  - TDS Certificates (Form 16A) &amp; Utility Payment Deduction Vouchers</w:t>
               <w:br/>
-              <w:br/>
-              <w:t>5. Billing Milestones Compliance: Form [Milestone 'M1 Conductor Supply 80%', Billed '₹17.28 Cr', Realized '₹18.50 Cr', Next Milestone 'M2 Foundations JMC 10%'] + File: Milestone_Billing_MIS.xlsx</w:t>
+              <w:t xml:space="preserve">  - Milestone Achievement Verification &amp; Billing Compliance Schedules</w:t>
             </w:r>
           </w:p>
         </w:tc>
         <w:tc>
           <w:tcPr>
-            <w:tcW w:type="dxa" w:w="3024"/>
+            <w:tcW w:type="dxa" w:w="2880"/>
             <w:shd w:fill="FFFFFF"/>
             <w:tcMar>
               <w:top w:w="60" w:type="dxa"/>
@@ -747,7 +808,7 @@
       <w:tr>
         <w:tc>
           <w:tcPr>
-            <w:tcW w:type="dxa" w:w="2304"/>
+            <w:tcW w:type="dxa" w:w="2160"/>
             <w:shd w:fill="F8FAFC"/>
             <w:tcMar>
               <w:top w:w="60" w:type="dxa"/>
@@ -792,7 +853,7 @@
         </w:tc>
         <w:tc>
           <w:tcPr>
-            <w:tcW w:type="dxa" w:w="3312"/>
+            <w:tcW w:type="dxa" w:w="3600"/>
             <w:shd w:fill="F8FAFC"/>
             <w:tcMar>
               <w:top w:w="60" w:type="dxa"/>
@@ -806,25 +867,36 @@
               <w:rPr>
                 <w:sz w:val="15"/>
               </w:rPr>
-              <w:t>1. Baseline Cost Budget (CBS): Form [Tender Budget '₹46,07,00,000', Cost Ceilings: Conductor '₹18.50 Cr', Buyout '₹14.20 Cr', Civil '₹6.80 Cr', Services '₹4.10 Cr', Overheads '₹2.47 Cr', Planned Margin '15.0% ₹8.13 Cr'] + File: Project_Baseline_CBS_Budget.xlsx</w:t>
+              <w:t>• DATA ENTRY FIELDS:</w:t>
+              <w:br/>
+              <w:t xml:space="preserve">  - Baseline Cost Budget (CBS): CBS Node Codes, Budget Categories (Conductor, Structural Steel, Buyouts, Civil Works, Erection Services, Project Overheads, Contingency), Tender Cost Baseline, Approved Revised Budget, Target Gross Margin (%).</w:t>
+              <w:br/>
+              <w:t xml:space="preserve">  - Unbilled WIP MIS: Reporting Period (Month/Quarter), Material Delivered at Site Unbilled, Foundations/Erection Executed Uncertified, Total Work-in-Progress Valuation, Estimated Certification Date.</w:t>
+              <w:br/>
+              <w:t xml:space="preserve">  - Creditors MIS &amp; Payables Ageing: Vendor Master ID, Creditor Invoice Balances, Ageing Classification (Not Due, 1–30 Days, 31–60 Days, &gt;60 Days Overdue), Projected Cash Outflow (15/30 Days), Hold/Disputed Amounts.</w:t>
+              <w:br/>
+              <w:t xml:space="preserve">  - Bid vs Actual Profitability: Cumulative Recognized Revenue, Cumulative Actual Cost Incurred, Material Variance, Labour Variance, Logistics Variance, Actual Margin (%) vs Bid Baseline Margin (%), Profitability Deviation.</w:t>
+              <w:br/>
+              <w:t xml:space="preserve">  - Working Capital GFI / NFI Days: Gross Funds Invested (GFI), Trade Receivables, Total Site Inventory &amp; WIP, Trade Payables / Creditors, Net Funds Invested (NFI), Days Sales Outstanding (DSO / Debtor Days), Days Inventory Outstanding (DIO), Days Payable Outstanding (DPO), Net Working Capital Cycle (NFI Days).</w:t>
               <w:br/>
               <w:br/>
-              <w:t>2. Unbilled Revenue MIS (WIP): Form [Month 'Nov-2026', Delivered Material Unbilled '₹2.56 Cr Stubs', Executed Foundations Uncertified '₹42.0 Lakhs Loc AP01-AP10', Total WIP '₹2.98 Cr'] + File: Unbilled_Revenue_Schedule.xlsx</w:t>
+              <w:t>• REQUIRED ATTACHMENTS:</w:t>
               <w:br/>
+              <w:t xml:space="preserve">  - Approved Project Baseline CBS Budget Sheet</w:t>
               <w:br/>
-              <w:t>3. Creditors MIS &amp; Payables Ageing: Form [Accounts Payable '₹4.12 Cr', Not Due '₹3.10 Cr', Due 1-30d '₹1.02 Cr', Overdue &gt;60d '₹0 Nil', 15-day Projected Outflow '₹1.50 Cr'] + File: Creditors_Ageing_Schedule.xlsx</w:t>
+              <w:t xml:space="preserve">  - Monthly Unbilled Revenue &amp; Work-in-Progress (WIP) Valuation Schedules</w:t>
               <w:br/>
+              <w:t xml:space="preserve">  - Accounts Payable Creditors Ageing &amp; Cash Outflow Forecast Reports</w:t>
               <w:br/>
-              <w:t>4. Bid vs Actual Profitability: Form [Revenue Recognized '₹19.52 Cr', Actual Cost '₹16.20 Cr', Realized Margin '17.0% vs Planned 15.0%', Favorable Variance '+2.0%'] + File: Profitability_Variance_Report.xlsx</w:t>
+              <w:t xml:space="preserve">  - Monthly Bid vs Actual Cost Variance &amp; Margin Deviation Reports</w:t>
               <w:br/>
-              <w:br/>
-              <w:t>5. Working Capital GFI / NFI Days: Form [Gross Funds GFI '₹22.50 Cr', Debtors '₹19.52 Cr', Inventory/WIP '₹5.10 Cr', Creditors '₹4.12 Cr', Net Funds NFI '₹20.50 Cr', Debtor Days '38', Inventory Days '18', Creditor Days '32', Net NFI Days '24 Days'] + File: GFI_NFI_Days_Worksheet.xlsx</w:t>
+              <w:t xml:space="preserve">  - Working Capital Computation Worksheets (GFI, NFI &amp; Working Capital Cycle)</w:t>
             </w:r>
           </w:p>
         </w:tc>
         <w:tc>
           <w:tcPr>
-            <w:tcW w:type="dxa" w:w="3024"/>
+            <w:tcW w:type="dxa" w:w="2880"/>
             <w:shd w:fill="F8FAFC"/>
             <w:tcMar>
               <w:top w:w="60" w:type="dxa"/>
@@ -858,7 +930,7 @@
       <w:tr>
         <w:tc>
           <w:tcPr>
-            <w:tcW w:type="dxa" w:w="2304"/>
+            <w:tcW w:type="dxa" w:w="2160"/>
             <w:shd w:fill="FFFFFF"/>
             <w:tcMar>
               <w:top w:w="60" w:type="dxa"/>
@@ -901,7 +973,7 @@
         </w:tc>
         <w:tc>
           <w:tcPr>
-            <w:tcW w:type="dxa" w:w="3312"/>
+            <w:tcW w:type="dxa" w:w="3600"/>
             <w:shd w:fill="FFFFFF"/>
             <w:tcMar>
               <w:top w:w="60" w:type="dxa"/>
@@ -915,25 +987,36 @@
               <w:rPr>
                 <w:sz w:val="15"/>
               </w:rPr>
-              <w:t>1. Time Limit Extension (EOT): Form [Claim 'EOT-CLM-001', Event 'EVT-ROW-02', Days Claimed '45 Days', Milestone 'Foundations', Cost Claimed '₹34,50,000', Clause 'Clause 38.2 Employer Delay'] + File: EOT_Claim_Dossier_with_Time_Impact.pdf</w:t>
+              <w:t>• DATA ENTRY FIELDS:</w:t>
+              <w:br/>
+              <w:t xml:space="preserve">  - Time Limit Extension (EOT): EOT Claim ID, Linked Delay Event ID, Contractual Clause Invoked (Employer Delay / Force Majeure), Extension Days Claimed, Impacted Critical Path Milestone, Financial Prolongation Cost Claimed, Claim Submission Date, Utility Determination Status.</w:t>
+              <w:br/>
+              <w:t xml:space="preserve">  - Notice of Delay (NOD) Events: Event Identification Code, Delay Cause Categorization (Right of Way, Severe Weather, Drawing Approval Delay, Utility Shutdown Delay), Date of Event Occurrence, Affected Tower Location / Span Range, Contractual Notice Due Date (7/14-Day Limit), Date Notice Served to Client.</w:t>
+              <w:br/>
+              <w:t xml:space="preserve">  - Permit to Work (PTW Shutdown): PTW Reference Number, Line Crossing Span Details, Crossing Voltage / Circuit Classification, Requested Outage Date &amp; Time Window, Granted Shutdown Window, Site Safety Supervisor Assigned, Earthing Protocol Compliance.</w:t>
+              <w:br/>
+              <w:t xml:space="preserve">  - Idling Machinery &amp; Gang Claims: Idling Log ID, Impacted Subcontractor Gang ID, Idled Equipment Type &amp; Machine ID, Date &amp; Duration of Stoppage (Hours/Days), Root Cause of Stoppage, Calculated Idling Expense, Client Site Verification Status.</w:t>
+              <w:br/>
+              <w:t xml:space="preserve">  - Project Correspondence Register: Transmittal Reference Number, Document Number, Drawing Title, Revision Level, Purpose of Issue (For Review, For Approval, For Construction), Submission Date, Client Comment Code (A1, A2, A3), Client Response Date.</w:t>
               <w:br/>
               <w:br/>
-              <w:t>2. Notice of Delay Events: Form [Event 'EVT-ROW-02', Type 'Right of Way Dispute', Date '2026-10-14', Chainage 'AP-18 to AP-22', Status 'NOD_ISSUED', Notice Served Date '2026-10-16'] + File: Contractual_Notice_of_Delay_Letter.pdf</w:t>
+              <w:t>• REQUIRED ATTACHMENTS:</w:t>
               <w:br/>
+              <w:t xml:space="preserve">  - Formal EOT Claim Dossiers with Time Impact Schedule Analysis (.mpp / PDF)</w:t>
               <w:br/>
-              <w:t>3. Permit to Work (PTW Shutdown): Form [PTW 'PTW-2026-OUT-14', Crossing 'Span AP44-AP45', Crossed Line '132kV Feeder', Outage Date '2026-11-20', Window '08:00-17:00', Safety Earthing 'Confirmed'] + File: Approved_PTW_Shutdown_Memo.pdf</w:t>
+              <w:t xml:space="preserve">  - Contractual Notice of Delay (NOD) Letters with Delivery Proofs</w:t>
               <w:br/>
+              <w:t xml:space="preserve">  - Approved Utility Permit to Work (PTW) &amp; Line Outage Sanction Memos</w:t>
               <w:br/>
-              <w:t>4. Idling Machinery &amp; Gang Claims: Form [Log 'IDL-2026-05', Gang 'Gang-03', Equipment Idled '1x 20T Hydra Crane + 1x JCB', Idle Hours '48 Hours', Idle Cost '₹1,85,000'] + File: Plant_and_Gang_Idling_Log_Sheets.pdf</w:t>
+              <w:t xml:space="preserve">  - Jointly Verified Machinery &amp; Subcontractor Idling Log Sheets</w:t>
               <w:br/>
-              <w:br/>
-              <w:t>5. Project Correspondence Register: Form [Transmittal 'APAR-TR-003', Subject 'OPGW Drum Length Schedule Rev B', Recipient 'Mr. Desai / GETCO', Status 'A1 Approved'] + File: Signed_Transmittal_Package_and_CRS.pdf</w:t>
+              <w:t xml:space="preserve">  - Transmittal Packages, Drawing Submission Sets &amp; Comment Response Sheets (CRS)</w:t>
             </w:r>
           </w:p>
         </w:tc>
         <w:tc>
           <w:tcPr>
-            <w:tcW w:type="dxa" w:w="3024"/>
+            <w:tcW w:type="dxa" w:w="2880"/>
             <w:shd w:fill="FFFFFF"/>
             <w:tcMar>
               <w:top w:w="60" w:type="dxa"/>
@@ -967,7 +1050,7 @@
       <w:tr>
         <w:tc>
           <w:tcPr>
-            <w:tcW w:type="dxa" w:w="2304"/>
+            <w:tcW w:type="dxa" w:w="2160"/>
             <w:shd w:fill="F8FAFC"/>
             <w:tcMar>
               <w:top w:w="60" w:type="dxa"/>
@@ -1012,7 +1095,7 @@
         </w:tc>
         <w:tc>
           <w:tcPr>
-            <w:tcW w:type="dxa" w:w="3312"/>
+            <w:tcW w:type="dxa" w:w="3600"/>
             <w:shd w:fill="F8FAFC"/>
             <w:tcMar>
               <w:top w:w="60" w:type="dxa"/>
@@ -1026,28 +1109,40 @@
               <w:rPr>
                 <w:sz w:val="15"/>
               </w:rPr>
-              <w:t>1. Daily Stock Ledger &amp; Bin Cards: Form [Item 'MSETCL-MAT-05 Stubs ST-DA', Location 'Yard Bay S-01', Inwarded '140 Sets', Issued to Gang '16 Sets Gang-01', Store Balance '124 Sets', UOM 'Sets'] + File: Digital_Bin_Card_Stock_Extract.xlsx</w:t>
+              <w:t>• DATA ENTRY FIELDS:</w:t>
+              <w:br/>
+              <w:t xml:space="preserve">  - Daily Stock Ledger &amp; Bin Cards: Material Item Master Code, Item Description, Store / Yard Storage Bay Location, Unit of Measurement (UOM), Inwarded Quantity, Quantity Issued to Subcontractor Gang, Gang ID, Current Available Stock Balance, Minimum Reorder Level.</w:t>
+              <w:br/>
+              <w:t xml:space="preserve">  - Monthly Material Reconciliation: Reconciliation Period (Month/Year), Material Received under Utility DIs, Material Certified in Client JMCs, Permissible Scrap %, Actual Scrap Generated, Uninstalled Yard Stock, Material Variance / Reconciliation Balance.</w:t>
+              <w:br/>
+              <w:t xml:space="preserve">  - Stock Transfer Orders (STO): STO Reference Number, Originating / Dispatching Store, Destination / Receiving Store, Material Item Codes &amp; Transfer Quantities, Assigned Transporter Name, Vehicle Registration Number, Transfer Date, Receiving Yard Inward Confirmation.</w:t>
+              <w:br/>
+              <w:t xml:space="preserve">  - Tools &amp; Plants (T&amp;P) Inventory: Equipment Asset Code, Asset Description, Deployed Quantity, Physical Condition Rating, Assigned Subcontractor Gang ID, Last Load/Safety Test Date, Next Periodic Inspection Due Date.</w:t>
+              <w:br/>
+              <w:t xml:space="preserve">  - Tension Stringing Equipment (TSE): TSE Machine Code (Tensioner / Puller), Machine Serial Number, Operating Hours (Run Hours), Line Segment / Span Deployed, Machine Operator Name, Last Calibration Date, Hydraulic / Engine Service Due Date.</w:t>
+              <w:br/>
+              <w:t xml:space="preserve">  - Scrap &amp; Surplus Disposal: Disposal Lot ID, Material Category (Aluminium Conductor Cuts, Structural Steel Offcuts, Wooden Cable Drums), Disposed Quantity &amp; Weight (kg), Disposal Authorization Reference, Buyer / Auction Details, Gate Pass Number.</w:t>
               <w:br/>
               <w:br/>
-              <w:t>2. Monthly Material Reconciliation: Form [Month 'Nov-2026', HTLS Conductor: Received Under DI '200.00 KM', Certified in JMC '42.50 KM', Scrap '0.35 KM', Store Balance '157.15 KM', Variance '0.00 KM Balanced'] + File: Monthly_Material_Reconciliation_MRR.xlsx</w:t>
+              <w:t>• REQUIRED ATTACHMENTS:</w:t>
               <w:br/>
+              <w:t xml:space="preserve">  - Daily Digital Bin Card Stock Balance Sheets</w:t>
               <w:br/>
-              <w:t>3. Stock Transfer Orders (STO): Form [STO 'STO-2026-04', Sending Store 'GETCO 414 Store', Receiving Store 'KPTCL OPGW Store Hubli', Material '12x Joint Boxes + 50x Suspension Clamps', Vehicle 'KA-25-A-8114'] + File: Inter_Project_STO_Manifest.pdf</w:t>
+              <w:t xml:space="preserve">  - Monthly Material Reconciliation Reports (MRR) signed with Utility Representative</w:t>
               <w:br/>
+              <w:t xml:space="preserve">  - Inter-Project Stock Transfer (STO) Manifests &amp; Material Gate Passes</w:t>
               <w:br/>
-              <w:t>4. Tools &amp; Plants (T&amp;P) Inventory: Form [Asset 'TP-SL-041 Come-Along Clamps', Qty '24 Nos', Condition 'Load Tested Good', Gang Assigned 'Gang-02 Erection', Test Date '2026-09-15'] + File: TP_Site_Allocation_Register.xlsx</w:t>
+              <w:t xml:space="preserve">  - Tools &amp; Plants (T&amp;P) Site Allocation Registers &amp; Safety Inspection Certificates</w:t>
               <w:br/>
+              <w:t xml:space="preserve">  - TSE Machine Calibration Reports, Maintenance Logs &amp; Load Test Certifications</w:t>
               <w:br/>
-              <w:t>5. Tension Stringing Equipment (TSE): Form [Asset 'TSE-TEN-002', Description 'OMAC 40kN Tensioner', Serial 'OM-8941', Run Hours '412 hrs', Status 'Active Segment-01 Stringing', Operator 'Rameshwar Singh'] + File: TSE_Calibration_and_Maintenance_Log.pdf</w:t>
-              <w:br/>
-              <w:br/>
-              <w:t>6. Scrap &amp; Surplus Disposal: Form [Lot 'SCR-2027-01', Scrap 'Aluminium conductor cut pieces &amp; empty wooden drums', Qty '1,420 kg Al + 45 drums', Witness 'Er. Patil / Utility AE'] + File: Scrap_Disposal_Certificate.pdf</w:t>
+              <w:t xml:space="preserve">  - Scrap Disposal Authorization Certificates &amp; Salvage Gate Passes</w:t>
             </w:r>
           </w:p>
         </w:tc>
         <w:tc>
           <w:tcPr>
-            <w:tcW w:type="dxa" w:w="3024"/>
+            <w:tcW w:type="dxa" w:w="2880"/>
             <w:shd w:fill="F8FAFC"/>
             <w:tcMar>
               <w:top w:w="60" w:type="dxa"/>
@@ -1105,7 +1200,7 @@
         <w:rPr>
           <w:sz w:val="18"/>
         </w:rPr>
-        <w:t>By signing below, each designated module lead confirms that the exact portal data entry fields, document attachments, and UI screen mappings defined above accurately represent their operational requirements for executing HTLS (GETCO 414) and OPGW (KPTCL) projects.</w:t>
+        <w:t>By signing below, each designated module lead confirms that the standardized data entry fields, document attachments, and UI screen mappings defined above accurately represent their operational requirements for executing EPC projects within the PMO Tool.</w:t>
       </w:r>
     </w:p>
     <w:tbl>
